--- a/docs/standards/word/AI-ASSISTED-DEVELOPMENT.docx
+++ b/docs/standards/word/AI-ASSISTED-DEVELOPMENT.docx
@@ -125,7 +125,7 @@
           <w:rPr>
             <w:rStyle w:val="Hyperlink"/>
           </w:rPr>
-          <w:t xml:space="preserve">All five files</w:t>
+          <w:t xml:space="preserve">Every file, both formats</w:t>
         </w:r>
       </w:hyperlink>
       <w:r>

--- a/docs/standards/word/AI-ASSISTED-DEVELOPMENT.docx
+++ b/docs/standards/word/AI-ASSISTED-DEVELOPMENT.docx
@@ -72,7 +72,27 @@
           <w:b/>
           <w:bCs/>
         </w:rPr>
-        <w:t xml:space="preserve">Take this file.</w:t>
+        <w:t xml:space="preserve">Meant to be worked with, not read straight through.</w:t>
+      </w:r>
+      <w:r>
+        <w:t xml:space="preserve"> </w:t>
+      </w:r>
+      <w:r>
+        <w:t xml:space="preserve">Most of this standard is a base for an</w:t>
+      </w:r>
+      <w:r>
+        <w:t xml:space="preserve"> </w:t>
+      </w:r>
+      <w:r>
+        <w:t xml:space="preserve">agent to apply to your code, not prose to work through by hand.</w:t>
+      </w:r>
+    </w:p>
+    <w:p>
+      <w:pPr>
+        <w:pStyle w:val="BlockText"/>
+      </w:pPr>
+      <w:r>
+        <w:t xml:space="preserve">The fastest way in: give an agent -- Claude Code or another -- the</w:t>
       </w:r>
       <w:r>
         <w:t xml:space="preserve"> </w:t>
@@ -82,26 +102,50 @@
           <w:rPr>
             <w:rStyle w:val="Hyperlink"/>
           </w:rPr>
-          <w:t xml:space="preserve">Markdown</w:t>
+          <w:t xml:space="preserve">markdown</w:t>
         </w:r>
       </w:hyperlink>
       <w:r>
-        <w:t xml:space="preserve"> </w:t>
-      </w:r>
-      <w:r>
-        <w:t xml:space="preserve">is plain text: it drops straight</w:t>
-      </w:r>
-      <w:r>
-        <w:t xml:space="preserve"> </w:t>
-      </w:r>
-      <w:r>
-        <w:t xml:space="preserve">into a repository, diffs cleanly, and is the right thing to hand to Claude Code as context</w:t>
-      </w:r>
-      <w:r>
-        <w:t xml:space="preserve"> </w:t>
-      </w:r>
-      <w:r>
-        <w:t xml:space="preserve">when you want it applied to your own code. Prefer something to circulate or mark up?</w:t>
+        <w:t xml:space="preserve">, ask it to</w:t>
+      </w:r>
+      <w:r>
+        <w:t xml:space="preserve"> </w:t>
+      </w:r>
+      <w:r>
+        <w:rPr>
+          <w:b/>
+          <w:bCs/>
+        </w:rPr>
+        <w:t xml:space="preserve">summarise the document against your repository</w:t>
+      </w:r>
+      <w:r>
+        <w:t xml:space="preserve">, and then ask it questions. What here</w:t>
+      </w:r>
+      <w:r>
+        <w:t xml:space="preserve"> </w:t>
+      </w:r>
+      <w:r>
+        <w:t xml:space="preserve">already holds? What would have to change? What would each gap cost? That conversation is</w:t>
+      </w:r>
+      <w:r>
+        <w:t xml:space="preserve"> </w:t>
+      </w:r>
+      <w:r>
+        <w:t xml:space="preserve">worth more than reading top to bottom, because the answers are about your code rather than</w:t>
+      </w:r>
+      <w:r>
+        <w:t xml:space="preserve"> </w:t>
+      </w:r>
+      <w:r>
+        <w:t xml:space="preserve">about the document.</w:t>
+      </w:r>
+    </w:p>
+    <w:p>
+      <w:pPr>
+        <w:pStyle w:val="BlockText"/>
+      </w:pPr>
+      <w:r>
+        <w:t xml:space="preserve">Reading or circulating instead?</w:t>
       </w:r>
       <w:r>
         <w:t xml:space="preserve"> </w:t>

--- a/docs/standards/word/AI-ASSISTED-DEVELOPMENT.docx
+++ b/docs/standards/word/AI-ASSISTED-DEVELOPMENT.docx
@@ -42,19 +42,19 @@
         <w:pStyle w:val="FirstParagraph"/>
       </w:pPr>
       <w:r>
-        <w:t xml:space="preserve">A standard for building software with an AI assistant -- what can go wrong that looks like nothing</w:t>
-      </w:r>
-      <w:r>
-        <w:t xml:space="preserve"> </w:t>
-      </w:r>
-      <w:r>
-        <w:t xml:space="preserve">going wrong, which control neutralises each one, how much rigor a given change actually needs, and</w:t>
-      </w:r>
-      <w:r>
-        <w:t xml:space="preserve"> </w:t>
-      </w:r>
-      <w:r>
-        <w:t xml:space="preserve">when to spend real money on an adversarial verification pass instead of a second opinion that is</w:t>
+        <w:t xml:space="preserve">A standard for building software with an AI assistant. What can go wrong that looks like nothing</w:t>
+      </w:r>
+      <w:r>
+        <w:t xml:space="preserve"> </w:t>
+      </w:r>
+      <w:r>
+        <w:t xml:space="preserve">going wrong, and which control neutralises each one. How much rigor a given change actually needs.</w:t>
+      </w:r>
+      <w:r>
+        <w:t xml:space="preserve"> </w:t>
+      </w:r>
+      <w:r>
+        <w:t xml:space="preserve">And when to spend real money on an adversarial verification pass instead of a second opinion that is</w:t>
       </w:r>
       <w:r>
         <w:t xml:space="preserve"> </w:t>
@@ -116,7 +116,7 @@
           <w:b/>
           <w:bCs/>
         </w:rPr>
-        <w:t xml:space="preserve">summarise the document against your repository</w:t>
+        <w:t xml:space="preserve">summarize the document against your repository</w:t>
       </w:r>
       <w:r>
         <w:t xml:space="preserve">, and then ask it questions. What here</w:t>
@@ -411,13 +411,13 @@
         <w:t xml:space="preserve"> </w:t>
       </w:r>
       <w:r>
-        <w:t xml:space="preserve">than a product feature: verifiers that did not produce the artefact, told to refute rather than</w:t>
-      </w:r>
-      <w:r>
-        <w:t xml:space="preserve"> </w:t>
-      </w:r>
-      <w:r>
-        <w:t xml:space="preserve">review, given distinct lenses, reporting a counterexample and a command log -- plus the honest</w:t>
+        <w:t xml:space="preserve">than a product feature. Verifiers that did not produce the artefact, told to refute rather than</w:t>
+      </w:r>
+      <w:r>
+        <w:t xml:space="preserve"> </w:t>
+      </w:r>
+      <w:r>
+        <w:t xml:space="preserve">review, given distinct lenses, reporting a counterexample and a command log. Plus the honest</w:t>
       </w:r>
       <w:r>
         <w:t xml:space="preserve"> </w:t>
@@ -3490,7 +3490,7 @@
         <w:t xml:space="preserve"> </w:t>
       </w:r>
       <w:r>
-        <w:t xml:space="preserve">it: default-deny it above the lowest tiers, and where one is used, vet it, pin it, record it, send it</w:t>
+        <w:t xml:space="preserve">it. Default-deny it above the lowest tiers. Where one is used, vet it, pin it, record it, send it</w:t>
       </w:r>
       <w:r>
         <w:t xml:space="preserve"> </w:t>
@@ -4258,18 +4258,6 @@
       <w:pPr>
         <w:pStyle w:val="FirstParagraph"/>
       </w:pPr>
-      <w:r>
-        <w:t xml:space="preserve">Where to place each gate, how to keep a local run and the pipeline agreeing, and how to prove a green</w:t>
-      </w:r>
-      <w:r>
-        <w:t xml:space="preserve"> </w:t>
-      </w:r>
-      <w:r>
-        <w:t xml:space="preserve">gate can actually fail, are all owned by</w:t>
-      </w:r>
-      <w:r>
-        <w:t xml:space="preserve"> </w:t>
-      </w:r>
       <w:hyperlink r:id="rId16">
         <w:r>
           <w:rPr>
@@ -4282,11 +4270,23 @@
         <w:t xml:space="preserve"> </w:t>
       </w:r>
       <w:r>
-        <w:t xml:space="preserve">-- in particular</w:t>
-      </w:r>
-      <w:r>
-        <w:t xml:space="preserve"> </w:t>
-      </w:r>
+        <w:t xml:space="preserve">owns where to place each gate, how to keep a local run</w:t>
+      </w:r>
+      <w:r>
+        <w:t xml:space="preserve"> </w:t>
+      </w:r>
+      <w:r>
+        <w:t xml:space="preserve">and the pipeline agreeing, and how to prove a green gate can actually fail. In particular:</w:t>
+      </w:r>
+    </w:p>
+    <w:p>
+      <w:pPr>
+        <w:pStyle w:val="Compact"/>
+        <w:numPr>
+          <w:ilvl w:val="0"/>
+          <w:numId w:val="1008"/>
+        </w:numPr>
+      </w:pPr>
       <w:r>
         <w:rPr>
           <w:i/>
@@ -4294,12 +4294,15 @@
         </w:rPr>
         <w:t xml:space="preserve">"A green local run is not a green pipeline"</w:t>
       </w:r>
-      <w:r>
-        <w:t xml:space="preserve">,</w:t>
-      </w:r>
-      <w:r>
-        <w:t xml:space="preserve"> </w:t>
-      </w:r>
+    </w:p>
+    <w:p>
+      <w:pPr>
+        <w:pStyle w:val="Compact"/>
+        <w:numPr>
+          <w:ilvl w:val="0"/>
+          <w:numId w:val="1008"/>
+        </w:numPr>
+      </w:pPr>
       <w:r>
         <w:rPr>
           <w:i/>
@@ -4307,54 +4310,45 @@
         </w:rPr>
         <w:t xml:space="preserve">"Scoped-green is not the gate"</w:t>
       </w:r>
-      <w:r>
-        <w:t xml:space="preserve">,</w:t>
-      </w:r>
-      <w:r>
-        <w:t xml:space="preserve"> </w:t>
-      </w:r>
+    </w:p>
+    <w:p>
+      <w:pPr>
+        <w:pStyle w:val="Compact"/>
+        <w:numPr>
+          <w:ilvl w:val="0"/>
+          <w:numId w:val="1008"/>
+        </w:numPr>
+      </w:pPr>
       <w:r>
         <w:rPr>
           <w:i/>
           <w:iCs/>
         </w:rPr>
-        <w:t xml:space="preserve">"A check that cannot</w:t>
-      </w:r>
+        <w:t xml:space="preserve">"A check that cannot fail is not a control"</w:t>
+      </w:r>
+    </w:p>
+    <w:p>
+      <w:pPr>
+        <w:pStyle w:val="Compact"/>
+        <w:numPr>
+          <w:ilvl w:val="0"/>
+          <w:numId w:val="1008"/>
+        </w:numPr>
+      </w:pPr>
       <w:r>
         <w:rPr>
           <w:i/>
           <w:iCs/>
         </w:rPr>
-        <w:t xml:space="preserve"> </w:t>
-      </w:r>
-      <w:r>
-        <w:rPr>
-          <w:i/>
-          <w:iCs/>
-        </w:rPr>
-        <w:t xml:space="preserve">fail is not a control"</w:t>
-      </w:r>
-      <w:r>
-        <w:t xml:space="preserve">, and</w:t>
-      </w:r>
-      <w:r>
-        <w:t xml:space="preserve"> </w:t>
-      </w:r>
-      <w:r>
-        <w:rPr>
-          <w:i/>
-          <w:iCs/>
-        </w:rPr>
         <w:t xml:space="preserve">"Ship the guard the same day as the rule"</w:t>
       </w:r>
-      <w:r>
-        <w:t xml:space="preserve">. Do not build a second copy</w:t>
-      </w:r>
-      <w:r>
-        <w:t xml:space="preserve"> </w:t>
-      </w:r>
-      <w:r>
-        <w:t xml:space="preserve">of those rules beside this table.</w:t>
+    </w:p>
+    <w:p>
+      <w:pPr>
+        <w:pStyle w:val="FirstParagraph"/>
+      </w:pPr>
+      <w:r>
+        <w:t xml:space="preserve">Do not build a second copy of those rules beside this table.</w:t>
       </w:r>
     </w:p>
     <w:p>
@@ -4887,7 +4881,7 @@
         <w:pStyle w:val="Compact"/>
         <w:numPr>
           <w:ilvl w:val="0"/>
-          <w:numId w:val="1008"/>
+          <w:numId w:val="1009"/>
         </w:numPr>
       </w:pPr>
       <w:r>
@@ -4899,7 +4893,7 @@
         <w:pStyle w:val="Compact"/>
         <w:numPr>
           <w:ilvl w:val="0"/>
-          <w:numId w:val="1008"/>
+          <w:numId w:val="1009"/>
         </w:numPr>
       </w:pPr>
       <w:r>
@@ -4911,7 +4905,7 @@
         <w:pStyle w:val="Compact"/>
         <w:numPr>
           <w:ilvl w:val="0"/>
-          <w:numId w:val="1008"/>
+          <w:numId w:val="1009"/>
         </w:numPr>
       </w:pPr>
       <w:r>
@@ -4923,7 +4917,7 @@
         <w:pStyle w:val="Compact"/>
         <w:numPr>
           <w:ilvl w:val="0"/>
-          <w:numId w:val="1008"/>
+          <w:numId w:val="1009"/>
         </w:numPr>
       </w:pPr>
       <w:r>
@@ -4951,7 +4945,7 @@
         <w:pStyle w:val="Compact"/>
         <w:numPr>
           <w:ilvl w:val="0"/>
-          <w:numId w:val="1008"/>
+          <w:numId w:val="1009"/>
         </w:numPr>
       </w:pPr>
       <w:r>
@@ -5625,7 +5619,7 @@
         <w:pStyle w:val="Compact"/>
         <w:numPr>
           <w:ilvl w:val="0"/>
-          <w:numId w:val="1009"/>
+          <w:numId w:val="1010"/>
         </w:numPr>
       </w:pPr>
       <w:r>
@@ -5647,7 +5641,7 @@
         <w:pStyle w:val="Compact"/>
         <w:numPr>
           <w:ilvl w:val="0"/>
-          <w:numId w:val="1009"/>
+          <w:numId w:val="1010"/>
         </w:numPr>
       </w:pPr>
       <w:r>
@@ -5681,7 +5675,7 @@
         <w:pStyle w:val="Compact"/>
         <w:numPr>
           <w:ilvl w:val="0"/>
-          <w:numId w:val="1009"/>
+          <w:numId w:val="1010"/>
         </w:numPr>
       </w:pPr>
       <w:r>
@@ -5722,7 +5716,7 @@
         <w:pStyle w:val="Compact"/>
         <w:numPr>
           <w:ilvl w:val="0"/>
-          <w:numId w:val="1009"/>
+          <w:numId w:val="1010"/>
         </w:numPr>
       </w:pPr>
       <w:r>
@@ -5786,25 +5780,25 @@
         <w:pStyle w:val="BodyText"/>
       </w:pPr>
       <w:r>
-        <w:t xml:space="preserve">The single highest-leverage control to build first given that posture is an adversarial check on</w:t>
-      </w:r>
-      <w:r>
-        <w:t xml:space="preserve"> </w:t>
-      </w:r>
-      <w:r>
-        <w:t xml:space="preserve">whether the tests assert anything, because it is the only one that is independent of the author's own</w:t>
-      </w:r>
-      <w:r>
-        <w:t xml:space="preserve"> </w:t>
-      </w:r>
-      <w:r>
-        <w:t xml:space="preserve">confidence -- and the fifth failure mode says confidence is exactly what is unreliable in the</w:t>
-      </w:r>
-      <w:r>
-        <w:t xml:space="preserve"> </w:t>
-      </w:r>
-      <w:r>
-        <w:t xml:space="preserve">self-review case.</w:t>
+        <w:t xml:space="preserve">Given that posture, the single highest-leverage control to build first is an adversarial check on</w:t>
+      </w:r>
+      <w:r>
+        <w:t xml:space="preserve"> </w:t>
+      </w:r>
+      <w:r>
+        <w:t xml:space="preserve">whether the tests assert anything. It earns that place because it is the only one that is independent</w:t>
+      </w:r>
+      <w:r>
+        <w:t xml:space="preserve"> </w:t>
+      </w:r>
+      <w:r>
+        <w:t xml:space="preserve">of the author's own confidence -- and the fifth failure mode says confidence is exactly what is</w:t>
+      </w:r>
+      <w:r>
+        <w:t xml:space="preserve"> </w:t>
+      </w:r>
+      <w:r>
+        <w:t xml:space="preserve">unreliable in the self-review case.</w:t>
       </w:r>
     </w:p>
     <w:p>
@@ -6685,7 +6679,7 @@
         <w:pStyle w:val="Compact"/>
         <w:numPr>
           <w:ilvl w:val="0"/>
-          <w:numId w:val="1010"/>
+          <w:numId w:val="1011"/>
         </w:numPr>
       </w:pPr>
       <w:r>
@@ -6719,7 +6713,7 @@
         <w:pStyle w:val="Compact"/>
         <w:numPr>
           <w:ilvl w:val="0"/>
-          <w:numId w:val="1010"/>
+          <w:numId w:val="1011"/>
         </w:numPr>
       </w:pPr>
       <w:r>
@@ -6838,7 +6832,7 @@
         <w:pStyle w:val="Compact"/>
         <w:numPr>
           <w:ilvl w:val="0"/>
-          <w:numId w:val="1011"/>
+          <w:numId w:val="1012"/>
         </w:numPr>
       </w:pPr>
       <w:r>
@@ -6872,7 +6866,7 @@
         <w:pStyle w:val="Compact"/>
         <w:numPr>
           <w:ilvl w:val="0"/>
-          <w:numId w:val="1011"/>
+          <w:numId w:val="1012"/>
         </w:numPr>
       </w:pPr>
       <w:r>
@@ -6903,7 +6897,7 @@
         <w:pStyle w:val="Compact"/>
         <w:numPr>
           <w:ilvl w:val="0"/>
-          <w:numId w:val="1011"/>
+          <w:numId w:val="1012"/>
         </w:numPr>
       </w:pPr>
       <w:r>
@@ -6958,7 +6952,7 @@
         <w:pStyle w:val="Compact"/>
         <w:numPr>
           <w:ilvl w:val="0"/>
-          <w:numId w:val="1011"/>
+          <w:numId w:val="1012"/>
         </w:numPr>
       </w:pPr>
       <w:r>
@@ -7002,19 +6996,55 @@
         <w:pStyle w:val="FirstParagraph"/>
       </w:pPr>
       <w:r>
-        <w:t xml:space="preserve">For a design decision rather than a patch, the two-lane pattern generalises to a panel: several</w:t>
-      </w:r>
-      <w:r>
-        <w:t xml:space="preserve"> </w:t>
-      </w:r>
-      <w:r>
-        <w:t xml:space="preserve">independent proposals, each written from a declared lens; each proposal scored by several adversarial</w:t>
-      </w:r>
-      <w:r>
-        <w:t xml:space="preserve"> </w:t>
-      </w:r>
-      <w:r>
-        <w:t xml:space="preserve">judges, each with its own lens; a synthesis pass; then a</w:t>
+        <w:t xml:space="preserve">For a design decision rather than a patch, the two-lane pattern generalises to a panel:</w:t>
+      </w:r>
+    </w:p>
+    <w:p>
+      <w:pPr>
+        <w:pStyle w:val="Compact"/>
+        <w:numPr>
+          <w:ilvl w:val="0"/>
+          <w:numId w:val="1013"/>
+        </w:numPr>
+      </w:pPr>
+      <w:r>
+        <w:t xml:space="preserve">several independent proposals, each written from a declared lens</w:t>
+      </w:r>
+    </w:p>
+    <w:p>
+      <w:pPr>
+        <w:pStyle w:val="Compact"/>
+        <w:numPr>
+          <w:ilvl w:val="0"/>
+          <w:numId w:val="1013"/>
+        </w:numPr>
+      </w:pPr>
+      <w:r>
+        <w:t xml:space="preserve">each proposal scored by several adversarial judges, each with its own lens</w:t>
+      </w:r>
+    </w:p>
+    <w:p>
+      <w:pPr>
+        <w:pStyle w:val="Compact"/>
+        <w:numPr>
+          <w:ilvl w:val="0"/>
+          <w:numId w:val="1013"/>
+        </w:numPr>
+      </w:pPr>
+      <w:r>
+        <w:t xml:space="preserve">a synthesis pass</w:t>
+      </w:r>
+    </w:p>
+    <w:p>
+      <w:pPr>
+        <w:pStyle w:val="Compact"/>
+        <w:numPr>
+          <w:ilvl w:val="0"/>
+          <w:numId w:val="1013"/>
+        </w:numPr>
+      </w:pPr>
+      <w:r>
+        <w:t xml:space="preserve">then a</w:t>
       </w:r>
       <w:r>
         <w:t xml:space="preserve"> </w:t>
@@ -7030,18 +7060,12 @@
         <w:t xml:space="preserve"> </w:t>
       </w:r>
       <w:r>
-        <w:t xml:space="preserve">adversarial critique of the</w:t>
-      </w:r>
-      <w:r>
-        <w:t xml:space="preserve"> </w:t>
-      </w:r>
-      <w:r>
-        <w:t xml:space="preserve">synthesis.</w:t>
-      </w:r>
-    </w:p>
-    <w:p>
-      <w:pPr>
-        <w:pStyle w:val="BodyText"/>
+        <w:t xml:space="preserve">adversarial critique of the synthesis</w:t>
+      </w:r>
+    </w:p>
+    <w:p>
+      <w:pPr>
+        <w:pStyle w:val="FirstParagraph"/>
       </w:pPr>
       <w:r>
         <w:t xml:space="preserve">Two rules make the cost worth paying.</w:t>
@@ -7566,7 +7590,7 @@
         <w:pStyle w:val="Compact"/>
         <w:numPr>
           <w:ilvl w:val="0"/>
-          <w:numId w:val="1012"/>
+          <w:numId w:val="1014"/>
         </w:numPr>
       </w:pPr>
       <w:r>
@@ -7600,7 +7624,7 @@
         <w:pStyle w:val="Compact"/>
         <w:numPr>
           <w:ilvl w:val="0"/>
-          <w:numId w:val="1012"/>
+          <w:numId w:val="1014"/>
         </w:numPr>
       </w:pPr>
       <w:r>
@@ -7619,7 +7643,7 @@
         <w:pStyle w:val="Compact"/>
         <w:numPr>
           <w:ilvl w:val="0"/>
-          <w:numId w:val="1012"/>
+          <w:numId w:val="1014"/>
         </w:numPr>
       </w:pPr>
       <w:r>
@@ -7653,7 +7677,7 @@
         <w:pStyle w:val="Compact"/>
         <w:numPr>
           <w:ilvl w:val="0"/>
-          <w:numId w:val="1012"/>
+          <w:numId w:val="1014"/>
         </w:numPr>
       </w:pPr>
       <w:r>
@@ -8577,7 +8601,7 @@
         <w:pStyle w:val="Compact"/>
         <w:numPr>
           <w:ilvl w:val="0"/>
-          <w:numId w:val="1013"/>
+          <w:numId w:val="1015"/>
         </w:numPr>
       </w:pPr>
       <w:r>
@@ -8604,369 +8628,6 @@
       </w:r>
       <w:r>
         <w:t xml:space="preserve">regulator, your customers or your risk register actually cares about.</w:t>
-      </w:r>
-    </w:p>
-    <w:p>
-      <w:pPr>
-        <w:pStyle w:val="Compact"/>
-        <w:numPr>
-          <w:ilvl w:val="0"/>
-          <w:numId w:val="1013"/>
-        </w:numPr>
-      </w:pPr>
-      <w:r>
-        <w:rPr>
-          <w:b/>
-          <w:bCs/>
-        </w:rPr>
-        <w:t xml:space="preserve">The tier names, if they mislead.</w:t>
-      </w:r>
-      <w:r>
-        <w:t xml:space="preserve"> </w:t>
-      </w:r>
-      <w:r>
-        <w:t xml:space="preserve">Four tiers is enough; the labels are not load-bearing.</w:t>
-      </w:r>
-    </w:p>
-    <w:p>
-      <w:pPr>
-        <w:pStyle w:val="Compact"/>
-        <w:numPr>
-          <w:ilvl w:val="0"/>
-          <w:numId w:val="1013"/>
-        </w:numPr>
-      </w:pPr>
-      <w:r>
-        <w:rPr>
-          <w:b/>
-          <w:bCs/>
-        </w:rPr>
-        <w:t xml:space="preserve">The contents of the verification-gate row.</w:t>
-      </w:r>
-      <w:r>
-        <w:t xml:space="preserve"> </w:t>
-      </w:r>
-      <w:r>
-        <w:t xml:space="preserve">Which analyses, which audits, which command -- those</w:t>
-      </w:r>
-      <w:r>
-        <w:t xml:space="preserve"> </w:t>
-      </w:r>
-      <w:r>
-        <w:t xml:space="preserve">are yours. What is not yours to change is that they are deterministic and blocking.</w:t>
-      </w:r>
-    </w:p>
-    <w:p>
-      <w:pPr>
-        <w:pStyle w:val="Compact"/>
-        <w:numPr>
-          <w:ilvl w:val="0"/>
-          <w:numId w:val="1013"/>
-        </w:numPr>
-      </w:pPr>
-      <w:r>
-        <w:rPr>
-          <w:b/>
-          <w:bCs/>
-        </w:rPr>
-        <w:t xml:space="preserve">The floor's first row.</w:t>
-      </w:r>
-      <w:r>
-        <w:t xml:space="preserve"> </w:t>
-      </w:r>
-      <w:r>
-        <w:t xml:space="preserve">"Restricted data" has to be defined for your context, concretely enough</w:t>
-      </w:r>
-      <w:r>
-        <w:t xml:space="preserve"> </w:t>
-      </w:r>
-      <w:r>
-        <w:t xml:space="preserve">that someone can decide in seconds whether a payload qualifies.</w:t>
-      </w:r>
-    </w:p>
-    <w:p>
-      <w:pPr>
-        <w:pStyle w:val="Compact"/>
-        <w:numPr>
-          <w:ilvl w:val="0"/>
-          <w:numId w:val="1013"/>
-        </w:numPr>
-      </w:pPr>
-      <w:r>
-        <w:rPr>
-          <w:b/>
-          <w:bCs/>
-        </w:rPr>
-        <w:t xml:space="preserve">The deviations register's contents.</w:t>
-      </w:r>
-      <w:r>
-        <w:t xml:space="preserve"> </w:t>
-      </w:r>
-      <w:r>
-        <w:t xml:space="preserve">Yours will differ. Keep the four fields.</w:t>
-      </w:r>
-    </w:p>
-    <w:p>
-      <w:pPr>
-        <w:pStyle w:val="FirstParagraph"/>
-      </w:pPr>
-      <w:r>
-        <w:rPr>
-          <w:b/>
-          <w:bCs/>
-        </w:rPr>
-        <w:t xml:space="preserve">What you must not weaken.</w:t>
-      </w:r>
-    </w:p>
-    <w:p>
-      <w:pPr>
-        <w:pStyle w:val="Compact"/>
-        <w:numPr>
-          <w:ilvl w:val="0"/>
-          <w:numId w:val="1014"/>
-        </w:numPr>
-      </w:pPr>
-      <w:r>
-        <w:rPr>
-          <w:b/>
-          <w:bCs/>
-        </w:rPr>
-        <w:t xml:space="preserve">The gate definition.</w:t>
-      </w:r>
-      <w:r>
-        <w:t xml:space="preserve"> </w:t>
-      </w:r>
-      <w:r>
-        <w:t xml:space="preserve">The moment an assistant-run review counts as a gate, the whole structure is</w:t>
-      </w:r>
-      <w:r>
-        <w:t xml:space="preserve"> </w:t>
-      </w:r>
-      <w:r>
-        <w:t xml:space="preserve">decorative. Advisory input a human arbitrates is the strongest form it may take.</w:t>
-      </w:r>
-    </w:p>
-    <w:p>
-      <w:pPr>
-        <w:pStyle w:val="Compact"/>
-        <w:numPr>
-          <w:ilvl w:val="0"/>
-          <w:numId w:val="1014"/>
-        </w:numPr>
-      </w:pPr>
-      <w:r>
-        <w:rPr>
-          <w:b/>
-          <w:bCs/>
-        </w:rPr>
-        <w:t xml:space="preserve">The fail-closed resolver.</w:t>
-      </w:r>
-      <w:r>
-        <w:t xml:space="preserve"> </w:t>
-      </w:r>
-      <w:r>
-        <w:t xml:space="preserve">A resolver that resolves ambiguity downward is not a classifier, it is</w:t>
-      </w:r>
-      <w:r>
-        <w:t xml:space="preserve"> </w:t>
-      </w:r>
-      <w:r>
-        <w:t xml:space="preserve">a permission slip.</w:t>
-      </w:r>
-    </w:p>
-    <w:p>
-      <w:pPr>
-        <w:pStyle w:val="Compact"/>
-        <w:numPr>
-          <w:ilvl w:val="0"/>
-          <w:numId w:val="1014"/>
-        </w:numPr>
-      </w:pPr>
-      <w:r>
-        <w:rPr>
-          <w:b/>
-          <w:bCs/>
-        </w:rPr>
-        <w:t xml:space="preserve">The floor's independence from tier.</w:t>
-      </w:r>
-      <w:r>
-        <w:t xml:space="preserve"> </w:t>
-      </w:r>
-      <w:r>
-        <w:t xml:space="preserve">The reason each floor item exists is unrelated to blast</w:t>
-      </w:r>
-      <w:r>
-        <w:t xml:space="preserve"> </w:t>
-      </w:r>
-      <w:r>
-        <w:t xml:space="preserve">radius, which is precisely why "it is only a prototype" is when they get broken.</w:t>
-      </w:r>
-    </w:p>
-    <w:p>
-      <w:pPr>
-        <w:pStyle w:val="Compact"/>
-        <w:numPr>
-          <w:ilvl w:val="0"/>
-          <w:numId w:val="1014"/>
-        </w:numPr>
-      </w:pPr>
-      <w:r>
-        <w:rPr>
-          <w:b/>
-          <w:bCs/>
-        </w:rPr>
-        <w:t xml:space="preserve">The recorded reason.</w:t>
-      </w:r>
-      <w:r>
-        <w:t xml:space="preserve"> </w:t>
-      </w:r>
-      <w:r>
-        <w:t xml:space="preserve">A tier with no recorded reason is unreviewable, and an unreviewable</w:t>
-      </w:r>
-      <w:r>
-        <w:t xml:space="preserve"> </w:t>
-      </w:r>
-      <w:r>
-        <w:t xml:space="preserve">classification is indistinguishable from no classification at all.</w:t>
-      </w:r>
-    </w:p>
-    <w:p>
-      <w:pPr>
-        <w:pStyle w:val="Compact"/>
-        <w:numPr>
-          <w:ilvl w:val="0"/>
-          <w:numId w:val="1014"/>
-        </w:numPr>
-      </w:pPr>
-      <w:r>
-        <w:rPr>
-          <w:b/>
-          <w:bCs/>
-        </w:rPr>
-        <w:t xml:space="preserve">The wording table.</w:t>
-      </w:r>
-      <w:r>
-        <w:t xml:space="preserve"> </w:t>
-      </w:r>
-      <w:r>
-        <w:t xml:space="preserve">Softening one row of it is how a compensating control becomes an audit in</w:t>
-      </w:r>
-      <w:r>
-        <w:t xml:space="preserve"> </w:t>
-      </w:r>
-      <w:r>
-        <w:t xml:space="preserve">the reader's mind, and nobody involved will notice the day it happens.</w:t>
-      </w:r>
-    </w:p>
-    <w:p>
-      <w:pPr>
-        <w:pStyle w:val="Compact"/>
-        <w:numPr>
-          <w:ilvl w:val="0"/>
-          <w:numId w:val="1014"/>
-        </w:numPr>
-      </w:pPr>
-      <w:r>
-        <w:rPr>
-          <w:b/>
-          <w:bCs/>
-        </w:rPr>
-        <w:t xml:space="preserve">Independence in the verification pass.</w:t>
-      </w:r>
-      <w:r>
-        <w:t xml:space="preserve"> </w:t>
-      </w:r>
-      <w:r>
-        <w:t xml:space="preserve">A "second opinion" from the same context is the thing</w:t>
-      </w:r>
-      <w:r>
-        <w:t xml:space="preserve"> </w:t>
-      </w:r>
-      <w:r>
-        <w:t xml:space="preserve">the pass exists to replace. If you cannot afford independence, run no pass and say so, rather than</w:t>
-      </w:r>
-      <w:r>
-        <w:t xml:space="preserve"> </w:t>
-      </w:r>
-      <w:r>
-        <w:t xml:space="preserve">running a pass that cannot find anything.</w:t>
-      </w:r>
-    </w:p>
-    <w:p>
-      <w:pPr>
-        <w:pStyle w:val="FirstParagraph"/>
-      </w:pPr>
-      <w:r>
-        <w:rPr>
-          <w:b/>
-          <w:bCs/>
-        </w:rPr>
-        <w:t xml:space="preserve">One structural note.</w:t>
-      </w:r>
-      <w:r>
-        <w:t xml:space="preserve"> </w:t>
-      </w:r>
-      <w:r>
-        <w:t xml:space="preserve">Where a control is already owned by another document,</w:t>
-      </w:r>
-      <w:r>
-        <w:t xml:space="preserve"> </w:t>
-      </w:r>
-      <w:r>
-        <w:rPr>
-          <w:b/>
-          <w:bCs/>
-        </w:rPr>
-        <w:t xml:space="preserve">point at the owner</w:t>
-      </w:r>
-      <w:r>
-        <w:rPr>
-          <w:b/>
-          <w:bCs/>
-        </w:rPr>
-        <w:t xml:space="preserve"> </w:t>
-      </w:r>
-      <w:r>
-        <w:rPr>
-          <w:b/>
-          <w:bCs/>
-        </w:rPr>
-        <w:t xml:space="preserve">and check only that it is present</w:t>
-      </w:r>
-      <w:r>
-        <w:t xml:space="preserve"> </w:t>
-      </w:r>
-      <w:r>
-        <w:t xml:space="preserve">-- do not restate the control. That is why several sections above</w:t>
-      </w:r>
-      <w:r>
-        <w:t xml:space="preserve"> </w:t>
-      </w:r>
-      <w:r>
-        <w:t xml:space="preserve">are three lines and a link. A standard that restates its neighbours grows two copies of every rule,</w:t>
-      </w:r>
-      <w:r>
-        <w:t xml:space="preserve"> </w:t>
-      </w:r>
-      <w:r>
-        <w:t xml:space="preserve">and the copy that drifts is always the one nobody is testing.</w:t>
-      </w:r>
-    </w:p>
-    <w:p>
-      <w:r>
-        <w:pict>
-          <v:rect style="width:0;height:1.5pt" o:hralign="center" o:hrstd="t" o:hr="t"/>
-        </w:pict>
-      </w:r>
-    </w:p>
-    <w:bookmarkEnd w:id="59"/>
-    <w:bookmarkStart w:id="60" w:name="related"/>
-    <w:p>
-      <w:pPr>
-        <w:pStyle w:val="Heading2"/>
-      </w:pPr>
-      <w:r>
-        <w:t xml:space="preserve">Related</w:t>
       </w:r>
     </w:p>
     <w:p>
@@ -8975,6 +8636,369 @@
         <w:numPr>
           <w:ilvl w:val="0"/>
           <w:numId w:val="1015"/>
+        </w:numPr>
+      </w:pPr>
+      <w:r>
+        <w:rPr>
+          <w:b/>
+          <w:bCs/>
+        </w:rPr>
+        <w:t xml:space="preserve">The tier names, if they mislead.</w:t>
+      </w:r>
+      <w:r>
+        <w:t xml:space="preserve"> </w:t>
+      </w:r>
+      <w:r>
+        <w:t xml:space="preserve">Four tiers is enough; the labels are not load-bearing.</w:t>
+      </w:r>
+    </w:p>
+    <w:p>
+      <w:pPr>
+        <w:pStyle w:val="Compact"/>
+        <w:numPr>
+          <w:ilvl w:val="0"/>
+          <w:numId w:val="1015"/>
+        </w:numPr>
+      </w:pPr>
+      <w:r>
+        <w:rPr>
+          <w:b/>
+          <w:bCs/>
+        </w:rPr>
+        <w:t xml:space="preserve">The contents of the verification-gate row.</w:t>
+      </w:r>
+      <w:r>
+        <w:t xml:space="preserve"> </w:t>
+      </w:r>
+      <w:r>
+        <w:t xml:space="preserve">Which analyses, which audits, which command -- those</w:t>
+      </w:r>
+      <w:r>
+        <w:t xml:space="preserve"> </w:t>
+      </w:r>
+      <w:r>
+        <w:t xml:space="preserve">are yours. What is not yours to change is that they are deterministic and blocking.</w:t>
+      </w:r>
+    </w:p>
+    <w:p>
+      <w:pPr>
+        <w:pStyle w:val="Compact"/>
+        <w:numPr>
+          <w:ilvl w:val="0"/>
+          <w:numId w:val="1015"/>
+        </w:numPr>
+      </w:pPr>
+      <w:r>
+        <w:rPr>
+          <w:b/>
+          <w:bCs/>
+        </w:rPr>
+        <w:t xml:space="preserve">The floor's first row.</w:t>
+      </w:r>
+      <w:r>
+        <w:t xml:space="preserve"> </w:t>
+      </w:r>
+      <w:r>
+        <w:t xml:space="preserve">"Restricted data" has to be defined for your context, concretely enough</w:t>
+      </w:r>
+      <w:r>
+        <w:t xml:space="preserve"> </w:t>
+      </w:r>
+      <w:r>
+        <w:t xml:space="preserve">that someone can decide in seconds whether a payload qualifies.</w:t>
+      </w:r>
+    </w:p>
+    <w:p>
+      <w:pPr>
+        <w:pStyle w:val="Compact"/>
+        <w:numPr>
+          <w:ilvl w:val="0"/>
+          <w:numId w:val="1015"/>
+        </w:numPr>
+      </w:pPr>
+      <w:r>
+        <w:rPr>
+          <w:b/>
+          <w:bCs/>
+        </w:rPr>
+        <w:t xml:space="preserve">The deviations register's contents.</w:t>
+      </w:r>
+      <w:r>
+        <w:t xml:space="preserve"> </w:t>
+      </w:r>
+      <w:r>
+        <w:t xml:space="preserve">Yours will differ. Keep the four fields.</w:t>
+      </w:r>
+    </w:p>
+    <w:p>
+      <w:pPr>
+        <w:pStyle w:val="FirstParagraph"/>
+      </w:pPr>
+      <w:r>
+        <w:rPr>
+          <w:b/>
+          <w:bCs/>
+        </w:rPr>
+        <w:t xml:space="preserve">What you must not weaken.</w:t>
+      </w:r>
+    </w:p>
+    <w:p>
+      <w:pPr>
+        <w:pStyle w:val="Compact"/>
+        <w:numPr>
+          <w:ilvl w:val="0"/>
+          <w:numId w:val="1016"/>
+        </w:numPr>
+      </w:pPr>
+      <w:r>
+        <w:rPr>
+          <w:b/>
+          <w:bCs/>
+        </w:rPr>
+        <w:t xml:space="preserve">The gate definition.</w:t>
+      </w:r>
+      <w:r>
+        <w:t xml:space="preserve"> </w:t>
+      </w:r>
+      <w:r>
+        <w:t xml:space="preserve">The moment an assistant-run review counts as a gate, the whole structure is</w:t>
+      </w:r>
+      <w:r>
+        <w:t xml:space="preserve"> </w:t>
+      </w:r>
+      <w:r>
+        <w:t xml:space="preserve">decorative. Advisory input a human arbitrates is the strongest form it may take.</w:t>
+      </w:r>
+    </w:p>
+    <w:p>
+      <w:pPr>
+        <w:pStyle w:val="Compact"/>
+        <w:numPr>
+          <w:ilvl w:val="0"/>
+          <w:numId w:val="1016"/>
+        </w:numPr>
+      </w:pPr>
+      <w:r>
+        <w:rPr>
+          <w:b/>
+          <w:bCs/>
+        </w:rPr>
+        <w:t xml:space="preserve">The fail-closed resolver.</w:t>
+      </w:r>
+      <w:r>
+        <w:t xml:space="preserve"> </w:t>
+      </w:r>
+      <w:r>
+        <w:t xml:space="preserve">A resolver that resolves ambiguity downward is not a classifier, it is</w:t>
+      </w:r>
+      <w:r>
+        <w:t xml:space="preserve"> </w:t>
+      </w:r>
+      <w:r>
+        <w:t xml:space="preserve">a permission slip.</w:t>
+      </w:r>
+    </w:p>
+    <w:p>
+      <w:pPr>
+        <w:pStyle w:val="Compact"/>
+        <w:numPr>
+          <w:ilvl w:val="0"/>
+          <w:numId w:val="1016"/>
+        </w:numPr>
+      </w:pPr>
+      <w:r>
+        <w:rPr>
+          <w:b/>
+          <w:bCs/>
+        </w:rPr>
+        <w:t xml:space="preserve">The floor's independence from tier.</w:t>
+      </w:r>
+      <w:r>
+        <w:t xml:space="preserve"> </w:t>
+      </w:r>
+      <w:r>
+        <w:t xml:space="preserve">The reason each floor item exists is unrelated to blast</w:t>
+      </w:r>
+      <w:r>
+        <w:t xml:space="preserve"> </w:t>
+      </w:r>
+      <w:r>
+        <w:t xml:space="preserve">radius, which is precisely why "it is only a prototype" is when they get broken.</w:t>
+      </w:r>
+    </w:p>
+    <w:p>
+      <w:pPr>
+        <w:pStyle w:val="Compact"/>
+        <w:numPr>
+          <w:ilvl w:val="0"/>
+          <w:numId w:val="1016"/>
+        </w:numPr>
+      </w:pPr>
+      <w:r>
+        <w:rPr>
+          <w:b/>
+          <w:bCs/>
+        </w:rPr>
+        <w:t xml:space="preserve">The recorded reason.</w:t>
+      </w:r>
+      <w:r>
+        <w:t xml:space="preserve"> </w:t>
+      </w:r>
+      <w:r>
+        <w:t xml:space="preserve">A tier with no recorded reason is unreviewable, and an unreviewable</w:t>
+      </w:r>
+      <w:r>
+        <w:t xml:space="preserve"> </w:t>
+      </w:r>
+      <w:r>
+        <w:t xml:space="preserve">classification is indistinguishable from no classification at all.</w:t>
+      </w:r>
+    </w:p>
+    <w:p>
+      <w:pPr>
+        <w:pStyle w:val="Compact"/>
+        <w:numPr>
+          <w:ilvl w:val="0"/>
+          <w:numId w:val="1016"/>
+        </w:numPr>
+      </w:pPr>
+      <w:r>
+        <w:rPr>
+          <w:b/>
+          <w:bCs/>
+        </w:rPr>
+        <w:t xml:space="preserve">The wording table.</w:t>
+      </w:r>
+      <w:r>
+        <w:t xml:space="preserve"> </w:t>
+      </w:r>
+      <w:r>
+        <w:t xml:space="preserve">Softening one row of it is how a compensating control becomes an audit in</w:t>
+      </w:r>
+      <w:r>
+        <w:t xml:space="preserve"> </w:t>
+      </w:r>
+      <w:r>
+        <w:t xml:space="preserve">the reader's mind, and nobody involved will notice the day it happens.</w:t>
+      </w:r>
+    </w:p>
+    <w:p>
+      <w:pPr>
+        <w:pStyle w:val="Compact"/>
+        <w:numPr>
+          <w:ilvl w:val="0"/>
+          <w:numId w:val="1016"/>
+        </w:numPr>
+      </w:pPr>
+      <w:r>
+        <w:rPr>
+          <w:b/>
+          <w:bCs/>
+        </w:rPr>
+        <w:t xml:space="preserve">Independence in the verification pass.</w:t>
+      </w:r>
+      <w:r>
+        <w:t xml:space="preserve"> </w:t>
+      </w:r>
+      <w:r>
+        <w:t xml:space="preserve">A "second opinion" from the same context is the thing</w:t>
+      </w:r>
+      <w:r>
+        <w:t xml:space="preserve"> </w:t>
+      </w:r>
+      <w:r>
+        <w:t xml:space="preserve">the pass exists to replace. If you cannot afford independence, run no pass and say so, rather than</w:t>
+      </w:r>
+      <w:r>
+        <w:t xml:space="preserve"> </w:t>
+      </w:r>
+      <w:r>
+        <w:t xml:space="preserve">running a pass that cannot find anything.</w:t>
+      </w:r>
+    </w:p>
+    <w:p>
+      <w:pPr>
+        <w:pStyle w:val="FirstParagraph"/>
+      </w:pPr>
+      <w:r>
+        <w:rPr>
+          <w:b/>
+          <w:bCs/>
+        </w:rPr>
+        <w:t xml:space="preserve">One structural note.</w:t>
+      </w:r>
+      <w:r>
+        <w:t xml:space="preserve"> </w:t>
+      </w:r>
+      <w:r>
+        <w:t xml:space="preserve">Where a control is already owned by another document,</w:t>
+      </w:r>
+      <w:r>
+        <w:t xml:space="preserve"> </w:t>
+      </w:r>
+      <w:r>
+        <w:rPr>
+          <w:b/>
+          <w:bCs/>
+        </w:rPr>
+        <w:t xml:space="preserve">point at the owner</w:t>
+      </w:r>
+      <w:r>
+        <w:rPr>
+          <w:b/>
+          <w:bCs/>
+        </w:rPr>
+        <w:t xml:space="preserve"> </w:t>
+      </w:r>
+      <w:r>
+        <w:rPr>
+          <w:b/>
+          <w:bCs/>
+        </w:rPr>
+        <w:t xml:space="preserve">and check only that it is present</w:t>
+      </w:r>
+      <w:r>
+        <w:t xml:space="preserve"> </w:t>
+      </w:r>
+      <w:r>
+        <w:t xml:space="preserve">-- do not restate the control. That is why several sections above</w:t>
+      </w:r>
+      <w:r>
+        <w:t xml:space="preserve"> </w:t>
+      </w:r>
+      <w:r>
+        <w:t xml:space="preserve">are three lines and a link. A standard that restates its neighbours grows two copies of every rule,</w:t>
+      </w:r>
+      <w:r>
+        <w:t xml:space="preserve"> </w:t>
+      </w:r>
+      <w:r>
+        <w:t xml:space="preserve">and the copy that drifts is always the one nobody is testing.</w:t>
+      </w:r>
+    </w:p>
+    <w:p>
+      <w:r>
+        <w:pict>
+          <v:rect style="width:0;height:1.5pt" o:hralign="center" o:hrstd="t" o:hr="t"/>
+        </w:pict>
+      </w:r>
+    </w:p>
+    <w:bookmarkEnd w:id="59"/>
+    <w:bookmarkStart w:id="60" w:name="related"/>
+    <w:p>
+      <w:pPr>
+        <w:pStyle w:val="Heading2"/>
+      </w:pPr>
+      <w:r>
+        <w:t xml:space="preserve">Related</w:t>
+      </w:r>
+    </w:p>
+    <w:p>
+      <w:pPr>
+        <w:pStyle w:val="Compact"/>
+        <w:numPr>
+          <w:ilvl w:val="0"/>
+          <w:numId w:val="1017"/>
         </w:numPr>
       </w:pPr>
       <w:hyperlink r:id="rId16">
@@ -9003,7 +9027,7 @@
         <w:pStyle w:val="Compact"/>
         <w:numPr>
           <w:ilvl w:val="0"/>
-          <w:numId w:val="1015"/>
+          <w:numId w:val="1017"/>
         </w:numPr>
       </w:pPr>
       <w:hyperlink r:id="rId14">
@@ -9032,7 +9056,7 @@
         <w:pStyle w:val="Compact"/>
         <w:numPr>
           <w:ilvl w:val="0"/>
-          <w:numId w:val="1015"/>
+          <w:numId w:val="1017"/>
         </w:numPr>
       </w:pPr>
       <w:hyperlink r:id="rId45">
@@ -9061,7 +9085,7 @@
         <w:pStyle w:val="Compact"/>
         <w:numPr>
           <w:ilvl w:val="0"/>
-          <w:numId w:val="1015"/>
+          <w:numId w:val="1017"/>
         </w:numPr>
       </w:pPr>
       <w:hyperlink r:id="rId34">
@@ -9090,7 +9114,7 @@
         <w:pStyle w:val="Compact"/>
         <w:numPr>
           <w:ilvl w:val="0"/>
-          <w:numId w:val="1015"/>
+          <w:numId w:val="1017"/>
         </w:numPr>
       </w:pPr>
       <w:hyperlink r:id="rId30">
@@ -9136,7 +9160,7 @@
         <w:pStyle w:val="Compact"/>
         <w:numPr>
           <w:ilvl w:val="0"/>
-          <w:numId w:val="1015"/>
+          <w:numId w:val="1017"/>
         </w:numPr>
       </w:pPr>
       <w:hyperlink r:id="rId52">
@@ -9539,6 +9563,9 @@
     <w:abstractNumId w:val="991"/>
   </w:num>
   <w:num w:numId="1010">
+    <w:abstractNumId w:val="991"/>
+  </w:num>
+  <w:num w:numId="1011">
     <w:abstractNumId w:val="99411"/>
     <w:lvlOverride w:ilvl="0">
       <w:startOverride w:val="1"/>
@@ -9568,9 +9595,6 @@
       <w:startOverride w:val="1"/>
     </w:lvlOverride>
   </w:num>
-  <w:num w:numId="1011">
-    <w:abstractNumId w:val="991"/>
-  </w:num>
   <w:num w:numId="1012">
     <w:abstractNumId w:val="991"/>
   </w:num>
@@ -9581,6 +9605,12 @@
     <w:abstractNumId w:val="991"/>
   </w:num>
   <w:num w:numId="1015">
+    <w:abstractNumId w:val="991"/>
+  </w:num>
+  <w:num w:numId="1016">
+    <w:abstractNumId w:val="991"/>
+  </w:num>
+  <w:num w:numId="1017">
     <w:abstractNumId w:val="991"/>
   </w:num>
 </w:numbering>

--- a/docs/standards/word/AI-ASSISTED-DEVELOPMENT.docx
+++ b/docs/standards/word/AI-ASSISTED-DEVELOPMENT.docx
@@ -78,13 +78,19 @@
         <w:t xml:space="preserve"> </w:t>
       </w:r>
       <w:r>
-        <w:t xml:space="preserve">Most of this standard is a base for an</w:t>
-      </w:r>
-      <w:r>
-        <w:t xml:space="preserve"> </w:t>
-      </w:r>
-      <w:r>
-        <w:t xml:space="preserve">agent to apply to your code, not prose to work through by hand.</w:t>
+        <w:t xml:space="preserve">Most of this standard is a base for</w:t>
+      </w:r>
+      <w:r>
+        <w:t xml:space="preserve"> </w:t>
+      </w:r>
+      <w:r>
+        <w:t xml:space="preserve">Claude Code, or another AI-assisted coding tool, to apply to your code, rather than</w:t>
+      </w:r>
+      <w:r>
+        <w:t xml:space="preserve"> </w:t>
+      </w:r>
+      <w:r>
+        <w:t xml:space="preserve">prose to work through by hand.</w:t>
       </w:r>
     </w:p>
     <w:p>
@@ -92,7 +98,7 @@
         <w:pStyle w:val="BlockText"/>
       </w:pPr>
       <w:r>
-        <w:t xml:space="preserve">The fastest way in: give an agent -- Claude Code or another -- the</w:t>
+        <w:t xml:space="preserve">The fastest way in: give the tool the</w:t>
       </w:r>
       <w:r>
         <w:t xml:space="preserve"> </w:t>

--- a/docs/standards/word/AI-ASSISTED-DEVELOPMENT.docx
+++ b/docs/standards/word/AI-ASSISTED-DEVELOPMENT.docx
@@ -48,7 +48,7 @@
         <w:t xml:space="preserve"> </w:t>
       </w:r>
       <w:r>
-        <w:t xml:space="preserve">going wrong, and which control neutralises each one. How much rigor a given change actually needs.</w:t>
+        <w:t xml:space="preserve">going wrong, and which control neutralizes each one. How much rigor a given change actually needs.</w:t>
       </w:r>
       <w:r>
         <w:t xml:space="preserve"> </w:t>
@@ -290,7 +290,7 @@
         <w:t xml:space="preserve"> </w:t>
       </w:r>
       <w:r>
-        <w:t xml:space="preserve">which mode it neutralises. If the answer is none, it is decoration.</w:t>
+        <w:t xml:space="preserve">which mode it neutralizes. If the answer is none, it is decoration.</w:t>
       </w:r>
     </w:p>
     <w:p>
@@ -417,7 +417,7 @@
         <w:t xml:space="preserve"> </w:t>
       </w:r>
       <w:r>
-        <w:t xml:space="preserve">than a product feature. Verifiers that did not produce the artefact, told to refute rather than</w:t>
+        <w:t xml:space="preserve">than a product feature. Verifiers that did not produce the artifact, told to refute rather than</w:t>
       </w:r>
       <w:r>
         <w:t xml:space="preserve"> </w:t>
@@ -756,7 +756,7 @@
         <w:t xml:space="preserve"> </w:t>
       </w:r>
       <w:r>
-        <w:t xml:space="preserve">or secrets to the assistant, backed by a path deny-list</w:t>
+        <w:t xml:space="preserve">or secrets to the AI coding tool, backed by a path deny-list</w:t>
       </w:r>
       <w:r>
         <w:t xml:space="preserve"> </w:t>
@@ -842,7 +842,7 @@
         <w:t xml:space="preserve">Make one gate deterministic and blocking</w:t>
       </w:r>
       <w:r>
-        <w:t xml:space="preserve">, and stop treating an assistant's review as a gate.</w:t>
+        <w:t xml:space="preserve">, and stop treating an AI coding tool's review as a gate.</w:t>
       </w:r>
     </w:p>
     <w:p>
@@ -1270,7 +1270,7 @@
         <w:t xml:space="preserve"> </w:t>
       </w:r>
       <w:r>
-        <w:t xml:space="preserve">When someone proposes a new control, ask which of the five it neutralises. A control that</w:t>
+        <w:t xml:space="preserve">When someone proposes a new control, ask which of the five it neutralizes. A control that</w:t>
       </w:r>
       <w:r>
         <w:t xml:space="preserve"> </w:t>
@@ -1779,7 +1779,7 @@
         <w:t xml:space="preserve"> </w:t>
       </w:r>
       <w:r>
-        <w:t xml:space="preserve">authorisation, the audit log, a redaction routine, an exposure guard. A failure here is a direct</w:t>
+        <w:t xml:space="preserve">authorization, the audit log, a redaction routine, an exposure guard. A failure here is a direct</w:t>
       </w:r>
       <w:r>
         <w:t xml:space="preserve"> </w:t>
@@ -2846,7 +2846,7 @@
               <w:t xml:space="preserve">No restricted data reaches the assistant</w:t>
             </w:r>
             <w:r>
-              <w:t xml:space="preserve">, and none lands in any commit, fixture, published artefact, shared memory file, screenshot or log</w:t>
+              <w:t xml:space="preserve">, and none lands in any commit, fixture, published artifact, shared memory file, screenshot or log</w:t>
             </w:r>
           </w:p>
         </w:tc>
@@ -3165,13 +3165,13 @@
         <w:pStyle w:val="FirstParagraph"/>
       </w:pPr>
       <w:r>
-        <w:t xml:space="preserve">Organisations do sometimes need restricted data to reach an assistant -- diagnosing a live incident</w:t>
-      </w:r>
-      <w:r>
-        <w:t xml:space="preserve"> </w:t>
-      </w:r>
-      <w:r>
-        <w:t xml:space="preserve">against real data is the honest case. Write the exception as a</w:t>
+        <w:t xml:space="preserve">Organizations do sometimes need restricted data to reach an AI coding tool -- diagnosing a live</w:t>
+      </w:r>
+      <w:r>
+        <w:t xml:space="preserve"> </w:t>
+      </w:r>
+      <w:r>
+        <w:t xml:space="preserve">incident against real data is the honest case. Write the exception as a</w:t>
       </w:r>
       <w:r>
         <w:t xml:space="preserve"> </w:t>
@@ -3184,13 +3184,13 @@
         <w:t xml:space="preserve">conjunction</w:t>
       </w:r>
       <w:r>
-        <w:t xml:space="preserve">, where every condition</w:t>
-      </w:r>
-      <w:r>
-        <w:t xml:space="preserve"> </w:t>
-      </w:r>
-      <w:r>
-        <w:t xml:space="preserve">must hold:</w:t>
+        <w:t xml:space="preserve">, where</w:t>
+      </w:r>
+      <w:r>
+        <w:t xml:space="preserve"> </w:t>
+      </w:r>
+      <w:r>
+        <w:t xml:space="preserve">every condition must hold:</w:t>
       </w:r>
     </w:p>
     <w:p>
@@ -3278,7 +3278,7 @@
           <w:b/>
           <w:bCs/>
         </w:rPr>
-        <w:t xml:space="preserve">Enabled by the organisation as a recorded decision</w:t>
+        <w:t xml:space="preserve">Enabled by the organization as a recorded decision</w:t>
       </w:r>
       <w:r>
         <w:t xml:space="preserve">, never by an individual developer ad hoc.</w:t>
@@ -3353,7 +3353,7 @@
         <w:t xml:space="preserve"> </w:t>
       </w:r>
       <w:r>
-        <w:t xml:space="preserve">artefact, memory file or log, and it never covers secrets.</w:t>
+        <w:t xml:space="preserve">artifact, memory file or log, and it never covers secrets.</w:t>
       </w:r>
     </w:p>
     <w:p>
@@ -3418,19 +3418,19 @@
         <w:t xml:space="preserve"> </w:t>
       </w:r>
       <w:r>
-        <w:t xml:space="preserve">assistant, its skills, its installed editor extensions, the third-party tool servers it is connected</w:t>
-      </w:r>
-      <w:r>
-        <w:t xml:space="preserve"> </w:t>
-      </w:r>
-      <w:r>
-        <w:t xml:space="preserve">to, or an agent framework wrapping it -- all of which run with the developer's privileges and can</w:t>
-      </w:r>
-      <w:r>
-        <w:t xml:space="preserve"> </w:t>
-      </w:r>
-      <w:r>
-        <w:t xml:space="preserve">read the repository.</w:t>
+        <w:t xml:space="preserve">AI coding tool, its skills, its installed editor extensions, the third-party tool servers it is</w:t>
+      </w:r>
+      <w:r>
+        <w:t xml:space="preserve"> </w:t>
+      </w:r>
+      <w:r>
+        <w:t xml:space="preserve">connected to, or an agent framework wrapping it -- all of which run with the developer's</w:t>
+      </w:r>
+      <w:r>
+        <w:t xml:space="preserve"> </w:t>
+      </w:r>
+      <w:r>
+        <w:t xml:space="preserve">privileges and can read the repository.</w:t>
       </w:r>
     </w:p>
     <w:p>
@@ -3448,25 +3448,25 @@
         <w:t xml:space="preserve"> </w:t>
       </w:r>
       <w:r>
-        <w:t xml:space="preserve">Pin and verify the assistant version; vet every skill, tool-server connection, extension</w:t>
-      </w:r>
-      <w:r>
-        <w:t xml:space="preserve"> </w:t>
-      </w:r>
-      <w:r>
-        <w:t xml:space="preserve">and agent framework before first use; prefer official distribution sources; record what is in use so</w:t>
-      </w:r>
-      <w:r>
-        <w:t xml:space="preserve"> </w:t>
-      </w:r>
-      <w:r>
-        <w:t xml:space="preserve">the set is auditable. Treat a change to that set as a change to the build environment, with the same</w:t>
-      </w:r>
-      <w:r>
-        <w:t xml:space="preserve"> </w:t>
-      </w:r>
-      <w:r>
-        <w:t xml:space="preserve">scrutiny as a dependency bump.</w:t>
+        <w:t xml:space="preserve">Pin and verify the AI coding tool version; vet every skill, tool-server connection,</w:t>
+      </w:r>
+      <w:r>
+        <w:t xml:space="preserve"> </w:t>
+      </w:r>
+      <w:r>
+        <w:t xml:space="preserve">extension and agent framework before first use; prefer official distribution sources; record what</w:t>
+      </w:r>
+      <w:r>
+        <w:t xml:space="preserve"> </w:t>
+      </w:r>
+      <w:r>
+        <w:t xml:space="preserve">is in use so the set is auditable. Treat a change to that set as a change to the build</w:t>
+      </w:r>
+      <w:r>
+        <w:t xml:space="preserve"> </w:t>
+      </w:r>
+      <w:r>
+        <w:t xml:space="preserve">environment, with the same scrutiny as a dependency bump.</w:t>
       </w:r>
     </w:p>
     <w:p>
@@ -3873,7 +3873,7 @@
               <w:t xml:space="preserve">full local gate must pass</w:t>
             </w:r>
             <w:r>
-              <w:t xml:space="preserve">, new behaviour gets a test, verify-before-add for any new dependency</w:t>
+              <w:t xml:space="preserve">, new behavior gets a test, verify-before-add for any new dependency</w:t>
             </w:r>
           </w:p>
         </w:tc>
@@ -4206,58 +4206,72 @@
           <w:b/>
           <w:bCs/>
         </w:rPr>
-        <w:t xml:space="preserve">deterministic check with an exit code</w:t>
-      </w:r>
-      <w:r>
-        <w:t xml:space="preserve"> </w:t>
-      </w:r>
-      <w:r>
-        <w:t xml:space="preserve">-- a hook, a deny-list, a blocking pipeline job, a validate-and-dry-run command. It is never an</w:t>
-      </w:r>
-      <w:r>
-        <w:t xml:space="preserve"> </w:t>
-      </w:r>
-      <w:r>
-        <w:t xml:space="preserve">instruction to the model to be careful. Prompt-based optimisation for security or maintainability</w:t>
-      </w:r>
-      <w:r>
-        <w:t xml:space="preserve"> </w:t>
-      </w:r>
-      <w:r>
-        <w:t xml:space="preserve">is unstable and must not be relied on.</w:t>
-      </w:r>
-      <w:r>
-        <w:t xml:space="preserve"> </w:t>
-      </w:r>
-      <w:r>
-        <w:rPr>
-          <w:b/>
-          <w:bCs/>
-        </w:rPr>
-        <w:t xml:space="preserve">The model must not self-certify security or</w:t>
-      </w:r>
-      <w:r>
-        <w:rPr>
-          <w:b/>
-          <w:bCs/>
-        </w:rPr>
-        <w:t xml:space="preserve"> </w:t>
-      </w:r>
-      <w:r>
-        <w:rPr>
-          <w:b/>
-          <w:bCs/>
-        </w:rPr>
-        <w:t xml:space="preserve">maintainability by prompting alone</w:t>
-      </w:r>
-      <w:r>
-        <w:t xml:space="preserve">, an assistant-run review is advisory input a human arbitrates,</w:t>
-      </w:r>
-      <w:r>
-        <w:t xml:space="preserve"> </w:t>
-      </w:r>
-      <w:r>
-        <w:t xml:space="preserve">and no change merges on the assistant's own assurance that it is safe.</w:t>
+        <w:t xml:space="preserve">deterministic check with an exit</w:t>
+      </w:r>
+      <w:r>
+        <w:rPr>
+          <w:b/>
+          <w:bCs/>
+        </w:rPr>
+        <w:t xml:space="preserve"> </w:t>
+      </w:r>
+      <w:r>
+        <w:rPr>
+          <w:b/>
+          <w:bCs/>
+        </w:rPr>
+        <w:t xml:space="preserve">code</w:t>
+      </w:r>
+      <w:r>
+        <w:t xml:space="preserve"> </w:t>
+      </w:r>
+      <w:r>
+        <w:t xml:space="preserve">&gt; -- a hook, a deny-list, a blocking pipeline job, a validate-and-dry-run command. It is</w:t>
+      </w:r>
+      <w:r>
+        <w:t xml:space="preserve"> </w:t>
+      </w:r>
+      <w:r>
+        <w:t xml:space="preserve">never an &gt; instruction to the model to be careful. Prompt-based optimization for security or</w:t>
+      </w:r>
+      <w:r>
+        <w:t xml:space="preserve"> </w:t>
+      </w:r>
+      <w:r>
+        <w:t xml:space="preserve">maintainability &gt; is unstable and must not be relied on.</w:t>
+      </w:r>
+      <w:r>
+        <w:t xml:space="preserve"> </w:t>
+      </w:r>
+      <w:r>
+        <w:rPr>
+          <w:b/>
+          <w:bCs/>
+        </w:rPr>
+        <w:t xml:space="preserve">The model must not self-certify</w:t>
+      </w:r>
+      <w:r>
+        <w:rPr>
+          <w:b/>
+          <w:bCs/>
+        </w:rPr>
+        <w:t xml:space="preserve"> </w:t>
+      </w:r>
+      <w:r>
+        <w:rPr>
+          <w:b/>
+          <w:bCs/>
+        </w:rPr>
+        <w:t xml:space="preserve">security or &gt; maintainability by prompting alone</w:t>
+      </w:r>
+      <w:r>
+        <w:t xml:space="preserve">, an AI coding tool-run review is advisory input</w:t>
+      </w:r>
+      <w:r>
+        <w:t xml:space="preserve"> </w:t>
+      </w:r>
+      <w:r>
+        <w:t xml:space="preserve">a human arbitrates, &gt; and no change merges on the AI coding tool's own assurance that it is safe.</w:t>
       </w:r>
     </w:p>
     <w:p>
@@ -4379,22 +4393,22 @@
         <w:pStyle w:val="FirstParagraph"/>
       </w:pPr>
       <w:r>
-        <w:t xml:space="preserve">The assistant is only as good as the context it can read. Three of the four things that most improve</w:t>
-      </w:r>
-      <w:r>
-        <w:t xml:space="preserve"> </w:t>
-      </w:r>
-      <w:r>
-        <w:t xml:space="preserve">output are things you write, not things you prompt.</w:t>
-      </w:r>
-    </w:p>
-    <w:bookmarkStart w:id="27" w:name="Xb95594794c3536a890ae5d850272169a07575d4"/>
+        <w:t xml:space="preserve">The AI coding tool is only as good as the context it can read. Three of the four things that most</w:t>
+      </w:r>
+      <w:r>
+        <w:t xml:space="preserve"> </w:t>
+      </w:r>
+      <w:r>
+        <w:t xml:space="preserve">improve output are things you write, not things you prompt.</w:t>
+      </w:r>
+    </w:p>
+    <w:bookmarkStart w:id="27" w:name="X355054d05b6de063d130d97112c261b22a8ebac"/>
     <w:p>
       <w:pPr>
         <w:pStyle w:val="Heading3"/>
       </w:pPr>
       <w:r>
-        <w:t xml:space="preserve">The project instruction file is a maintained artefact</w:t>
+        <w:t xml:space="preserve">The project instruction file is a maintained artifact</w:t>
       </w:r>
     </w:p>
     <w:p>
@@ -4402,7 +4416,7 @@
         <w:pStyle w:val="FirstParagraph"/>
       </w:pPr>
       <w:r>
-        <w:t xml:space="preserve">The always-loaded instruction file is the anchor for every session. Treat it as an artefact under</w:t>
+        <w:t xml:space="preserve">The always-loaded instruction file is the anchor for every session. Treat it as an artifact under</w:t>
       </w:r>
       <w:r>
         <w:t xml:space="preserve"> </w:t>
@@ -4679,7 +4693,7 @@
         <w:pStyle w:val="FirstParagraph"/>
       </w:pPr>
       <w:r>
-        <w:t xml:space="preserve">Four properties determine how well an assistant performs in a given language:</w:t>
+        <w:t xml:space="preserve">Four properties determine how well an AI coding tool performs in a given language:</w:t>
       </w:r>
     </w:p>
     <w:tbl>
@@ -4985,7 +4999,7 @@
         <w:t xml:space="preserve"> </w:t>
       </w:r>
       <w:r>
-        <w:t xml:space="preserve">well-organised codebase with types, docstrings and a context file outperforms a poorly structured one</w:t>
+        <w:t xml:space="preserve">well-organized codebase with types, docstrings and a context file outperforms a poorly structured one</w:t>
       </w:r>
       <w:r>
         <w:t xml:space="preserve"> </w:t>
@@ -5116,7 +5130,7 @@
               <w:pStyle w:val="Compact"/>
             </w:pPr>
             <w:r>
-              <w:t xml:space="preserve">Fresh context per task; keep context utilisation low; decompose into short trajectories</w:t>
+              <w:t xml:space="preserve">Fresh context per task; keep context utilization low; decompose into short trajectories</w:t>
             </w:r>
           </w:p>
         </w:tc>
@@ -5308,7 +5322,7 @@
         <w:pStyle w:val="FirstParagraph"/>
       </w:pPr>
       <w:r>
-        <w:t xml:space="preserve">An assistant implements a control exactly where it was prompted and misses its siblings. Make</w:t>
+        <w:t xml:space="preserve">An AI coding tool implements a control exactly where it was prompted and misses its siblings. Make</w:t>
       </w:r>
       <w:r>
         <w:t xml:space="preserve"> </w:t>
@@ -5321,6 +5335,216 @@
       </w:r>
       <w:r>
         <w:t xml:space="preserve">instances to a recurring manual sweep. Full rule and the audit finding behind it:</w:t>
+      </w:r>
+      <w:r>
+        <w:t xml:space="preserve"> </w:t>
+      </w:r>
+      <w:hyperlink r:id="rId16">
+        <w:r>
+          <w:rPr>
+            <w:rStyle w:val="Hyperlink"/>
+          </w:rPr>
+          <w:t xml:space="preserve">CI and</w:t>
+        </w:r>
+        <w:r>
+          <w:rPr>
+            <w:rStyle w:val="Hyperlink"/>
+          </w:rPr>
+          <w:t xml:space="preserve"> </w:t>
+        </w:r>
+        <w:r>
+          <w:rPr>
+            <w:rStyle w:val="Hyperlink"/>
+          </w:rPr>
+          <w:t xml:space="preserve">standards</w:t>
+        </w:r>
+      </w:hyperlink>
+      <w:r>
+        <w:t xml:space="preserve"> </w:t>
+      </w:r>
+      <w:r>
+        <w:rPr>
+          <w:i/>
+          <w:iCs/>
+        </w:rPr>
+        <w:t xml:space="preserve">"Enumerate sibling paths for every control"</w:t>
+      </w:r>
+      <w:r>
+        <w:t xml:space="preserve">.</w:t>
+      </w:r>
+    </w:p>
+    <w:bookmarkEnd w:id="38"/>
+    <w:bookmarkStart w:id="39" w:name="X2cd0a7aadb34d892f945f0056518e838c6ce15f"/>
+    <w:p>
+      <w:pPr>
+        <w:pStyle w:val="Heading3"/>
+      </w:pPr>
+      <w:r>
+        <w:t xml:space="preserve">Provenance: record it, and count it before you cite it</w:t>
+      </w:r>
+    </w:p>
+    <w:p>
+      <w:pPr>
+        <w:pStyle w:val="FirstParagraph"/>
+      </w:pPr>
+      <w:r>
+        <w:t xml:space="preserve">Recording the AI coding tool's identity and version is worth doing. The usual mechanism is a</w:t>
+      </w:r>
+      <w:r>
+        <w:t xml:space="preserve"> </w:t>
+      </w:r>
+      <w:r>
+        <w:t xml:space="preserve">per-commit trailer naming the AI coding tool as a co-author. Citing that trailer as a</w:t>
+      </w:r>
+      <w:r>
+        <w:t xml:space="preserve"> </w:t>
+      </w:r>
+      <w:r>
+        <w:rPr>
+          <w:b/>
+          <w:bCs/>
+        </w:rPr>
+        <w:t xml:space="preserve">built</w:t>
+      </w:r>
+      <w:r>
+        <w:rPr>
+          <w:b/>
+          <w:bCs/>
+        </w:rPr>
+        <w:t xml:space="preserve"> </w:t>
+      </w:r>
+      <w:r>
+        <w:rPr>
+          <w:b/>
+          <w:bCs/>
+        </w:rPr>
+        <w:t xml:space="preserve">control</w:t>
+      </w:r>
+      <w:r>
+        <w:t xml:space="preserve"> </w:t>
+      </w:r>
+      <w:r>
+        <w:t xml:space="preserve">is a different claim, and it is the one that failed.</w:t>
+      </w:r>
+    </w:p>
+    <w:p>
+      <w:pPr>
+        <w:pStyle w:val="BodyText"/>
+      </w:pPr>
+      <w:r>
+        <w:rPr>
+          <w:i/>
+          <w:iCs/>
+        </w:rPr>
+        <w:t xml:space="preserve">Revised.</w:t>
+      </w:r>
+      <w:r>
+        <w:t xml:space="preserve"> </w:t>
+      </w:r>
+      <w:r>
+        <w:t xml:space="preserve">The trailer was published as a built control and as part of a retained evidence set.</w:t>
+      </w:r>
+      <w:r>
+        <w:t xml:space="preserve"> </w:t>
+      </w:r>
+      <w:r>
+        <w:t xml:space="preserve">Measured in one repository's own history, adoption was</w:t>
+      </w:r>
+      <w:r>
+        <w:t xml:space="preserve"> </w:t>
+      </w:r>
+      <w:r>
+        <w:rPr>
+          <w:b/>
+          <w:bCs/>
+        </w:rPr>
+        <w:t xml:space="preserve">zero</w:t>
+      </w:r>
+      <w:r>
+        <w:t xml:space="preserve">: many tracked files instructed that</w:t>
+      </w:r>
+      <w:r>
+        <w:t xml:space="preserve"> </w:t>
+      </w:r>
+      <w:r>
+        <w:t xml:space="preserve">the trailer be omitted, and a required merge check rejected it outright, because a trailer co-author</w:t>
+      </w:r>
+      <w:r>
+        <w:t xml:space="preserve"> </w:t>
+      </w:r>
+      <w:r>
+        <w:t xml:space="preserve">read as an unsigned contributor and turned that check red. The blocker was structural, not cultural.</w:t>
+      </w:r>
+    </w:p>
+    <w:p>
+      <w:pPr>
+        <w:pStyle w:val="BodyText"/>
+      </w:pPr>
+      <w:r>
+        <w:rPr>
+          <w:b/>
+          <w:bCs/>
+        </w:rPr>
+        <w:t xml:space="preserve">Rule.</w:t>
+      </w:r>
+      <w:r>
+        <w:t xml:space="preserve"> </w:t>
+      </w:r>
+      <w:r>
+        <w:t xml:space="preserve">Do not present a convention-only provenance trailer as a built control or as retained</w:t>
+      </w:r>
+      <w:r>
+        <w:t xml:space="preserve"> </w:t>
+      </w:r>
+      <w:r>
+        <w:t xml:space="preserve">evidence. Count it in the actual history first. If the count is zero, record it as</w:t>
+      </w:r>
+      <w:r>
+        <w:t xml:space="preserve"> </w:t>
+      </w:r>
+      <w:r>
+        <w:rPr>
+          <w:b/>
+          <w:bCs/>
+        </w:rPr>
+        <w:t xml:space="preserve">designed-and-blocked</w:t>
+      </w:r>
+      <w:r>
+        <w:t xml:space="preserve">, name the structural blocker, and add a drift test that fails if the claim</w:t>
+      </w:r>
+      <w:r>
+        <w:t xml:space="preserve"> </w:t>
+      </w:r>
+      <w:r>
+        <w:t xml:space="preserve">is reinstated while the practice contradicts it. Before enforcing any trailer, check its form against</w:t>
+      </w:r>
+      <w:r>
+        <w:t xml:space="preserve"> </w:t>
+      </w:r>
+      <w:r>
+        <w:t xml:space="preserve">the merge gates that will see it; then enforce it with a commit-time hook</w:t>
+      </w:r>
+      <w:r>
+        <w:t xml:space="preserve"> </w:t>
+      </w:r>
+      <w:r>
+        <w:rPr>
+          <w:b/>
+          <w:bCs/>
+        </w:rPr>
+        <w:t xml:space="preserve">plus</w:t>
+      </w:r>
+      <w:r>
+        <w:t xml:space="preserve"> </w:t>
+      </w:r>
+      <w:r>
+        <w:t xml:space="preserve">an independent</w:t>
+      </w:r>
+      <w:r>
+        <w:t xml:space="preserve"> </w:t>
+      </w:r>
+      <w:r>
+        <w:t xml:space="preserve">pipeline backstop, so a local bypass does not defeat it. The general form of this --</w:t>
       </w:r>
       <w:r>
         <w:t xml:space="preserve"> </w:t>
@@ -5341,196 +5565,6 @@
           <w:i/>
           <w:iCs/>
         </w:rPr>
-        <w:t xml:space="preserve">"Enumerate sibling paths for every control"</w:t>
-      </w:r>
-      <w:r>
-        <w:t xml:space="preserve">.</w:t>
-      </w:r>
-    </w:p>
-    <w:bookmarkEnd w:id="38"/>
-    <w:bookmarkStart w:id="39" w:name="X2cd0a7aadb34d892f945f0056518e838c6ce15f"/>
-    <w:p>
-      <w:pPr>
-        <w:pStyle w:val="Heading3"/>
-      </w:pPr>
-      <w:r>
-        <w:t xml:space="preserve">Provenance: record it, and count it before you cite it</w:t>
-      </w:r>
-    </w:p>
-    <w:p>
-      <w:pPr>
-        <w:pStyle w:val="FirstParagraph"/>
-      </w:pPr>
-      <w:r>
-        <w:t xml:space="preserve">Recording the assistant's identity and version is worth doing. The usual mechanism is a per-commit</w:t>
-      </w:r>
-      <w:r>
-        <w:t xml:space="preserve"> </w:t>
-      </w:r>
-      <w:r>
-        <w:t xml:space="preserve">trailer naming the assistant as a co-author. Citing that trailer as a</w:t>
-      </w:r>
-      <w:r>
-        <w:t xml:space="preserve"> </w:t>
-      </w:r>
-      <w:r>
-        <w:rPr>
-          <w:b/>
-          <w:bCs/>
-        </w:rPr>
-        <w:t xml:space="preserve">built control</w:t>
-      </w:r>
-      <w:r>
-        <w:t xml:space="preserve"> </w:t>
-      </w:r>
-      <w:r>
-        <w:t xml:space="preserve">is a</w:t>
-      </w:r>
-      <w:r>
-        <w:t xml:space="preserve"> </w:t>
-      </w:r>
-      <w:r>
-        <w:t xml:space="preserve">different claim, and it is the one that failed.</w:t>
-      </w:r>
-    </w:p>
-    <w:p>
-      <w:pPr>
-        <w:pStyle w:val="BodyText"/>
-      </w:pPr>
-      <w:r>
-        <w:rPr>
-          <w:i/>
-          <w:iCs/>
-        </w:rPr>
-        <w:t xml:space="preserve">Revised.</w:t>
-      </w:r>
-      <w:r>
-        <w:t xml:space="preserve"> </w:t>
-      </w:r>
-      <w:r>
-        <w:t xml:space="preserve">The trailer was published as a built control and as part of a retained evidence set.</w:t>
-      </w:r>
-      <w:r>
-        <w:t xml:space="preserve"> </w:t>
-      </w:r>
-      <w:r>
-        <w:t xml:space="preserve">Measured in one repository's own history, adoption was</w:t>
-      </w:r>
-      <w:r>
-        <w:t xml:space="preserve"> </w:t>
-      </w:r>
-      <w:r>
-        <w:rPr>
-          <w:b/>
-          <w:bCs/>
-        </w:rPr>
-        <w:t xml:space="preserve">zero</w:t>
-      </w:r>
-      <w:r>
-        <w:t xml:space="preserve">: many tracked files instructed that</w:t>
-      </w:r>
-      <w:r>
-        <w:t xml:space="preserve"> </w:t>
-      </w:r>
-      <w:r>
-        <w:t xml:space="preserve">the trailer be omitted, and a required merge check rejected it outright, because a trailer co-author</w:t>
-      </w:r>
-      <w:r>
-        <w:t xml:space="preserve"> </w:t>
-      </w:r>
-      <w:r>
-        <w:t xml:space="preserve">read as an unsigned contributor and turned that check red. The blocker was structural, not cultural.</w:t>
-      </w:r>
-    </w:p>
-    <w:p>
-      <w:pPr>
-        <w:pStyle w:val="BodyText"/>
-      </w:pPr>
-      <w:r>
-        <w:rPr>
-          <w:b/>
-          <w:bCs/>
-        </w:rPr>
-        <w:t xml:space="preserve">Rule.</w:t>
-      </w:r>
-      <w:r>
-        <w:t xml:space="preserve"> </w:t>
-      </w:r>
-      <w:r>
-        <w:t xml:space="preserve">Do not present a convention-only provenance trailer as a built control or as retained</w:t>
-      </w:r>
-      <w:r>
-        <w:t xml:space="preserve"> </w:t>
-      </w:r>
-      <w:r>
-        <w:t xml:space="preserve">evidence. Count it in the actual history first. If the count is zero, record it as</w:t>
-      </w:r>
-      <w:r>
-        <w:t xml:space="preserve"> </w:t>
-      </w:r>
-      <w:r>
-        <w:rPr>
-          <w:b/>
-          <w:bCs/>
-        </w:rPr>
-        <w:t xml:space="preserve">designed-and-blocked</w:t>
-      </w:r>
-      <w:r>
-        <w:t xml:space="preserve">, name the structural blocker, and add a drift test that fails if the claim</w:t>
-      </w:r>
-      <w:r>
-        <w:t xml:space="preserve"> </w:t>
-      </w:r>
-      <w:r>
-        <w:t xml:space="preserve">is reinstated while the practice contradicts it. Before enforcing any trailer, check its form against</w:t>
-      </w:r>
-      <w:r>
-        <w:t xml:space="preserve"> </w:t>
-      </w:r>
-      <w:r>
-        <w:t xml:space="preserve">the merge gates that will see it; then enforce it with a commit-time hook</w:t>
-      </w:r>
-      <w:r>
-        <w:t xml:space="preserve"> </w:t>
-      </w:r>
-      <w:r>
-        <w:rPr>
-          <w:b/>
-          <w:bCs/>
-        </w:rPr>
-        <w:t xml:space="preserve">plus</w:t>
-      </w:r>
-      <w:r>
-        <w:t xml:space="preserve"> </w:t>
-      </w:r>
-      <w:r>
-        <w:t xml:space="preserve">an independent</w:t>
-      </w:r>
-      <w:r>
-        <w:t xml:space="preserve"> </w:t>
-      </w:r>
-      <w:r>
-        <w:t xml:space="preserve">pipeline backstop, so a local bypass does not defeat it. The general form of this --</w:t>
-      </w:r>
-      <w:r>
-        <w:t xml:space="preserve"> </w:t>
-      </w:r>
-      <w:hyperlink r:id="rId16">
-        <w:r>
-          <w:rPr>
-            <w:rStyle w:val="Hyperlink"/>
-          </w:rPr>
-          <w:t xml:space="preserve">CI and standards</w:t>
-        </w:r>
-      </w:hyperlink>
-      <w:r>
-        <w:t xml:space="preserve"> </w:t>
-      </w:r>
-      <w:r>
-        <w:rPr>
-          <w:i/>
-          <w:iCs/>
-        </w:rPr>
         <w:t xml:space="preserve">"Measure the adoption of a convention before citing it as</w:t>
       </w:r>
       <w:r>
@@ -5667,7 +5701,7 @@
         <w:t xml:space="preserve"> </w:t>
       </w:r>
       <w:r>
-        <w:t xml:space="preserve">that cannot be waived; an assistant-run review that a human arbitrates; branch protection with</w:t>
+        <w:t xml:space="preserve">that cannot be waived; an AI coding tool-run review that a human arbitrates; branch protection with</w:t>
       </w:r>
       <w:r>
         <w:t xml:space="preserve"> </w:t>
@@ -5880,7 +5914,7 @@
         <w:t xml:space="preserve"> </w:t>
       </w:r>
       <w:r>
-        <w:t xml:space="preserve">organisation owns the decision to deploy.</w:t>
+        <w:t xml:space="preserve">organization owns the decision to deploy.</w:t>
       </w:r>
     </w:p>
     <w:bookmarkEnd w:id="40"/>
@@ -6547,7 +6581,7 @@
           <w:i/>
           <w:iCs/>
         </w:rPr>
-        <w:t xml:space="preserve">the project self-attests that it builds under this standard</w:t>
+        <w:t xml:space="preserve">the project self-attests that it builds under this</w:t>
       </w:r>
       <w:r>
         <w:rPr>
@@ -6561,46 +6595,52 @@
           <w:i/>
           <w:iCs/>
         </w:rPr>
-        <w:t xml:space="preserve">with the assistant governed as a tool -- explicitly not that the output is independently audited.</w:t>
-      </w:r>
-      <w:r>
-        <w:t xml:space="preserve"> </w:t>
-      </w:r>
-      <w:r>
-        <w:t xml:space="preserve">Where you borrow discipline from a regime you are not subject to, say that it is adopted</w:t>
-      </w:r>
-      <w:r>
-        <w:t xml:space="preserve"> </w:t>
-      </w:r>
-      <w:r>
-        <w:rPr>
-          <w:b/>
-          <w:bCs/>
-        </w:rPr>
-        <w:t xml:space="preserve">by analogy</w:t>
-      </w:r>
-      <w:r>
-        <w:rPr>
-          <w:b/>
-          <w:bCs/>
-        </w:rPr>
-        <w:t xml:space="preserve"> </w:t>
-      </w:r>
-      <w:r>
-        <w:rPr>
-          <w:b/>
-          <w:bCs/>
-        </w:rPr>
-        <w:t xml:space="preserve">and voluntarily</w:t>
-      </w:r>
-      <w:r>
-        <w:t xml:space="preserve">, name the regime you are not subject to, and state that producing the artefacts</w:t>
-      </w:r>
-      <w:r>
-        <w:t xml:space="preserve"> </w:t>
-      </w:r>
-      <w:r>
-        <w:t xml:space="preserve">confers nothing.</w:t>
+        <w:t xml:space="preserve">standard with the AI coding tool governed as a tool -- explicitly not that the output is</w:t>
+      </w:r>
+      <w:r>
+        <w:rPr>
+          <w:i/>
+          <w:iCs/>
+        </w:rPr>
+        <w:t xml:space="preserve"> </w:t>
+      </w:r>
+      <w:r>
+        <w:rPr>
+          <w:i/>
+          <w:iCs/>
+        </w:rPr>
+        <w:t xml:space="preserve">independently audited.</w:t>
+      </w:r>
+      <w:r>
+        <w:t xml:space="preserve"> </w:t>
+      </w:r>
+      <w:r>
+        <w:t xml:space="preserve">Where you borrow discipline from a regime you are not subject to, say that</w:t>
+      </w:r>
+      <w:r>
+        <w:t xml:space="preserve"> </w:t>
+      </w:r>
+      <w:r>
+        <w:t xml:space="preserve">it is adopted</w:t>
+      </w:r>
+      <w:r>
+        <w:t xml:space="preserve"> </w:t>
+      </w:r>
+      <w:r>
+        <w:rPr>
+          <w:b/>
+          <w:bCs/>
+        </w:rPr>
+        <w:t xml:space="preserve">by analogy and voluntarily</w:t>
+      </w:r>
+      <w:r>
+        <w:t xml:space="preserve">, name the regime you are not subject to, and state</w:t>
+      </w:r>
+      <w:r>
+        <w:t xml:space="preserve"> </w:t>
+      </w:r>
+      <w:r>
+        <w:t xml:space="preserve">that producing the artifacts confers nothing.</w:t>
       </w:r>
     </w:p>
     <w:p>
@@ -6846,7 +6886,7 @@
           <w:b/>
           <w:bCs/>
         </w:rPr>
-        <w:t xml:space="preserve">Give the verifiers the artefact and the claim, not the author's framing.</w:t>
+        <w:t xml:space="preserve">Give the verifiers the artifact and the claim, not the author's framing.</w:t>
       </w:r>
       <w:r>
         <w:t xml:space="preserve"> </w:t>
@@ -7002,7 +7042,7 @@
         <w:pStyle w:val="FirstParagraph"/>
       </w:pPr>
       <w:r>
-        <w:t xml:space="preserve">For a design decision rather than a patch, the two-lane pattern generalises to a panel:</w:t>
+        <w:t xml:space="preserve">For a design decision rather than a patch, the two-lane pattern generalizes to a panel:</w:t>
       </w:r>
     </w:p>
     <w:p>
@@ -7217,7 +7257,7 @@
         <w:t xml:space="preserve"> </w:t>
       </w:r>
       <w:r>
-        <w:t xml:space="preserve">instance as no worse than the behaviour that already ships -- and make it visible rather than</w:t>
+        <w:t xml:space="preserve">instance as no worse than the behavior that already ships -- and make it visible rather than</w:t>
       </w:r>
       <w:r>
         <w:t xml:space="preserve"> </w:t>
@@ -7723,13 +7763,13 @@
       </w:r>
     </w:p>
     <w:bookmarkEnd w:id="53"/>
-    <w:bookmarkStart w:id="56" w:name="X7fe210318b56c0ec3a1328eaaac6fc3a9a5ebd4"/>
+    <w:bookmarkStart w:id="56" w:name="X8c83f0d7bf446daca8250c58437d12927e9cd05"/>
     <w:p>
       <w:pPr>
         <w:pStyle w:val="Heading3"/>
       </w:pPr>
       <w:r>
-        <w:t xml:space="preserve">Put the plan in an artefact, not in the conversation</w:t>
+        <w:t xml:space="preserve">Put the plan in an artifact, not in the conversation</w:t>
       </w:r>
     </w:p>
     <w:p>
@@ -7755,7 +7795,7 @@
         <w:t xml:space="preserve"> </w:t>
       </w:r>
       <w:r>
-        <w:t xml:space="preserve">in an artefact is stable across the whole run and re-readable by every agent that joins it. The same</w:t>
+        <w:t xml:space="preserve">in an artifact is stable across the whole run and re-readable by every agent that joins it. The same</w:t>
       </w:r>
       <w:r>
         <w:t xml:space="preserve"> </w:t>
@@ -7919,7 +7959,7 @@
               <w:pStyle w:val="Compact"/>
             </w:pPr>
             <w:r>
-              <w:t xml:space="preserve">Name which of the five failure modes it neutralises. None means decoration</w:t>
+              <w:t xml:space="preserve">Name which of the five failure modes it neutralizes. None means decoration</w:t>
             </w:r>
           </w:p>
         </w:tc>
@@ -8677,7 +8717,7 @@
         <w:t xml:space="preserve"> </w:t>
       </w:r>
       <w:r>
-        <w:t xml:space="preserve">Which analyses, which audits, which command -- those</w:t>
+        <w:t xml:space="preserve">Which analyzs, which audits, which command -- those</w:t>
       </w:r>
       <w:r>
         <w:t xml:space="preserve"> </w:t>
@@ -8767,7 +8807,7 @@
         <w:t xml:space="preserve"> </w:t>
       </w:r>
       <w:r>
-        <w:t xml:space="preserve">The moment an assistant-run review counts as a gate, the whole structure is</w:t>
+        <w:t xml:space="preserve">The moment an AI coding tool-run review counts as a gate, the whole structure is</w:t>
       </w:r>
       <w:r>
         <w:t xml:space="preserve"> </w:t>

--- a/docs/standards/word/AI-ASSISTED-DEVELOPMENT.docx
+++ b/docs/standards/word/AI-ASSISTED-DEVELOPMENT.docx
@@ -72,33 +72,19 @@
           <w:b/>
           <w:bCs/>
         </w:rPr>
-        <w:t xml:space="preserve">Meant to be worked with, not read straight through.</w:t>
-      </w:r>
-      <w:r>
-        <w:t xml:space="preserve"> </w:t>
-      </w:r>
-      <w:r>
-        <w:t xml:space="preserve">Most of this standard is a base for</w:t>
-      </w:r>
-      <w:r>
-        <w:t xml:space="preserve"> </w:t>
-      </w:r>
-      <w:r>
-        <w:t xml:space="preserve">Claude Code, or another AI-assisted coding tool, to apply to your code, rather than</w:t>
-      </w:r>
-      <w:r>
-        <w:t xml:space="preserve"> </w:t>
-      </w:r>
-      <w:r>
-        <w:t xml:space="preserve">prose to work through by hand.</w:t>
-      </w:r>
-    </w:p>
-    <w:p>
-      <w:pPr>
-        <w:pStyle w:val="BlockText"/>
-      </w:pPr>
-      <w:r>
-        <w:t xml:space="preserve">The fastest way in: give the tool the</w:t>
+        <w:t xml:space="preserve">This one is dense.</w:t>
+      </w:r>
+      <w:r>
+        <w:t xml:space="preserve"> </w:t>
+      </w:r>
+      <w:r>
+        <w:t xml:space="preserve">Reading it end to end works, and you will need to eventually -- it</w:t>
+      </w:r>
+      <w:r>
+        <w:t xml:space="preserve"> </w:t>
+      </w:r>
+      <w:r>
+        <w:t xml:space="preserve">becomes your standard once you adopt it. It is usually faster to hand the</w:t>
       </w:r>
       <w:r>
         <w:t xml:space="preserve"> </w:t>
@@ -112,38 +98,28 @@
         </w:r>
       </w:hyperlink>
       <w:r>
-        <w:t xml:space="preserve">, ask it to</w:t>
-      </w:r>
-      <w:r>
-        <w:t xml:space="preserve"> </w:t>
-      </w:r>
-      <w:r>
-        <w:rPr>
-          <w:b/>
-          <w:bCs/>
-        </w:rPr>
-        <w:t xml:space="preserve">summarize the document against your repository</w:t>
-      </w:r>
-      <w:r>
-        <w:t xml:space="preserve">, and then ask it questions. What here</w:t>
-      </w:r>
-      <w:r>
-        <w:t xml:space="preserve"> </w:t>
-      </w:r>
-      <w:r>
-        <w:t xml:space="preserve">already holds? What would have to change? What would each gap cost? That conversation is</w:t>
-      </w:r>
-      <w:r>
-        <w:t xml:space="preserve"> </w:t>
-      </w:r>
-      <w:r>
-        <w:t xml:space="preserve">worth more than reading top to bottom, because the answers are about your code rather than</w:t>
-      </w:r>
-      <w:r>
-        <w:t xml:space="preserve"> </w:t>
-      </w:r>
-      <w:r>
-        <w:t xml:space="preserve">about the document.</w:t>
+        <w:t xml:space="preserve"> </w:t>
+      </w:r>
+      <w:r>
+        <w:t xml:space="preserve">to Claude Code, or</w:t>
+      </w:r>
+      <w:r>
+        <w:t xml:space="preserve"> </w:t>
+      </w:r>
+      <w:r>
+        <w:t xml:space="preserve">another AI-assisted coding tool, and ask it to summarize this against your repository,</w:t>
+      </w:r>
+      <w:r>
+        <w:t xml:space="preserve"> </w:t>
+      </w:r>
+      <w:r>
+        <w:t xml:space="preserve">rewrite a section in plainer terms, or answer what already holds here and what would have to</w:t>
+      </w:r>
+      <w:r>
+        <w:t xml:space="preserve"> </w:t>
+      </w:r>
+      <w:r>
+        <w:t xml:space="preserve">change.</w:t>
       </w:r>
     </w:p>
     <w:p>

--- a/docs/standards/word/AI-ASSISTED-DEVELOPMENT.docx
+++ b/docs/standards/word/AI-ASSISTED-DEVELOPMENT.docx
@@ -42,7 +42,7 @@
         <w:pStyle w:val="FirstParagraph"/>
       </w:pPr>
       <w:r>
-        <w:t xml:space="preserve">A standard for building software with an AI assistant. What can go wrong that looks like nothing</w:t>
+        <w:t xml:space="preserve">A standard for building software with an AI coding assistant. What can go wrong that looks like nothing</w:t>
       </w:r>
       <w:r>
         <w:t xml:space="preserve"> </w:t>
@@ -107,7 +107,7 @@
         <w:t xml:space="preserve"> </w:t>
       </w:r>
       <w:r>
-        <w:t xml:space="preserve">another AI-assisted coding tool, and ask it to summarize this against your repository,</w:t>
+        <w:t xml:space="preserve">another AI coding assistant, and ask it to summarize this against your repository,</w:t>
       </w:r>
       <w:r>
         <w:t xml:space="preserve"> </w:t>
@@ -732,7 +732,7 @@
         <w:t xml:space="preserve"> </w:t>
       </w:r>
       <w:r>
-        <w:t xml:space="preserve">or secrets to the AI coding tool, backed by a path deny-list</w:t>
+        <w:t xml:space="preserve">or secrets to the AI coding assistant, backed by a path deny-list</w:t>
       </w:r>
       <w:r>
         <w:t xml:space="preserve"> </w:t>
@@ -818,7 +818,7 @@
         <w:t xml:space="preserve">Make one gate deterministic and blocking</w:t>
       </w:r>
       <w:r>
-        <w:t xml:space="preserve">, and stop treating an AI coding tool's review as a gate.</w:t>
+        <w:t xml:space="preserve">, and stop treating an AI coding assistant's review as a gate.</w:t>
       </w:r>
     </w:p>
     <w:p>
@@ -1081,7 +1081,7 @@
               <w:pStyle w:val="Compact"/>
             </w:pPr>
             <w:r>
-              <w:t xml:space="preserve">Recall of the middle of a long or multi-session context decays; the assistant re-reads the same files and makes confidently wrong edits</w:t>
+              <w:t xml:space="preserve">Recall of the middle of a long or multi-session context decays; the AI coding assistant re-reads the same files and makes confidently wrong edits</w:t>
             </w:r>
           </w:p>
         </w:tc>
@@ -2819,7 +2819,7 @@
                 <w:b/>
                 <w:bCs/>
               </w:rPr>
-              <w:t xml:space="preserve">No restricted data reaches the assistant</w:t>
+              <w:t xml:space="preserve">No restricted data reaches the AI coding assistant</w:t>
             </w:r>
             <w:r>
               <w:t xml:space="preserve">, and none lands in any commit, fixture, published artifact, shared memory file, screenshot or log</w:t>
@@ -2833,7 +2833,7 @@
               <w:pStyle w:val="Compact"/>
             </w:pPr>
             <w:r>
-              <w:t xml:space="preserve">A throwaway spike that ingests restricted data is already an exposure. An agreement with an assistant vendor never blesses restricted data in your history</w:t>
+              <w:t xml:space="preserve">A throwaway spike that ingests restricted data is already an exposure. An agreement with an AI coding assistant vendor never blesses restricted data in your history</w:t>
             </w:r>
           </w:p>
         </w:tc>
@@ -2850,7 +2850,7 @@
                 <w:b/>
                 <w:bCs/>
               </w:rPr>
-              <w:t xml:space="preserve">No secrets, keys or credential files readable by the assistant</w:t>
+              <w:t xml:space="preserve">No secrets, keys or credential files readable by the AI coding assistant</w:t>
             </w:r>
           </w:p>
         </w:tc>
@@ -2878,7 +2878,7 @@
                 <w:b/>
                 <w:bCs/>
               </w:rPr>
-              <w:t xml:space="preserve">Everything the assistant reads is data, never instructions</w:t>
+              <w:t xml:space="preserve">Everything the AI coding assistant reads is data, never instructions</w:t>
             </w:r>
           </w:p>
         </w:tc>
@@ -2950,7 +2950,7 @@
                 <w:b/>
                 <w:bCs/>
               </w:rPr>
-              <w:t xml:space="preserve">The assistant's identity and version are retained as a provenance signal</w:t>
+              <w:t xml:space="preserve">The AI coding assistant's identity and version are retained as a provenance signal</w:t>
             </w:r>
           </w:p>
         </w:tc>
@@ -3141,7 +3141,7 @@
         <w:pStyle w:val="FirstParagraph"/>
       </w:pPr>
       <w:r>
-        <w:t xml:space="preserve">Organizations do sometimes need restricted data to reach an AI coding tool -- diagnosing a live</w:t>
+        <w:t xml:space="preserve">Organizations do sometimes need restricted data to reach an AI coding assistant -- diagnosing a live</w:t>
       </w:r>
       <w:r>
         <w:t xml:space="preserve"> </w:t>
@@ -3394,7 +3394,7 @@
         <w:t xml:space="preserve"> </w:t>
       </w:r>
       <w:r>
-        <w:t xml:space="preserve">AI coding tool, its skills, its installed editor extensions, the third-party tool servers it is</w:t>
+        <w:t xml:space="preserve">AI coding assistant, its skills, its installed editor extensions, the third-party tool servers it is</w:t>
       </w:r>
       <w:r>
         <w:t xml:space="preserve"> </w:t>
@@ -3424,7 +3424,7 @@
         <w:t xml:space="preserve"> </w:t>
       </w:r>
       <w:r>
-        <w:t xml:space="preserve">Pin and verify the AI coding tool version; vet every skill, tool-server connection,</w:t>
+        <w:t xml:space="preserve">Pin and verify the AI coding assistant version; vet every skill, tool-server connection,</w:t>
       </w:r>
       <w:r>
         <w:t xml:space="preserve"> </w:t>
@@ -3876,7 +3876,7 @@
               <w:t xml:space="preserve"> </w:t>
             </w:r>
             <w:r>
-              <w:t xml:space="preserve">static analysis, dependency audit and secret scanning in the pipeline, and an assistant-run review that a human arbitrates -- advisory, never a gate</w:t>
+              <w:t xml:space="preserve">static analysis, dependency audit and secret scanning in the pipeline, and an AI coding AI-run review that a human arbitrates -- advisory, never a gate</w:t>
             </w:r>
           </w:p>
         </w:tc>
@@ -3937,7 +3937,7 @@
               <w:pStyle w:val="Compact"/>
             </w:pPr>
             <w:r>
-              <w:t xml:space="preserve">Plus assistant-run review of the diff, and a second human for consequential changes where one exists</w:t>
+              <w:t xml:space="preserve">Plus AI-run review of the diff, and a second human for consequential changes where one exists</w:t>
             </w:r>
           </w:p>
         </w:tc>
@@ -3964,7 +3964,7 @@
               <w:t xml:space="preserve"> </w:t>
             </w:r>
             <w:r>
-              <w:t xml:space="preserve">be able to explain every change. No merge on the assistant's own assurance</w:t>
+              <w:t xml:space="preserve">be able to explain every change. No merge on the AI coding assistant's own assurance</w:t>
             </w:r>
           </w:p>
         </w:tc>
@@ -4086,7 +4086,7 @@
               <w:pStyle w:val="Compact"/>
             </w:pPr>
             <w:r>
-              <w:t xml:space="preserve">Plus a claims-register entry, and an assessment of assistant-authored code as third-party-equivalent where a regime requires it</w:t>
+              <w:t xml:space="preserve">Plus a claims-register entry, and an assessment of AI-authored code as third-party-equivalent where a regime requires it</w:t>
             </w:r>
           </w:p>
         </w:tc>
@@ -4241,13 +4241,13 @@
         <w:t xml:space="preserve">security or &gt; maintainability by prompting alone</w:t>
       </w:r>
       <w:r>
-        <w:t xml:space="preserve">, an AI coding tool-run review is advisory input</w:t>
-      </w:r>
-      <w:r>
-        <w:t xml:space="preserve"> </w:t>
-      </w:r>
-      <w:r>
-        <w:t xml:space="preserve">a human arbitrates, &gt; and no change merges on the AI coding tool's own assurance that it is safe.</w:t>
+        <w:t xml:space="preserve">, an AI coding AI-run review is advisory input</w:t>
+      </w:r>
+      <w:r>
+        <w:t xml:space="preserve"> </w:t>
+      </w:r>
+      <w:r>
+        <w:t xml:space="preserve">a human arbitrates, &gt; and no change merges on the AI coding assistant's own assurance that it is safe.</w:t>
       </w:r>
     </w:p>
     <w:p>
@@ -4369,7 +4369,7 @@
         <w:pStyle w:val="FirstParagraph"/>
       </w:pPr>
       <w:r>
-        <w:t xml:space="preserve">The AI coding tool is only as good as the context it can read. Three of the four things that most</w:t>
+        <w:t xml:space="preserve">The AI coding assistant is only as good as the context it can read. Three of the four things that most</w:t>
       </w:r>
       <w:r>
         <w:t xml:space="preserve"> </w:t>
@@ -4669,7 +4669,7 @@
         <w:pStyle w:val="FirstParagraph"/>
       </w:pPr>
       <w:r>
-        <w:t xml:space="preserve">Four properties determine how well an AI coding tool performs in a given language:</w:t>
+        <w:t xml:space="preserve">Four properties determine how well an AI coding assistant performs in a given language:</w:t>
       </w:r>
     </w:p>
     <w:tbl>
@@ -5298,7 +5298,7 @@
         <w:pStyle w:val="FirstParagraph"/>
       </w:pPr>
       <w:r>
-        <w:t xml:space="preserve">An AI coding tool implements a control exactly where it was prompted and misses its siblings. Make</w:t>
+        <w:t xml:space="preserve">An AI coding assistant implements a control exactly where it was prompted and misses its siblings. Make</w:t>
       </w:r>
       <w:r>
         <w:t xml:space="preserve"> </w:t>
@@ -5364,13 +5364,13 @@
         <w:pStyle w:val="FirstParagraph"/>
       </w:pPr>
       <w:r>
-        <w:t xml:space="preserve">Recording the AI coding tool's identity and version is worth doing. The usual mechanism is a</w:t>
-      </w:r>
-      <w:r>
-        <w:t xml:space="preserve"> </w:t>
-      </w:r>
-      <w:r>
-        <w:t xml:space="preserve">per-commit trailer naming the AI coding tool as a co-author. Citing that trailer as a</w:t>
+        <w:t xml:space="preserve">Recording the AI coding assistant's identity and version is worth doing. The usual mechanism is a</w:t>
+      </w:r>
+      <w:r>
+        <w:t xml:space="preserve"> </w:t>
+      </w:r>
+      <w:r>
+        <w:t xml:space="preserve">per-commit trailer naming the AI coding assistant as a co-author. Citing that trailer as a</w:t>
       </w:r>
       <w:r>
         <w:t xml:space="preserve"> </w:t>
@@ -5597,7 +5597,7 @@
         <w:t xml:space="preserve"> </w:t>
       </w:r>
       <w:r>
-        <w:t xml:space="preserve">It does not mark which lines or hunks were assistant-authored. If a downstream process wants the</w:t>
+        <w:t xml:space="preserve">It does not mark which lines or hunks were AI-authored. If a downstream process wants the</w:t>
       </w:r>
       <w:r>
         <w:t xml:space="preserve"> </w:t>
@@ -5677,7 +5677,7 @@
         <w:t xml:space="preserve"> </w:t>
       </w:r>
       <w:r>
-        <w:t xml:space="preserve">that cannot be waived; an AI coding tool-run review that a human arbitrates; branch protection with</w:t>
+        <w:t xml:space="preserve">that cannot be waived; an AI coding AI-run review that a human arbitrates; branch protection with</w:t>
       </w:r>
       <w:r>
         <w:t xml:space="preserve"> </w:t>
@@ -6571,7 +6571,7 @@
           <w:i/>
           <w:iCs/>
         </w:rPr>
-        <w:t xml:space="preserve">standard with the AI coding tool governed as a tool -- explicitly not that the output is</w:t>
+        <w:t xml:space="preserve">standard with the AI coding assistant governed as a tool -- explicitly not that the output is</w:t>
       </w:r>
       <w:r>
         <w:rPr>
@@ -8103,7 +8103,7 @@
               <w:pStyle w:val="Compact"/>
             </w:pPr>
             <w:r>
-              <w:t xml:space="preserve">Vet the assistant, its skills, its extensions and its tool servers -- no product gate inspects them</w:t>
+              <w:t xml:space="preserve">Vet the AI coding assistant, its skills, its extensions and its tool servers -- no product gate inspects them</w:t>
             </w:r>
           </w:p>
         </w:tc>
@@ -8175,7 +8175,7 @@
               <w:pStyle w:val="Compact"/>
             </w:pPr>
             <w:r>
-              <w:t xml:space="preserve">An assistant-run review is advisory input a human arbitrates, never a gate</w:t>
+              <w:t xml:space="preserve">An AI coding AI-run review is advisory input a human arbitrates, never a gate</w:t>
             </w:r>
           </w:p>
         </w:tc>
@@ -8783,7 +8783,7 @@
         <w:t xml:space="preserve"> </w:t>
       </w:r>
       <w:r>
-        <w:t xml:space="preserve">The moment an AI coding tool-run review counts as a gate, the whole structure is</w:t>
+        <w:t xml:space="preserve">The moment an AI coding AI-run review counts as a gate, the whole structure is</w:t>
       </w:r>
       <w:r>
         <w:t xml:space="preserve"> </w:t>

--- a/docs/standards/word/AI-ASSISTED-DEVELOPMENT.docx
+++ b/docs/standards/word/AI-ASSISTED-DEVELOPMENT.docx
@@ -28,7 +28,7 @@
         </w:p>
       </w:sdtContent>
     </w:sdt>
-    <w:bookmarkStart w:id="61" w:name="Xb05cc1bab18114ba7c5d64624395b03199e8ab5"/>
+    <w:bookmarkStart w:id="63" w:name="Xb05cc1bab18114ba7c5d64624395b03199e8ab5"/>
     <w:p>
       <w:pPr>
         <w:pStyle w:val="Heading1"/>
@@ -72,19 +72,7 @@
           <w:b/>
           <w:bCs/>
         </w:rPr>
-        <w:t xml:space="preserve">This one is dense.</w:t>
-      </w:r>
-      <w:r>
-        <w:t xml:space="preserve"> </w:t>
-      </w:r>
-      <w:r>
-        <w:t xml:space="preserve">Reading it end to end works, and you will need to eventually -- it</w:t>
-      </w:r>
-      <w:r>
-        <w:t xml:space="preserve"> </w:t>
-      </w:r>
-      <w:r>
-        <w:t xml:space="preserve">becomes your standard once you adopt it. It is usually faster to hand the</w:t>
+        <w:t xml:space="preserve">Take a copy:</w:t>
       </w:r>
       <w:r>
         <w:t xml:space="preserve"> </w:t>
@@ -101,33 +89,7 @@
         <w:t xml:space="preserve"> </w:t>
       </w:r>
       <w:r>
-        <w:t xml:space="preserve">to Claude Code, or</w:t>
-      </w:r>
-      <w:r>
-        <w:t xml:space="preserve"> </w:t>
-      </w:r>
-      <w:r>
-        <w:t xml:space="preserve">another AI coding assistant, and ask it to summarize this against your repository,</w:t>
-      </w:r>
-      <w:r>
-        <w:t xml:space="preserve"> </w:t>
-      </w:r>
-      <w:r>
-        <w:t xml:space="preserve">rewrite a section in plainer terms, or answer what already holds here and what would have to</w:t>
-      </w:r>
-      <w:r>
-        <w:t xml:space="preserve"> </w:t>
-      </w:r>
-      <w:r>
-        <w:t xml:space="preserve">change.</w:t>
-      </w:r>
-    </w:p>
-    <w:p>
-      <w:pPr>
-        <w:pStyle w:val="BlockText"/>
-      </w:pPr>
-      <w:r>
-        <w:t xml:space="preserve">Reading or circulating instead?</w:t>
+        <w:t xml:space="preserve">or</w:t>
       </w:r>
       <w:r>
         <w:t xml:space="preserve"> </w:t>
@@ -186,25 +148,25 @@
         <w:t xml:space="preserve"> </w:t>
       </w:r>
       <w:r>
-        <w:t xml:space="preserve">Two axes and a four-cell tier ladder</w:t>
-      </w:r>
-      <w:r>
-        <w:t xml:space="preserve"> </w:t>
-      </w:r>
-      <w:r>
-        <w:t xml:space="preserve">resolve any change to exactly one tier, and the tier says which controls are mandatory and which</w:t>
-      </w:r>
-      <w:r>
-        <w:t xml:space="preserve"> </w:t>
-      </w:r>
-      <w:r>
-        <w:t xml:space="preserve">you may skip. A one-line fix does not carry release-grade ceremony, in writing, which is what</w:t>
-      </w:r>
-      <w:r>
-        <w:t xml:space="preserve"> </w:t>
-      </w:r>
-      <w:r>
-        <w:t xml:space="preserve">stops a heavy process from being ignored wholesale.</w:t>
+        <w:t xml:space="preserve">Two axes and a four-cell tier ladder resolve</w:t>
+      </w:r>
+      <w:r>
+        <w:t xml:space="preserve"> </w:t>
+      </w:r>
+      <w:r>
+        <w:t xml:space="preserve">any change to exactly one tier, and that tier says which controls are mandatory and which you may</w:t>
+      </w:r>
+      <w:r>
+        <w:t xml:space="preserve"> </w:t>
+      </w:r>
+      <w:r>
+        <w:t xml:space="preserve">skip. A one-line fix carries no release-grade ceremony, in writing, which is what stops a heavy</w:t>
+      </w:r>
+      <w:r>
+        <w:t xml:space="preserve"> </w:t>
+      </w:r>
+      <w:r>
+        <w:t xml:space="preserve">process from being ignored wholesale.</w:t>
       </w:r>
     </w:p>
     <w:p>
@@ -226,13 +188,13 @@
         <w:t xml:space="preserve"> </w:t>
       </w:r>
       <w:r>
-        <w:t xml:space="preserve">One question decides most changes, and the cheap</w:t>
-      </w:r>
-      <w:r>
-        <w:t xml:space="preserve"> </w:t>
-      </w:r>
-      <w:r>
-        <w:t xml:space="preserve">answer errs strict rather than convenient.</w:t>
+        <w:t xml:space="preserve">One question decides most changes, and the cheap answer</w:t>
+      </w:r>
+      <w:r>
+        <w:t xml:space="preserve"> </w:t>
+      </w:r>
+      <w:r>
+        <w:t xml:space="preserve">errs strict rather than convenient.</w:t>
       </w:r>
     </w:p>
     <w:p>
@@ -254,19 +216,19 @@
         <w:t xml:space="preserve"> </w:t>
       </w:r>
       <w:r>
-        <w:t xml:space="preserve">Every rule below traces to one of them,</w:t>
-      </w:r>
-      <w:r>
-        <w:t xml:space="preserve"> </w:t>
-      </w:r>
-      <w:r>
-        <w:t xml:space="preserve">so you can audit your own practice with five questions -- and test any proposed new rule by asking</w:t>
-      </w:r>
-      <w:r>
-        <w:t xml:space="preserve"> </w:t>
-      </w:r>
-      <w:r>
-        <w:t xml:space="preserve">which mode it neutralizes. If the answer is none, it is decoration.</w:t>
+        <w:t xml:space="preserve">Every rule below traces to one of them, so</w:t>
+      </w:r>
+      <w:r>
+        <w:t xml:space="preserve"> </w:t>
+      </w:r>
+      <w:r>
+        <w:t xml:space="preserve">you can audit your own practice with five questions, and test any proposed new rule by asking which</w:t>
+      </w:r>
+      <w:r>
+        <w:t xml:space="preserve"> </w:t>
+      </w:r>
+      <w:r>
+        <w:t xml:space="preserve">mode it neutralizes. If the answer is none, it is decoration.</w:t>
       </w:r>
     </w:p>
     <w:p>
@@ -288,13 +250,13 @@
         <w:t xml:space="preserve"> </w:t>
       </w:r>
       <w:r>
-        <w:t xml:space="preserve">A gate is a deterministic check with an exit code.</w:t>
-      </w:r>
-      <w:r>
-        <w:t xml:space="preserve"> </w:t>
-      </w:r>
-      <w:r>
-        <w:t xml:space="preserve">The model never certifies its own output. That single rule is what most agent-assisted processes</w:t>
+        <w:t xml:space="preserve">A gate is a deterministic check with an exit code, and</w:t>
+      </w:r>
+      <w:r>
+        <w:t xml:space="preserve"> </w:t>
+      </w:r>
+      <w:r>
+        <w:t xml:space="preserve">the model never certifies its own output. That single rule is what most agent-assisted processes</w:t>
       </w:r>
       <w:r>
         <w:t xml:space="preserve"> </w:t>
@@ -322,19 +284,19 @@
         <w:t xml:space="preserve"> </w:t>
       </w:r>
       <w:r>
-        <w:t xml:space="preserve">Name the control you cannot meet, name</w:t>
-      </w:r>
-      <w:r>
-        <w:t xml:space="preserve"> </w:t>
-      </w:r>
-      <w:r>
-        <w:t xml:space="preserve">the compensating set, name the event that ends the deviation -- instead of overclaiming review</w:t>
-      </w:r>
-      <w:r>
-        <w:t xml:space="preserve"> </w:t>
-      </w:r>
-      <w:r>
-        <w:t xml:space="preserve">coverage or quietly having none.</w:t>
+        <w:t xml:space="preserve">Name the control you cannot meet, the</w:t>
+      </w:r>
+      <w:r>
+        <w:t xml:space="preserve"> </w:t>
+      </w:r>
+      <w:r>
+        <w:t xml:space="preserve">compensating set, and the event that ends the deviation -- instead of overclaiming review coverage</w:t>
+      </w:r>
+      <w:r>
+        <w:t xml:space="preserve"> </w:t>
+      </w:r>
+      <w:r>
+        <w:t xml:space="preserve">or quietly having none.</w:t>
       </w:r>
     </w:p>
     <w:p>
@@ -356,7 +318,7 @@
         <w:t xml:space="preserve"> </w:t>
       </w:r>
       <w:r>
-        <w:t xml:space="preserve">An approved-phrasing table with the overclaim beside each</w:t>
+        <w:t xml:space="preserve">An approved-phrasing table sets the overclaim beside each</w:t>
       </w:r>
       <w:r>
         <w:t xml:space="preserve"> </w:t>
@@ -393,19 +355,19 @@
         <w:t xml:space="preserve"> </w:t>
       </w:r>
       <w:r>
-        <w:t xml:space="preserve">than a product feature. Verifiers that did not produce the artifact, told to refute rather than</w:t>
-      </w:r>
-      <w:r>
-        <w:t xml:space="preserve"> </w:t>
-      </w:r>
-      <w:r>
-        <w:t xml:space="preserve">review, given distinct lenses, reporting a counterexample and a command log. Plus the honest</w:t>
-      </w:r>
-      <w:r>
-        <w:t xml:space="preserve"> </w:t>
-      </w:r>
-      <w:r>
-        <w:t xml:space="preserve">cases where the pass is pure waste.</w:t>
+        <w:t xml:space="preserve">than a product feature: verifiers that did not produce the artifact, told to refute rather than</w:t>
+      </w:r>
+      <w:r>
+        <w:t xml:space="preserve"> </w:t>
+      </w:r>
+      <w:r>
+        <w:t xml:space="preserve">review, given distinct lenses, reporting a counterexample and a command log. Plus the honest cases</w:t>
+      </w:r>
+      <w:r>
+        <w:t xml:space="preserve"> </w:t>
+      </w:r>
+      <w:r>
+        <w:t xml:space="preserve">where the pass is pure waste.</w:t>
       </w:r>
     </w:p>
     <w:p>
@@ -421,16 +383,24 @@
           <w:b/>
           <w:bCs/>
         </w:rPr>
-        <w:t xml:space="preserve">Five habits that raise assistant output quality in the codebase you already have</w:t>
-      </w:r>
-      <w:r>
-        <w:t xml:space="preserve">, and the</w:t>
-      </w:r>
-      <w:r>
-        <w:t xml:space="preserve"> </w:t>
-      </w:r>
-      <w:r>
-        <w:t xml:space="preserve">reason each one works.</w:t>
+        <w:t xml:space="preserve">Five habits that raise the quality of what an AI coding assistant returns in the codebase you</w:t>
+      </w:r>
+      <w:r>
+        <w:rPr>
+          <w:b/>
+          <w:bCs/>
+        </w:rPr>
+        <w:t xml:space="preserve"> </w:t>
+      </w:r>
+      <w:r>
+        <w:rPr>
+          <w:b/>
+          <w:bCs/>
+        </w:rPr>
+        <w:t xml:space="preserve">already have</w:t>
+      </w:r>
+      <w:r>
+        <w:t xml:space="preserve">, and the reason each one works.</w:t>
       </w:r>
     </w:p>
     <w:bookmarkEnd w:id="12"/>
@@ -456,25 +426,25 @@
           <w:b/>
           <w:bCs/>
         </w:rPr>
-        <w:t xml:space="preserve">This page ships nothing.</w:t>
-      </w:r>
-      <w:r>
-        <w:t xml:space="preserve"> </w:t>
-      </w:r>
-      <w:r>
-        <w:t xml:space="preserve">No hooks, no prompts, no configuration, no workflow. It is a standard</w:t>
-      </w:r>
-      <w:r>
-        <w:t xml:space="preserve"> </w:t>
-      </w:r>
-      <w:r>
-        <w:t xml:space="preserve">and a set of rules. Everything it references as a mechanism lives in another page of this site or</w:t>
-      </w:r>
-      <w:r>
-        <w:t xml:space="preserve"> </w:t>
-      </w:r>
-      <w:r>
-        <w:t xml:space="preserve">in your own repository.</w:t>
+        <w:t xml:space="preserve">This page ships nothing</w:t>
+      </w:r>
+      <w:r>
+        <w:t xml:space="preserve"> </w:t>
+      </w:r>
+      <w:r>
+        <w:t xml:space="preserve">-- no hooks, no prompts, no configuration, no workflow. It is a standard</w:t>
+      </w:r>
+      <w:r>
+        <w:t xml:space="preserve"> </w:t>
+      </w:r>
+      <w:r>
+        <w:t xml:space="preserve">and a set of rules, and everything it references as a mechanism lives in another page of this site</w:t>
+      </w:r>
+      <w:r>
+        <w:t xml:space="preserve"> </w:t>
+      </w:r>
+      <w:r>
+        <w:t xml:space="preserve">or in your own repository.</w:t>
       </w:r>
     </w:p>
     <w:p>
@@ -496,19 +466,19 @@
         <w:t xml:space="preserve"> </w:t>
       </w:r>
       <w:r>
-        <w:t xml:space="preserve">on your product, your team, or anyone adopting your software, and</w:t>
-      </w:r>
-      <w:r>
-        <w:t xml:space="preserve"> </w:t>
-      </w:r>
-      <w:r>
-        <w:t xml:space="preserve">it is not a substitute for an adopter's own assessment. It produces build-provenance evidence,</w:t>
-      </w:r>
-      <w:r>
-        <w:t xml:space="preserve"> </w:t>
-      </w:r>
-      <w:r>
-        <w:t xml:space="preserve">which is an input to somebody else's review, never a replacement for it.</w:t>
+        <w:t xml:space="preserve">on your product, your team, or anyone adopting your software, and it</w:t>
+      </w:r>
+      <w:r>
+        <w:t xml:space="preserve"> </w:t>
+      </w:r>
+      <w:r>
+        <w:t xml:space="preserve">is not a substitute for an adopter's own assessment. It produces build-provenance evidence, which is</w:t>
+      </w:r>
+      <w:r>
+        <w:t xml:space="preserve"> </w:t>
+      </w:r>
+      <w:r>
+        <w:t xml:space="preserve">an input to somebody else's review, never a replacement for it.</w:t>
       </w:r>
     </w:p>
     <w:p>
@@ -530,7 +500,7 @@
         <w:t xml:space="preserve"> </w:t>
       </w:r>
       <w:r>
-        <w:t xml:space="preserve">It is a human-applied checklist. Its whole</w:t>
+        <w:t xml:space="preserve">It is a human-applied checklist whose whole</w:t>
       </w:r>
       <w:r>
         <w:t xml:space="preserve"> </w:t>
@@ -564,25 +534,19 @@
         <w:t xml:space="preserve"> </w:t>
       </w:r>
       <w:r>
-        <w:t xml:space="preserve">concurrency ceilings or per-run prices appear here. Those move faster than a documentation page</w:t>
-      </w:r>
-      <w:r>
-        <w:t xml:space="preserve"> </w:t>
-      </w:r>
-      <w:r>
-        <w:t xml:space="preserve">can be revised, and every one of them was wrong within a release in the material this was drawn</w:t>
-      </w:r>
-      <w:r>
-        <w:t xml:space="preserve"> </w:t>
-      </w:r>
-      <w:r>
-        <w:t xml:space="preserve">from. Where a limit matters to a design decision, the rule is to discover it with a pilot run</w:t>
-      </w:r>
-      <w:r>
-        <w:t xml:space="preserve"> </w:t>
-      </w:r>
-      <w:r>
-        <w:t xml:space="preserve">rather than quote it.</w:t>
+        <w:t xml:space="preserve">concurrency ceilings or per-run prices appear here. Those move faster than a documentation page can</w:t>
+      </w:r>
+      <w:r>
+        <w:t xml:space="preserve"> </w:t>
+      </w:r>
+      <w:r>
+        <w:t xml:space="preserve">be revised, and every one of them was wrong within a release in the material this was drawn from.</w:t>
+      </w:r>
+      <w:r>
+        <w:t xml:space="preserve"> </w:t>
+      </w:r>
+      <w:r>
+        <w:t xml:space="preserve">Where a limit matters to a design decision, discover it with a pilot run rather than quote it.</w:t>
       </w:r>
     </w:p>
     <w:p>
@@ -644,7 +608,7 @@
         <w:t xml:space="preserve"> </w:t>
       </w:r>
       <w:r>
-        <w:t xml:space="preserve">surface. On a single-file change it adds latency and burn and improves nothing.</w:t>
+        <w:t xml:space="preserve">surface; on a single-file change it adds latency and burn and improves nothing.</w:t>
       </w:r>
     </w:p>
     <w:p>
@@ -748,13 +712,13 @@
         <w:t xml:space="preserve"> </w:t>
       </w:r>
       <w:r>
-        <w:t xml:space="preserve">a fail-closed commit-time content</w:t>
-      </w:r>
-      <w:r>
-        <w:t xml:space="preserve"> </w:t>
-      </w:r>
-      <w:r>
-        <w:t xml:space="preserve">scan, because a path rule cannot stop a paste. See</w:t>
+        <w:t xml:space="preserve">a fail-closed commit-time</w:t>
+      </w:r>
+      <w:r>
+        <w:t xml:space="preserve"> </w:t>
+      </w:r>
+      <w:r>
+        <w:t xml:space="preserve">content scan, because a path rule cannot stop a paste.</w:t>
       </w:r>
       <w:r>
         <w:t xml:space="preserve"> </w:t>
@@ -771,7 +735,13 @@
         <w:t xml:space="preserve"> </w:t>
       </w:r>
       <w:r>
-        <w:t xml:space="preserve">for a working scanner and its blind spots.</w:t>
+        <w:t xml:space="preserve">has a</w:t>
+      </w:r>
+      <w:r>
+        <w:t xml:space="preserve"> </w:t>
+      </w:r>
+      <w:r>
+        <w:t xml:space="preserve">working scanner and its blind spots.</w:t>
       </w:r>
     </w:p>
     <w:p>
@@ -818,7 +788,13 @@
         <w:t xml:space="preserve">Make one gate deterministic and blocking</w:t>
       </w:r>
       <w:r>
-        <w:t xml:space="preserve">, and stop treating an AI coding assistant's review as a gate.</w:t>
+        <w:t xml:space="preserve">, and stop treating an AI coding assistant's review as</w:t>
+      </w:r>
+      <w:r>
+        <w:t xml:space="preserve"> </w:t>
+      </w:r>
+      <w:r>
+        <w:t xml:space="preserve">a gate.</w:t>
       </w:r>
     </w:p>
     <w:p>
@@ -1266,25 +1242,53 @@
         <w:pStyle w:val="BodyText"/>
       </w:pPr>
       <w:r>
-        <w:t xml:space="preserve">On the fifth mode specifically: assistance raises confidence faster than it raises correctness, and</w:t>
-      </w:r>
-      <w:r>
-        <w:t xml:space="preserve"> </w:t>
-      </w:r>
-      <w:r>
-        <w:t xml:space="preserve">this bites hardest exactly when the author reviews their own assisted output. That is the strongest</w:t>
-      </w:r>
-      <w:r>
-        <w:t xml:space="preserve"> </w:t>
-      </w:r>
-      <w:r>
-        <w:t xml:space="preserve">argument for keeping a review step you might otherwise drop for speed, and for the adversarial</w:t>
-      </w:r>
-      <w:r>
-        <w:t xml:space="preserve"> </w:t>
-      </w:r>
-      <w:r>
-        <w:t xml:space="preserve">verification pass in section 7. It is also why the site's rule</w:t>
+        <w:rPr>
+          <w:b/>
+          <w:bCs/>
+        </w:rPr>
+        <w:t xml:space="preserve">The fifth mode bites hardest in self-review.</w:t>
+      </w:r>
+      <w:r>
+        <w:t xml:space="preserve"> </w:t>
+      </w:r>
+      <w:r>
+        <w:t xml:space="preserve">Assistance raises confidence faster than it raises</w:t>
+      </w:r>
+      <w:r>
+        <w:t xml:space="preserve"> </w:t>
+      </w:r>
+      <w:r>
+        <w:t xml:space="preserve">correctness, and the gap is widest exactly when the author reviews their own assisted output. That is</w:t>
+      </w:r>
+      <w:r>
+        <w:t xml:space="preserve"> </w:t>
+      </w:r>
+      <w:r>
+        <w:t xml:space="preserve">the strongest argument for keeping a review step you might otherwise drop for speed, and for the</w:t>
+      </w:r>
+      <w:r>
+        <w:t xml:space="preserve"> </w:t>
+      </w:r>
+      <w:r>
+        <w:t xml:space="preserve">adversarial verification pass in section 7.</w:t>
+      </w:r>
+    </w:p>
+    <w:p>
+      <w:pPr>
+        <w:pStyle w:val="BodyText"/>
+      </w:pPr>
+      <w:r>
+        <w:rPr>
+          <w:b/>
+          <w:bCs/>
+        </w:rPr>
+        <w:t xml:space="preserve">It also constrains what you may say about your own loop.</w:t>
+      </w:r>
+      <w:r>
+        <w:t xml:space="preserve"> </w:t>
+      </w:r>
+      <w:r>
+        <w:t xml:space="preserve">The site's rule</w:t>
       </w:r>
       <w:r>
         <w:t xml:space="preserve"> </w:t>
@@ -1294,7 +1298,7 @@
           <w:i/>
           <w:iCs/>
         </w:rPr>
-        <w:t xml:space="preserve">"Do not claim a speed or quality gain</w:t>
+        <w:t xml:space="preserve">"Do not claim a speed or</w:t>
       </w:r>
       <w:r>
         <w:rPr>
@@ -1308,7 +1312,7 @@
           <w:i/>
           <w:iCs/>
         </w:rPr>
-        <w:t xml:space="preserve">you have not measured here"</w:t>
+        <w:t xml:space="preserve">quality gain you have not measured here"</w:t>
       </w:r>
       <w:r>
         <w:t xml:space="preserve"> </w:t>
@@ -1331,13 +1335,13 @@
         <w:t xml:space="preserve"> </w:t>
       </w:r>
       <w:r>
-        <w:t xml:space="preserve">applies to your own</w:t>
-      </w:r>
-      <w:r>
-        <w:t xml:space="preserve"> </w:t>
-      </w:r>
-      <w:r>
-        <w:t xml:space="preserve">impressions of the loop, not only to published figures.</w:t>
+        <w:t xml:space="preserve">applies to</w:t>
+      </w:r>
+      <w:r>
+        <w:t xml:space="preserve"> </w:t>
+      </w:r>
+      <w:r>
+        <w:t xml:space="preserve">your impressions of the loop, not only to published figures.</w:t>
       </w:r>
     </w:p>
     <w:p>
@@ -1348,7 +1352,7 @@
       </w:r>
     </w:p>
     <w:bookmarkEnd w:id="17"/>
-    <w:bookmarkStart w:id="22" w:name="Xd83a63fe659f415ab44787fe54fd8f20e45636d"/>
+    <w:bookmarkStart w:id="23" w:name="Xd83a63fe659f415ab44787fe54fd8f20e45636d"/>
     <w:p>
       <w:pPr>
         <w:pStyle w:val="Heading2"/>
@@ -1424,29 +1428,31 @@
         <w:t xml:space="preserve"> </w:t>
       </w:r>
       <w:r>
-        <w:t xml:space="preserve">become the tiebreaker between the lower tiers. Most day-to-day work in a system that carries</w:t>
-      </w:r>
-      <w:r>
-        <w:t xml:space="preserve"> </w:t>
-      </w:r>
-      <w:r>
-        <w:t xml:space="preserve">sensitive data resolves on this question alone; the reach axis matters mainly for code-only and</w:t>
-      </w:r>
-      <w:r>
-        <w:t xml:space="preserve"> </w:t>
-      </w:r>
-      <w:r>
-        <w:t xml:space="preserve">synthetic-only changes.</w:t>
+        <w:t xml:space="preserve">become the tiebreaker between the lower tiers.</w:t>
+      </w:r>
+    </w:p>
+    <w:p>
+      <w:pPr>
+        <w:pStyle w:val="BodyText"/>
+      </w:pPr>
+      <w:r>
+        <w:t xml:space="preserve">Most day-to-day work in a system that carries sensitive data resolves on this question alone. The</w:t>
+      </w:r>
+      <w:r>
+        <w:t xml:space="preserve"> </w:t>
+      </w:r>
+      <w:r>
+        <w:t xml:space="preserve">reach axis matters mainly for code-only and synthetic-only changes.</w:t>
       </w:r>
     </w:p>
     <w:bookmarkEnd w:id="18"/>
-    <w:bookmarkStart w:id="19" w:name="the-two-axes"/>
+    <w:bookmarkStart w:id="19" w:name="reach-is-blast-radius-not-headcount"/>
     <w:p>
       <w:pPr>
         <w:pStyle w:val="Heading3"/>
       </w:pPr>
       <w:r>
-        <w:t xml:space="preserve">The two axes</w:t>
+        <w:t xml:space="preserve">Reach is blast radius, not headcount</w:t>
       </w:r>
     </w:p>
     <w:p>
@@ -1454,11 +1460,7 @@
         <w:pStyle w:val="FirstParagraph"/>
       </w:pPr>
       <w:r>
-        <w:rPr>
-          <w:b/>
-          <w:bCs/>
-        </w:rPr>
-        <w:t xml:space="preserve">Reach (blast radius).</w:t>
+        <w:t xml:space="preserve">Four levels, set by how far a mistake in the change can travel.</w:t>
       </w:r>
     </w:p>
     <w:p>
@@ -1625,19 +1627,7 @@
         <w:t xml:space="preserve"> </w:t>
       </w:r>
       <w:r>
-        <w:t xml:space="preserve">radius so that change shape, not headcount, sets the floor. The cell values in the matrix below were</w:t>
-      </w:r>
-      <w:r>
-        <w:t xml:space="preserve"> </w:t>
-      </w:r>
-      <w:r>
-        <w:t xml:space="preserve">carried over from the team-size version rather than re-derived against the new axis, so treat them</w:t>
-      </w:r>
-      <w:r>
-        <w:t xml:space="preserve"> </w:t>
-      </w:r>
-      <w:r>
-        <w:t xml:space="preserve">as directional: check the cells against your own work before adopting them unchanged.</w:t>
+        <w:t xml:space="preserve">radius so that change shape, not headcount, sets the floor.</w:t>
       </w:r>
     </w:p>
     <w:p>
@@ -1649,13 +1639,43 @@
           <w:b/>
           <w:bCs/>
         </w:rPr>
-        <w:t xml:space="preserve">Sensitivity (the dominant ratchet).</w:t>
-      </w:r>
-      <w:r>
-        <w:t xml:space="preserve"> </w:t>
-      </w:r>
-      <w:r>
-        <w:t xml:space="preserve">This measures development-process data exposure</w:t>
+        <w:t xml:space="preserve">Treat the matrix cells below as directional.</w:t>
+      </w:r>
+      <w:r>
+        <w:t xml:space="preserve"> </w:t>
+      </w:r>
+      <w:r>
+        <w:t xml:space="preserve">They were carried over from the team-size version</w:t>
+      </w:r>
+      <w:r>
+        <w:t xml:space="preserve"> </w:t>
+      </w:r>
+      <w:r>
+        <w:t xml:space="preserve">rather than re-derived against the new axis, so check them against your own work before adopting them</w:t>
+      </w:r>
+      <w:r>
+        <w:t xml:space="preserve"> </w:t>
+      </w:r>
+      <w:r>
+        <w:t xml:space="preserve">unchanged.</w:t>
+      </w:r>
+    </w:p>
+    <w:bookmarkEnd w:id="19"/>
+    <w:bookmarkStart w:id="20" w:name="sensitivity-is-the-dominant-ratchet"/>
+    <w:p>
+      <w:pPr>
+        <w:pStyle w:val="Heading3"/>
+      </w:pPr>
+      <w:r>
+        <w:t xml:space="preserve">Sensitivity is the dominant ratchet</w:t>
+      </w:r>
+    </w:p>
+    <w:p>
+      <w:pPr>
+        <w:pStyle w:val="FirstParagraph"/>
+      </w:pPr>
+      <w:r>
+        <w:t xml:space="preserve">This axis measures development-process data exposure</w:t>
       </w:r>
       <w:r>
         <w:t xml:space="preserve"> </w:t>
@@ -1671,7 +1691,13 @@
         <w:t xml:space="preserve"> </w:t>
       </w:r>
       <w:r>
-        <w:t xml:space="preserve">production code-path sensitivity.</w:t>
+        <w:t xml:space="preserve">production code-path sensitivity. Four</w:t>
+      </w:r>
+      <w:r>
+        <w:t xml:space="preserve"> </w:t>
+      </w:r>
+      <w:r>
+        <w:t xml:space="preserve">levels again.</w:t>
       </w:r>
     </w:p>
     <w:p>
@@ -1830,8 +1856,8 @@
         <w:t xml:space="preserve">memory file.</w:t>
       </w:r>
     </w:p>
-    <w:bookmarkEnd w:id="19"/>
-    <w:bookmarkStart w:id="20" w:name="the-matrix"/>
+    <w:bookmarkEnd w:id="20"/>
+    <w:bookmarkStart w:id="21" w:name="the-matrix"/>
     <w:p>
       <w:pPr>
         <w:pStyle w:val="Heading3"/>
@@ -2239,43 +2265,31 @@
         <w:pStyle w:val="BodyText"/>
       </w:pPr>
       <w:r>
-        <w:t xml:space="preserve">The two axes are not symmetric, and that is deliberate.</w:t>
-      </w:r>
-      <w:r>
-        <w:t xml:space="preserve"> </w:t>
-      </w:r>
-      <w:r>
-        <w:rPr>
-          <w:b/>
-          <w:bCs/>
-        </w:rPr>
-        <w:t xml:space="preserve">D2 and D3 force at least T3 regardless of</w:t>
-      </w:r>
-      <w:r>
-        <w:rPr>
-          <w:b/>
-          <w:bCs/>
-        </w:rPr>
-        <w:t xml:space="preserve"> </w:t>
-      </w:r>
-      <w:r>
-        <w:rPr>
-          <w:b/>
-          <w:bCs/>
-        </w:rPr>
-        <w:t xml:space="preserve">reach; D1 floors at T2.</w:t>
-      </w:r>
-      <w:r>
-        <w:t xml:space="preserve"> </w:t>
-      </w:r>
-      <w:r>
-        <w:t xml:space="preserve">Reach only scales the lower-sensitivity cells. Reading the matrix as a</w:t>
-      </w:r>
-      <w:r>
-        <w:t xml:space="preserve"> </w:t>
-      </w:r>
-      <w:r>
-        <w:t xml:space="preserve">lattice join guarantees monotonicity: more reach</w:t>
+        <w:rPr>
+          <w:b/>
+          <w:bCs/>
+        </w:rPr>
+        <w:t xml:space="preserve">D2 and D3 force at least T3 regardless of reach; D1 floors at T2.</w:t>
+      </w:r>
+      <w:r>
+        <w:t xml:space="preserve"> </w:t>
+      </w:r>
+      <w:r>
+        <w:t xml:space="preserve">The two axes are not symmetric,</w:t>
+      </w:r>
+      <w:r>
+        <w:t xml:space="preserve"> </w:t>
+      </w:r>
+      <w:r>
+        <w:t xml:space="preserve">and that is deliberate -- reach only scales the lower-sensitivity cells.</w:t>
+      </w:r>
+    </w:p>
+    <w:p>
+      <w:pPr>
+        <w:pStyle w:val="BodyText"/>
+      </w:pPr>
+      <w:r>
+        <w:t xml:space="preserve">Reading the matrix as a lattice join guarantees monotonicity. More reach</w:t>
       </w:r>
       <w:r>
         <w:t xml:space="preserve"> </w:t>
@@ -2291,17 +2305,17 @@
         <w:t xml:space="preserve"> </w:t>
       </w:r>
       <w:r>
-        <w:t xml:space="preserve">more sensitivity is stricter, never laxer, so</w:t>
-      </w:r>
-      <w:r>
-        <w:t xml:space="preserve"> </w:t>
-      </w:r>
-      <w:r>
-        <w:t xml:space="preserve">no cell can accidentally be more permissive than a cell it dominates.</w:t>
-      </w:r>
-    </w:p>
-    <w:bookmarkEnd w:id="20"/>
-    <w:bookmarkStart w:id="21" w:name="X224b75b947cf557dde0734fa4f1a96c11e2c503"/>
+        <w:t xml:space="preserve">more sensitivity is</w:t>
+      </w:r>
+      <w:r>
+        <w:t xml:space="preserve"> </w:t>
+      </w:r>
+      <w:r>
+        <w:t xml:space="preserve">stricter, never laxer, so no cell can accidentally be more permissive than a cell it dominates.</w:t>
+      </w:r>
+    </w:p>
+    <w:bookmarkEnd w:id="21"/>
+    <w:bookmarkStart w:id="22" w:name="X224b75b947cf557dde0734fa4f1a96c11e2c503"/>
     <w:p>
       <w:pPr>
         <w:pStyle w:val="Heading3"/>
@@ -2446,10 +2460,7 @@
         <w:t xml:space="preserve">recorded one-line reason</w:t>
       </w:r>
       <w:r>
-        <w:t xml:space="preserve"> </w:t>
-      </w:r>
-      <w:r>
-        <w:t xml:space="preserve">carried as a trailer on the change</w:t>
+        <w:t xml:space="preserve">, carried as a trailer on the change</w:t>
       </w:r>
       <w:r>
         <w:t xml:space="preserve"> </w:t>
@@ -2461,13 +2472,21 @@
         <w:t xml:space="preserve"> </w:t>
       </w:r>
       <w:r>
-        <w:t xml:space="preserve">recorded reason has not been classified; it has been assumed. A reader six months later can then</w:t>
-      </w:r>
-      <w:r>
-        <w:t xml:space="preserve"> </w:t>
-      </w:r>
-      <w:r>
-        <w:t xml:space="preserve">disagree with the tier that was claimed, instead of guessing what rigor was intended.</w:t>
+        <w:t xml:space="preserve">recorded reason has not been classified; it has been assumed.</w:t>
+      </w:r>
+    </w:p>
+    <w:p>
+      <w:pPr>
+        <w:pStyle w:val="BodyText"/>
+      </w:pPr>
+      <w:r>
+        <w:t xml:space="preserve">The recorded reason is what lets a reader six months later disagree with the tier that was claimed,</w:t>
+      </w:r>
+      <w:r>
+        <w:t xml:space="preserve"> </w:t>
+      </w:r>
+      <w:r>
+        <w:t xml:space="preserve">instead of guessing what rigor was intended.</w:t>
       </w:r>
     </w:p>
     <w:p>
@@ -2721,9 +2740,9 @@
         </w:pict>
       </w:r>
     </w:p>
-    <w:bookmarkEnd w:id="21"/>
     <w:bookmarkEnd w:id="22"/>
-    <w:bookmarkStart w:id="25" w:name="X4dd2e1667c7028d8406bf2ecce881d8eea9b867"/>
+    <w:bookmarkEnd w:id="23"/>
+    <w:bookmarkStart w:id="27" w:name="X4dd2e1667c7028d8406bf2ecce881d8eea9b867"/>
     <w:p>
       <w:pPr>
         <w:pStyle w:val="Heading2"/>
@@ -2743,31 +2762,19 @@
         <w:t xml:space="preserve"> </w:t>
       </w:r>
       <w:r>
-        <w:t xml:space="preserve">is independent of blast radius.</w:t>
-      </w:r>
-      <w:r>
-        <w:t xml:space="preserve"> </w:t>
-      </w:r>
-      <w:r>
-        <w:rPr>
-          <w:b/>
-          <w:bCs/>
-        </w:rPr>
-        <w:t xml:space="preserve">The floor is short on purpose: a floor with twenty items is a tier,</w:t>
-      </w:r>
-      <w:r>
-        <w:rPr>
-          <w:b/>
-          <w:bCs/>
-        </w:rPr>
-        <w:t xml:space="preserve"> </w:t>
-      </w:r>
-      <w:r>
-        <w:rPr>
-          <w:b/>
-          <w:bCs/>
-        </w:rPr>
-        <w:t xml:space="preserve">and it will be skipped.</w:t>
+        <w:t xml:space="preserve">item is independent of blast radius.</w:t>
+      </w:r>
+    </w:p>
+    <w:p>
+      <w:pPr>
+        <w:pStyle w:val="BodyText"/>
+      </w:pPr>
+      <w:r>
+        <w:rPr>
+          <w:b/>
+          <w:bCs/>
+        </w:rPr>
+        <w:t xml:space="preserve">The floor is short on purpose: a floor with twenty items is a tier, and it will be skipped.</w:t>
       </w:r>
     </w:p>
     <w:tbl>
@@ -3104,13 +3111,15 @@
         <w:t xml:space="preserve">assistance in reaching the explanation is fine"</w:t>
       </w:r>
       <w:r>
-        <w:t xml:space="preserve">. For a working scanner, what it catches, and the</w:t>
-      </w:r>
-      <w:r>
-        <w:t xml:space="preserve"> </w:t>
-      </w:r>
-      <w:r>
-        <w:t xml:space="preserve">class it can never catch, see</w:t>
+        <w:t xml:space="preserve">.</w:t>
+      </w:r>
+    </w:p>
+    <w:p>
+      <w:pPr>
+        <w:pStyle w:val="BodyText"/>
+      </w:pPr>
+      <w:r>
+        <w:t xml:space="preserve">For a working scanner, what it catches, and the class it can never catch, see</w:t>
       </w:r>
       <w:r>
         <w:t xml:space="preserve"> </w:t>
@@ -3127,7 +3136,7 @@
         <w:t xml:space="preserve">.</w:t>
       </w:r>
     </w:p>
-    <w:bookmarkStart w:id="23" w:name="X16acdd4f9f28ede17f0030df158148a37c860cc"/>
+    <w:bookmarkStart w:id="24" w:name="X16acdd4f9f28ede17f0030df158148a37c860cc"/>
     <w:p>
       <w:pPr>
         <w:pStyle w:val="Heading3"/>
@@ -3339,42 +3348,33 @@
       <w:r>
         <w:t xml:space="preserve">Absent any one condition, the default holds.</w:t>
       </w:r>
-      <w:r>
-        <w:t xml:space="preserve"> </w:t>
-      </w:r>
-      <w:r>
-        <w:rPr>
-          <w:b/>
-          <w:bCs/>
-        </w:rPr>
-        <w:t xml:space="preserve">Record whether the exception is defined-and-enabled or</w:t>
-      </w:r>
-      <w:r>
-        <w:rPr>
-          <w:b/>
-          <w:bCs/>
-        </w:rPr>
-        <w:t xml:space="preserve"> </w:t>
-      </w:r>
-      <w:r>
-        <w:rPr>
-          <w:b/>
-          <w:bCs/>
-        </w:rPr>
-        <w:t xml:space="preserve">defined-but-not-enabled</w:t>
-      </w:r>
-      <w:r>
-        <w:t xml:space="preserve">, because those are different postures and a register that does not</w:t>
-      </w:r>
-      <w:r>
-        <w:t xml:space="preserve"> </w:t>
-      </w:r>
-      <w:r>
-        <w:t xml:space="preserve">distinguish them reads as the permissive one.</w:t>
-      </w:r>
-    </w:p>
-    <w:bookmarkEnd w:id="23"/>
-    <w:bookmarkStart w:id="24" w:name="Xedbaed0280c2afd94f7164f5308866f0e252f18"/>
+    </w:p>
+    <w:p>
+      <w:pPr>
+        <w:pStyle w:val="BodyText"/>
+      </w:pPr>
+      <w:r>
+        <w:rPr>
+          <w:b/>
+          <w:bCs/>
+        </w:rPr>
+        <w:t xml:space="preserve">Record whether the exception is defined-and-enabled or defined-but-not-enabled.</w:t>
+      </w:r>
+      <w:r>
+        <w:t xml:space="preserve"> </w:t>
+      </w:r>
+      <w:r>
+        <w:t xml:space="preserve">Those are</w:t>
+      </w:r>
+      <w:r>
+        <w:t xml:space="preserve"> </w:t>
+      </w:r>
+      <w:r>
+        <w:t xml:space="preserve">different postures, and a register that does not distinguish them reads as the permissive one.</w:t>
+      </w:r>
+    </w:p>
+    <w:bookmarkEnd w:id="24"/>
+    <w:bookmarkStart w:id="25" w:name="Xedbaed0280c2afd94f7164f5308866f0e252f18"/>
     <w:p>
       <w:pPr>
         <w:pStyle w:val="Heading3"/>
@@ -3400,13 +3400,13 @@
         <w:t xml:space="preserve"> </w:t>
       </w:r>
       <w:r>
-        <w:t xml:space="preserve">connected to, or an agent framework wrapping it -- all of which run with the developer's</w:t>
-      </w:r>
-      <w:r>
-        <w:t xml:space="preserve"> </w:t>
-      </w:r>
-      <w:r>
-        <w:t xml:space="preserve">privileges and can read the repository.</w:t>
+        <w:t xml:space="preserve">connected to, or an agent framework wrapping it. All of those run with the developer's privileges</w:t>
+      </w:r>
+      <w:r>
+        <w:t xml:space="preserve"> </w:t>
+      </w:r>
+      <w:r>
+        <w:t xml:space="preserve">and can read the repository.</w:t>
       </w:r>
     </w:p>
     <w:p>
@@ -3472,41 +3472,13 @@
         <w:t xml:space="preserve"> </w:t>
       </w:r>
       <w:r>
-        <w:t xml:space="preserve">it. Default-deny it above the lowest tiers. Where one is used, vet it, pin it, record it, send it</w:t>
-      </w:r>
-      <w:r>
-        <w:t xml:space="preserve"> </w:t>
-      </w:r>
-      <w:r>
-        <w:t xml:space="preserve">nothing restricted, and treat everything it returns as untrusted data. Separately, a live search or</w:t>
-      </w:r>
-      <w:r>
-        <w:t xml:space="preserve"> </w:t>
-      </w:r>
-      <w:r>
-        <w:t xml:space="preserve">fetch is</w:t>
-      </w:r>
-      <w:r>
-        <w:t xml:space="preserve"> </w:t>
-      </w:r>
-      <w:r>
-        <w:rPr>
-          <w:b/>
-          <w:bCs/>
-        </w:rPr>
-        <w:t xml:space="preserve">outbound egress in its own right</w:t>
-      </w:r>
-      <w:r>
-        <w:t xml:space="preserve"> </w:t>
-      </w:r>
-      <w:r>
-        <w:t xml:space="preserve">-- no restricted value, credential or identifying</w:t>
-      </w:r>
-      <w:r>
-        <w:t xml:space="preserve"> </w:t>
-      </w:r>
-      <w:r>
-        <w:t xml:space="preserve">string belongs in a query or a tool argument.</w:t>
+        <w:t xml:space="preserve">it. Default-deny it above the lowest tiers; where one is used, vet it, pin it, record it, send it</w:t>
+      </w:r>
+      <w:r>
+        <w:t xml:space="preserve"> </w:t>
+      </w:r>
+      <w:r>
+        <w:t xml:space="preserve">nothing restricted, and treat everything it returns as untrusted data.</w:t>
       </w:r>
     </w:p>
     <w:p>
@@ -3514,49 +3486,85 @@
         <w:pStyle w:val="BodyText"/>
       </w:pPr>
       <w:r>
-        <w:t xml:space="preserve">The asymmetry is the part worth internalising:</w:t>
-      </w:r>
-      <w:r>
-        <w:t xml:space="preserve"> </w:t>
-      </w:r>
-      <w:r>
-        <w:rPr>
-          <w:b/>
-          <w:bCs/>
-        </w:rPr>
-        <w:t xml:space="preserve">a commit-time content scanner catches a forbidden</w:t>
-      </w:r>
-      <w:r>
-        <w:rPr>
-          <w:b/>
-          <w:bCs/>
-        </w:rPr>
-        <w:t xml:space="preserve"> </w:t>
-      </w:r>
-      <w:r>
-        <w:rPr>
-          <w:b/>
-          <w:bCs/>
-        </w:rPr>
-        <w:t xml:space="preserve">string that lands in a commit, but it is not a live interceptor of an outbound query.</w:t>
-      </w:r>
-      <w:r>
-        <w:t xml:space="preserve"> </w:t>
-      </w:r>
-      <w:r>
-        <w:t xml:space="preserve">Nothing</w:t>
-      </w:r>
-      <w:r>
-        <w:t xml:space="preserve"> </w:t>
-      </w:r>
-      <w:r>
-        <w:t xml:space="preserve">mechanical stands between the agent and that channel. The discipline there is on the human, and your</w:t>
-      </w:r>
-      <w:r>
-        <w:t xml:space="preserve"> </w:t>
-      </w:r>
-      <w:r>
-        <w:t xml:space="preserve">documentation must say so rather than letting a green scanner imply coverage it does not have.</w:t>
+        <w:rPr>
+          <w:b/>
+          <w:bCs/>
+        </w:rPr>
+        <w:t xml:space="preserve">A live search or fetch is outbound egress in its own right.</w:t>
+      </w:r>
+      <w:r>
+        <w:t xml:space="preserve"> </w:t>
+      </w:r>
+      <w:r>
+        <w:t xml:space="preserve">No restricted value, credential or</w:t>
+      </w:r>
+      <w:r>
+        <w:t xml:space="preserve"> </w:t>
+      </w:r>
+      <w:r>
+        <w:t xml:space="preserve">identifying string belongs in a query or a tool argument.</w:t>
+      </w:r>
+    </w:p>
+    <w:bookmarkEnd w:id="25"/>
+    <w:bookmarkStart w:id="26" w:name="X1578757e3c2884374fe3747e42c75573fa578b7"/>
+    <w:p>
+      <w:pPr>
+        <w:pStyle w:val="Heading3"/>
+      </w:pPr>
+      <w:r>
+        <w:t xml:space="preserve">A commit scanner is not a live interceptor</w:t>
+      </w:r>
+    </w:p>
+    <w:p>
+      <w:pPr>
+        <w:pStyle w:val="FirstParagraph"/>
+      </w:pPr>
+      <w:r>
+        <w:rPr>
+          <w:b/>
+          <w:bCs/>
+        </w:rPr>
+        <w:t xml:space="preserve">A commit-time content scanner catches a forbidden string that lands in a commit, but it is not a</w:t>
+      </w:r>
+      <w:r>
+        <w:rPr>
+          <w:b/>
+          <w:bCs/>
+        </w:rPr>
+        <w:t xml:space="preserve"> </w:t>
+      </w:r>
+      <w:r>
+        <w:rPr>
+          <w:b/>
+          <w:bCs/>
+        </w:rPr>
+        <w:t xml:space="preserve">live interceptor of an outbound query.</w:t>
+      </w:r>
+      <w:r>
+        <w:t xml:space="preserve"> </w:t>
+      </w:r>
+      <w:r>
+        <w:t xml:space="preserve">That asymmetry is the part worth internalising.</w:t>
+      </w:r>
+    </w:p>
+    <w:p>
+      <w:pPr>
+        <w:pStyle w:val="BodyText"/>
+      </w:pPr>
+      <w:r>
+        <w:t xml:space="preserve">Nothing mechanical stands between the agent and that channel. The discipline there is on the human,</w:t>
+      </w:r>
+      <w:r>
+        <w:t xml:space="preserve"> </w:t>
+      </w:r>
+      <w:r>
+        <w:t xml:space="preserve">and your documentation must say so rather than letting a green scanner imply coverage it does not</w:t>
+      </w:r>
+      <w:r>
+        <w:t xml:space="preserve"> </w:t>
+      </w:r>
+      <w:r>
+        <w:t xml:space="preserve">have.</w:t>
       </w:r>
     </w:p>
     <w:p>
@@ -3566,9 +3574,9 @@
         </w:pict>
       </w:r>
     </w:p>
-    <w:bookmarkEnd w:id="24"/>
-    <w:bookmarkEnd w:id="25"/>
-    <w:bookmarkStart w:id="26" w:name="X334d283ad156978b422653d82c9c52dfa22a251"/>
+    <w:bookmarkEnd w:id="26"/>
+    <w:bookmarkEnd w:id="27"/>
+    <w:bookmarkStart w:id="28" w:name="X334d283ad156978b422653d82c9c52dfa22a251"/>
     <w:p>
       <w:pPr>
         <w:pStyle w:val="Heading2"/>
@@ -3876,7 +3884,7 @@
               <w:t xml:space="preserve"> </w:t>
             </w:r>
             <w:r>
-              <w:t xml:space="preserve">static analysis, dependency audit and secret scanning in the pipeline, and an AI coding AI-run review that a human arbitrates -- advisory, never a gate</w:t>
+              <w:t xml:space="preserve">static analysis, dependency audit and secret scanning in the pipeline, and an AI-run review that a human arbitrates -- advisory, never a gate</w:t>
             </w:r>
           </w:p>
         </w:tc>
@@ -4182,72 +4190,55 @@
           <w:b/>
           <w:bCs/>
         </w:rPr>
-        <w:t xml:space="preserve">deterministic check with an exit</w:t>
-      </w:r>
-      <w:r>
-        <w:rPr>
-          <w:b/>
-          <w:bCs/>
-        </w:rPr>
-        <w:t xml:space="preserve"> </w:t>
-      </w:r>
-      <w:r>
-        <w:rPr>
-          <w:b/>
-          <w:bCs/>
-        </w:rPr>
-        <w:t xml:space="preserve">code</w:t>
-      </w:r>
-      <w:r>
-        <w:t xml:space="preserve"> </w:t>
-      </w:r>
-      <w:r>
-        <w:t xml:space="preserve">&gt; -- a hook, a deny-list, a blocking pipeline job, a validate-and-dry-run command. It is</w:t>
-      </w:r>
-      <w:r>
-        <w:t xml:space="preserve"> </w:t>
-      </w:r>
-      <w:r>
-        <w:t xml:space="preserve">never an &gt; instruction to the model to be careful. Prompt-based optimization for security or</w:t>
-      </w:r>
-      <w:r>
-        <w:t xml:space="preserve"> </w:t>
-      </w:r>
-      <w:r>
-        <w:t xml:space="preserve">maintainability &gt; is unstable and must not be relied on.</w:t>
-      </w:r>
-      <w:r>
-        <w:t xml:space="preserve"> </w:t>
-      </w:r>
-      <w:r>
-        <w:rPr>
-          <w:b/>
-          <w:bCs/>
-        </w:rPr>
-        <w:t xml:space="preserve">The model must not self-certify</w:t>
-      </w:r>
-      <w:r>
-        <w:rPr>
-          <w:b/>
-          <w:bCs/>
-        </w:rPr>
-        <w:t xml:space="preserve"> </w:t>
-      </w:r>
-      <w:r>
-        <w:rPr>
-          <w:b/>
-          <w:bCs/>
-        </w:rPr>
-        <w:t xml:space="preserve">security or &gt; maintainability by prompting alone</w:t>
-      </w:r>
-      <w:r>
-        <w:t xml:space="preserve">, an AI coding AI-run review is advisory input</w:t>
-      </w:r>
-      <w:r>
-        <w:t xml:space="preserve"> </w:t>
-      </w:r>
-      <w:r>
-        <w:t xml:space="preserve">a human arbitrates, &gt; and no change merges on the AI coding assistant's own assurance that it is safe.</w:t>
+        <w:t xml:space="preserve">deterministic check with an exit code</w:t>
+      </w:r>
+      <w:r>
+        <w:t xml:space="preserve"> </w:t>
+      </w:r>
+      <w:r>
+        <w:t xml:space="preserve">-- a hook, a deny-list, a blocking pipeline job, a validate-and-dry-run command. It is never an</w:t>
+      </w:r>
+      <w:r>
+        <w:t xml:space="preserve"> </w:t>
+      </w:r>
+      <w:r>
+        <w:t xml:space="preserve">instruction to the model to be careful.</w:t>
+      </w:r>
+    </w:p>
+    <w:p>
+      <w:pPr>
+        <w:pStyle w:val="BlockText"/>
+      </w:pPr>
+      <w:r>
+        <w:t xml:space="preserve">Prompt-based optimization for security or maintainability is unstable and must not be relied on.</w:t>
+      </w:r>
+      <w:r>
+        <w:t xml:space="preserve"> </w:t>
+      </w:r>
+      <w:r>
+        <w:rPr>
+          <w:b/>
+          <w:bCs/>
+        </w:rPr>
+        <w:t xml:space="preserve">The model must not self-certify security or maintainability by prompting alone.</w:t>
+      </w:r>
+      <w:r>
+        <w:t xml:space="preserve"> </w:t>
+      </w:r>
+      <w:r>
+        <w:t xml:space="preserve">An AI-run</w:t>
+      </w:r>
+      <w:r>
+        <w:t xml:space="preserve"> </w:t>
+      </w:r>
+      <w:r>
+        <w:t xml:space="preserve">review is advisory input a human arbitrates, and no change merges on the AI coding assistant's own</w:t>
+      </w:r>
+      <w:r>
+        <w:t xml:space="preserve"> </w:t>
+      </w:r>
+      <w:r>
+        <w:t xml:space="preserve">assurance that it is safe.</w:t>
       </w:r>
     </w:p>
     <w:p>
@@ -4354,8 +4345,8 @@
         </w:pict>
       </w:r>
     </w:p>
-    <w:bookmarkEnd w:id="26"/>
-    <w:bookmarkStart w:id="36" w:name="X50bed90527a78ba00f11f55249ebefc0bdacbaa"/>
+    <w:bookmarkEnd w:id="28"/>
+    <w:bookmarkStart w:id="38" w:name="X50bed90527a78ba00f11f55249ebefc0bdacbaa"/>
     <w:p>
       <w:pPr>
         <w:pStyle w:val="Heading2"/>
@@ -4378,7 +4369,7 @@
         <w:t xml:space="preserve">improve output are things you write, not things you prompt.</w:t>
       </w:r>
     </w:p>
-    <w:bookmarkStart w:id="27" w:name="X355054d05b6de063d130d97112c261b22a8ebac"/>
+    <w:bookmarkStart w:id="29" w:name="X355054d05b6de063d130d97112c261b22a8ebac"/>
     <w:p>
       <w:pPr>
         <w:pStyle w:val="Heading3"/>
@@ -4424,21 +4415,17 @@
         </w:rPr>
         <w:t xml:space="preserve">that is wrong.</w:t>
       </w:r>
-      <w:r>
-        <w:t xml:space="preserve"> </w:t>
-      </w:r>
-      <w:r>
-        <w:t xml:space="preserve">A stale anchor is worse than none, because it is confidently loaded into every</w:t>
-      </w:r>
-      <w:r>
-        <w:t xml:space="preserve"> </w:t>
-      </w:r>
-      <w:r>
-        <w:t xml:space="preserve">session.</w:t>
-      </w:r>
-    </w:p>
-    <w:bookmarkEnd w:id="27"/>
-    <w:bookmarkStart w:id="28" w:name="quote-the-invariant-do-not-gesture-at-it"/>
+    </w:p>
+    <w:p>
+      <w:pPr>
+        <w:pStyle w:val="BodyText"/>
+      </w:pPr>
+      <w:r>
+        <w:t xml:space="preserve">A stale anchor is worse than none, because it is confidently loaded into every session.</w:t>
+      </w:r>
+    </w:p>
+    <w:bookmarkEnd w:id="29"/>
+    <w:bookmarkStart w:id="30" w:name="quote-the-invariant-do-not-gesture-at-it"/>
     <w:p>
       <w:pPr>
         <w:pStyle w:val="Heading3"/>
@@ -4477,8 +4464,8 @@
         <w:t xml:space="preserve">where drift starts.</w:t>
       </w:r>
     </w:p>
-    <w:bookmarkEnd w:id="28"/>
-    <w:bookmarkStart w:id="29" w:name="write-a-testable-intent-before-prompting"/>
+    <w:bookmarkEnd w:id="30"/>
+    <w:bookmarkStart w:id="31" w:name="write-a-testable-intent-before-prompting"/>
     <w:p>
       <w:pPr>
         <w:pStyle w:val="Heading3"/>
@@ -4517,7 +4504,15 @@
         <w:t xml:space="preserve"> </w:t>
       </w:r>
       <w:r>
-        <w:t xml:space="preserve">detail. The site owns the plan-then-diff rule in</w:t>
+        <w:t xml:space="preserve">detail.</w:t>
+      </w:r>
+    </w:p>
+    <w:p>
+      <w:pPr>
+        <w:pStyle w:val="BodyText"/>
+      </w:pPr>
+      <w:r>
+        <w:t xml:space="preserve">The site owns the plan-then-diff rule in</w:t>
       </w:r>
       <w:r>
         <w:t xml:space="preserve"> </w:t>
@@ -4538,7 +4533,7 @@
           <w:i/>
           <w:iCs/>
         </w:rPr>
-        <w:t xml:space="preserve">"Approve a plan first, then review the diff against the</w:t>
+        <w:t xml:space="preserve">"Approve a plan</w:t>
       </w:r>
       <w:r>
         <w:rPr>
@@ -4552,14 +4547,14 @@
           <w:i/>
           <w:iCs/>
         </w:rPr>
-        <w:t xml:space="preserve">plan"</w:t>
+        <w:t xml:space="preserve">first, then review the diff against the plan"</w:t>
       </w:r>
       <w:r>
         <w:t xml:space="preserve">.</w:t>
       </w:r>
     </w:p>
-    <w:bookmarkEnd w:id="29"/>
-    <w:bookmarkStart w:id="31" w:name="memory-holds-facts-never-values"/>
+    <w:bookmarkEnd w:id="31"/>
+    <w:bookmarkStart w:id="33" w:name="memory-holds-facts-never-values"/>
     <w:p>
       <w:pPr>
         <w:pStyle w:val="Heading3"/>
@@ -4579,18 +4574,26 @@
         <w:t xml:space="preserve"> </w:t>
       </w:r>
       <w:r>
-        <w:t xml:space="preserve">never credentials. It also lives outside the repository in most setups, which means it is outside</w:t>
-      </w:r>
-      <w:r>
-        <w:t xml:space="preserve"> </w:t>
-      </w:r>
-      <w:r>
-        <w:t xml:space="preserve">every content gate you installed -- see</w:t>
-      </w:r>
-      <w:r>
-        <w:t xml:space="preserve"> </w:t>
-      </w:r>
-      <w:hyperlink r:id="rId30">
+        <w:t xml:space="preserve">never credentials.</w:t>
+      </w:r>
+    </w:p>
+    <w:p>
+      <w:pPr>
+        <w:pStyle w:val="BodyText"/>
+      </w:pPr>
+      <w:r>
+        <w:t xml:space="preserve">It also lives outside the repository in most setups, which puts it outside every content gate you</w:t>
+      </w:r>
+      <w:r>
+        <w:t xml:space="preserve"> </w:t>
+      </w:r>
+      <w:r>
+        <w:t xml:space="preserve">installed. See</w:t>
+      </w:r>
+      <w:r>
+        <w:t xml:space="preserve"> </w:t>
+      </w:r>
+      <w:hyperlink r:id="rId32">
         <w:r>
           <w:rPr>
             <w:rStyle w:val="Hyperlink"/>
@@ -4602,17 +4605,17 @@
         <w:t xml:space="preserve"> </w:t>
       </w:r>
       <w:r>
-        <w:t xml:space="preserve">for the single-writer rule</w:t>
-      </w:r>
-      <w:r>
-        <w:t xml:space="preserve"> </w:t>
-      </w:r>
-      <w:r>
-        <w:t xml:space="preserve">when several sessions share it.</w:t>
-      </w:r>
-    </w:p>
-    <w:bookmarkEnd w:id="31"/>
-    <w:bookmarkStart w:id="32" w:name="X808258ab5799f581d8fc4f5186084780825a5c1"/>
+        <w:t xml:space="preserve">for the single-writer rule when several sessions</w:t>
+      </w:r>
+      <w:r>
+        <w:t xml:space="preserve"> </w:t>
+      </w:r>
+      <w:r>
+        <w:t xml:space="preserve">share it.</w:t>
+      </w:r>
+    </w:p>
+    <w:bookmarkEnd w:id="33"/>
+    <w:bookmarkStart w:id="34" w:name="X808258ab5799f581d8fc4f5186084780825a5c1"/>
     <w:p>
       <w:pPr>
         <w:pStyle w:val="Heading3"/>
@@ -4654,8 +4657,8 @@
         <w:t xml:space="preserve">loses first.</w:t>
       </w:r>
     </w:p>
-    <w:bookmarkEnd w:id="32"/>
-    <w:bookmarkStart w:id="33" w:name="X2a029b72b9838ea7db9c40ac7734b4962d3fb59"/>
+    <w:bookmarkEnd w:id="34"/>
+    <w:bookmarkStart w:id="35" w:name="X2a029b72b9838ea7db9c40ac7734b4962d3fb59"/>
     <w:p>
       <w:pPr>
         <w:pStyle w:val="Heading3"/>
@@ -4984,8 +4987,8 @@
         <w:t xml:space="preserve">in the same language.</w:t>
       </w:r>
     </w:p>
-    <w:bookmarkEnd w:id="33"/>
-    <w:bookmarkStart w:id="35" w:name="recovering-from-context-degradation"/>
+    <w:bookmarkEnd w:id="35"/>
+    <w:bookmarkStart w:id="37" w:name="recovering-from-context-degradation"/>
     <w:p>
       <w:pPr>
         <w:pStyle w:val="Heading3"/>
@@ -5116,18 +5119,6 @@
       <w:pPr>
         <w:pStyle w:val="BodyText"/>
       </w:pPr>
-      <w:r>
-        <w:t xml:space="preserve">The threshold for taking manual control back, and the reason grinding in a polluted context is the</w:t>
-      </w:r>
-      <w:r>
-        <w:t xml:space="preserve"> </w:t>
-      </w:r>
-      <w:r>
-        <w:t xml:space="preserve">expensive failure rather than a bad suggestion, are in</w:t>
-      </w:r>
-      <w:r>
-        <w:t xml:space="preserve"> </w:t>
-      </w:r>
       <w:hyperlink r:id="rId16">
         <w:r>
           <w:rPr>
@@ -5147,11 +5138,28 @@
         <w:t xml:space="preserve">"Know when to take manual control back"</w:t>
       </w:r>
       <w:r>
-        <w:t xml:space="preserve">.</w:t>
-      </w:r>
-      <w:r>
-        <w:t xml:space="preserve"> </w:t>
-      </w:r>
+        <w:t xml:space="preserve"> </w:t>
+      </w:r>
+      <w:r>
+        <w:t xml:space="preserve">owns two more</w:t>
+      </w:r>
+      <w:r>
+        <w:t xml:space="preserve"> </w:t>
+      </w:r>
+      <w:r>
+        <w:t xml:space="preserve">things: the threshold for taking manual control back, and the reason grinding in a polluted context</w:t>
+      </w:r>
+      <w:r>
+        <w:t xml:space="preserve"> </w:t>
+      </w:r>
+      <w:r>
+        <w:t xml:space="preserve">is the expensive failure rather than a bad suggestion.</w:t>
+      </w:r>
+    </w:p>
+    <w:p>
+      <w:pPr>
+        <w:pStyle w:val="BodyText"/>
+      </w:pPr>
       <w:r>
         <w:t xml:space="preserve">Session-level hygiene -- one logical task per session, one working tree per session, one dependency</w:t>
       </w:r>
@@ -5164,7 +5172,7 @@
       <w:r>
         <w:t xml:space="preserve"> </w:t>
       </w:r>
-      <w:hyperlink r:id="rId34">
+      <w:hyperlink r:id="rId36">
         <w:r>
           <w:rPr>
             <w:rStyle w:val="Hyperlink"/>
@@ -5186,9 +5194,9 @@
         </w:pict>
       </w:r>
     </w:p>
-    <w:bookmarkEnd w:id="35"/>
-    <w:bookmarkEnd w:id="36"/>
-    <w:bookmarkStart w:id="44" w:name="X74a26f4f90fb3f04978edaba3bdc19e8998557f"/>
+    <w:bookmarkEnd w:id="37"/>
+    <w:bookmarkEnd w:id="38"/>
+    <w:bookmarkStart w:id="46" w:name="X74a26f4f90fb3f04978edaba3bdc19e8998557f"/>
     <w:p>
       <w:pPr>
         <w:pStyle w:val="Heading2"/>
@@ -5197,7 +5205,21 @@
         <w:t xml:space="preserve">6. Provenance, review, and saying what you actually have</w:t>
       </w:r>
     </w:p>
-    <w:bookmarkStart w:id="37" w:name="X743dc492f09f983f5ae174a6864baf613548f19"/>
+    <w:p>
+      <w:pPr>
+        <w:pStyle w:val="FirstParagraph"/>
+      </w:pPr>
+      <w:r>
+        <w:t xml:space="preserve">Two obligations run through this section: record what actually happened, and describe it in words</w:t>
+      </w:r>
+      <w:r>
+        <w:t xml:space="preserve"> </w:t>
+      </w:r>
+      <w:r>
+        <w:t xml:space="preserve">that survive a reader who checks.</w:t>
+      </w:r>
+    </w:p>
+    <w:bookmarkStart w:id="39" w:name="X743dc492f09f983f5ae174a6864baf613548f19"/>
     <w:p>
       <w:pPr>
         <w:pStyle w:val="Heading3"/>
@@ -5247,44 +5269,35 @@
         <w:t xml:space="preserve"> </w:t>
       </w:r>
       <w:r>
-        <w:t xml:space="preserve">about that split is restated here. The one addition this standard makes is that</w:t>
-      </w:r>
-      <w:r>
-        <w:t xml:space="preserve"> </w:t>
-      </w:r>
-      <w:r>
-        <w:rPr>
-          <w:b/>
-          <w:bCs/>
-        </w:rPr>
-        <w:t xml:space="preserve">the tier is part of</w:t>
-      </w:r>
-      <w:r>
-        <w:rPr>
-          <w:b/>
-          <w:bCs/>
-        </w:rPr>
-        <w:t xml:space="preserve"> </w:t>
-      </w:r>
-      <w:r>
-        <w:rPr>
-          <w:b/>
-          <w:bCs/>
-        </w:rPr>
-        <w:t xml:space="preserve">the plan you approve</w:t>
-      </w:r>
-      <w:r>
-        <w:t xml:space="preserve">, not something derived afterwards to justify the review depth you happened to</w:t>
-      </w:r>
-      <w:r>
-        <w:t xml:space="preserve"> </w:t>
-      </w:r>
-      <w:r>
-        <w:t xml:space="preserve">apply.</w:t>
-      </w:r>
-    </w:p>
-    <w:bookmarkEnd w:id="37"/>
-    <w:bookmarkStart w:id="38" w:name="control-parity-is-a-review-gate"/>
+        <w:t xml:space="preserve">about that split is restated here.</w:t>
+      </w:r>
+    </w:p>
+    <w:p>
+      <w:pPr>
+        <w:pStyle w:val="BodyText"/>
+      </w:pPr>
+      <w:r>
+        <w:rPr>
+          <w:b/>
+          <w:bCs/>
+        </w:rPr>
+        <w:t xml:space="preserve">The one addition this standard makes: the tier is part of the plan you approve.</w:t>
+      </w:r>
+      <w:r>
+        <w:t xml:space="preserve"> </w:t>
+      </w:r>
+      <w:r>
+        <w:t xml:space="preserve">It is not</w:t>
+      </w:r>
+      <w:r>
+        <w:t xml:space="preserve"> </w:t>
+      </w:r>
+      <w:r>
+        <w:t xml:space="preserve">something derived afterwards to justify the review depth you happened to apply.</w:t>
+      </w:r>
+    </w:p>
+    <w:bookmarkEnd w:id="39"/>
+    <w:bookmarkStart w:id="40" w:name="control-parity-is-a-review-gate"/>
     <w:p>
       <w:pPr>
         <w:pStyle w:val="Heading3"/>
@@ -5298,19 +5311,27 @@
         <w:pStyle w:val="FirstParagraph"/>
       </w:pPr>
       <w:r>
-        <w:t xml:space="preserve">An AI coding assistant implements a control exactly where it was prompted and misses its siblings. Make</w:t>
-      </w:r>
-      <w:r>
-        <w:t xml:space="preserve"> </w:t>
-      </w:r>
-      <w:r>
-        <w:t xml:space="preserve">enumerating them a review step rather than a hope, and prefer one deterministic check over all</w:t>
-      </w:r>
-      <w:r>
-        <w:t xml:space="preserve"> </w:t>
-      </w:r>
-      <w:r>
-        <w:t xml:space="preserve">instances to a recurring manual sweep. Full rule and the audit finding behind it:</w:t>
+        <w:t xml:space="preserve">An AI coding assistant implements a control exactly where it was prompted and misses its siblings.</w:t>
+      </w:r>
+      <w:r>
+        <w:t xml:space="preserve"> </w:t>
+      </w:r>
+      <w:r>
+        <w:t xml:space="preserve">Make enumerating them a review step rather than a hope, and prefer one deterministic check over all</w:t>
+      </w:r>
+      <w:r>
+        <w:t xml:space="preserve"> </w:t>
+      </w:r>
+      <w:r>
+        <w:t xml:space="preserve">instances to a recurring manual sweep.</w:t>
+      </w:r>
+    </w:p>
+    <w:p>
+      <w:pPr>
+        <w:pStyle w:val="BodyText"/>
+      </w:pPr>
+      <w:r>
+        <w:t xml:space="preserve">Full rule and the audit finding behind it:</w:t>
       </w:r>
       <w:r>
         <w:t xml:space="preserve"> </w:t>
@@ -5349,8 +5370,8 @@
         <w:t xml:space="preserve">.</w:t>
       </w:r>
     </w:p>
-    <w:bookmarkEnd w:id="38"/>
-    <w:bookmarkStart w:id="39" w:name="X2cd0a7aadb34d892f945f0056518e838c6ce15f"/>
+    <w:bookmarkEnd w:id="40"/>
+    <w:bookmarkStart w:id="41" w:name="X2cd0a7aadb34d892f945f0056518e838c6ce15f"/>
     <w:p>
       <w:pPr>
         <w:pStyle w:val="Heading3"/>
@@ -5364,7 +5385,7 @@
         <w:pStyle w:val="FirstParagraph"/>
       </w:pPr>
       <w:r>
-        <w:t xml:space="preserve">Recording the AI coding assistant's identity and version is worth doing. The usual mechanism is a</w:t>
+        <w:t xml:space="preserve">Recording the AI coding assistant's identity and version is worth doing, and the usual mechanism is a</w:t>
       </w:r>
       <w:r>
         <w:t xml:space="preserve"> </w:t>
@@ -5437,7 +5458,7 @@
         <w:t xml:space="preserve">zero</w:t>
       </w:r>
       <w:r>
-        <w:t xml:space="preserve">: many tracked files instructed that</w:t>
+        <w:t xml:space="preserve">. Many tracked files instructed that</w:t>
       </w:r>
       <w:r>
         <w:t xml:space="preserve"> </w:t>
@@ -5449,7 +5470,7 @@
         <w:t xml:space="preserve"> </w:t>
       </w:r>
       <w:r>
-        <w:t xml:space="preserve">read as an unsigned contributor and turned that check red. The blocker was structural, not cultural.</w:t>
+        <w:t xml:space="preserve">read as an unsigned contributor and turned that check red.</w:t>
       </w:r>
     </w:p>
     <w:p>
@@ -5457,6 +5478,14 @@
         <w:pStyle w:val="BodyText"/>
       </w:pPr>
       <w:r>
+        <w:t xml:space="preserve">The blocker was structural, not cultural.</w:t>
+      </w:r>
+    </w:p>
+    <w:p>
+      <w:pPr>
+        <w:pStyle w:val="BodyText"/>
+      </w:pPr>
+      <w:r>
         <w:rPr>
           <w:b/>
           <w:bCs/>
@@ -5473,32 +5502,42 @@
         <w:t xml:space="preserve"> </w:t>
       </w:r>
       <w:r>
-        <w:t xml:space="preserve">evidence. Count it in the actual history first. If the count is zero, record it as</w:t>
-      </w:r>
-      <w:r>
-        <w:t xml:space="preserve"> </w:t>
-      </w:r>
-      <w:r>
-        <w:rPr>
-          <w:b/>
-          <w:bCs/>
-        </w:rPr>
-        <w:t xml:space="preserve">designed-and-blocked</w:t>
-      </w:r>
-      <w:r>
-        <w:t xml:space="preserve">, name the structural blocker, and add a drift test that fails if the claim</w:t>
-      </w:r>
-      <w:r>
-        <w:t xml:space="preserve"> </w:t>
-      </w:r>
-      <w:r>
-        <w:t xml:space="preserve">is reinstated while the practice contradicts it. Before enforcing any trailer, check its form against</w:t>
-      </w:r>
-      <w:r>
-        <w:t xml:space="preserve"> </w:t>
-      </w:r>
-      <w:r>
-        <w:t xml:space="preserve">the merge gates that will see it; then enforce it with a commit-time hook</w:t>
+        <w:t xml:space="preserve">evidence. Count it in the actual history first.</w:t>
+      </w:r>
+    </w:p>
+    <w:p>
+      <w:pPr>
+        <w:pStyle w:val="BodyText"/>
+      </w:pPr>
+      <w:r>
+        <w:rPr>
+          <w:b/>
+          <w:bCs/>
+        </w:rPr>
+        <w:t xml:space="preserve">If the count is zero, record it as designed-and-blocked</w:t>
+      </w:r>
+      <w:r>
+        <w:t xml:space="preserve">, name the structural blocker, and add a</w:t>
+      </w:r>
+      <w:r>
+        <w:t xml:space="preserve"> </w:t>
+      </w:r>
+      <w:r>
+        <w:t xml:space="preserve">drift test that fails if the claim is reinstated while the practice contradicts it.</w:t>
+      </w:r>
+    </w:p>
+    <w:p>
+      <w:pPr>
+        <w:pStyle w:val="BodyText"/>
+      </w:pPr>
+      <w:r>
+        <w:t xml:space="preserve">Before enforcing any trailer, check its form against the merge gates that will see it. Then enforce</w:t>
+      </w:r>
+      <w:r>
+        <w:t xml:space="preserve"> </w:t>
+      </w:r>
+      <w:r>
+        <w:t xml:space="preserve">it with a commit-time hook</w:t>
       </w:r>
       <w:r>
         <w:t xml:space="preserve"> </w:t>
@@ -5514,13 +5553,21 @@
         <w:t xml:space="preserve"> </w:t>
       </w:r>
       <w:r>
-        <w:t xml:space="preserve">an independent</w:t>
-      </w:r>
-      <w:r>
-        <w:t xml:space="preserve"> </w:t>
-      </w:r>
-      <w:r>
-        <w:t xml:space="preserve">pipeline backstop, so a local bypass does not defeat it. The general form of this --</w:t>
+        <w:t xml:space="preserve">an independent pipeline backstop, so a local bypass does not</w:t>
+      </w:r>
+      <w:r>
+        <w:t xml:space="preserve"> </w:t>
+      </w:r>
+      <w:r>
+        <w:t xml:space="preserve">defeat it.</w:t>
+      </w:r>
+    </w:p>
+    <w:p>
+      <w:pPr>
+        <w:pStyle w:val="BodyText"/>
+      </w:pPr>
+      <w:r>
+        <w:t xml:space="preserve">The general form of this is on the site already --</w:t>
       </w:r>
       <w:r>
         <w:t xml:space="preserve"> </w:t>
@@ -5530,7 +5577,19 @@
           <w:rPr>
             <w:rStyle w:val="Hyperlink"/>
           </w:rPr>
-          <w:t xml:space="preserve">CI and standards</w:t>
+          <w:t xml:space="preserve">CI and</w:t>
+        </w:r>
+        <w:r>
+          <w:rPr>
+            <w:rStyle w:val="Hyperlink"/>
+          </w:rPr>
+          <w:t xml:space="preserve"> </w:t>
+        </w:r>
+        <w:r>
+          <w:rPr>
+            <w:rStyle w:val="Hyperlink"/>
+          </w:rPr>
+          <w:t xml:space="preserve">standards</w:t>
         </w:r>
       </w:hyperlink>
       <w:r>
@@ -5558,16 +5617,7 @@
         <w:t xml:space="preserve">evidence"</w:t>
       </w:r>
       <w:r>
-        <w:t xml:space="preserve"> </w:t>
-      </w:r>
-      <w:r>
-        <w:t xml:space="preserve">-- is on the site already; the two deltas above are the parts specific to a provenance</w:t>
-      </w:r>
-      <w:r>
-        <w:t xml:space="preserve"> </w:t>
-      </w:r>
-      <w:r>
-        <w:t xml:space="preserve">trailer.</w:t>
+        <w:t xml:space="preserve">. The two deltas above are the parts specific to a provenance trailer.</w:t>
       </w:r>
     </w:p>
     <w:p>
@@ -5575,7 +5625,17 @@
         <w:pStyle w:val="BodyText"/>
       </w:pPr>
       <w:r>
-        <w:t xml:space="preserve">Be equally precise about granularity. A commit trailer records provenance at</w:t>
+        <w:rPr>
+          <w:b/>
+          <w:bCs/>
+        </w:rPr>
+        <w:t xml:space="preserve">Be equally precise about granularity.</w:t>
+      </w:r>
+      <w:r>
+        <w:t xml:space="preserve"> </w:t>
+      </w:r>
+      <w:r>
+        <w:t xml:space="preserve">A commit trailer records provenance at</w:t>
       </w:r>
       <w:r>
         <w:t xml:space="preserve"> </w:t>
@@ -5591,23 +5651,17 @@
         <w:t xml:space="preserve"> </w:t>
       </w:r>
       <w:r>
-        <w:t xml:space="preserve">granularity.</w:t>
-      </w:r>
-      <w:r>
-        <w:t xml:space="preserve"> </w:t>
-      </w:r>
-      <w:r>
-        <w:t xml:space="preserve">It does not mark which lines or hunks were AI-authored. If a downstream process wants the</w:t>
-      </w:r>
-      <w:r>
-        <w:t xml:space="preserve"> </w:t>
-      </w:r>
-      <w:r>
-        <w:t xml:space="preserve">line-level distinction, that is a separate, unbuilt thing, and saying so costs nothing.</w:t>
-      </w:r>
-    </w:p>
-    <w:bookmarkEnd w:id="39"/>
-    <w:bookmarkStart w:id="40" w:name="when-there-is-no-second-reviewer"/>
+        <w:t xml:space="preserve">granularity; it does not mark which lines or hunks were AI-authored. If a downstream process wants</w:t>
+      </w:r>
+      <w:r>
+        <w:t xml:space="preserve"> </w:t>
+      </w:r>
+      <w:r>
+        <w:t xml:space="preserve">the line-level distinction, that is a separate, unbuilt thing, and saying so costs nothing.</w:t>
+      </w:r>
+    </w:p>
+    <w:bookmarkEnd w:id="41"/>
+    <w:bookmarkStart w:id="42" w:name="when-there-is-no-second-reviewer"/>
     <w:p>
       <w:pPr>
         <w:pStyle w:val="Heading3"/>
@@ -5677,7 +5731,7 @@
         <w:t xml:space="preserve"> </w:t>
       </w:r>
       <w:r>
-        <w:t xml:space="preserve">that cannot be waived; an AI coding AI-run review that a human arbitrates; branch protection with</w:t>
+        <w:t xml:space="preserve">that cannot be waived; an AI-run review that a human arbitrates; branch protection with</w:t>
       </w:r>
       <w:r>
         <w:t xml:space="preserve"> </w:t>
@@ -5754,23 +5808,47 @@
         <w:pStyle w:val="FirstParagraph"/>
       </w:pPr>
       <w:r>
+        <w:rPr>
+          <w:b/>
+          <w:bCs/>
+        </w:rPr>
         <w:t xml:space="preserve">The obligation that</w:t>
       </w:r>
       <w:r>
-        <w:t xml:space="preserve"> </w:t>
-      </w:r>
-      <w:r>
-        <w:rPr>
+        <w:rPr>
+          <w:b/>
+          <w:bCs/>
+        </w:rPr>
+        <w:t xml:space="preserve"> </w:t>
+      </w:r>
+      <w:r>
+        <w:rPr>
+          <w:b/>
+          <w:bCs/>
           <w:i/>
           <w:iCs/>
         </w:rPr>
         <w:t xml:space="preserve">is</w:t>
       </w:r>
       <w:r>
-        <w:t xml:space="preserve"> </w:t>
-      </w:r>
-      <w:r>
-        <w:t xml:space="preserve">achievable alone is concrete: the full gate green, the reviews run and</w:t>
+        <w:rPr>
+          <w:b/>
+          <w:bCs/>
+        </w:rPr>
+        <w:t xml:space="preserve"> </w:t>
+      </w:r>
+      <w:r>
+        <w:rPr>
+          <w:b/>
+          <w:bCs/>
+        </w:rPr>
+        <w:t xml:space="preserve">achievable alone is concrete:</w:t>
+      </w:r>
+      <w:r>
+        <w:t xml:space="preserve"> </w:t>
+      </w:r>
+      <w:r>
+        <w:t xml:space="preserve">the full gate green, the reviews run and</w:t>
       </w:r>
       <w:r>
         <w:t xml:space="preserve"> </w:t>
@@ -5782,13 +5860,7 @@
         <w:t xml:space="preserve"> </w:t>
       </w:r>
       <w:r>
-        <w:t xml:space="preserve">explanation rather than rubber-stamping it. The obligation that is not achievable alone is</w:t>
-      </w:r>
-      <w:r>
-        <w:t xml:space="preserve"> </w:t>
-      </w:r>
-      <w:r>
-        <w:t xml:space="preserve">independent review, and it stays in the register as a deviation until it is.</w:t>
+        <w:t xml:space="preserve">explanation rather than rubber-stamping it.</w:t>
       </w:r>
     </w:p>
     <w:p>
@@ -5796,36 +5868,76 @@
         <w:pStyle w:val="BodyText"/>
       </w:pPr>
       <w:r>
-        <w:t xml:space="preserve">Given that posture, the single highest-leverage control to build first is an adversarial check on</w:t>
-      </w:r>
-      <w:r>
-        <w:t xml:space="preserve"> </w:t>
-      </w:r>
-      <w:r>
-        <w:t xml:space="preserve">whether the tests assert anything. It earns that place because it is the only one that is independent</w:t>
-      </w:r>
-      <w:r>
-        <w:t xml:space="preserve"> </w:t>
-      </w:r>
-      <w:r>
-        <w:t xml:space="preserve">of the author's own confidence -- and the fifth failure mode says confidence is exactly what is</w:t>
-      </w:r>
-      <w:r>
-        <w:t xml:space="preserve"> </w:t>
-      </w:r>
-      <w:r>
-        <w:t xml:space="preserve">unreliable in the self-review case.</w:t>
-      </w:r>
-    </w:p>
-    <w:p>
-      <w:pPr>
-        <w:pStyle w:val="BodyText"/>
-      </w:pPr>
+        <w:t xml:space="preserve">The obligation that is</w:t>
+      </w:r>
+      <w:r>
+        <w:t xml:space="preserve"> </w:t>
+      </w:r>
       <w:r>
         <w:rPr>
           <w:i/>
           <w:iCs/>
         </w:rPr>
+        <w:t xml:space="preserve">not</w:t>
+      </w:r>
+      <w:r>
+        <w:t xml:space="preserve"> </w:t>
+      </w:r>
+      <w:r>
+        <w:t xml:space="preserve">achievable alone is independent review. It stays in the register as a</w:t>
+      </w:r>
+      <w:r>
+        <w:t xml:space="preserve"> </w:t>
+      </w:r>
+      <w:r>
+        <w:t xml:space="preserve">deviation until it is met.</w:t>
+      </w:r>
+    </w:p>
+    <w:p>
+      <w:pPr>
+        <w:pStyle w:val="BodyText"/>
+      </w:pPr>
+      <w:r>
+        <w:rPr>
+          <w:b/>
+          <w:bCs/>
+        </w:rPr>
+        <w:t xml:space="preserve">Build the adversarial check on whether the tests assert anything first.</w:t>
+      </w:r>
+      <w:r>
+        <w:t xml:space="preserve"> </w:t>
+      </w:r>
+      <w:r>
+        <w:t xml:space="preserve">Given that posture it is</w:t>
+      </w:r>
+      <w:r>
+        <w:t xml:space="preserve"> </w:t>
+      </w:r>
+      <w:r>
+        <w:t xml:space="preserve">the single highest-leverage control, because it is the only one independent of the author's own</w:t>
+      </w:r>
+      <w:r>
+        <w:t xml:space="preserve"> </w:t>
+      </w:r>
+      <w:r>
+        <w:t xml:space="preserve">confidence. The fifth failure mode says confidence is exactly what is unreliable in the self-review</w:t>
+      </w:r>
+      <w:r>
+        <w:t xml:space="preserve"> </w:t>
+      </w:r>
+      <w:r>
+        <w:t xml:space="preserve">case.</w:t>
+      </w:r>
+    </w:p>
+    <w:p>
+      <w:pPr>
+        <w:pStyle w:val="BodyText"/>
+      </w:pPr>
+      <w:r>
+        <w:rPr>
+          <w:i/>
+          <w:iCs/>
+        </w:rPr>
         <w:t xml:space="preserve">Revised.</w:t>
       </w:r>
       <w:r>
@@ -5871,7 +5983,15 @@
         <w:t xml:space="preserve"> </w:t>
       </w:r>
       <w:r>
-        <w:t xml:space="preserve">do not have. The standard</w:t>
+        <w:t xml:space="preserve">do not have.</w:t>
+      </w:r>
+    </w:p>
+    <w:p>
+      <w:pPr>
+        <w:pStyle w:val="BodyText"/>
+      </w:pPr>
+      <w:r>
+        <w:t xml:space="preserve">The standard</w:t>
       </w:r>
       <w:r>
         <w:t xml:space="preserve"> </w:t>
@@ -5884,17 +6004,17 @@
         <w:t xml:space="preserve">records what has and has not been independently verified</w:t>
       </w:r>
       <w:r>
-        <w:t xml:space="preserve">; the adopting</w:t>
-      </w:r>
-      <w:r>
-        <w:t xml:space="preserve"> </w:t>
-      </w:r>
-      <w:r>
-        <w:t xml:space="preserve">organization owns the decision to deploy.</w:t>
-      </w:r>
-    </w:p>
-    <w:bookmarkEnd w:id="40"/>
-    <w:bookmarkStart w:id="41" w:name="the-deviations-register"/>
+        <w:t xml:space="preserve">; the adopting organization</w:t>
+      </w:r>
+      <w:r>
+        <w:t xml:space="preserve"> </w:t>
+      </w:r>
+      <w:r>
+        <w:t xml:space="preserve">owns the decision to deploy.</w:t>
+      </w:r>
+    </w:p>
+    <w:bookmarkEnd w:id="42"/>
+    <w:bookmarkStart w:id="43" w:name="the-deviations-register"/>
     <w:p>
       <w:pPr>
         <w:pStyle w:val="Heading3"/>
@@ -6074,73 +6194,65 @@
       <w:r>
         <w:t xml:space="preserve">Two rules travel with the register.</w:t>
       </w:r>
-      <w:r>
-        <w:t xml:space="preserve"> </w:t>
-      </w:r>
-      <w:r>
-        <w:rPr>
-          <w:b/>
-          <w:bCs/>
-        </w:rPr>
-        <w:t xml:space="preserve">Only a dated, signed acceptance is governance</w:t>
-      </w:r>
-      <w:r>
-        <w:t xml:space="preserve"> </w:t>
-      </w:r>
-      <w:r>
-        <w:t xml:space="preserve">-- an unsigned</w:t>
-      </w:r>
-      <w:r>
-        <w:t xml:space="preserve"> </w:t>
-      </w:r>
-      <w:r>
-        <w:t xml:space="preserve">register is an un-accepted open gap wearing the costume of a decision, and a release gate that leans</w:t>
-      </w:r>
-      <w:r>
-        <w:t xml:space="preserve"> </w:t>
-      </w:r>
-      <w:r>
-        <w:t xml:space="preserve">on one is not a gate. And</w:t>
-      </w:r>
-      <w:r>
-        <w:t xml:space="preserve"> </w:t>
-      </w:r>
-      <w:r>
-        <w:rPr>
-          <w:b/>
-          <w:bCs/>
-        </w:rPr>
-        <w:t xml:space="preserve">do not publish the register's contents as a public inventory of which</w:t>
-      </w:r>
-      <w:r>
-        <w:rPr>
-          <w:b/>
-          <w:bCs/>
-        </w:rPr>
-        <w:t xml:space="preserve"> </w:t>
-      </w:r>
-      <w:r>
-        <w:rPr>
-          <w:b/>
-          <w:bCs/>
-        </w:rPr>
-        <w:t xml:space="preserve">controls are currently absent</w:t>
-      </w:r>
-      <w:r>
-        <w:t xml:space="preserve"> </w:t>
-      </w:r>
-      <w:r>
-        <w:t xml:space="preserve">if the software is security-relevant; keep the meta-rule public and</w:t>
-      </w:r>
-      <w:r>
-        <w:t xml:space="preserve"> </w:t>
-      </w:r>
-      <w:r>
-        <w:t xml:space="preserve">the instance internal.</w:t>
-      </w:r>
-    </w:p>
-    <w:bookmarkEnd w:id="41"/>
-    <w:bookmarkStart w:id="42" w:name="claims-and-wording"/>
+    </w:p>
+    <w:p>
+      <w:pPr>
+        <w:pStyle w:val="BodyText"/>
+      </w:pPr>
+      <w:r>
+        <w:rPr>
+          <w:b/>
+          <w:bCs/>
+        </w:rPr>
+        <w:t xml:space="preserve">Only a dated, signed acceptance is governance.</w:t>
+      </w:r>
+      <w:r>
+        <w:t xml:space="preserve"> </w:t>
+      </w:r>
+      <w:r>
+        <w:t xml:space="preserve">An unsigned register is an un-accepted open gap</w:t>
+      </w:r>
+      <w:r>
+        <w:t xml:space="preserve"> </w:t>
+      </w:r>
+      <w:r>
+        <w:t xml:space="preserve">wearing the costume of a decision, and a release gate that leans on one is not a gate.</w:t>
+      </w:r>
+    </w:p>
+    <w:p>
+      <w:pPr>
+        <w:pStyle w:val="BodyText"/>
+      </w:pPr>
+      <w:r>
+        <w:rPr>
+          <w:b/>
+          <w:bCs/>
+        </w:rPr>
+        <w:t xml:space="preserve">Do not publish the register's contents as a public inventory of which controls are currently</w:t>
+      </w:r>
+      <w:r>
+        <w:rPr>
+          <w:b/>
+          <w:bCs/>
+        </w:rPr>
+        <w:t xml:space="preserve"> </w:t>
+      </w:r>
+      <w:r>
+        <w:rPr>
+          <w:b/>
+          <w:bCs/>
+        </w:rPr>
+        <w:t xml:space="preserve">absent</w:t>
+      </w:r>
+      <w:r>
+        <w:t xml:space="preserve"> </w:t>
+      </w:r>
+      <w:r>
+        <w:t xml:space="preserve">if the software is security-relevant. Keep the meta-rule public and the instance internal.</w:t>
+      </w:r>
+    </w:p>
+    <w:bookmarkEnd w:id="43"/>
+    <w:bookmarkStart w:id="44" w:name="claims-and-wording"/>
     <w:p>
       <w:pPr>
         <w:pStyle w:val="Heading3"/>
@@ -6449,13 +6561,21 @@
         <w:t xml:space="preserve"> </w:t>
       </w:r>
       <w:r>
-        <w:t xml:space="preserve">that is not in it. The register mechanics, the honesty taxonomy behind it, and the aligned /</w:t>
-      </w:r>
-      <w:r>
-        <w:t xml:space="preserve"> </w:t>
-      </w:r>
-      <w:r>
-        <w:t xml:space="preserve">built-to / self-assessed vocabulary are all owned by</w:t>
+        <w:t xml:space="preserve">that is not in it.</w:t>
+      </w:r>
+    </w:p>
+    <w:p>
+      <w:pPr>
+        <w:pStyle w:val="BodyText"/>
+      </w:pPr>
+      <w:r>
+        <w:t xml:space="preserve">The register mechanics, the honesty taxonomy behind it, and the aligned / built-to / self-assessed</w:t>
+      </w:r>
+      <w:r>
+        <w:t xml:space="preserve"> </w:t>
+      </w:r>
+      <w:r>
+        <w:t xml:space="preserve">vocabulary are all owned by</w:t>
       </w:r>
       <w:r>
         <w:t xml:space="preserve"> </w:t>
@@ -6476,94 +6596,85 @@
           <w:i/>
           <w:iCs/>
         </w:rPr>
-        <w:t xml:space="preserve">"Say which kind of claim you are making"</w:t>
-      </w:r>
-      <w:r>
-        <w:t xml:space="preserve"> </w:t>
-      </w:r>
-      <w:r>
-        <w:t xml:space="preserve">-- read that</w:t>
-      </w:r>
-      <w:r>
-        <w:t xml:space="preserve"> </w:t>
-      </w:r>
-      <w:r>
-        <w:t xml:space="preserve">before publishing anything from this document.</w:t>
-      </w:r>
-    </w:p>
-    <w:bookmarkEnd w:id="42"/>
-    <w:bookmarkStart w:id="43" w:name="the-attestation-posture"/>
-    <w:p>
-      <w:pPr>
-        <w:pStyle w:val="Heading3"/>
-      </w:pPr>
-      <w:r>
-        <w:t xml:space="preserve">The attestation posture</w:t>
-      </w:r>
-    </w:p>
-    <w:p>
-      <w:pPr>
-        <w:pStyle w:val="FirstParagraph"/>
-      </w:pPr>
-      <w:r>
-        <w:t xml:space="preserve">Say this once, structurally, near the top of whatever you publish -- not as a footnote disclaimer:</w:t>
-      </w:r>
-    </w:p>
-    <w:p>
-      <w:pPr>
-        <w:pStyle w:val="BlockText"/>
-      </w:pPr>
-      <w:r>
-        <w:t xml:space="preserve">Building under this standard produces</w:t>
-      </w:r>
-      <w:r>
-        <w:t xml:space="preserve"> </w:t>
-      </w:r>
-      <w:r>
-        <w:rPr>
-          <w:b/>
-          <w:bCs/>
-        </w:rPr>
-        <w:t xml:space="preserve">build-provenance evidence</w:t>
-      </w:r>
-      <w:r>
-        <w:t xml:space="preserve">. It does not confer compliance,</w:t>
-      </w:r>
-      <w:r>
-        <w:t xml:space="preserve"> </w:t>
-      </w:r>
-      <w:r>
-        <w:t xml:space="preserve">certification, or fitness on the product, on the author, or on anyone adopting it, and it is not a</w:t>
-      </w:r>
-      <w:r>
-        <w:t xml:space="preserve"> </w:t>
-      </w:r>
-      <w:r>
-        <w:t xml:space="preserve">substitute for an adopter's own risk assessment.</w:t>
-      </w:r>
-    </w:p>
-    <w:p>
-      <w:pPr>
-        <w:pStyle w:val="FirstParagraph"/>
-      </w:pPr>
-      <w:r>
-        <w:t xml:space="preserve">The positive form names its own scope:</w:t>
-      </w:r>
-      <w:r>
-        <w:t xml:space="preserve"> </w:t>
+        <w:t xml:space="preserve">"Say which kind of claim you</w:t>
       </w:r>
       <w:r>
         <w:rPr>
           <w:i/>
           <w:iCs/>
         </w:rPr>
-        <w:t xml:space="preserve">the project self-attests that it builds under this</w:t>
+        <w:t xml:space="preserve"> </w:t>
       </w:r>
       <w:r>
         <w:rPr>
           <w:i/>
           <w:iCs/>
         </w:rPr>
+        <w:t xml:space="preserve">are making"</w:t>
+      </w:r>
+      <w:r>
+        <w:t xml:space="preserve">. Read that before publishing anything from this document.</w:t>
+      </w:r>
+    </w:p>
+    <w:bookmarkEnd w:id="44"/>
+    <w:bookmarkStart w:id="45" w:name="the-attestation-posture"/>
+    <w:p>
+      <w:pPr>
+        <w:pStyle w:val="Heading3"/>
+      </w:pPr>
+      <w:r>
+        <w:t xml:space="preserve">The attestation posture</w:t>
+      </w:r>
+    </w:p>
+    <w:p>
+      <w:pPr>
+        <w:pStyle w:val="FirstParagraph"/>
+      </w:pPr>
+      <w:r>
+        <w:t xml:space="preserve">Say this once, structurally, near the top of whatever you publish -- not as a footnote disclaimer:</w:t>
+      </w:r>
+    </w:p>
+    <w:p>
+      <w:pPr>
+        <w:pStyle w:val="BlockText"/>
+      </w:pPr>
+      <w:r>
+        <w:t xml:space="preserve">Building under this standard produces</w:t>
+      </w:r>
+      <w:r>
+        <w:t xml:space="preserve"> </w:t>
+      </w:r>
+      <w:r>
+        <w:rPr>
+          <w:b/>
+          <w:bCs/>
+        </w:rPr>
+        <w:t xml:space="preserve">build-provenance evidence</w:t>
+      </w:r>
+      <w:r>
+        <w:t xml:space="preserve">. It does not confer compliance,</w:t>
+      </w:r>
+      <w:r>
+        <w:t xml:space="preserve"> </w:t>
+      </w:r>
+      <w:r>
+        <w:t xml:space="preserve">certification, or fitness on the product, on the author, or on anyone adopting it, and it is not a</w:t>
+      </w:r>
+      <w:r>
+        <w:t xml:space="preserve"> </w:t>
+      </w:r>
+      <w:r>
+        <w:t xml:space="preserve">substitute for an adopter's own risk assessment.</w:t>
+      </w:r>
+    </w:p>
+    <w:p>
+      <w:pPr>
+        <w:pStyle w:val="FirstParagraph"/>
+      </w:pPr>
+      <w:r>
+        <w:t xml:space="preserve">The positive form names its own scope:</w:t>
+      </w:r>
+      <w:r>
         <w:t xml:space="preserve"> </w:t>
       </w:r>
       <w:r>
@@ -6571,7 +6682,7 @@
           <w:i/>
           <w:iCs/>
         </w:rPr>
-        <w:t xml:space="preserve">standard with the AI coding assistant governed as a tool -- explicitly not that the output is</w:t>
+        <w:t xml:space="preserve">the project self-attests that it builds under this</w:t>
       </w:r>
       <w:r>
         <w:rPr>
@@ -6585,38 +6696,62 @@
           <w:i/>
           <w:iCs/>
         </w:rPr>
+        <w:t xml:space="preserve">standard with the AI coding assistant governed as a tool -- explicitly not that the output is</w:t>
+      </w:r>
+      <w:r>
+        <w:rPr>
+          <w:i/>
+          <w:iCs/>
+        </w:rPr>
+        <w:t xml:space="preserve"> </w:t>
+      </w:r>
+      <w:r>
+        <w:rPr>
+          <w:i/>
+          <w:iCs/>
+        </w:rPr>
         <w:t xml:space="preserve">independently audited.</w:t>
       </w:r>
-      <w:r>
-        <w:t xml:space="preserve"> </w:t>
-      </w:r>
-      <w:r>
-        <w:t xml:space="preserve">Where you borrow discipline from a regime you are not subject to, say that</w:t>
-      </w:r>
-      <w:r>
-        <w:t xml:space="preserve"> </w:t>
-      </w:r>
-      <w:r>
-        <w:t xml:space="preserve">it is adopted</w:t>
-      </w:r>
-      <w:r>
-        <w:t xml:space="preserve"> </w:t>
-      </w:r>
-      <w:r>
-        <w:rPr>
-          <w:b/>
-          <w:bCs/>
-        </w:rPr>
-        <w:t xml:space="preserve">by analogy and voluntarily</w:t>
-      </w:r>
-      <w:r>
-        <w:t xml:space="preserve">, name the regime you are not subject to, and state</w:t>
-      </w:r>
-      <w:r>
-        <w:t xml:space="preserve"> </w:t>
-      </w:r>
-      <w:r>
-        <w:t xml:space="preserve">that producing the artifacts confers nothing.</w:t>
+    </w:p>
+    <w:p>
+      <w:pPr>
+        <w:pStyle w:val="BodyText"/>
+      </w:pPr>
+      <w:r>
+        <w:t xml:space="preserve">Where you borrow discipline from a regime you are not subject to, say that it is adopted</w:t>
+      </w:r>
+      <w:r>
+        <w:t xml:space="preserve"> </w:t>
+      </w:r>
+      <w:r>
+        <w:rPr>
+          <w:b/>
+          <w:bCs/>
+        </w:rPr>
+        <w:t xml:space="preserve">by analogy</w:t>
+      </w:r>
+      <w:r>
+        <w:rPr>
+          <w:b/>
+          <w:bCs/>
+        </w:rPr>
+        <w:t xml:space="preserve"> </w:t>
+      </w:r>
+      <w:r>
+        <w:rPr>
+          <w:b/>
+          <w:bCs/>
+        </w:rPr>
+        <w:t xml:space="preserve">and voluntarily</w:t>
+      </w:r>
+      <w:r>
+        <w:t xml:space="preserve">. Name the regime you are not subject to, and state that producing the artifacts</w:t>
+      </w:r>
+      <w:r>
+        <w:t xml:space="preserve"> </w:t>
+      </w:r>
+      <w:r>
+        <w:t xml:space="preserve">confers nothing.</w:t>
       </w:r>
     </w:p>
     <w:p>
@@ -6626,9 +6761,9 @@
         </w:pict>
       </w:r>
     </w:p>
-    <w:bookmarkEnd w:id="43"/>
-    <w:bookmarkEnd w:id="44"/>
-    <w:bookmarkStart w:id="57" w:name="Xcf55bd8b8e6be00202ba70d56a4beb5cb22b37f"/>
+    <w:bookmarkEnd w:id="45"/>
+    <w:bookmarkEnd w:id="46"/>
+    <w:bookmarkStart w:id="59" w:name="Xcf55bd8b8e6be00202ba70d56a4beb5cb22b37f"/>
     <w:p>
       <w:pPr>
         <w:pStyle w:val="Heading2"/>
@@ -6637,7 +6772,21 @@
         <w:t xml:space="preserve">7. The adversarial verification pass</w:t>
       </w:r>
     </w:p>
-    <w:bookmarkStart w:id="46" w:name="Xe6dee8f8945d00d0c362a2870f3274fbede097b"/>
+    <w:p>
+      <w:pPr>
+        <w:pStyle w:val="FirstParagraph"/>
+      </w:pPr>
+      <w:r>
+        <w:t xml:space="preserve">An adversarial pass is a separate check on work already produced, run so that the checker is not the</w:t>
+      </w:r>
+      <w:r>
+        <w:t xml:space="preserve"> </w:t>
+      </w:r>
+      <w:r>
+        <w:t xml:space="preserve">thing being checked. This section covers how to keep it independent, and when it is worth its cost.</w:t>
+      </w:r>
+    </w:p>
+    <w:bookmarkStart w:id="48" w:name="Xe6dee8f8945d00d0c362a2870f3274fbede097b"/>
     <w:p>
       <w:pPr>
         <w:pStyle w:val="Heading3"/>
@@ -6673,19 +6822,13 @@
         <w:t xml:space="preserve"> </w:t>
       </w:r>
       <w:r>
-        <w:t xml:space="preserve">quality defect: the context that produced the answer is the context judging it, and it is biased</w:t>
-      </w:r>
-      <w:r>
-        <w:t xml:space="preserve"> </w:t>
-      </w:r>
-      <w:r>
-        <w:t xml:space="preserve">toward what it already decided was fine. More reasoning effort in the same context does not fix this,</w:t>
-      </w:r>
-      <w:r>
-        <w:t xml:space="preserve"> </w:t>
-      </w:r>
-      <w:r>
-        <w:t xml:space="preserve">because the bias is not a shortage of effort.</w:t>
+        <w:t xml:space="preserve">quality defect. The context that produced the answer is the context judging it, and it is biased</w:t>
+      </w:r>
+      <w:r>
+        <w:t xml:space="preserve"> </w:t>
+      </w:r>
+      <w:r>
+        <w:t xml:space="preserve">toward what it already decided was fine.</w:t>
       </w:r>
     </w:p>
     <w:p>
@@ -6693,7 +6836,13 @@
         <w:pStyle w:val="BodyText"/>
       </w:pPr>
       <w:r>
-        <w:t xml:space="preserve">The fix has two parts, and both are necessary:</w:t>
+        <w:t xml:space="preserve">More reasoning effort in the same context does not fix this, because the bias is not a shortage of</w:t>
+      </w:r>
+      <w:r>
+        <w:t xml:space="preserve"> </w:t>
+      </w:r>
+      <w:r>
+        <w:t xml:space="preserve">effort. The fix has two parts, and both are necessary:</w:t>
       </w:r>
     </w:p>
     <w:p>
@@ -6819,7 +6968,7 @@
       <w:r>
         <w:t xml:space="preserve"> </w:t>
       </w:r>
-      <w:hyperlink r:id="rId45">
+      <w:hyperlink r:id="rId47">
         <w:r>
           <w:rPr>
             <w:rStyle w:val="Hyperlink"/>
@@ -6831,8 +6980,8 @@
         <w:t xml:space="preserve">.</w:t>
       </w:r>
     </w:p>
-    <w:bookmarkEnd w:id="46"/>
-    <w:bookmarkStart w:id="47" w:name="the-shape-that-keeps-a-pass-independent"/>
+    <w:bookmarkEnd w:id="48"/>
+    <w:bookmarkStart w:id="49" w:name="the-shape-that-keeps-a-pass-independent"/>
     <w:p>
       <w:pPr>
         <w:pStyle w:val="Heading3"/>
@@ -7003,8 +7152,8 @@
         <w:t xml:space="preserve">evidence before anything proceeds.</w:t>
       </w:r>
     </w:p>
-    <w:bookmarkEnd w:id="47"/>
-    <w:bookmarkStart w:id="48" w:name="propose-judge-synthesise-critique"/>
+    <w:bookmarkEnd w:id="49"/>
+    <w:bookmarkStart w:id="50" w:name="propose-judge-synthesise-critique"/>
     <w:p>
       <w:pPr>
         <w:pStyle w:val="Heading3"/>
@@ -7157,7 +7306,7 @@
         <w:t xml:space="preserve"> </w:t>
       </w:r>
       <w:r>
-        <w:t xml:space="preserve">of fatal flaws, and the final design was that proposal's spine with specific ideas</w:t>
+        <w:t xml:space="preserve">of fatal flaws. The final design was that proposal's spine with specific ideas</w:t>
       </w:r>
       <w:r>
         <w:t xml:space="preserve"> </w:t>
@@ -7184,7 +7333,7 @@
         <w:t xml:space="preserve">proposals that had lost</w:t>
       </w:r>
       <w:r>
-        <w:t xml:space="preserve">, with every fatal flaw explicitly resolved rather than averaged away.</w:t>
+        <w:t xml:space="preserve">, and every fatal flaw was explicitly resolved rather than averaged away.</w:t>
       </w:r>
       <w:r>
         <w:t xml:space="preserve"> </w:t>
@@ -7193,8 +7342,8 @@
         <w:t xml:space="preserve">Discarding the losers' good ideas is the second failure mode of panel review.</w:t>
       </w:r>
     </w:p>
-    <w:bookmarkEnd w:id="48"/>
-    <w:bookmarkStart w:id="49" w:name="reading-a-split-verdict"/>
+    <w:bookmarkEnd w:id="50"/>
+    <w:bookmarkStart w:id="51" w:name="reading-a-split-verdict"/>
     <w:p>
       <w:pPr>
         <w:pStyle w:val="Heading3"/>
@@ -7221,35 +7370,37 @@
         <w:t xml:space="preserve">not a tally</w:t>
       </w:r>
       <w:r>
-        <w:t xml:space="preserve">. It is the strongest surviving objection. Carry it</w:t>
-      </w:r>
-      <w:r>
-        <w:t xml:space="preserve"> </w:t>
-      </w:r>
-      <w:r>
-        <w:t xml:space="preserve">forward and resolve it by name. Where a residual risk cannot be closed, document it honestly -- for</w:t>
-      </w:r>
-      <w:r>
-        <w:t xml:space="preserve"> </w:t>
-      </w:r>
-      <w:r>
-        <w:t xml:space="preserve">instance as no worse than the behavior that already ships -- and make it visible rather than</w:t>
-      </w:r>
-      <w:r>
-        <w:t xml:space="preserve"> </w:t>
-      </w:r>
-      <w:r>
-        <w:t xml:space="preserve">claiming it closed. A residual risk that is named survives review; one that is quietly absorbed</w:t>
-      </w:r>
-      <w:r>
-        <w:t xml:space="preserve"> </w:t>
-      </w:r>
-      <w:r>
-        <w:t xml:space="preserve">resurfaces as an incident.</w:t>
-      </w:r>
-    </w:p>
-    <w:bookmarkEnd w:id="49"/>
-    <w:bookmarkStart w:id="50" w:name="Xe80e84b8ec542a724a79a3d12007e191a1375c8"/>
+        <w:t xml:space="preserve">. It is the strongest surviving objection: carry it</w:t>
+      </w:r>
+      <w:r>
+        <w:t xml:space="preserve"> </w:t>
+      </w:r>
+      <w:r>
+        <w:t xml:space="preserve">forward and resolve it by name.</w:t>
+      </w:r>
+    </w:p>
+    <w:p>
+      <w:pPr>
+        <w:pStyle w:val="BodyText"/>
+      </w:pPr>
+      <w:r>
+        <w:t xml:space="preserve">Where a residual risk cannot be closed, document it honestly -- for instance as no worse than the</w:t>
+      </w:r>
+      <w:r>
+        <w:t xml:space="preserve"> </w:t>
+      </w:r>
+      <w:r>
+        <w:t xml:space="preserve">behavior that already ships -- and make it visible rather than claiming it closed. A residual risk</w:t>
+      </w:r>
+      <w:r>
+        <w:t xml:space="preserve"> </w:t>
+      </w:r>
+      <w:r>
+        <w:t xml:space="preserve">that is named survives review; one that is quietly absorbed resurfaces as an incident.</w:t>
+      </w:r>
+    </w:p>
+    <w:bookmarkEnd w:id="51"/>
+    <w:bookmarkStart w:id="52" w:name="Xe80e84b8ec542a724a79a3d12007e191a1375c8"/>
     <w:p>
       <w:pPr>
         <w:pStyle w:val="Heading3"/>
@@ -7331,23 +7482,31 @@
         <w:t xml:space="preserve"> </w:t>
       </w:r>
       <w:r>
-        <w:t xml:space="preserve">asked to agree will agree. The residual risk after confirmation is usually not a wrong finding; it is</w:t>
-      </w:r>
-      <w:r>
-        <w:t xml:space="preserve"> </w:t>
-      </w:r>
-      <w:r>
-        <w:t xml:space="preserve">a control implemented exactly where it was prompted and missing at its siblings, which is why control</w:t>
-      </w:r>
-      <w:r>
-        <w:t xml:space="preserve"> </w:t>
-      </w:r>
-      <w:r>
-        <w:t xml:space="preserve">parity is a review gate and not an afterthought.</w:t>
-      </w:r>
-    </w:p>
-    <w:bookmarkEnd w:id="50"/>
-    <w:bookmarkStart w:id="51" w:name="X8a341e323e6b6469a3c837823c1876a7ff56671"/>
+        <w:t xml:space="preserve">asked to agree will agree.</w:t>
+      </w:r>
+    </w:p>
+    <w:p>
+      <w:pPr>
+        <w:pStyle w:val="BodyText"/>
+      </w:pPr>
+      <w:r>
+        <w:t xml:space="preserve">The residual risk after confirmation is usually not a wrong finding. It is a control implemented</w:t>
+      </w:r>
+      <w:r>
+        <w:t xml:space="preserve"> </w:t>
+      </w:r>
+      <w:r>
+        <w:t xml:space="preserve">exactly where it was prompted and missing at its siblings, which is why control parity is a review</w:t>
+      </w:r>
+      <w:r>
+        <w:t xml:space="preserve"> </w:t>
+      </w:r>
+      <w:r>
+        <w:t xml:space="preserve">gate and not an afterthought.</w:t>
+      </w:r>
+    </w:p>
+    <w:bookmarkEnd w:id="52"/>
+    <w:bookmarkStart w:id="53" w:name="X8a341e323e6b6469a3c837823c1876a7ff56671"/>
     <w:p>
       <w:pPr>
         <w:pStyle w:val="Heading3"/>
@@ -7531,53 +7690,47 @@
         <w:pStyle w:val="BodyText"/>
       </w:pPr>
       <w:r>
-        <w:t xml:space="preserve">The reason it fails on small work is structural rather than economic:</w:t>
-      </w:r>
-      <w:r>
-        <w:t xml:space="preserve"> </w:t>
-      </w:r>
-      <w:r>
-        <w:rPr>
-          <w:b/>
-          <w:bCs/>
-        </w:rPr>
-        <w:t xml:space="preserve">fan-out earns its value from</w:t>
-      </w:r>
-      <w:r>
-        <w:rPr>
-          <w:b/>
-          <w:bCs/>
-        </w:rPr>
-        <w:t xml:space="preserve"> </w:t>
-      </w:r>
-      <w:r>
-        <w:rPr>
-          <w:b/>
-          <w:bCs/>
-        </w:rPr>
-        <w:t xml:space="preserve">coverage across a large surface, and a single-file task has no surface to fan out across.</w:t>
-      </w:r>
-      <w:r>
-        <w:t xml:space="preserve"> </w:t>
-      </w:r>
-      <w:r>
-        <w:t xml:space="preserve">The pass</w:t>
-      </w:r>
-      <w:r>
-        <w:t xml:space="preserve"> </w:t>
-      </w:r>
-      <w:r>
-        <w:t xml:space="preserve">adds latency and burn without improving the result. The corollary is that a targeted, scoped review of</w:t>
-      </w:r>
-      <w:r>
-        <w:t xml:space="preserve"> </w:t>
-      </w:r>
-      <w:r>
-        <w:t xml:space="preserve">a finished change is usually a better instrument than leaving a session-wide maximum-effort setting on.</w:t>
-      </w:r>
-    </w:p>
-    <w:bookmarkEnd w:id="51"/>
-    <w:bookmarkStart w:id="53" w:name="cost-posture-and-the-stop-rule"/>
+        <w:rPr>
+          <w:b/>
+          <w:bCs/>
+        </w:rPr>
+        <w:t xml:space="preserve">It fails on small work for a structural reason, not an economic one.</w:t>
+      </w:r>
+      <w:r>
+        <w:t xml:space="preserve"> </w:t>
+      </w:r>
+      <w:r>
+        <w:t xml:space="preserve">Fan-out earns its value from</w:t>
+      </w:r>
+      <w:r>
+        <w:t xml:space="preserve"> </w:t>
+      </w:r>
+      <w:r>
+        <w:t xml:space="preserve">coverage across a large surface, and a single-file task has no surface to fan out across. The pass</w:t>
+      </w:r>
+      <w:r>
+        <w:t xml:space="preserve"> </w:t>
+      </w:r>
+      <w:r>
+        <w:t xml:space="preserve">adds latency and burn without improving the result.</w:t>
+      </w:r>
+    </w:p>
+    <w:p>
+      <w:pPr>
+        <w:pStyle w:val="BodyText"/>
+      </w:pPr>
+      <w:r>
+        <w:t xml:space="preserve">The corollary is that a targeted, scoped review of a finished change is usually a better instrument</w:t>
+      </w:r>
+      <w:r>
+        <w:t xml:space="preserve"> </w:t>
+      </w:r>
+      <w:r>
+        <w:t xml:space="preserve">than leaving a session-wide maximum-effort setting on.</w:t>
+      </w:r>
+    </w:p>
+    <w:bookmarkEnd w:id="53"/>
+    <w:bookmarkStart w:id="55" w:name="cost-posture-and-the-stop-rule"/>
     <w:p>
       <w:pPr>
         <w:pStyle w:val="Heading3"/>
@@ -7726,7 +7879,7 @@
       <w:r>
         <w:t xml:space="preserve"> </w:t>
       </w:r>
-      <w:hyperlink r:id="rId52">
+      <w:hyperlink r:id="rId54">
         <w:r>
           <w:rPr>
             <w:rStyle w:val="Hyperlink"/>
@@ -7738,8 +7891,8 @@
         <w:t xml:space="preserve">.</w:t>
       </w:r>
     </w:p>
-    <w:bookmarkEnd w:id="53"/>
-    <w:bookmarkStart w:id="56" w:name="X8c83f0d7bf446daca8250c58437d12927e9cd05"/>
+    <w:bookmarkEnd w:id="55"/>
+    <w:bookmarkStart w:id="58" w:name="X8c83f0d7bf446daca8250c58437d12927e9cd05"/>
     <w:p>
       <w:pPr>
         <w:pStyle w:val="Heading3"/>
@@ -7753,19 +7906,27 @@
         <w:pStyle w:val="FirstParagraph"/>
       </w:pPr>
       <w:r>
-        <w:t xml:space="preserve">When a run spans many agents or many hours, the plan -- the dependency graph, the loops, the fan-out</w:t>
-      </w:r>
-      <w:r>
-        <w:t xml:space="preserve"> </w:t>
-      </w:r>
-      <w:r>
-        <w:t xml:space="preserve">-- should live in a written script or file that the run follows, not in the conversation that produced</w:t>
-      </w:r>
-      <w:r>
-        <w:t xml:space="preserve"> </w:t>
-      </w:r>
-      <w:r>
-        <w:t xml:space="preserve">it. A plan held in conversational context degrades with everything else in that context. A plan held</w:t>
+        <w:t xml:space="preserve">When a run spans many agents or many hours, the plan should live in a written script or file that the</w:t>
+      </w:r>
+      <w:r>
+        <w:t xml:space="preserve"> </w:t>
+      </w:r>
+      <w:r>
+        <w:t xml:space="preserve">run follows, not in the conversation that produced it. The plan here means the dependency graph, the</w:t>
+      </w:r>
+      <w:r>
+        <w:t xml:space="preserve"> </w:t>
+      </w:r>
+      <w:r>
+        <w:t xml:space="preserve">loops, the fan-out.</w:t>
+      </w:r>
+    </w:p>
+    <w:p>
+      <w:pPr>
+        <w:pStyle w:val="BodyText"/>
+      </w:pPr>
+      <w:r>
+        <w:t xml:space="preserve">A plan held in conversational context degrades with everything else in that context. A plan held</w:t>
       </w:r>
       <w:r>
         <w:t xml:space="preserve"> </w:t>
@@ -7812,7 +7973,7 @@
       <w:r>
         <w:t xml:space="preserve"> </w:t>
       </w:r>
-      <w:hyperlink r:id="rId54">
+      <w:hyperlink r:id="rId56">
         <w:r>
           <w:rPr>
             <w:rStyle w:val="Hyperlink"/>
@@ -7829,7 +7990,7 @@
       <w:r>
         <w:t xml:space="preserve"> </w:t>
       </w:r>
-      <w:hyperlink r:id="rId30">
+      <w:hyperlink r:id="rId32">
         <w:r>
           <w:rPr>
             <w:rStyle w:val="Hyperlink"/>
@@ -7838,18 +7999,18 @@
         </w:r>
       </w:hyperlink>
       <w:r>
-        <w:t xml:space="preserve">, and the identifier-collision class that every other control is</w:t>
-      </w:r>
-      <w:r>
-        <w:t xml:space="preserve"> </w:t>
-      </w:r>
-      <w:r>
-        <w:t xml:space="preserve">blind to is owned by</w:t>
-      </w:r>
-      <w:r>
-        <w:t xml:space="preserve"> </w:t>
-      </w:r>
-      <w:hyperlink r:id="rId55">
+        <w:t xml:space="preserve">. The identifier-collision class that every other control is blind</w:t>
+      </w:r>
+      <w:r>
+        <w:t xml:space="preserve"> </w:t>
+      </w:r>
+      <w:r>
+        <w:t xml:space="preserve">to is owned by</w:t>
+      </w:r>
+      <w:r>
+        <w:t xml:space="preserve"> </w:t>
+      </w:r>
+      <w:hyperlink r:id="rId57">
         <w:r>
           <w:rPr>
             <w:rStyle w:val="Hyperlink"/>
@@ -7868,9 +8029,9 @@
         </w:pict>
       </w:r>
     </w:p>
-    <w:bookmarkEnd w:id="56"/>
-    <w:bookmarkEnd w:id="57"/>
-    <w:bookmarkStart w:id="58" w:name="X2552572225595e8bea6a5efd7db793b9dcc1f94"/>
+    <w:bookmarkEnd w:id="58"/>
+    <w:bookmarkEnd w:id="59"/>
+    <w:bookmarkStart w:id="60" w:name="X2552572225595e8bea6a5efd7db793b9dcc1f94"/>
     <w:p>
       <w:pPr>
         <w:pStyle w:val="Heading2"/>
@@ -8175,7 +8336,7 @@
               <w:pStyle w:val="Compact"/>
             </w:pPr>
             <w:r>
-              <w:t xml:space="preserve">An AI coding AI-run review is advisory input a human arbitrates, never a gate</w:t>
+              <w:t xml:space="preserve">An AI-run review is advisory input a human arbitrates, never a gate</w:t>
             </w:r>
           </w:p>
         </w:tc>
@@ -8596,8 +8757,8 @@
         </w:pict>
       </w:r>
     </w:p>
-    <w:bookmarkEnd w:id="58"/>
-    <w:bookmarkStart w:id="59" w:name="adapting-this-to-your-project"/>
+    <w:bookmarkEnd w:id="60"/>
+    <w:bookmarkStart w:id="61" w:name="adapting-this-to-your-project"/>
     <w:p>
       <w:pPr>
         <w:pStyle w:val="Heading2"/>
@@ -8693,7 +8854,7 @@
         <w:t xml:space="preserve"> </w:t>
       </w:r>
       <w:r>
-        <w:t xml:space="preserve">Which analyzs, which audits, which command -- those</w:t>
+        <w:t xml:space="preserve">Which analyzers, which audits, which command -- those</w:t>
       </w:r>
       <w:r>
         <w:t xml:space="preserve"> </w:t>
@@ -8783,7 +8944,7 @@
         <w:t xml:space="preserve"> </w:t>
       </w:r>
       <w:r>
-        <w:t xml:space="preserve">The moment an AI coding AI-run review counts as a gate, the whole structure is</w:t>
+        <w:t xml:space="preserve">The moment an AI-run review counts as a gate, the whole structure is</w:t>
       </w:r>
       <w:r>
         <w:t xml:space="preserve"> </w:t>
@@ -9005,8 +9166,8 @@
         </w:pict>
       </w:r>
     </w:p>
-    <w:bookmarkEnd w:id="59"/>
-    <w:bookmarkStart w:id="60" w:name="related"/>
+    <w:bookmarkEnd w:id="61"/>
+    <w:bookmarkStart w:id="62" w:name="related"/>
     <w:p>
       <w:pPr>
         <w:pStyle w:val="Heading2"/>
@@ -9081,7 +9242,7 @@
           <w:numId w:val="1017"/>
         </w:numPr>
       </w:pPr>
-      <w:hyperlink r:id="rId45">
+      <w:hyperlink r:id="rId47">
         <w:r>
           <w:rPr>
             <w:rStyle w:val="Hyperlink"/>
@@ -9110,7 +9271,7 @@
           <w:numId w:val="1017"/>
         </w:numPr>
       </w:pPr>
-      <w:hyperlink r:id="rId34">
+      <w:hyperlink r:id="rId36">
         <w:r>
           <w:rPr>
             <w:rStyle w:val="Hyperlink"/>
@@ -9139,7 +9300,7 @@
           <w:numId w:val="1017"/>
         </w:numPr>
       </w:pPr>
-      <w:hyperlink r:id="rId30">
+      <w:hyperlink r:id="rId32">
         <w:r>
           <w:rPr>
             <w:rStyle w:val="Hyperlink"/>
@@ -9156,7 +9317,7 @@
       <w:r>
         <w:t xml:space="preserve"> </w:t>
       </w:r>
-      <w:hyperlink r:id="rId54">
+      <w:hyperlink r:id="rId56">
         <w:r>
           <w:rPr>
             <w:rStyle w:val="Hyperlink"/>
@@ -9185,7 +9346,7 @@
           <w:numId w:val="1017"/>
         </w:numPr>
       </w:pPr>
-      <w:hyperlink r:id="rId52">
+      <w:hyperlink r:id="rId54">
         <w:r>
           <w:rPr>
             <w:rStyle w:val="Hyperlink"/>
@@ -9200,8 +9361,8 @@
         <w:t xml:space="preserve">-- deciding whether you can afford a run, honestly</w:t>
       </w:r>
     </w:p>
-    <w:bookmarkEnd w:id="60"/>
-    <w:bookmarkEnd w:id="61"/>
+    <w:bookmarkEnd w:id="62"/>
+    <w:bookmarkEnd w:id="63"/>
     <w:sectPr>
       <w:footnotePr>
         <w:numRestart w:val="eachSect"/>

--- a/docs/standards/word/AI-ASSISTED-DEVELOPMENT.docx
+++ b/docs/standards/word/AI-ASSISTED-DEVELOPMENT.docx
@@ -1719,7 +1719,7 @@
         <w:t xml:space="preserve"> </w:t>
       </w:r>
       <w:r>
-        <w:t xml:space="preserve">-- no restricted data anywhere in scope; code-only assistant context; not on the</w:t>
+        <w:t xml:space="preserve">-- no restricted data anywhere in scope; code-only context; not on the</w:t>
       </w:r>
       <w:r>
         <w:t xml:space="preserve"> </w:t>
@@ -4072,7 +4072,7 @@
               <w:pStyle w:val="Compact"/>
             </w:pPr>
             <w:r>
-              <w:t xml:space="preserve">One coherent layer per commit; assistant identity and version recorded</w:t>
+              <w:t xml:space="preserve">One coherent layer per commit; AI coding assistant identity and version recorded</w:t>
             </w:r>
           </w:p>
         </w:tc>
@@ -6320,7 +6320,7 @@
               <w:pStyle w:val="Compact"/>
             </w:pPr>
             <w:r>
-              <w:t xml:space="preserve">"Assistant-run code review as a</w:t>
+              <w:t xml:space="preserve">"AI-run code review as a</w:t>
             </w:r>
             <w:r>
               <w:t xml:space="preserve"> </w:t>

--- a/docs/standards/word/AI-ASSISTED-DEVELOPMENT.docx
+++ b/docs/standards/word/AI-ASSISTED-DEVELOPMENT.docx
@@ -28,7 +28,7 @@
         </w:p>
       </w:sdtContent>
     </w:sdt>
-    <w:bookmarkStart w:id="63" w:name="Xb05cc1bab18114ba7c5d64624395b03199e8ab5"/>
+    <w:bookmarkStart w:id="64" w:name="Xb05cc1bab18114ba7c5d64624395b03199e8ab5"/>
     <w:p>
       <w:pPr>
         <w:pStyle w:val="Heading1"/>
@@ -42,25 +42,39 @@
         <w:pStyle w:val="FirstParagraph"/>
       </w:pPr>
       <w:r>
-        <w:t xml:space="preserve">A standard for building software with an AI coding assistant. What can go wrong that looks like nothing</w:t>
-      </w:r>
-      <w:r>
-        <w:t xml:space="preserve"> </w:t>
-      </w:r>
-      <w:r>
-        <w:t xml:space="preserve">going wrong, and which control neutralizes each one. How much rigor a given change actually needs.</w:t>
-      </w:r>
-      <w:r>
-        <w:t xml:space="preserve"> </w:t>
-      </w:r>
-      <w:r>
-        <w:t xml:space="preserve">And when to spend real money on an adversarial verification pass instead of a second opinion that is</w:t>
-      </w:r>
-      <w:r>
-        <w:t xml:space="preserve"> </w:t>
-      </w:r>
-      <w:r>
-        <w:t xml:space="preserve">worth almost nothing.</w:t>
+        <w:rPr>
+          <w:b/>
+          <w:bCs/>
+        </w:rPr>
+        <w:t xml:space="preserve">A standard for building software with an AI coding assistant: what goes wrong in ways that look</w:t>
+      </w:r>
+      <w:r>
+        <w:rPr>
+          <w:b/>
+          <w:bCs/>
+        </w:rPr>
+        <w:t xml:space="preserve"> </w:t>
+      </w:r>
+      <w:r>
+        <w:rPr>
+          <w:b/>
+          <w:bCs/>
+        </w:rPr>
+        <w:t xml:space="preserve">like nothing going wrong, which control neutralizes each one, and how much rigor a given change</w:t>
+      </w:r>
+      <w:r>
+        <w:rPr>
+          <w:b/>
+          <w:bCs/>
+        </w:rPr>
+        <w:t xml:space="preserve"> </w:t>
+      </w:r>
+      <w:r>
+        <w:rPr>
+          <w:b/>
+          <w:bCs/>
+        </w:rPr>
+        <w:t xml:space="preserve">actually needs.</w:t>
       </w:r>
     </w:p>
     <w:p>
@@ -120,7 +134,194 @@
         <w:t xml:space="preserve">.</w:t>
       </w:r>
     </w:p>
-    <w:bookmarkStart w:id="12" w:name="what-you-get"/>
+    <w:bookmarkStart w:id="12" w:name="in-short"/>
+    <w:p>
+      <w:pPr>
+        <w:pStyle w:val="Heading2"/>
+      </w:pPr>
+      <w:r>
+        <w:t xml:space="preserve">In short</w:t>
+      </w:r>
+    </w:p>
+    <w:p>
+      <w:pPr>
+        <w:pStyle w:val="FirstParagraph"/>
+      </w:pPr>
+      <w:r>
+        <w:rPr>
+          <w:b/>
+          <w:bCs/>
+        </w:rPr>
+        <w:t xml:space="preserve">Nothing here is always-on except a short floor. Everything else is a dial that the change's risk</w:t>
+      </w:r>
+      <w:r>
+        <w:rPr>
+          <w:b/>
+          <w:bCs/>
+        </w:rPr>
+        <w:t xml:space="preserve"> </w:t>
+      </w:r>
+      <w:r>
+        <w:rPr>
+          <w:b/>
+          <w:bCs/>
+        </w:rPr>
+        <w:t xml:space="preserve">tier sets.</w:t>
+      </w:r>
+      <w:r>
+        <w:t xml:space="preserve"> </w:t>
+      </w:r>
+      <w:r>
+        <w:t xml:space="preserve">That is what keeps a heavy process from being ignored wholesale: a one-line fix carries</w:t>
+      </w:r>
+      <w:r>
+        <w:t xml:space="preserve"> </w:t>
+      </w:r>
+      <w:r>
+        <w:t xml:space="preserve">no release-grade ceremony, and the standard says so in writing rather than leaving people to decide</w:t>
+      </w:r>
+      <w:r>
+        <w:t xml:space="preserve"> </w:t>
+      </w:r>
+      <w:r>
+        <w:t xml:space="preserve">it informally.</w:t>
+      </w:r>
+    </w:p>
+    <w:p>
+      <w:pPr>
+        <w:pStyle w:val="BodyText"/>
+      </w:pPr>
+      <w:r>
+        <w:t xml:space="preserve">One question classifies most changes. Does any code path in it touch -- or protect -- regulated or</w:t>
+      </w:r>
+      <w:r>
+        <w:t xml:space="preserve"> </w:t>
+      </w:r>
+      <w:r>
+        <w:t xml:space="preserve">otherwise restricted data in production, and if you cannot yet prove it never will, the answer is</w:t>
+      </w:r>
+      <w:r>
+        <w:t xml:space="preserve"> </w:t>
+      </w:r>
+      <w:r>
+        <w:t xml:space="preserve">yes. That resolves to the strictest tier on its own. Blast radius only breaks ties below it.</w:t>
+      </w:r>
+    </w:p>
+    <w:p>
+      <w:pPr>
+        <w:pStyle w:val="BodyText"/>
+      </w:pPr>
+      <w:r>
+        <w:t xml:space="preserve">Under every tier sits a floor that never scales down, because each item's reason has nothing to do</w:t>
+      </w:r>
+      <w:r>
+        <w:t xml:space="preserve"> </w:t>
+      </w:r>
+      <w:r>
+        <w:t xml:space="preserve">with blast radius: no restricted data and no secrets reach the assistant, everything it reads is</w:t>
+      </w:r>
+      <w:r>
+        <w:t xml:space="preserve"> </w:t>
+      </w:r>
+      <w:r>
+        <w:t xml:space="preserve">data rather than instructions, code nobody can explain is discarded, and the tooling itself is</w:t>
+      </w:r>
+      <w:r>
+        <w:t xml:space="preserve"> </w:t>
+      </w:r>
+      <w:r>
+        <w:t xml:space="preserve">vetted -- it is a supply-chain surface that no dependency gate inspects.</w:t>
+      </w:r>
+    </w:p>
+    <w:p>
+      <w:pPr>
+        <w:pStyle w:val="BodyText"/>
+      </w:pPr>
+      <w:r>
+        <w:t xml:space="preserve">One line is the one not to blur.</w:t>
+      </w:r>
+      <w:r>
+        <w:t xml:space="preserve"> </w:t>
+      </w:r>
+      <w:r>
+        <w:rPr>
+          <w:b/>
+          <w:bCs/>
+        </w:rPr>
+        <w:t xml:space="preserve">A gate is a deterministic check with an exit code, and the model</w:t>
+      </w:r>
+      <w:r>
+        <w:rPr>
+          <w:b/>
+          <w:bCs/>
+        </w:rPr>
+        <w:t xml:space="preserve"> </w:t>
+      </w:r>
+      <w:r>
+        <w:rPr>
+          <w:b/>
+          <w:bCs/>
+        </w:rPr>
+        <w:t xml:space="preserve">never certifies its own output.</w:t>
+      </w:r>
+      <w:r>
+        <w:t xml:space="preserve"> </w:t>
+      </w:r>
+      <w:r>
+        <w:t xml:space="preserve">An AI-run review is advisory input that a human arbitrates. Most</w:t>
+      </w:r>
+      <w:r>
+        <w:t xml:space="preserve"> </w:t>
+      </w:r>
+      <w:r>
+        <w:t xml:space="preserve">agent-assisted processes lose exactly here, and the moment an AI review counts as a gate, the rest</w:t>
+      </w:r>
+      <w:r>
+        <w:t xml:space="preserve"> </w:t>
+      </w:r>
+      <w:r>
+        <w:t xml:space="preserve">of the structure is decorative.</w:t>
+      </w:r>
+    </w:p>
+    <w:p>
+      <w:pPr>
+        <w:pStyle w:val="BodyText"/>
+      </w:pPr>
+      <w:r>
+        <w:t xml:space="preserve">Having no second reviewer is a documented deviation with named compensating controls and an end</w:t>
+      </w:r>
+      <w:r>
+        <w:t xml:space="preserve"> </w:t>
+      </w:r>
+      <w:r>
+        <w:t xml:space="preserve">condition -- not a clean pass (</w:t>
+      </w:r>
+      <w:hyperlink w:anchor="when-there-is-no-second-reviewer">
+        <w:r>
+          <w:rPr>
+            <w:rStyle w:val="Hyperlink"/>
+          </w:rPr>
+          <w:t xml:space="preserve">when there is no second</w:t>
+        </w:r>
+        <w:r>
+          <w:rPr>
+            <w:rStyle w:val="Hyperlink"/>
+          </w:rPr>
+          <w:t xml:space="preserve"> </w:t>
+        </w:r>
+        <w:r>
+          <w:rPr>
+            <w:rStyle w:val="Hyperlink"/>
+          </w:rPr>
+          <w:t xml:space="preserve">reviewer</w:t>
+        </w:r>
+      </w:hyperlink>
+      <w:r>
+        <w:t xml:space="preserve">).</w:t>
+      </w:r>
+    </w:p>
+    <w:bookmarkEnd w:id="12"/>
+    <w:bookmarkStart w:id="13" w:name="what-you-get"/>
     <w:p>
       <w:pPr>
         <w:pStyle w:val="Heading2"/>
@@ -403,8 +604,8 @@
         <w:t xml:space="preserve">, and the reason each one works.</w:t>
       </w:r>
     </w:p>
-    <w:bookmarkEnd w:id="12"/>
-    <w:bookmarkStart w:id="13" w:name="Xeb4de11c7f9e84ded4ebc586203c6a5fc4cb3c1"/>
+    <w:bookmarkEnd w:id="13"/>
+    <w:bookmarkStart w:id="14" w:name="Xeb4de11c7f9e84ded4ebc586203c6a5fc4cb3c1"/>
     <w:p>
       <w:pPr>
         <w:pStyle w:val="Heading2"/>
@@ -653,8 +854,8 @@
         <w:t xml:space="preserve">than you need and one is unnecessary.</w:t>
       </w:r>
     </w:p>
-    <w:bookmarkEnd w:id="13"/>
-    <w:bookmarkStart w:id="15" w:name="how-to-adopt-this"/>
+    <w:bookmarkEnd w:id="14"/>
+    <w:bookmarkStart w:id="16" w:name="how-to-adopt-this"/>
     <w:p>
       <w:pPr>
         <w:pStyle w:val="Heading2"/>
@@ -723,7 +924,7 @@
       <w:r>
         <w:t xml:space="preserve"> </w:t>
       </w:r>
-      <w:hyperlink r:id="rId14">
+      <w:hyperlink r:id="rId15">
         <w:r>
           <w:rPr>
             <w:rStyle w:val="Hyperlink"/>
@@ -922,8 +1123,8 @@
         </w:pict>
       </w:r>
     </w:p>
-    <w:bookmarkEnd w:id="15"/>
-    <w:bookmarkStart w:id="17" w:name="Xfbb5c02377cc814145962fe3d85fefd399e7128"/>
+    <w:bookmarkEnd w:id="16"/>
+    <w:bookmarkStart w:id="18" w:name="Xfbb5c02377cc814145962fe3d85fefd399e7128"/>
     <w:p>
       <w:pPr>
         <w:pStyle w:val="Heading2"/>
@@ -1323,7 +1524,7 @@
       <w:r>
         <w:t xml:space="preserve"> </w:t>
       </w:r>
-      <w:hyperlink r:id="rId16">
+      <w:hyperlink r:id="rId17">
         <w:r>
           <w:rPr>
             <w:rStyle w:val="Hyperlink"/>
@@ -1351,8 +1552,8 @@
         </w:pict>
       </w:r>
     </w:p>
-    <w:bookmarkEnd w:id="17"/>
-    <w:bookmarkStart w:id="23" w:name="Xd83a63fe659f415ab44787fe54fd8f20e45636d"/>
+    <w:bookmarkEnd w:id="18"/>
+    <w:bookmarkStart w:id="24" w:name="Xd83a63fe659f415ab44787fe54fd8f20e45636d"/>
     <w:p>
       <w:pPr>
         <w:pStyle w:val="Heading2"/>
@@ -1369,7 +1570,7 @@
         <w:t xml:space="preserve">Nothing here is always-on except a short floor. Everything else is a dial set by the tier.</w:t>
       </w:r>
     </w:p>
-    <w:bookmarkStart w:id="18" w:name="classify-in-one-question-first"/>
+    <w:bookmarkStart w:id="19" w:name="classify-in-one-question-first"/>
     <w:p>
       <w:pPr>
         <w:pStyle w:val="Heading3"/>
@@ -1445,8 +1646,8 @@
         <w:t xml:space="preserve">reach axis matters mainly for code-only and synthetic-only changes.</w:t>
       </w:r>
     </w:p>
-    <w:bookmarkEnd w:id="18"/>
-    <w:bookmarkStart w:id="19" w:name="reach-is-blast-radius-not-headcount"/>
+    <w:bookmarkEnd w:id="19"/>
+    <w:bookmarkStart w:id="20" w:name="reach-is-blast-radius-not-headcount"/>
     <w:p>
       <w:pPr>
         <w:pStyle w:val="Heading3"/>
@@ -1660,8 +1861,8 @@
         <w:t xml:space="preserve">unchanged.</w:t>
       </w:r>
     </w:p>
-    <w:bookmarkEnd w:id="19"/>
-    <w:bookmarkStart w:id="20" w:name="sensitivity-is-the-dominant-ratchet"/>
+    <w:bookmarkEnd w:id="20"/>
+    <w:bookmarkStart w:id="21" w:name="sensitivity-is-the-dominant-ratchet"/>
     <w:p>
       <w:pPr>
         <w:pStyle w:val="Heading3"/>
@@ -1856,8 +2057,8 @@
         <w:t xml:space="preserve">memory file.</w:t>
       </w:r>
     </w:p>
-    <w:bookmarkEnd w:id="20"/>
-    <w:bookmarkStart w:id="21" w:name="the-matrix"/>
+    <w:bookmarkEnd w:id="21"/>
+    <w:bookmarkStart w:id="22" w:name="the-matrix"/>
     <w:p>
       <w:pPr>
         <w:pStyle w:val="Heading3"/>
@@ -2314,8 +2515,8 @@
         <w:t xml:space="preserve">stricter, never laxer, so no cell can accidentally be more permissive than a cell it dominates.</w:t>
       </w:r>
     </w:p>
-    <w:bookmarkEnd w:id="21"/>
-    <w:bookmarkStart w:id="22" w:name="X224b75b947cf557dde0734fa4f1a96c11e2c503"/>
+    <w:bookmarkEnd w:id="22"/>
+    <w:bookmarkStart w:id="23" w:name="X224b75b947cf557dde0734fa4f1a96c11e2c503"/>
     <w:p>
       <w:pPr>
         <w:pStyle w:val="Heading3"/>
@@ -2740,9 +2941,9 @@
         </w:pict>
       </w:r>
     </w:p>
-    <w:bookmarkEnd w:id="22"/>
     <w:bookmarkEnd w:id="23"/>
-    <w:bookmarkStart w:id="27" w:name="X4dd2e1667c7028d8406bf2ecce881d8eea9b867"/>
+    <w:bookmarkEnd w:id="24"/>
+    <w:bookmarkStart w:id="28" w:name="X4dd2e1667c7028d8406bf2ecce881d8eea9b867"/>
     <w:p>
       <w:pPr>
         <w:pStyle w:val="Heading2"/>
@@ -3046,7 +3247,7 @@
       <w:r>
         <w:t xml:space="preserve"> </w:t>
       </w:r>
-      <w:hyperlink r:id="rId16">
+      <w:hyperlink r:id="rId17">
         <w:r>
           <w:rPr>
             <w:rStyle w:val="Hyperlink"/>
@@ -3124,7 +3325,7 @@
       <w:r>
         <w:t xml:space="preserve"> </w:t>
       </w:r>
-      <w:hyperlink r:id="rId14">
+      <w:hyperlink r:id="rId15">
         <w:r>
           <w:rPr>
             <w:rStyle w:val="Hyperlink"/>
@@ -3136,7 +3337,7 @@
         <w:t xml:space="preserve">.</w:t>
       </w:r>
     </w:p>
-    <w:bookmarkStart w:id="24" w:name="X16acdd4f9f28ede17f0030df158148a37c860cc"/>
+    <w:bookmarkStart w:id="25" w:name="X16acdd4f9f28ede17f0030df158148a37c860cc"/>
     <w:p>
       <w:pPr>
         <w:pStyle w:val="Heading3"/>
@@ -3373,8 +3574,8 @@
         <w:t xml:space="preserve">different postures, and a register that does not distinguish them reads as the permissive one.</w:t>
       </w:r>
     </w:p>
-    <w:bookmarkEnd w:id="24"/>
-    <w:bookmarkStart w:id="25" w:name="Xedbaed0280c2afd94f7164f5308866f0e252f18"/>
+    <w:bookmarkEnd w:id="25"/>
+    <w:bookmarkStart w:id="26" w:name="Xedbaed0280c2afd94f7164f5308866f0e252f18"/>
     <w:p>
       <w:pPr>
         <w:pStyle w:val="Heading3"/>
@@ -3505,8 +3706,8 @@
         <w:t xml:space="preserve">identifying string belongs in a query or a tool argument.</w:t>
       </w:r>
     </w:p>
-    <w:bookmarkEnd w:id="25"/>
-    <w:bookmarkStart w:id="26" w:name="X1578757e3c2884374fe3747e42c75573fa578b7"/>
+    <w:bookmarkEnd w:id="26"/>
+    <w:bookmarkStart w:id="27" w:name="X1578757e3c2884374fe3747e42c75573fa578b7"/>
     <w:p>
       <w:pPr>
         <w:pStyle w:val="Heading3"/>
@@ -3574,9 +3775,9 @@
         </w:pict>
       </w:r>
     </w:p>
-    <w:bookmarkEnd w:id="26"/>
     <w:bookmarkEnd w:id="27"/>
-    <w:bookmarkStart w:id="28" w:name="X334d283ad156978b422653d82c9c52dfa22a251"/>
+    <w:bookmarkEnd w:id="28"/>
+    <w:bookmarkStart w:id="29" w:name="X334d283ad156978b422653d82c9c52dfa22a251"/>
     <w:p>
       <w:pPr>
         <w:pStyle w:val="Heading2"/>
@@ -4245,7 +4446,7 @@
       <w:pPr>
         <w:pStyle w:val="FirstParagraph"/>
       </w:pPr>
-      <w:hyperlink r:id="rId16">
+      <w:hyperlink r:id="rId17">
         <w:r>
           <w:rPr>
             <w:rStyle w:val="Hyperlink"/>
@@ -4345,8 +4546,8 @@
         </w:pict>
       </w:r>
     </w:p>
-    <w:bookmarkEnd w:id="28"/>
-    <w:bookmarkStart w:id="38" w:name="X50bed90527a78ba00f11f55249ebefc0bdacbaa"/>
+    <w:bookmarkEnd w:id="29"/>
+    <w:bookmarkStart w:id="39" w:name="X50bed90527a78ba00f11f55249ebefc0bdacbaa"/>
     <w:p>
       <w:pPr>
         <w:pStyle w:val="Heading2"/>
@@ -4369,7 +4570,7 @@
         <w:t xml:space="preserve">improve output are things you write, not things you prompt.</w:t>
       </w:r>
     </w:p>
-    <w:bookmarkStart w:id="29" w:name="X355054d05b6de063d130d97112c261b22a8ebac"/>
+    <w:bookmarkStart w:id="30" w:name="X355054d05b6de063d130d97112c261b22a8ebac"/>
     <w:p>
       <w:pPr>
         <w:pStyle w:val="Heading3"/>
@@ -4424,8 +4625,8 @@
         <w:t xml:space="preserve">A stale anchor is worse than none, because it is confidently loaded into every session.</w:t>
       </w:r>
     </w:p>
-    <w:bookmarkEnd w:id="29"/>
-    <w:bookmarkStart w:id="30" w:name="quote-the-invariant-do-not-gesture-at-it"/>
+    <w:bookmarkEnd w:id="30"/>
+    <w:bookmarkStart w:id="31" w:name="quote-the-invariant-do-not-gesture-at-it"/>
     <w:p>
       <w:pPr>
         <w:pStyle w:val="Heading3"/>
@@ -4464,8 +4665,8 @@
         <w:t xml:space="preserve">where drift starts.</w:t>
       </w:r>
     </w:p>
-    <w:bookmarkEnd w:id="30"/>
-    <w:bookmarkStart w:id="31" w:name="write-a-testable-intent-before-prompting"/>
+    <w:bookmarkEnd w:id="31"/>
+    <w:bookmarkStart w:id="32" w:name="write-a-testable-intent-before-prompting"/>
     <w:p>
       <w:pPr>
         <w:pStyle w:val="Heading3"/>
@@ -4517,7 +4718,7 @@
       <w:r>
         <w:t xml:space="preserve"> </w:t>
       </w:r>
-      <w:hyperlink r:id="rId16">
+      <w:hyperlink r:id="rId17">
         <w:r>
           <w:rPr>
             <w:rStyle w:val="Hyperlink"/>
@@ -4553,8 +4754,8 @@
         <w:t xml:space="preserve">.</w:t>
       </w:r>
     </w:p>
-    <w:bookmarkEnd w:id="31"/>
-    <w:bookmarkStart w:id="33" w:name="memory-holds-facts-never-values"/>
+    <w:bookmarkEnd w:id="32"/>
+    <w:bookmarkStart w:id="34" w:name="memory-holds-facts-never-values"/>
     <w:p>
       <w:pPr>
         <w:pStyle w:val="Heading3"/>
@@ -4593,7 +4794,7 @@
       <w:r>
         <w:t xml:space="preserve"> </w:t>
       </w:r>
-      <w:hyperlink r:id="rId32">
+      <w:hyperlink r:id="rId33">
         <w:r>
           <w:rPr>
             <w:rStyle w:val="Hyperlink"/>
@@ -4614,8 +4815,8 @@
         <w:t xml:space="preserve">share it.</w:t>
       </w:r>
     </w:p>
-    <w:bookmarkEnd w:id="33"/>
-    <w:bookmarkStart w:id="34" w:name="X808258ab5799f581d8fc4f5186084780825a5c1"/>
+    <w:bookmarkEnd w:id="34"/>
+    <w:bookmarkStart w:id="35" w:name="X808258ab5799f581d8fc4f5186084780825a5c1"/>
     <w:p>
       <w:pPr>
         <w:pStyle w:val="Heading3"/>
@@ -4657,8 +4858,8 @@
         <w:t xml:space="preserve">loses first.</w:t>
       </w:r>
     </w:p>
-    <w:bookmarkEnd w:id="34"/>
-    <w:bookmarkStart w:id="35" w:name="X2a029b72b9838ea7db9c40ac7734b4962d3fb59"/>
+    <w:bookmarkEnd w:id="35"/>
+    <w:bookmarkStart w:id="36" w:name="X2a029b72b9838ea7db9c40ac7734b4962d3fb59"/>
     <w:p>
       <w:pPr>
         <w:pStyle w:val="Heading3"/>
@@ -4987,8 +5188,8 @@
         <w:t xml:space="preserve">in the same language.</w:t>
       </w:r>
     </w:p>
-    <w:bookmarkEnd w:id="35"/>
-    <w:bookmarkStart w:id="37" w:name="recovering-from-context-degradation"/>
+    <w:bookmarkEnd w:id="36"/>
+    <w:bookmarkStart w:id="38" w:name="recovering-from-context-degradation"/>
     <w:p>
       <w:pPr>
         <w:pStyle w:val="Heading3"/>
@@ -5119,7 +5320,7 @@
       <w:pPr>
         <w:pStyle w:val="BodyText"/>
       </w:pPr>
-      <w:hyperlink r:id="rId16">
+      <w:hyperlink r:id="rId17">
         <w:r>
           <w:rPr>
             <w:rStyle w:val="Hyperlink"/>
@@ -5172,7 +5373,7 @@
       <w:r>
         <w:t xml:space="preserve"> </w:t>
       </w:r>
-      <w:hyperlink r:id="rId36">
+      <w:hyperlink r:id="rId37">
         <w:r>
           <w:rPr>
             <w:rStyle w:val="Hyperlink"/>
@@ -5194,9 +5395,9 @@
         </w:pict>
       </w:r>
     </w:p>
-    <w:bookmarkEnd w:id="37"/>
     <w:bookmarkEnd w:id="38"/>
-    <w:bookmarkStart w:id="46" w:name="X74a26f4f90fb3f04978edaba3bdc19e8998557f"/>
+    <w:bookmarkEnd w:id="39"/>
+    <w:bookmarkStart w:id="47" w:name="X74a26f4f90fb3f04978edaba3bdc19e8998557f"/>
     <w:p>
       <w:pPr>
         <w:pStyle w:val="Heading2"/>
@@ -5219,7 +5420,7 @@
         <w:t xml:space="preserve">that survive a reader who checks.</w:t>
       </w:r>
     </w:p>
-    <w:bookmarkStart w:id="39" w:name="X743dc492f09f983f5ae174a6864baf613548f19"/>
+    <w:bookmarkStart w:id="40" w:name="X743dc492f09f983f5ae174a6864baf613548f19"/>
     <w:p>
       <w:pPr>
         <w:pStyle w:val="Heading3"/>
@@ -5238,7 +5439,7 @@
       <w:r>
         <w:t xml:space="preserve"> </w:t>
       </w:r>
-      <w:hyperlink r:id="rId16">
+      <w:hyperlink r:id="rId17">
         <w:r>
           <w:rPr>
             <w:rStyle w:val="Hyperlink"/>
@@ -5296,8 +5497,8 @@
         <w:t xml:space="preserve">something derived afterwards to justify the review depth you happened to apply.</w:t>
       </w:r>
     </w:p>
-    <w:bookmarkEnd w:id="39"/>
-    <w:bookmarkStart w:id="40" w:name="control-parity-is-a-review-gate"/>
+    <w:bookmarkEnd w:id="40"/>
+    <w:bookmarkStart w:id="41" w:name="control-parity-is-a-review-gate"/>
     <w:p>
       <w:pPr>
         <w:pStyle w:val="Heading3"/>
@@ -5336,7 +5537,7 @@
       <w:r>
         <w:t xml:space="preserve"> </w:t>
       </w:r>
-      <w:hyperlink r:id="rId16">
+      <w:hyperlink r:id="rId17">
         <w:r>
           <w:rPr>
             <w:rStyle w:val="Hyperlink"/>
@@ -5370,8 +5571,8 @@
         <w:t xml:space="preserve">.</w:t>
       </w:r>
     </w:p>
-    <w:bookmarkEnd w:id="40"/>
-    <w:bookmarkStart w:id="41" w:name="X2cd0a7aadb34d892f945f0056518e838c6ce15f"/>
+    <w:bookmarkEnd w:id="41"/>
+    <w:bookmarkStart w:id="42" w:name="X2cd0a7aadb34d892f945f0056518e838c6ce15f"/>
     <w:p>
       <w:pPr>
         <w:pStyle w:val="Heading3"/>
@@ -5572,7 +5773,7 @@
       <w:r>
         <w:t xml:space="preserve"> </w:t>
       </w:r>
-      <w:hyperlink r:id="rId16">
+      <w:hyperlink r:id="rId17">
         <w:r>
           <w:rPr>
             <w:rStyle w:val="Hyperlink"/>
@@ -5660,8 +5861,8 @@
         <w:t xml:space="preserve">the line-level distinction, that is a separate, unbuilt thing, and saying so costs nothing.</w:t>
       </w:r>
     </w:p>
-    <w:bookmarkEnd w:id="41"/>
-    <w:bookmarkStart w:id="42" w:name="when-there-is-no-second-reviewer"/>
+    <w:bookmarkEnd w:id="42"/>
+    <w:bookmarkStart w:id="43" w:name="when-there-is-no-second-reviewer"/>
     <w:p>
       <w:pPr>
         <w:pStyle w:val="Heading3"/>
@@ -6013,8 +6214,8 @@
         <w:t xml:space="preserve">owns the decision to deploy.</w:t>
       </w:r>
     </w:p>
-    <w:bookmarkEnd w:id="42"/>
-    <w:bookmarkStart w:id="43" w:name="the-deviations-register"/>
+    <w:bookmarkEnd w:id="43"/>
+    <w:bookmarkStart w:id="44" w:name="the-deviations-register"/>
     <w:p>
       <w:pPr>
         <w:pStyle w:val="Heading3"/>
@@ -6251,8 +6452,8 @@
         <w:t xml:space="preserve">if the software is security-relevant. Keep the meta-rule public and the instance internal.</w:t>
       </w:r>
     </w:p>
-    <w:bookmarkEnd w:id="43"/>
-    <w:bookmarkStart w:id="44" w:name="claims-and-wording"/>
+    <w:bookmarkEnd w:id="44"/>
+    <w:bookmarkStart w:id="45" w:name="claims-and-wording"/>
     <w:p>
       <w:pPr>
         <w:pStyle w:val="Heading3"/>
@@ -6580,7 +6781,7 @@
       <w:r>
         <w:t xml:space="preserve"> </w:t>
       </w:r>
-      <w:hyperlink r:id="rId16">
+      <w:hyperlink r:id="rId17">
         <w:r>
           <w:rPr>
             <w:rStyle w:val="Hyperlink"/>
@@ -6616,8 +6817,8 @@
         <w:t xml:space="preserve">. Read that before publishing anything from this document.</w:t>
       </w:r>
     </w:p>
-    <w:bookmarkEnd w:id="44"/>
-    <w:bookmarkStart w:id="45" w:name="the-attestation-posture"/>
+    <w:bookmarkEnd w:id="45"/>
+    <w:bookmarkStart w:id="46" w:name="the-attestation-posture"/>
     <w:p>
       <w:pPr>
         <w:pStyle w:val="Heading3"/>
@@ -6761,9 +6962,9 @@
         </w:pict>
       </w:r>
     </w:p>
-    <w:bookmarkEnd w:id="45"/>
     <w:bookmarkEnd w:id="46"/>
-    <w:bookmarkStart w:id="59" w:name="Xcf55bd8b8e6be00202ba70d56a4beb5cb22b37f"/>
+    <w:bookmarkEnd w:id="47"/>
+    <w:bookmarkStart w:id="60" w:name="Xcf55bd8b8e6be00202ba70d56a4beb5cb22b37f"/>
     <w:p>
       <w:pPr>
         <w:pStyle w:val="Heading2"/>
@@ -6786,7 +6987,7 @@
         <w:t xml:space="preserve">thing being checked. This section covers how to keep it independent, and when it is worth its cost.</w:t>
       </w:r>
     </w:p>
-    <w:bookmarkStart w:id="48" w:name="Xe6dee8f8945d00d0c362a2870f3274fbede097b"/>
+    <w:bookmarkStart w:id="49" w:name="Xe6dee8f8945d00d0c362a2870f3274fbede097b"/>
     <w:p>
       <w:pPr>
         <w:pStyle w:val="Heading3"/>
@@ -6968,7 +7169,7 @@
       <w:r>
         <w:t xml:space="preserve"> </w:t>
       </w:r>
-      <w:hyperlink r:id="rId47">
+      <w:hyperlink r:id="rId48">
         <w:r>
           <w:rPr>
             <w:rStyle w:val="Hyperlink"/>
@@ -6980,8 +7181,8 @@
         <w:t xml:space="preserve">.</w:t>
       </w:r>
     </w:p>
-    <w:bookmarkEnd w:id="48"/>
-    <w:bookmarkStart w:id="49" w:name="the-shape-that-keeps-a-pass-independent"/>
+    <w:bookmarkEnd w:id="49"/>
+    <w:bookmarkStart w:id="50" w:name="the-shape-that-keeps-a-pass-independent"/>
     <w:p>
       <w:pPr>
         <w:pStyle w:val="Heading3"/>
@@ -7152,8 +7353,8 @@
         <w:t xml:space="preserve">evidence before anything proceeds.</w:t>
       </w:r>
     </w:p>
-    <w:bookmarkEnd w:id="49"/>
-    <w:bookmarkStart w:id="50" w:name="propose-judge-synthesise-critique"/>
+    <w:bookmarkEnd w:id="50"/>
+    <w:bookmarkStart w:id="51" w:name="propose-judge-synthesise-critique"/>
     <w:p>
       <w:pPr>
         <w:pStyle w:val="Heading3"/>
@@ -7342,8 +7543,8 @@
         <w:t xml:space="preserve">Discarding the losers' good ideas is the second failure mode of panel review.</w:t>
       </w:r>
     </w:p>
-    <w:bookmarkEnd w:id="50"/>
-    <w:bookmarkStart w:id="51" w:name="reading-a-split-verdict"/>
+    <w:bookmarkEnd w:id="51"/>
+    <w:bookmarkStart w:id="52" w:name="reading-a-split-verdict"/>
     <w:p>
       <w:pPr>
         <w:pStyle w:val="Heading3"/>
@@ -7399,8 +7600,8 @@
         <w:t xml:space="preserve">that is named survives review; one that is quietly absorbed resurfaces as an incident.</w:t>
       </w:r>
     </w:p>
-    <w:bookmarkEnd w:id="51"/>
-    <w:bookmarkStart w:id="52" w:name="Xe80e84b8ec542a724a79a3d12007e191a1375c8"/>
+    <w:bookmarkEnd w:id="52"/>
+    <w:bookmarkStart w:id="53" w:name="Xe80e84b8ec542a724a79a3d12007e191a1375c8"/>
     <w:p>
       <w:pPr>
         <w:pStyle w:val="Heading3"/>
@@ -7505,8 +7706,8 @@
         <w:t xml:space="preserve">gate and not an afterthought.</w:t>
       </w:r>
     </w:p>
-    <w:bookmarkEnd w:id="52"/>
-    <w:bookmarkStart w:id="53" w:name="X8a341e323e6b6469a3c837823c1876a7ff56671"/>
+    <w:bookmarkEnd w:id="53"/>
+    <w:bookmarkStart w:id="54" w:name="X8a341e323e6b6469a3c837823c1876a7ff56671"/>
     <w:p>
       <w:pPr>
         <w:pStyle w:val="Heading3"/>
@@ -7729,8 +7930,8 @@
         <w:t xml:space="preserve">than leaving a session-wide maximum-effort setting on.</w:t>
       </w:r>
     </w:p>
-    <w:bookmarkEnd w:id="53"/>
-    <w:bookmarkStart w:id="55" w:name="cost-posture-and-the-stop-rule"/>
+    <w:bookmarkEnd w:id="54"/>
+    <w:bookmarkStart w:id="56" w:name="cost-posture-and-the-stop-rule"/>
     <w:p>
       <w:pPr>
         <w:pStyle w:val="Heading3"/>
@@ -7879,7 +8080,7 @@
       <w:r>
         <w:t xml:space="preserve"> </w:t>
       </w:r>
-      <w:hyperlink r:id="rId54">
+      <w:hyperlink r:id="rId55">
         <w:r>
           <w:rPr>
             <w:rStyle w:val="Hyperlink"/>
@@ -7891,8 +8092,8 @@
         <w:t xml:space="preserve">.</w:t>
       </w:r>
     </w:p>
-    <w:bookmarkEnd w:id="55"/>
-    <w:bookmarkStart w:id="58" w:name="X8c83f0d7bf446daca8250c58437d12927e9cd05"/>
+    <w:bookmarkEnd w:id="56"/>
+    <w:bookmarkStart w:id="59" w:name="X8c83f0d7bf446daca8250c58437d12927e9cd05"/>
     <w:p>
       <w:pPr>
         <w:pStyle w:val="Heading3"/>
@@ -7973,7 +8174,7 @@
       <w:r>
         <w:t xml:space="preserve"> </w:t>
       </w:r>
-      <w:hyperlink r:id="rId56">
+      <w:hyperlink r:id="rId57">
         <w:r>
           <w:rPr>
             <w:rStyle w:val="Hyperlink"/>
@@ -7990,7 +8191,7 @@
       <w:r>
         <w:t xml:space="preserve"> </w:t>
       </w:r>
-      <w:hyperlink r:id="rId32">
+      <w:hyperlink r:id="rId33">
         <w:r>
           <w:rPr>
             <w:rStyle w:val="Hyperlink"/>
@@ -8010,7 +8211,7 @@
       <w:r>
         <w:t xml:space="preserve"> </w:t>
       </w:r>
-      <w:hyperlink r:id="rId57">
+      <w:hyperlink r:id="rId58">
         <w:r>
           <w:rPr>
             <w:rStyle w:val="Hyperlink"/>
@@ -8029,9 +8230,9 @@
         </w:pict>
       </w:r>
     </w:p>
-    <w:bookmarkEnd w:id="58"/>
     <w:bookmarkEnd w:id="59"/>
-    <w:bookmarkStart w:id="60" w:name="X2552572225595e8bea6a5efd7db793b9dcc1f94"/>
+    <w:bookmarkEnd w:id="60"/>
+    <w:bookmarkStart w:id="61" w:name="X2552572225595e8bea6a5efd7db793b9dcc1f94"/>
     <w:p>
       <w:pPr>
         <w:pStyle w:val="Heading2"/>
@@ -8757,8 +8958,8 @@
         </w:pict>
       </w:r>
     </w:p>
-    <w:bookmarkEnd w:id="60"/>
-    <w:bookmarkStart w:id="61" w:name="adapting-this-to-your-project"/>
+    <w:bookmarkEnd w:id="61"/>
+    <w:bookmarkStart w:id="62" w:name="adapting-this-to-your-project"/>
     <w:p>
       <w:pPr>
         <w:pStyle w:val="Heading2"/>
@@ -9166,8 +9367,8 @@
         </w:pict>
       </w:r>
     </w:p>
-    <w:bookmarkEnd w:id="61"/>
-    <w:bookmarkStart w:id="62" w:name="related"/>
+    <w:bookmarkEnd w:id="62"/>
+    <w:bookmarkStart w:id="63" w:name="related"/>
     <w:p>
       <w:pPr>
         <w:pStyle w:val="Heading2"/>
@@ -9184,7 +9385,7 @@
           <w:numId w:val="1017"/>
         </w:numPr>
       </w:pPr>
-      <w:hyperlink r:id="rId16">
+      <w:hyperlink r:id="rId17">
         <w:r>
           <w:rPr>
             <w:rStyle w:val="Hyperlink"/>
@@ -9213,7 +9414,7 @@
           <w:numId w:val="1017"/>
         </w:numPr>
       </w:pPr>
-      <w:hyperlink r:id="rId14">
+      <w:hyperlink r:id="rId15">
         <w:r>
           <w:rPr>
             <w:rStyle w:val="Hyperlink"/>
@@ -9242,7 +9443,7 @@
           <w:numId w:val="1017"/>
         </w:numPr>
       </w:pPr>
-      <w:hyperlink r:id="rId47">
+      <w:hyperlink r:id="rId48">
         <w:r>
           <w:rPr>
             <w:rStyle w:val="Hyperlink"/>
@@ -9271,7 +9472,7 @@
           <w:numId w:val="1017"/>
         </w:numPr>
       </w:pPr>
-      <w:hyperlink r:id="rId36">
+      <w:hyperlink r:id="rId37">
         <w:r>
           <w:rPr>
             <w:rStyle w:val="Hyperlink"/>
@@ -9300,7 +9501,7 @@
           <w:numId w:val="1017"/>
         </w:numPr>
       </w:pPr>
-      <w:hyperlink r:id="rId32">
+      <w:hyperlink r:id="rId33">
         <w:r>
           <w:rPr>
             <w:rStyle w:val="Hyperlink"/>
@@ -9317,7 +9518,7 @@
       <w:r>
         <w:t xml:space="preserve"> </w:t>
       </w:r>
-      <w:hyperlink r:id="rId56">
+      <w:hyperlink r:id="rId57">
         <w:r>
           <w:rPr>
             <w:rStyle w:val="Hyperlink"/>
@@ -9346,7 +9547,7 @@
           <w:numId w:val="1017"/>
         </w:numPr>
       </w:pPr>
-      <w:hyperlink r:id="rId54">
+      <w:hyperlink r:id="rId55">
         <w:r>
           <w:rPr>
             <w:rStyle w:val="Hyperlink"/>
@@ -9361,8 +9562,8 @@
         <w:t xml:space="preserve">-- deciding whether you can afford a run, honestly</w:t>
       </w:r>
     </w:p>
-    <w:bookmarkEnd w:id="62"/>
     <w:bookmarkEnd w:id="63"/>
+    <w:bookmarkEnd w:id="64"/>
     <w:sectPr>
       <w:footnotePr>
         <w:numRestart w:val="eachSect"/>

--- a/docs/standards/word/AI-ASSISTED-DEVELOPMENT.docx
+++ b/docs/standards/word/AI-ASSISTED-DEVELOPMENT.docx
@@ -134,13 +134,13 @@
         <w:t xml:space="preserve">.</w:t>
       </w:r>
     </w:p>
-    <w:bookmarkStart w:id="12" w:name="in-short"/>
+    <w:bookmarkStart w:id="12" w:name="tldrbluf"/>
     <w:p>
       <w:pPr>
         <w:pStyle w:val="Heading2"/>
       </w:pPr>
       <w:r>
-        <w:t xml:space="preserve">In short</w:t>
+        <w:t xml:space="preserve">TLDR/BLUF</w:t>
       </w:r>
     </w:p>
     <w:p>

--- a/docs/standards/word/AI-ASSISTED-DEVELOPMENT.docx
+++ b/docs/standards/word/AI-ASSISTED-DEVELOPMENT.docx
@@ -28,7 +28,7 @@
         </w:p>
       </w:sdtContent>
     </w:sdt>
-    <w:bookmarkStart w:id="64" w:name="Xb05cc1bab18114ba7c5d64624395b03199e8ab5"/>
+    <w:bookmarkStart w:id="79" w:name="Xb05cc1bab18114ba7c5d64624395b03199e8ab5"/>
     <w:p>
       <w:pPr>
         <w:pStyle w:val="Heading1"/>
@@ -1124,7 +1124,7 @@
       </w:r>
     </w:p>
     <w:bookmarkEnd w:id="16"/>
-    <w:bookmarkStart w:id="18" w:name="Xfbb5c02377cc814145962fe3d85fefd399e7128"/>
+    <w:bookmarkStart w:id="19" w:name="Xfbb5c02377cc814145962fe3d85fefd399e7128"/>
     <w:p>
       <w:pPr>
         <w:pStyle w:val="Heading2"/>
@@ -1494,27 +1494,32 @@
       <w:r>
         <w:t xml:space="preserve"> </w:t>
       </w:r>
-      <w:r>
-        <w:rPr>
-          <w:i/>
-          <w:iCs/>
-        </w:rPr>
-        <w:t xml:space="preserve">"Do not claim a speed or</w:t>
-      </w:r>
-      <w:r>
-        <w:rPr>
-          <w:i/>
-          <w:iCs/>
-        </w:rPr>
-        <w:t xml:space="preserve"> </w:t>
-      </w:r>
-      <w:r>
-        <w:rPr>
-          <w:i/>
-          <w:iCs/>
-        </w:rPr>
-        <w:t xml:space="preserve">quality gain you have not measured here"</w:t>
-      </w:r>
+      <w:hyperlink r:id="rId17">
+        <w:r>
+          <w:rPr>
+            <w:rStyle w:val="Hyperlink"/>
+            <w:i/>
+            <w:iCs/>
+          </w:rPr>
+          <w:t xml:space="preserve">"Do not claim a speed or</w:t>
+        </w:r>
+        <w:r>
+          <w:rPr>
+            <w:rStyle w:val="Hyperlink"/>
+            <w:i/>
+            <w:iCs/>
+          </w:rPr>
+          <w:t xml:space="preserve"> </w:t>
+        </w:r>
+        <w:r>
+          <w:rPr>
+            <w:rStyle w:val="Hyperlink"/>
+            <w:i/>
+            <w:iCs/>
+          </w:rPr>
+          <w:t xml:space="preserve">quality gain you have not measured here"</w:t>
+        </w:r>
+      </w:hyperlink>
       <w:r>
         <w:t xml:space="preserve"> </w:t>
       </w:r>
@@ -1524,7 +1529,7 @@
       <w:r>
         <w:t xml:space="preserve"> </w:t>
       </w:r>
-      <w:hyperlink r:id="rId17">
+      <w:hyperlink r:id="rId18">
         <w:r>
           <w:rPr>
             <w:rStyle w:val="Hyperlink"/>
@@ -1552,8 +1557,8 @@
         </w:pict>
       </w:r>
     </w:p>
-    <w:bookmarkEnd w:id="18"/>
-    <w:bookmarkStart w:id="24" w:name="Xd83a63fe659f415ab44787fe54fd8f20e45636d"/>
+    <w:bookmarkEnd w:id="19"/>
+    <w:bookmarkStart w:id="25" w:name="Xd83a63fe659f415ab44787fe54fd8f20e45636d"/>
     <w:p>
       <w:pPr>
         <w:pStyle w:val="Heading2"/>
@@ -1570,7 +1575,7 @@
         <w:t xml:space="preserve">Nothing here is always-on except a short floor. Everything else is a dial set by the tier.</w:t>
       </w:r>
     </w:p>
-    <w:bookmarkStart w:id="19" w:name="classify-in-one-question-first"/>
+    <w:bookmarkStart w:id="20" w:name="classify-in-one-question-first"/>
     <w:p>
       <w:pPr>
         <w:pStyle w:val="Heading3"/>
@@ -1646,8 +1651,8 @@
         <w:t xml:space="preserve">reach axis matters mainly for code-only and synthetic-only changes.</w:t>
       </w:r>
     </w:p>
-    <w:bookmarkEnd w:id="19"/>
-    <w:bookmarkStart w:id="20" w:name="reach-is-blast-radius-not-headcount"/>
+    <w:bookmarkEnd w:id="20"/>
+    <w:bookmarkStart w:id="21" w:name="reach-is-blast-radius-not-headcount"/>
     <w:p>
       <w:pPr>
         <w:pStyle w:val="Heading3"/>
@@ -1861,8 +1866,8 @@
         <w:t xml:space="preserve">unchanged.</w:t>
       </w:r>
     </w:p>
-    <w:bookmarkEnd w:id="20"/>
-    <w:bookmarkStart w:id="21" w:name="sensitivity-is-the-dominant-ratchet"/>
+    <w:bookmarkEnd w:id="21"/>
+    <w:bookmarkStart w:id="22" w:name="sensitivity-is-the-dominant-ratchet"/>
     <w:p>
       <w:pPr>
         <w:pStyle w:val="Heading3"/>
@@ -2057,8 +2062,8 @@
         <w:t xml:space="preserve">memory file.</w:t>
       </w:r>
     </w:p>
-    <w:bookmarkEnd w:id="21"/>
-    <w:bookmarkStart w:id="22" w:name="the-matrix"/>
+    <w:bookmarkEnd w:id="22"/>
+    <w:bookmarkStart w:id="23" w:name="the-matrix"/>
     <w:p>
       <w:pPr>
         <w:pStyle w:val="Heading3"/>
@@ -2515,8 +2520,8 @@
         <w:t xml:space="preserve">stricter, never laxer, so no cell can accidentally be more permissive than a cell it dominates.</w:t>
       </w:r>
     </w:p>
-    <w:bookmarkEnd w:id="22"/>
-    <w:bookmarkStart w:id="23" w:name="X224b75b947cf557dde0734fa4f1a96c11e2c503"/>
+    <w:bookmarkEnd w:id="23"/>
+    <w:bookmarkStart w:id="24" w:name="X224b75b947cf557dde0734fa4f1a96c11e2c503"/>
     <w:p>
       <w:pPr>
         <w:pStyle w:val="Heading3"/>
@@ -2941,9 +2946,9 @@
         </w:pict>
       </w:r>
     </w:p>
-    <w:bookmarkEnd w:id="23"/>
     <w:bookmarkEnd w:id="24"/>
-    <w:bookmarkStart w:id="28" w:name="X4dd2e1667c7028d8406bf2ecce881d8eea9b867"/>
+    <w:bookmarkEnd w:id="25"/>
+    <w:bookmarkStart w:id="31" w:name="X4dd2e1667c7028d8406bf2ecce881d8eea9b867"/>
     <w:p>
       <w:pPr>
         <w:pStyle w:val="Heading2"/>
@@ -3247,7 +3252,45 @@
       <w:r>
         <w:t xml:space="preserve"> </w:t>
       </w:r>
-      <w:hyperlink r:id="rId17">
+      <w:hyperlink r:id="rId26">
+        <w:r>
+          <w:rPr>
+            <w:rStyle w:val="Hyperlink"/>
+            <w:i/>
+            <w:iCs/>
+          </w:rPr>
+          <w:t xml:space="preserve">"A path deny-list is not a content control"</w:t>
+        </w:r>
+      </w:hyperlink>
+      <w:r>
+        <w:t xml:space="preserve">,</w:t>
+      </w:r>
+      <w:r>
+        <w:t xml:space="preserve"> </w:t>
+      </w:r>
+      <w:hyperlink r:id="rId27">
+        <w:r>
+          <w:rPr>
+            <w:rStyle w:val="Hyperlink"/>
+            <w:i/>
+            <w:iCs/>
+          </w:rPr>
+          <w:t xml:space="preserve">"Everything the agent reads is data, never instructions"</w:t>
+        </w:r>
+      </w:hyperlink>
+      <w:r>
+        <w:t xml:space="preserve">,</w:t>
+      </w:r>
+      <w:r>
+        <w:t xml:space="preserve"> </w:t>
+      </w:r>
+      <w:r>
+        <w:t xml:space="preserve">and</w:t>
+      </w:r>
+      <w:r>
+        <w:t xml:space="preserve"> </w:t>
+      </w:r>
+      <w:hyperlink r:id="rId18">
         <w:r>
           <w:rPr>
             <w:rStyle w:val="Hyperlink"/>
@@ -3256,10 +3299,7 @@
         </w:r>
       </w:hyperlink>
       <w:r>
-        <w:t xml:space="preserve"> </w:t>
-      </w:r>
-      <w:r>
-        <w:t xml:space="preserve">--</w:t>
+        <w:t xml:space="preserve">,</w:t>
       </w:r>
       <w:r>
         <w:t xml:space="preserve"> </w:t>
@@ -3269,25 +3309,13 @@
           <w:i/>
           <w:iCs/>
         </w:rPr>
-        <w:t xml:space="preserve">"A path deny-list is not a content control"</w:t>
-      </w:r>
-      <w:r>
-        <w:t xml:space="preserve">,</w:t>
-      </w:r>
-      <w:r>
-        <w:t xml:space="preserve"> </w:t>
+        <w:t xml:space="preserve">"Reject code you cannot explain -- assistance in</w:t>
       </w:r>
       <w:r>
         <w:rPr>
           <w:i/>
           <w:iCs/>
         </w:rPr>
-        <w:t xml:space="preserve">"Everything the agent reads is data, never instructions"</w:t>
-      </w:r>
-      <w:r>
-        <w:t xml:space="preserve">, and</w:t>
-      </w:r>
-      <w:r>
         <w:t xml:space="preserve"> </w:t>
       </w:r>
       <w:r>
@@ -3295,21 +3323,7 @@
           <w:i/>
           <w:iCs/>
         </w:rPr>
-        <w:t xml:space="preserve">"Reject code you cannot explain --</w:t>
-      </w:r>
-      <w:r>
-        <w:rPr>
-          <w:i/>
-          <w:iCs/>
-        </w:rPr>
-        <w:t xml:space="preserve"> </w:t>
-      </w:r>
-      <w:r>
-        <w:rPr>
-          <w:i/>
-          <w:iCs/>
-        </w:rPr>
-        <w:t xml:space="preserve">assistance in reaching the explanation is fine"</w:t>
+        <w:t xml:space="preserve">reaching the explanation is fine"</w:t>
       </w:r>
       <w:r>
         <w:t xml:space="preserve">.</w:t>
@@ -3337,7 +3351,7 @@
         <w:t xml:space="preserve">.</w:t>
       </w:r>
     </w:p>
-    <w:bookmarkStart w:id="25" w:name="X16acdd4f9f28ede17f0030df158148a37c860cc"/>
+    <w:bookmarkStart w:id="28" w:name="X16acdd4f9f28ede17f0030df158148a37c860cc"/>
     <w:p>
       <w:pPr>
         <w:pStyle w:val="Heading3"/>
@@ -3574,8 +3588,8 @@
         <w:t xml:space="preserve">different postures, and a register that does not distinguish them reads as the permissive one.</w:t>
       </w:r>
     </w:p>
-    <w:bookmarkEnd w:id="25"/>
-    <w:bookmarkStart w:id="26" w:name="Xedbaed0280c2afd94f7164f5308866f0e252f18"/>
+    <w:bookmarkEnd w:id="28"/>
+    <w:bookmarkStart w:id="29" w:name="Xedbaed0280c2afd94f7164f5308866f0e252f18"/>
     <w:p>
       <w:pPr>
         <w:pStyle w:val="Heading3"/>
@@ -3706,8 +3720,8 @@
         <w:t xml:space="preserve">identifying string belongs in a query or a tool argument.</w:t>
       </w:r>
     </w:p>
-    <w:bookmarkEnd w:id="26"/>
-    <w:bookmarkStart w:id="27" w:name="X1578757e3c2884374fe3747e42c75573fa578b7"/>
+    <w:bookmarkEnd w:id="29"/>
+    <w:bookmarkStart w:id="30" w:name="X1578757e3c2884374fe3747e42c75573fa578b7"/>
     <w:p>
       <w:pPr>
         <w:pStyle w:val="Heading3"/>
@@ -3775,9 +3789,9 @@
         </w:pict>
       </w:r>
     </w:p>
-    <w:bookmarkEnd w:id="27"/>
-    <w:bookmarkEnd w:id="28"/>
-    <w:bookmarkStart w:id="29" w:name="X334d283ad156978b422653d82c9c52dfa22a251"/>
+    <w:bookmarkEnd w:id="30"/>
+    <w:bookmarkEnd w:id="31"/>
+    <w:bookmarkStart w:id="36" w:name="X334d283ad156978b422653d82c9c52dfa22a251"/>
     <w:p>
       <w:pPr>
         <w:pStyle w:val="Heading2"/>
@@ -4446,7 +4460,7 @@
       <w:pPr>
         <w:pStyle w:val="FirstParagraph"/>
       </w:pPr>
-      <w:hyperlink r:id="rId17">
+      <w:hyperlink r:id="rId18">
         <w:r>
           <w:rPr>
             <w:rStyle w:val="Hyperlink"/>
@@ -4475,13 +4489,16 @@
           <w:numId w:val="1008"/>
         </w:numPr>
       </w:pPr>
-      <w:r>
-        <w:rPr>
-          <w:i/>
-          <w:iCs/>
-        </w:rPr>
-        <w:t xml:space="preserve">"A green local run is not a green pipeline"</w:t>
-      </w:r>
+      <w:hyperlink r:id="rId32">
+        <w:r>
+          <w:rPr>
+            <w:rStyle w:val="Hyperlink"/>
+            <w:i/>
+            <w:iCs/>
+          </w:rPr>
+          <w:t xml:space="preserve">"A green local run is not a green pipeline"</w:t>
+        </w:r>
+      </w:hyperlink>
     </w:p>
     <w:p>
       <w:pPr>
@@ -4491,13 +4508,16 @@
           <w:numId w:val="1008"/>
         </w:numPr>
       </w:pPr>
-      <w:r>
-        <w:rPr>
-          <w:i/>
-          <w:iCs/>
-        </w:rPr>
-        <w:t xml:space="preserve">"Scoped-green is not the gate"</w:t>
-      </w:r>
+      <w:hyperlink r:id="rId33">
+        <w:r>
+          <w:rPr>
+            <w:rStyle w:val="Hyperlink"/>
+            <w:i/>
+            <w:iCs/>
+          </w:rPr>
+          <w:t xml:space="preserve">"Scoped-green is not the gate"</w:t>
+        </w:r>
+      </w:hyperlink>
     </w:p>
     <w:p>
       <w:pPr>
@@ -4507,13 +4527,16 @@
           <w:numId w:val="1008"/>
         </w:numPr>
       </w:pPr>
-      <w:r>
-        <w:rPr>
-          <w:i/>
-          <w:iCs/>
-        </w:rPr>
-        <w:t xml:space="preserve">"A check that cannot fail is not a control"</w:t>
-      </w:r>
+      <w:hyperlink r:id="rId34">
+        <w:r>
+          <w:rPr>
+            <w:rStyle w:val="Hyperlink"/>
+            <w:i/>
+            <w:iCs/>
+          </w:rPr>
+          <w:t xml:space="preserve">"A check that cannot fail is not a control"</w:t>
+        </w:r>
+      </w:hyperlink>
     </w:p>
     <w:p>
       <w:pPr>
@@ -4523,13 +4546,16 @@
           <w:numId w:val="1008"/>
         </w:numPr>
       </w:pPr>
-      <w:r>
-        <w:rPr>
-          <w:i/>
-          <w:iCs/>
-        </w:rPr>
-        <w:t xml:space="preserve">"Ship the guard the same day as the rule"</w:t>
-      </w:r>
+      <w:hyperlink r:id="rId35">
+        <w:r>
+          <w:rPr>
+            <w:rStyle w:val="Hyperlink"/>
+            <w:i/>
+            <w:iCs/>
+          </w:rPr>
+          <w:t xml:space="preserve">"Ship the guard the same day as the rule"</w:t>
+        </w:r>
+      </w:hyperlink>
     </w:p>
     <w:p>
       <w:pPr>
@@ -4546,8 +4572,8 @@
         </w:pict>
       </w:r>
     </w:p>
-    <w:bookmarkEnd w:id="29"/>
-    <w:bookmarkStart w:id="39" w:name="X50bed90527a78ba00f11f55249ebefc0bdacbaa"/>
+    <w:bookmarkEnd w:id="36"/>
+    <w:bookmarkStart w:id="48" w:name="X50bed90527a78ba00f11f55249ebefc0bdacbaa"/>
     <w:p>
       <w:pPr>
         <w:pStyle w:val="Heading2"/>
@@ -4570,7 +4596,7 @@
         <w:t xml:space="preserve">improve output are things you write, not things you prompt.</w:t>
       </w:r>
     </w:p>
-    <w:bookmarkStart w:id="30" w:name="X355054d05b6de063d130d97112c261b22a8ebac"/>
+    <w:bookmarkStart w:id="37" w:name="X355054d05b6de063d130d97112c261b22a8ebac"/>
     <w:p>
       <w:pPr>
         <w:pStyle w:val="Heading3"/>
@@ -4625,8 +4651,8 @@
         <w:t xml:space="preserve">A stale anchor is worse than none, because it is confidently loaded into every session.</w:t>
       </w:r>
     </w:p>
-    <w:bookmarkEnd w:id="30"/>
-    <w:bookmarkStart w:id="31" w:name="quote-the-invariant-do-not-gesture-at-it"/>
+    <w:bookmarkEnd w:id="37"/>
+    <w:bookmarkStart w:id="38" w:name="quote-the-invariant-do-not-gesture-at-it"/>
     <w:p>
       <w:pPr>
         <w:pStyle w:val="Heading3"/>
@@ -4665,8 +4691,8 @@
         <w:t xml:space="preserve">where drift starts.</w:t>
       </w:r>
     </w:p>
-    <w:bookmarkEnd w:id="31"/>
-    <w:bookmarkStart w:id="32" w:name="write-a-testable-intent-before-prompting"/>
+    <w:bookmarkEnd w:id="38"/>
+    <w:bookmarkStart w:id="40" w:name="write-a-testable-intent-before-prompting"/>
     <w:p>
       <w:pPr>
         <w:pStyle w:val="Heading3"/>
@@ -4718,7 +4744,7 @@
       <w:r>
         <w:t xml:space="preserve"> </w:t>
       </w:r>
-      <w:hyperlink r:id="rId17">
+      <w:hyperlink r:id="rId39">
         <w:r>
           <w:rPr>
             <w:rStyle w:val="Hyperlink"/>
@@ -4754,8 +4780,8 @@
         <w:t xml:space="preserve">.</w:t>
       </w:r>
     </w:p>
-    <w:bookmarkEnd w:id="32"/>
-    <w:bookmarkStart w:id="34" w:name="memory-holds-facts-never-values"/>
+    <w:bookmarkEnd w:id="40"/>
+    <w:bookmarkStart w:id="42" w:name="memory-holds-facts-never-values"/>
     <w:p>
       <w:pPr>
         <w:pStyle w:val="Heading3"/>
@@ -4794,7 +4820,7 @@
       <w:r>
         <w:t xml:space="preserve"> </w:t>
       </w:r>
-      <w:hyperlink r:id="rId33">
+      <w:hyperlink r:id="rId41">
         <w:r>
           <w:rPr>
             <w:rStyle w:val="Hyperlink"/>
@@ -4815,8 +4841,8 @@
         <w:t xml:space="preserve">share it.</w:t>
       </w:r>
     </w:p>
-    <w:bookmarkEnd w:id="34"/>
-    <w:bookmarkStart w:id="35" w:name="X808258ab5799f581d8fc4f5186084780825a5c1"/>
+    <w:bookmarkEnd w:id="42"/>
+    <w:bookmarkStart w:id="43" w:name="X808258ab5799f581d8fc4f5186084780825a5c1"/>
     <w:p>
       <w:pPr>
         <w:pStyle w:val="Heading3"/>
@@ -4858,8 +4884,8 @@
         <w:t xml:space="preserve">loses first.</w:t>
       </w:r>
     </w:p>
-    <w:bookmarkEnd w:id="35"/>
-    <w:bookmarkStart w:id="36" w:name="X2a029b72b9838ea7db9c40ac7734b4962d3fb59"/>
+    <w:bookmarkEnd w:id="43"/>
+    <w:bookmarkStart w:id="44" w:name="X2a029b72b9838ea7db9c40ac7734b4962d3fb59"/>
     <w:p>
       <w:pPr>
         <w:pStyle w:val="Heading3"/>
@@ -5188,8 +5214,8 @@
         <w:t xml:space="preserve">in the same language.</w:t>
       </w:r>
     </w:p>
-    <w:bookmarkEnd w:id="36"/>
-    <w:bookmarkStart w:id="38" w:name="recovering-from-context-degradation"/>
+    <w:bookmarkEnd w:id="44"/>
+    <w:bookmarkStart w:id="47" w:name="recovering-from-context-degradation"/>
     <w:p>
       <w:pPr>
         <w:pStyle w:val="Heading3"/>
@@ -5320,7 +5346,7 @@
       <w:pPr>
         <w:pStyle w:val="BodyText"/>
       </w:pPr>
-      <w:hyperlink r:id="rId17">
+      <w:hyperlink r:id="rId45">
         <w:r>
           <w:rPr>
             <w:rStyle w:val="Hyperlink"/>
@@ -5373,7 +5399,7 @@
       <w:r>
         <w:t xml:space="preserve"> </w:t>
       </w:r>
-      <w:hyperlink r:id="rId37">
+      <w:hyperlink r:id="rId46">
         <w:r>
           <w:rPr>
             <w:rStyle w:val="Hyperlink"/>
@@ -5395,9 +5421,9 @@
         </w:pict>
       </w:r>
     </w:p>
-    <w:bookmarkEnd w:id="38"/>
-    <w:bookmarkEnd w:id="39"/>
-    <w:bookmarkStart w:id="47" w:name="X74a26f4f90fb3f04978edaba3bdc19e8998557f"/>
+    <w:bookmarkEnd w:id="47"/>
+    <w:bookmarkEnd w:id="48"/>
+    <w:bookmarkStart w:id="60" w:name="X74a26f4f90fb3f04978edaba3bdc19e8998557f"/>
     <w:p>
       <w:pPr>
         <w:pStyle w:val="Heading2"/>
@@ -5420,7 +5446,7 @@
         <w:t xml:space="preserve">that survive a reader who checks.</w:t>
       </w:r>
     </w:p>
-    <w:bookmarkStart w:id="40" w:name="X743dc492f09f983f5ae174a6864baf613548f19"/>
+    <w:bookmarkStart w:id="50" w:name="X743dc492f09f983f5ae174a6864baf613548f19"/>
     <w:p>
       <w:pPr>
         <w:pStyle w:val="Heading3"/>
@@ -5439,7 +5465,7 @@
       <w:r>
         <w:t xml:space="preserve"> </w:t>
       </w:r>
-      <w:hyperlink r:id="rId17">
+      <w:hyperlink r:id="rId49">
         <w:r>
           <w:rPr>
             <w:rStyle w:val="Hyperlink"/>
@@ -5497,8 +5523,8 @@
         <w:t xml:space="preserve">something derived afterwards to justify the review depth you happened to apply.</w:t>
       </w:r>
     </w:p>
-    <w:bookmarkEnd w:id="40"/>
-    <w:bookmarkStart w:id="41" w:name="control-parity-is-a-review-gate"/>
+    <w:bookmarkEnd w:id="50"/>
+    <w:bookmarkStart w:id="52" w:name="control-parity-is-a-review-gate"/>
     <w:p>
       <w:pPr>
         <w:pStyle w:val="Heading3"/>
@@ -5537,7 +5563,7 @@
       <w:r>
         <w:t xml:space="preserve"> </w:t>
       </w:r>
-      <w:hyperlink r:id="rId17">
+      <w:hyperlink r:id="rId51">
         <w:r>
           <w:rPr>
             <w:rStyle w:val="Hyperlink"/>
@@ -5571,8 +5597,8 @@
         <w:t xml:space="preserve">.</w:t>
       </w:r>
     </w:p>
-    <w:bookmarkEnd w:id="41"/>
-    <w:bookmarkStart w:id="42" w:name="X2cd0a7aadb34d892f945f0056518e838c6ce15f"/>
+    <w:bookmarkEnd w:id="52"/>
+    <w:bookmarkStart w:id="54" w:name="X2cd0a7aadb34d892f945f0056518e838c6ce15f"/>
     <w:p>
       <w:pPr>
         <w:pStyle w:val="Heading3"/>
@@ -5773,7 +5799,7 @@
       <w:r>
         <w:t xml:space="preserve"> </w:t>
       </w:r>
-      <w:hyperlink r:id="rId17">
+      <w:hyperlink r:id="rId53">
         <w:r>
           <w:rPr>
             <w:rStyle w:val="Hyperlink"/>
@@ -5861,8 +5887,8 @@
         <w:t xml:space="preserve">the line-level distinction, that is a separate, unbuilt thing, and saying so costs nothing.</w:t>
       </w:r>
     </w:p>
-    <w:bookmarkEnd w:id="42"/>
-    <w:bookmarkStart w:id="43" w:name="when-there-is-no-second-reviewer"/>
+    <w:bookmarkEnd w:id="54"/>
+    <w:bookmarkStart w:id="55" w:name="when-there-is-no-second-reviewer"/>
     <w:p>
       <w:pPr>
         <w:pStyle w:val="Heading3"/>
@@ -6214,8 +6240,8 @@
         <w:t xml:space="preserve">owns the decision to deploy.</w:t>
       </w:r>
     </w:p>
-    <w:bookmarkEnd w:id="43"/>
-    <w:bookmarkStart w:id="44" w:name="the-deviations-register"/>
+    <w:bookmarkEnd w:id="55"/>
+    <w:bookmarkStart w:id="56" w:name="the-deviations-register"/>
     <w:p>
       <w:pPr>
         <w:pStyle w:val="Heading3"/>
@@ -6452,8 +6478,8 @@
         <w:t xml:space="preserve">if the software is security-relevant. Keep the meta-rule public and the instance internal.</w:t>
       </w:r>
     </w:p>
-    <w:bookmarkEnd w:id="44"/>
-    <w:bookmarkStart w:id="45" w:name="claims-and-wording"/>
+    <w:bookmarkEnd w:id="56"/>
+    <w:bookmarkStart w:id="58" w:name="claims-and-wording"/>
     <w:p>
       <w:pPr>
         <w:pStyle w:val="Heading3"/>
@@ -6781,7 +6807,7 @@
       <w:r>
         <w:t xml:space="preserve"> </w:t>
       </w:r>
-      <w:hyperlink r:id="rId17">
+      <w:hyperlink r:id="rId57">
         <w:r>
           <w:rPr>
             <w:rStyle w:val="Hyperlink"/>
@@ -6817,8 +6843,8 @@
         <w:t xml:space="preserve">. Read that before publishing anything from this document.</w:t>
       </w:r>
     </w:p>
-    <w:bookmarkEnd w:id="45"/>
-    <w:bookmarkStart w:id="46" w:name="the-attestation-posture"/>
+    <w:bookmarkEnd w:id="58"/>
+    <w:bookmarkStart w:id="59" w:name="the-attestation-posture"/>
     <w:p>
       <w:pPr>
         <w:pStyle w:val="Heading3"/>
@@ -6962,9 +6988,9 @@
         </w:pict>
       </w:r>
     </w:p>
-    <w:bookmarkEnd w:id="46"/>
-    <w:bookmarkEnd w:id="47"/>
-    <w:bookmarkStart w:id="60" w:name="Xcf55bd8b8e6be00202ba70d56a4beb5cb22b37f"/>
+    <w:bookmarkEnd w:id="59"/>
+    <w:bookmarkEnd w:id="60"/>
+    <w:bookmarkStart w:id="75" w:name="Xcf55bd8b8e6be00202ba70d56a4beb5cb22b37f"/>
     <w:p>
       <w:pPr>
         <w:pStyle w:val="Heading2"/>
@@ -6987,7 +7013,7 @@
         <w:t xml:space="preserve">thing being checked. This section covers how to keep it independent, and when it is worth its cost.</w:t>
       </w:r>
     </w:p>
-    <w:bookmarkStart w:id="49" w:name="Xe6dee8f8945d00d0c362a2870f3274fbede097b"/>
+    <w:bookmarkStart w:id="64" w:name="Xe6dee8f8945d00d0c362a2870f3274fbede097b"/>
     <w:p>
       <w:pPr>
         <w:pStyle w:val="Heading3"/>
@@ -7137,13 +7163,16 @@
       <w:r>
         <w:t xml:space="preserve"> </w:t>
       </w:r>
-      <w:r>
-        <w:rPr>
-          <w:i/>
-          <w:iCs/>
-        </w:rPr>
-        <w:t xml:space="preserve">"The review pass"</w:t>
-      </w:r>
+      <w:hyperlink r:id="rId61">
+        <w:r>
+          <w:rPr>
+            <w:rStyle w:val="Hyperlink"/>
+            <w:i/>
+            <w:iCs/>
+          </w:rPr>
+          <w:t xml:space="preserve">"The review pass"</w:t>
+        </w:r>
+      </w:hyperlink>
       <w:r>
         <w:t xml:space="preserve"> </w:t>
       </w:r>
@@ -7153,13 +7182,16 @@
       <w:r>
         <w:t xml:space="preserve"> </w:t>
       </w:r>
-      <w:r>
-        <w:rPr>
-          <w:i/>
-          <w:iCs/>
-        </w:rPr>
-        <w:t xml:space="preserve">"Make the reviewer execute the citation, not read it"</w:t>
-      </w:r>
+      <w:hyperlink r:id="rId62">
+        <w:r>
+          <w:rPr>
+            <w:rStyle w:val="Hyperlink"/>
+            <w:i/>
+            <w:iCs/>
+          </w:rPr>
+          <w:t xml:space="preserve">"Make the reviewer execute the citation, not read it"</w:t>
+        </w:r>
+      </w:hyperlink>
       <w:r>
         <w:t xml:space="preserve"> </w:t>
       </w:r>
@@ -7169,7 +7201,7 @@
       <w:r>
         <w:t xml:space="preserve"> </w:t>
       </w:r>
-      <w:hyperlink r:id="rId48">
+      <w:hyperlink r:id="rId63">
         <w:r>
           <w:rPr>
             <w:rStyle w:val="Hyperlink"/>
@@ -7181,8 +7213,8 @@
         <w:t xml:space="preserve">.</w:t>
       </w:r>
     </w:p>
-    <w:bookmarkEnd w:id="49"/>
-    <w:bookmarkStart w:id="50" w:name="the-shape-that-keeps-a-pass-independent"/>
+    <w:bookmarkEnd w:id="64"/>
+    <w:bookmarkStart w:id="65" w:name="the-shape-that-keeps-a-pass-independent"/>
     <w:p>
       <w:pPr>
         <w:pStyle w:val="Heading3"/>
@@ -7353,8 +7385,8 @@
         <w:t xml:space="preserve">evidence before anything proceeds.</w:t>
       </w:r>
     </w:p>
-    <w:bookmarkEnd w:id="50"/>
-    <w:bookmarkStart w:id="51" w:name="propose-judge-synthesise-critique"/>
+    <w:bookmarkEnd w:id="65"/>
+    <w:bookmarkStart w:id="66" w:name="propose-judge-synthesise-critique"/>
     <w:p>
       <w:pPr>
         <w:pStyle w:val="Heading3"/>
@@ -7543,8 +7575,8 @@
         <w:t xml:space="preserve">Discarding the losers' good ideas is the second failure mode of panel review.</w:t>
       </w:r>
     </w:p>
-    <w:bookmarkEnd w:id="51"/>
-    <w:bookmarkStart w:id="52" w:name="reading-a-split-verdict"/>
+    <w:bookmarkEnd w:id="66"/>
+    <w:bookmarkStart w:id="67" w:name="reading-a-split-verdict"/>
     <w:p>
       <w:pPr>
         <w:pStyle w:val="Heading3"/>
@@ -7600,8 +7632,8 @@
         <w:t xml:space="preserve">that is named survives review; one that is quietly absorbed resurfaces as an incident.</w:t>
       </w:r>
     </w:p>
-    <w:bookmarkEnd w:id="52"/>
-    <w:bookmarkStart w:id="53" w:name="Xe80e84b8ec542a724a79a3d12007e191a1375c8"/>
+    <w:bookmarkEnd w:id="67"/>
+    <w:bookmarkStart w:id="68" w:name="Xe80e84b8ec542a724a79a3d12007e191a1375c8"/>
     <w:p>
       <w:pPr>
         <w:pStyle w:val="Heading3"/>
@@ -7706,8 +7738,8 @@
         <w:t xml:space="preserve">gate and not an afterthought.</w:t>
       </w:r>
     </w:p>
-    <w:bookmarkEnd w:id="53"/>
-    <w:bookmarkStart w:id="54" w:name="X8a341e323e6b6469a3c837823c1876a7ff56671"/>
+    <w:bookmarkEnd w:id="68"/>
+    <w:bookmarkStart w:id="69" w:name="X8a341e323e6b6469a3c837823c1876a7ff56671"/>
     <w:p>
       <w:pPr>
         <w:pStyle w:val="Heading3"/>
@@ -7930,8 +7962,8 @@
         <w:t xml:space="preserve">than leaving a session-wide maximum-effort setting on.</w:t>
       </w:r>
     </w:p>
-    <w:bookmarkEnd w:id="54"/>
-    <w:bookmarkStart w:id="56" w:name="cost-posture-and-the-stop-rule"/>
+    <w:bookmarkEnd w:id="69"/>
+    <w:bookmarkStart w:id="71" w:name="cost-posture-and-the-stop-rule"/>
     <w:p>
       <w:pPr>
         <w:pStyle w:val="Heading3"/>
@@ -8080,7 +8112,7 @@
       <w:r>
         <w:t xml:space="preserve"> </w:t>
       </w:r>
-      <w:hyperlink r:id="rId55">
+      <w:hyperlink r:id="rId70">
         <w:r>
           <w:rPr>
             <w:rStyle w:val="Hyperlink"/>
@@ -8092,8 +8124,8 @@
         <w:t xml:space="preserve">.</w:t>
       </w:r>
     </w:p>
-    <w:bookmarkEnd w:id="56"/>
-    <w:bookmarkStart w:id="59" w:name="X8c83f0d7bf446daca8250c58437d12927e9cd05"/>
+    <w:bookmarkEnd w:id="71"/>
+    <w:bookmarkStart w:id="74" w:name="X8c83f0d7bf446daca8250c58437d12927e9cd05"/>
     <w:p>
       <w:pPr>
         <w:pStyle w:val="Heading3"/>
@@ -8174,7 +8206,7 @@
       <w:r>
         <w:t xml:space="preserve"> </w:t>
       </w:r>
-      <w:hyperlink r:id="rId57">
+      <w:hyperlink r:id="rId72">
         <w:r>
           <w:rPr>
             <w:rStyle w:val="Hyperlink"/>
@@ -8191,7 +8223,7 @@
       <w:r>
         <w:t xml:space="preserve"> </w:t>
       </w:r>
-      <w:hyperlink r:id="rId33">
+      <w:hyperlink r:id="rId41">
         <w:r>
           <w:rPr>
             <w:rStyle w:val="Hyperlink"/>
@@ -8211,7 +8243,7 @@
       <w:r>
         <w:t xml:space="preserve"> </w:t>
       </w:r>
-      <w:hyperlink r:id="rId58">
+      <w:hyperlink r:id="rId73">
         <w:r>
           <w:rPr>
             <w:rStyle w:val="Hyperlink"/>
@@ -8230,9 +8262,9 @@
         </w:pict>
       </w:r>
     </w:p>
-    <w:bookmarkEnd w:id="59"/>
-    <w:bookmarkEnd w:id="60"/>
-    <w:bookmarkStart w:id="61" w:name="X2552572225595e8bea6a5efd7db793b9dcc1f94"/>
+    <w:bookmarkEnd w:id="74"/>
+    <w:bookmarkEnd w:id="75"/>
+    <w:bookmarkStart w:id="76" w:name="X2552572225595e8bea6a5efd7db793b9dcc1f94"/>
     <w:p>
       <w:pPr>
         <w:pStyle w:val="Heading2"/>
@@ -8958,8 +8990,8 @@
         </w:pict>
       </w:r>
     </w:p>
-    <w:bookmarkEnd w:id="61"/>
-    <w:bookmarkStart w:id="62" w:name="adapting-this-to-your-project"/>
+    <w:bookmarkEnd w:id="76"/>
+    <w:bookmarkStart w:id="77" w:name="adapting-this-to-your-project"/>
     <w:p>
       <w:pPr>
         <w:pStyle w:val="Heading2"/>
@@ -9367,8 +9399,8 @@
         </w:pict>
       </w:r>
     </w:p>
-    <w:bookmarkEnd w:id="62"/>
-    <w:bookmarkStart w:id="63" w:name="related"/>
+    <w:bookmarkEnd w:id="77"/>
+    <w:bookmarkStart w:id="78" w:name="related"/>
     <w:p>
       <w:pPr>
         <w:pStyle w:val="Heading2"/>
@@ -9385,7 +9417,7 @@
           <w:numId w:val="1017"/>
         </w:numPr>
       </w:pPr>
-      <w:hyperlink r:id="rId17">
+      <w:hyperlink r:id="rId18">
         <w:r>
           <w:rPr>
             <w:rStyle w:val="Hyperlink"/>
@@ -9443,7 +9475,7 @@
           <w:numId w:val="1017"/>
         </w:numPr>
       </w:pPr>
-      <w:hyperlink r:id="rId48">
+      <w:hyperlink r:id="rId63">
         <w:r>
           <w:rPr>
             <w:rStyle w:val="Hyperlink"/>
@@ -9472,7 +9504,7 @@
           <w:numId w:val="1017"/>
         </w:numPr>
       </w:pPr>
-      <w:hyperlink r:id="rId37">
+      <w:hyperlink r:id="rId46">
         <w:r>
           <w:rPr>
             <w:rStyle w:val="Hyperlink"/>
@@ -9501,7 +9533,7 @@
           <w:numId w:val="1017"/>
         </w:numPr>
       </w:pPr>
-      <w:hyperlink r:id="rId33">
+      <w:hyperlink r:id="rId41">
         <w:r>
           <w:rPr>
             <w:rStyle w:val="Hyperlink"/>
@@ -9518,7 +9550,7 @@
       <w:r>
         <w:t xml:space="preserve"> </w:t>
       </w:r>
-      <w:hyperlink r:id="rId57">
+      <w:hyperlink r:id="rId72">
         <w:r>
           <w:rPr>
             <w:rStyle w:val="Hyperlink"/>
@@ -9547,7 +9579,7 @@
           <w:numId w:val="1017"/>
         </w:numPr>
       </w:pPr>
-      <w:hyperlink r:id="rId55">
+      <w:hyperlink r:id="rId70">
         <w:r>
           <w:rPr>
             <w:rStyle w:val="Hyperlink"/>
@@ -9562,8 +9594,8 @@
         <w:t xml:space="preserve">-- deciding whether you can afford a run, honestly</w:t>
       </w:r>
     </w:p>
-    <w:bookmarkEnd w:id="63"/>
-    <w:bookmarkEnd w:id="64"/>
+    <w:bookmarkEnd w:id="78"/>
+    <w:bookmarkEnd w:id="79"/>
     <w:sectPr>
       <w:footnotePr>
         <w:numRestart w:val="eachSect"/>

--- a/docs/standards/word/AI-ASSISTED-DEVELOPMENT.docx
+++ b/docs/standards/word/AI-ASSISTED-DEVELOPMENT.docx
@@ -28,7 +28,7 @@
         </w:p>
       </w:sdtContent>
     </w:sdt>
-    <w:bookmarkStart w:id="79" w:name="Xb05cc1bab18114ba7c5d64624395b03199e8ab5"/>
+    <w:bookmarkStart w:id="78" w:name="Xb05cc1bab18114ba7c5d64624395b03199e8ab5"/>
     <w:p>
       <w:pPr>
         <w:pStyle w:val="Heading1"/>
@@ -321,13 +321,13 @@
       </w:r>
     </w:p>
     <w:bookmarkEnd w:id="12"/>
-    <w:bookmarkStart w:id="13" w:name="what-you-get"/>
+    <w:bookmarkStart w:id="13" w:name="Xeb4de11c7f9e84ded4ebc586203c6a5fc4cb3c1"/>
     <w:p>
       <w:pPr>
         <w:pStyle w:val="Heading2"/>
       </w:pPr>
       <w:r>
-        <w:t xml:space="preserve">What you get</w:t>
+        <w:t xml:space="preserve">What this costs you, and where it does not apply</w:t>
       </w:r>
     </w:p>
     <w:p>
@@ -343,31 +343,25 @@
           <w:b/>
           <w:bCs/>
         </w:rPr>
-        <w:t xml:space="preserve">A rigor dial instead of an all-or-nothing process.</w:t>
-      </w:r>
-      <w:r>
-        <w:t xml:space="preserve"> </w:t>
-      </w:r>
-      <w:r>
-        <w:t xml:space="preserve">Two axes and a four-cell tier ladder resolve</w:t>
-      </w:r>
-      <w:r>
-        <w:t xml:space="preserve"> </w:t>
-      </w:r>
-      <w:r>
-        <w:t xml:space="preserve">any change to exactly one tier, and that tier says which controls are mandatory and which you may</w:t>
-      </w:r>
-      <w:r>
-        <w:t xml:space="preserve"> </w:t>
-      </w:r>
-      <w:r>
-        <w:t xml:space="preserve">skip. A one-line fix carries no release-grade ceremony, in writing, which is what stops a heavy</w:t>
-      </w:r>
-      <w:r>
-        <w:t xml:space="preserve"> </w:t>
-      </w:r>
-      <w:r>
-        <w:t xml:space="preserve">process from being ignored wholesale.</w:t>
+        <w:t xml:space="preserve">This page ships nothing</w:t>
+      </w:r>
+      <w:r>
+        <w:t xml:space="preserve"> </w:t>
+      </w:r>
+      <w:r>
+        <w:t xml:space="preserve">-- no hooks, no prompts, no configuration, no workflow. It is a standard</w:t>
+      </w:r>
+      <w:r>
+        <w:t xml:space="preserve"> </w:t>
+      </w:r>
+      <w:r>
+        <w:t xml:space="preserve">and a set of rules, and everything it references as a mechanism lives in another page of this site</w:t>
+      </w:r>
+      <w:r>
+        <w:t xml:space="preserve"> </w:t>
+      </w:r>
+      <w:r>
+        <w:t xml:space="preserve">or in your own repository.</w:t>
       </w:r>
     </w:p>
     <w:p>
@@ -383,19 +377,25 @@
           <w:b/>
           <w:bCs/>
         </w:rPr>
-        <w:t xml:space="preserve">A classification you can do in seconds.</w:t>
-      </w:r>
-      <w:r>
-        <w:t xml:space="preserve"> </w:t>
-      </w:r>
-      <w:r>
-        <w:t xml:space="preserve">One question decides most changes, and the cheap answer</w:t>
-      </w:r>
-      <w:r>
-        <w:t xml:space="preserve"> </w:t>
-      </w:r>
-      <w:r>
-        <w:t xml:space="preserve">errs strict rather than convenient.</w:t>
+        <w:t xml:space="preserve">It confers no certification</w:t>
+      </w:r>
+      <w:r>
+        <w:t xml:space="preserve"> </w:t>
+      </w:r>
+      <w:r>
+        <w:t xml:space="preserve">on your product, your team, or anyone adopting your software, and it</w:t>
+      </w:r>
+      <w:r>
+        <w:t xml:space="preserve"> </w:t>
+      </w:r>
+      <w:r>
+        <w:t xml:space="preserve">is not a substitute for an adopter's own assessment. It produces build-provenance evidence, which is</w:t>
+      </w:r>
+      <w:r>
+        <w:t xml:space="preserve"> </w:t>
+      </w:r>
+      <w:r>
+        <w:t xml:space="preserve">an input to somebody else's review, never a replacement for it.</w:t>
       </w:r>
     </w:p>
     <w:p>
@@ -411,25 +411,19 @@
           <w:b/>
           <w:bCs/>
         </w:rPr>
-        <w:t xml:space="preserve">Five named failure modes, each with a named control.</w:t>
-      </w:r>
-      <w:r>
-        <w:t xml:space="preserve"> </w:t>
-      </w:r>
-      <w:r>
-        <w:t xml:space="preserve">Every rule below traces to one of them, so</w:t>
-      </w:r>
-      <w:r>
-        <w:t xml:space="preserve"> </w:t>
-      </w:r>
-      <w:r>
-        <w:t xml:space="preserve">you can audit your own practice with five questions, and test any proposed new rule by asking which</w:t>
-      </w:r>
-      <w:r>
-        <w:t xml:space="preserve"> </w:t>
-      </w:r>
-      <w:r>
-        <w:t xml:space="preserve">mode it neutralizes. If the answer is none, it is decoration.</w:t>
+        <w:t xml:space="preserve">The tier resolver has no automatic detector.</w:t>
+      </w:r>
+      <w:r>
+        <w:t xml:space="preserve"> </w:t>
+      </w:r>
+      <w:r>
+        <w:t xml:space="preserve">It is a human-applied checklist whose whole</w:t>
+      </w:r>
+      <w:r>
+        <w:t xml:space="preserve"> </w:t>
+      </w:r>
+      <w:r>
+        <w:t xml:space="preserve">guarantee is that it fails closed and leaves a recorded reason someone can disagree with later.</w:t>
       </w:r>
     </w:p>
     <w:p>
@@ -445,25 +439,31 @@
           <w:b/>
           <w:bCs/>
         </w:rPr>
-        <w:t xml:space="preserve">A hard line between a control and a wish.</w:t>
-      </w:r>
-      <w:r>
-        <w:t xml:space="preserve"> </w:t>
-      </w:r>
-      <w:r>
-        <w:t xml:space="preserve">A gate is a deterministic check with an exit code, and</w:t>
-      </w:r>
-      <w:r>
-        <w:t xml:space="preserve"> </w:t>
-      </w:r>
-      <w:r>
-        <w:t xml:space="preserve">the model never certifies its own output. That single rule is what most agent-assisted processes</w:t>
-      </w:r>
-      <w:r>
-        <w:t xml:space="preserve"> </w:t>
-      </w:r>
-      <w:r>
-        <w:t xml:space="preserve">blur.</w:t>
+        <w:t xml:space="preserve">Deliberately vendor-neutral.</w:t>
+      </w:r>
+      <w:r>
+        <w:t xml:space="preserve"> </w:t>
+      </w:r>
+      <w:r>
+        <w:t xml:space="preserve">No product names, mode names, command names, version thresholds,</w:t>
+      </w:r>
+      <w:r>
+        <w:t xml:space="preserve"> </w:t>
+      </w:r>
+      <w:r>
+        <w:t xml:space="preserve">concurrency ceilings or per-run prices appear here. Those move faster than a documentation page can</w:t>
+      </w:r>
+      <w:r>
+        <w:t xml:space="preserve"> </w:t>
+      </w:r>
+      <w:r>
+        <w:t xml:space="preserve">be revised, and every one of them was wrong within a release in the material this was drawn from.</w:t>
+      </w:r>
+      <w:r>
+        <w:t xml:space="preserve"> </w:t>
+      </w:r>
+      <w:r>
+        <w:t xml:space="preserve">Where a limit matters to a design decision, discover it with a pilot run rather than quote it.</w:t>
       </w:r>
     </w:p>
     <w:p>
@@ -479,25 +479,25 @@
           <w:b/>
           <w:bCs/>
         </w:rPr>
-        <w:t xml:space="preserve">A defensible posture when there is no second reviewer.</w:t>
-      </w:r>
-      <w:r>
-        <w:t xml:space="preserve"> </w:t>
-      </w:r>
-      <w:r>
-        <w:t xml:space="preserve">Name the control you cannot meet, the</w:t>
-      </w:r>
-      <w:r>
-        <w:t xml:space="preserve"> </w:t>
-      </w:r>
-      <w:r>
-        <w:t xml:space="preserve">compensating set, and the event that ends the deviation -- instead of overclaiming review coverage</w:t>
-      </w:r>
-      <w:r>
-        <w:t xml:space="preserve"> </w:t>
-      </w:r>
-      <w:r>
-        <w:t xml:space="preserve">or quietly having none.</w:t>
+        <w:t xml:space="preserve">No speed claim.</w:t>
+      </w:r>
+      <w:r>
+        <w:t xml:space="preserve"> </w:t>
+      </w:r>
+      <w:r>
+        <w:t xml:space="preserve">Nothing here is measured as a productivity gain, and the site's rule against</w:t>
+      </w:r>
+      <w:r>
+        <w:t xml:space="preserve"> </w:t>
+      </w:r>
+      <w:r>
+        <w:t xml:space="preserve">claiming an unmeasured one applies to this document first. What the loop buys is auditability,</w:t>
+      </w:r>
+      <w:r>
+        <w:t xml:space="preserve"> </w:t>
+      </w:r>
+      <w:r>
+        <w:t xml:space="preserve">continuity, reviewability and safety.</w:t>
       </w:r>
     </w:p>
     <w:p>
@@ -513,25 +513,19 @@
           <w:b/>
           <w:bCs/>
         </w:rPr>
-        <w:t xml:space="preserve">Wording that survives a reviewer.</w:t>
-      </w:r>
-      <w:r>
-        <w:t xml:space="preserve"> </w:t>
-      </w:r>
-      <w:r>
-        <w:t xml:space="preserve">An approved-phrasing table sets the overclaim beside each</w:t>
-      </w:r>
-      <w:r>
-        <w:t xml:space="preserve"> </w:t>
-      </w:r>
-      <w:r>
-        <w:t xml:space="preserve">correct near-neighbour, so you can publish what your process buys without accidentally making a</w:t>
-      </w:r>
-      <w:r>
-        <w:t xml:space="preserve"> </w:t>
-      </w:r>
-      <w:r>
-        <w:t xml:space="preserve">compliance claim.</w:t>
+        <w:t xml:space="preserve">The adversarial pass is wrong for most work.</w:t>
+      </w:r>
+      <w:r>
+        <w:t xml:space="preserve"> </w:t>
+      </w:r>
+      <w:r>
+        <w:t xml:space="preserve">It earns its cost on coverage across a large</w:t>
+      </w:r>
+      <w:r>
+        <w:t xml:space="preserve"> </w:t>
+      </w:r>
+      <w:r>
+        <w:t xml:space="preserve">surface; on a single-file change it adds latency and burn and improves nothing.</w:t>
       </w:r>
     </w:p>
     <w:p>
@@ -547,71 +541,51 @@
           <w:b/>
           <w:bCs/>
         </w:rPr>
-        <w:t xml:space="preserve">An adversarial verification pass that is actually independent</w:t>
-      </w:r>
-      <w:r>
-        <w:t xml:space="preserve">, written as a technique rather</w:t>
-      </w:r>
-      <w:r>
-        <w:t xml:space="preserve"> </w:t>
-      </w:r>
-      <w:r>
-        <w:t xml:space="preserve">than a product feature: verifiers that did not produce the artifact, told to refute rather than</w:t>
-      </w:r>
-      <w:r>
-        <w:t xml:space="preserve"> </w:t>
-      </w:r>
-      <w:r>
-        <w:t xml:space="preserve">review, given distinct lenses, reporting a counterexample and a command log. Plus the honest cases</w:t>
-      </w:r>
-      <w:r>
-        <w:t xml:space="preserve"> </w:t>
-      </w:r>
-      <w:r>
-        <w:t xml:space="preserve">where the pass is pure waste.</w:t>
-      </w:r>
-    </w:p>
-    <w:p>
-      <w:pPr>
-        <w:pStyle w:val="Compact"/>
-        <w:numPr>
-          <w:ilvl w:val="0"/>
-          <w:numId w:val="1001"/>
-        </w:numPr>
-      </w:pPr>
-      <w:r>
-        <w:rPr>
-          <w:b/>
-          <w:bCs/>
-        </w:rPr>
-        <w:t xml:space="preserve">Five habits that raise the quality of what an AI coding assistant returns in the codebase you</w:t>
-      </w:r>
-      <w:r>
-        <w:rPr>
-          <w:b/>
-          <w:bCs/>
-        </w:rPr>
-        <w:t xml:space="preserve"> </w:t>
-      </w:r>
-      <w:r>
-        <w:rPr>
-          <w:b/>
-          <w:bCs/>
-        </w:rPr>
-        <w:t xml:space="preserve">already have</w:t>
-      </w:r>
-      <w:r>
-        <w:t xml:space="preserve">, and the reason each one works.</w:t>
+        <w:t xml:space="preserve">Solo and very small teams are a first-class case here, and it is a documented deviation, not a</w:t>
+      </w:r>
+      <w:r>
+        <w:rPr>
+          <w:b/>
+          <w:bCs/>
+        </w:rPr>
+        <w:t xml:space="preserve"> </w:t>
+      </w:r>
+      <w:r>
+        <w:rPr>
+          <w:b/>
+          <w:bCs/>
+        </w:rPr>
+        <w:t xml:space="preserve">clean pass.</w:t>
+      </w:r>
+      <w:r>
+        <w:t xml:space="preserve"> </w:t>
+      </w:r>
+      <w:r>
+        <w:t xml:space="preserve">If you have real independent review available, several sections below are stricter</w:t>
+      </w:r>
+      <w:r>
+        <w:t xml:space="preserve"> </w:t>
+      </w:r>
+      <w:r>
+        <w:t xml:space="preserve">than you need and one is unnecessary.</w:t>
       </w:r>
     </w:p>
     <w:bookmarkEnd w:id="13"/>
-    <w:bookmarkStart w:id="14" w:name="Xeb4de11c7f9e84ded4ebc586203c6a5fc4cb3c1"/>
+    <w:bookmarkStart w:id="15" w:name="how-to-adopt-this"/>
     <w:p>
       <w:pPr>
         <w:pStyle w:val="Heading2"/>
       </w:pPr>
       <w:r>
-        <w:t xml:space="preserve">What this costs you, and where it does not apply</w:t>
+        <w:t xml:space="preserve">How to adopt this</w:t>
+      </w:r>
+    </w:p>
+    <w:p>
+      <w:pPr>
+        <w:pStyle w:val="FirstParagraph"/>
+      </w:pPr>
+      <w:r>
+        <w:t xml:space="preserve">The smallest first step, then the rest in order. Each one is useful alone.</w:t>
       </w:r>
     </w:p>
     <w:p>
@@ -627,264 +601,6 @@
           <w:b/>
           <w:bCs/>
         </w:rPr>
-        <w:t xml:space="preserve">This page ships nothing</w:t>
-      </w:r>
-      <w:r>
-        <w:t xml:space="preserve"> </w:t>
-      </w:r>
-      <w:r>
-        <w:t xml:space="preserve">-- no hooks, no prompts, no configuration, no workflow. It is a standard</w:t>
-      </w:r>
-      <w:r>
-        <w:t xml:space="preserve"> </w:t>
-      </w:r>
-      <w:r>
-        <w:t xml:space="preserve">and a set of rules, and everything it references as a mechanism lives in another page of this site</w:t>
-      </w:r>
-      <w:r>
-        <w:t xml:space="preserve"> </w:t>
-      </w:r>
-      <w:r>
-        <w:t xml:space="preserve">or in your own repository.</w:t>
-      </w:r>
-    </w:p>
-    <w:p>
-      <w:pPr>
-        <w:pStyle w:val="Compact"/>
-        <w:numPr>
-          <w:ilvl w:val="0"/>
-          <w:numId w:val="1002"/>
-        </w:numPr>
-      </w:pPr>
-      <w:r>
-        <w:rPr>
-          <w:b/>
-          <w:bCs/>
-        </w:rPr>
-        <w:t xml:space="preserve">It confers no certification</w:t>
-      </w:r>
-      <w:r>
-        <w:t xml:space="preserve"> </w:t>
-      </w:r>
-      <w:r>
-        <w:t xml:space="preserve">on your product, your team, or anyone adopting your software, and it</w:t>
-      </w:r>
-      <w:r>
-        <w:t xml:space="preserve"> </w:t>
-      </w:r>
-      <w:r>
-        <w:t xml:space="preserve">is not a substitute for an adopter's own assessment. It produces build-provenance evidence, which is</w:t>
-      </w:r>
-      <w:r>
-        <w:t xml:space="preserve"> </w:t>
-      </w:r>
-      <w:r>
-        <w:t xml:space="preserve">an input to somebody else's review, never a replacement for it.</w:t>
-      </w:r>
-    </w:p>
-    <w:p>
-      <w:pPr>
-        <w:pStyle w:val="Compact"/>
-        <w:numPr>
-          <w:ilvl w:val="0"/>
-          <w:numId w:val="1002"/>
-        </w:numPr>
-      </w:pPr>
-      <w:r>
-        <w:rPr>
-          <w:b/>
-          <w:bCs/>
-        </w:rPr>
-        <w:t xml:space="preserve">The tier resolver has no automatic detector.</w:t>
-      </w:r>
-      <w:r>
-        <w:t xml:space="preserve"> </w:t>
-      </w:r>
-      <w:r>
-        <w:t xml:space="preserve">It is a human-applied checklist whose whole</w:t>
-      </w:r>
-      <w:r>
-        <w:t xml:space="preserve"> </w:t>
-      </w:r>
-      <w:r>
-        <w:t xml:space="preserve">guarantee is that it fails closed and leaves a recorded reason someone can disagree with later.</w:t>
-      </w:r>
-    </w:p>
-    <w:p>
-      <w:pPr>
-        <w:pStyle w:val="Compact"/>
-        <w:numPr>
-          <w:ilvl w:val="0"/>
-          <w:numId w:val="1002"/>
-        </w:numPr>
-      </w:pPr>
-      <w:r>
-        <w:rPr>
-          <w:b/>
-          <w:bCs/>
-        </w:rPr>
-        <w:t xml:space="preserve">Deliberately vendor-neutral.</w:t>
-      </w:r>
-      <w:r>
-        <w:t xml:space="preserve"> </w:t>
-      </w:r>
-      <w:r>
-        <w:t xml:space="preserve">No product names, mode names, command names, version thresholds,</w:t>
-      </w:r>
-      <w:r>
-        <w:t xml:space="preserve"> </w:t>
-      </w:r>
-      <w:r>
-        <w:t xml:space="preserve">concurrency ceilings or per-run prices appear here. Those move faster than a documentation page can</w:t>
-      </w:r>
-      <w:r>
-        <w:t xml:space="preserve"> </w:t>
-      </w:r>
-      <w:r>
-        <w:t xml:space="preserve">be revised, and every one of them was wrong within a release in the material this was drawn from.</w:t>
-      </w:r>
-      <w:r>
-        <w:t xml:space="preserve"> </w:t>
-      </w:r>
-      <w:r>
-        <w:t xml:space="preserve">Where a limit matters to a design decision, discover it with a pilot run rather than quote it.</w:t>
-      </w:r>
-    </w:p>
-    <w:p>
-      <w:pPr>
-        <w:pStyle w:val="Compact"/>
-        <w:numPr>
-          <w:ilvl w:val="0"/>
-          <w:numId w:val="1002"/>
-        </w:numPr>
-      </w:pPr>
-      <w:r>
-        <w:rPr>
-          <w:b/>
-          <w:bCs/>
-        </w:rPr>
-        <w:t xml:space="preserve">No speed claim.</w:t>
-      </w:r>
-      <w:r>
-        <w:t xml:space="preserve"> </w:t>
-      </w:r>
-      <w:r>
-        <w:t xml:space="preserve">Nothing here is measured as a productivity gain, and the site's rule against</w:t>
-      </w:r>
-      <w:r>
-        <w:t xml:space="preserve"> </w:t>
-      </w:r>
-      <w:r>
-        <w:t xml:space="preserve">claiming an unmeasured one applies to this document first. What the loop buys is auditability,</w:t>
-      </w:r>
-      <w:r>
-        <w:t xml:space="preserve"> </w:t>
-      </w:r>
-      <w:r>
-        <w:t xml:space="preserve">continuity, reviewability and safety.</w:t>
-      </w:r>
-    </w:p>
-    <w:p>
-      <w:pPr>
-        <w:pStyle w:val="Compact"/>
-        <w:numPr>
-          <w:ilvl w:val="0"/>
-          <w:numId w:val="1002"/>
-        </w:numPr>
-      </w:pPr>
-      <w:r>
-        <w:rPr>
-          <w:b/>
-          <w:bCs/>
-        </w:rPr>
-        <w:t xml:space="preserve">The adversarial pass is wrong for most work.</w:t>
-      </w:r>
-      <w:r>
-        <w:t xml:space="preserve"> </w:t>
-      </w:r>
-      <w:r>
-        <w:t xml:space="preserve">It earns its cost on coverage across a large</w:t>
-      </w:r>
-      <w:r>
-        <w:t xml:space="preserve"> </w:t>
-      </w:r>
-      <w:r>
-        <w:t xml:space="preserve">surface; on a single-file change it adds latency and burn and improves nothing.</w:t>
-      </w:r>
-    </w:p>
-    <w:p>
-      <w:pPr>
-        <w:pStyle w:val="Compact"/>
-        <w:numPr>
-          <w:ilvl w:val="0"/>
-          <w:numId w:val="1002"/>
-        </w:numPr>
-      </w:pPr>
-      <w:r>
-        <w:rPr>
-          <w:b/>
-          <w:bCs/>
-        </w:rPr>
-        <w:t xml:space="preserve">Solo and very small teams are a first-class case here, and it is a documented deviation, not a</w:t>
-      </w:r>
-      <w:r>
-        <w:rPr>
-          <w:b/>
-          <w:bCs/>
-        </w:rPr>
-        <w:t xml:space="preserve"> </w:t>
-      </w:r>
-      <w:r>
-        <w:rPr>
-          <w:b/>
-          <w:bCs/>
-        </w:rPr>
-        <w:t xml:space="preserve">clean pass.</w:t>
-      </w:r>
-      <w:r>
-        <w:t xml:space="preserve"> </w:t>
-      </w:r>
-      <w:r>
-        <w:t xml:space="preserve">If you have real independent review available, several sections below are stricter</w:t>
-      </w:r>
-      <w:r>
-        <w:t xml:space="preserve"> </w:t>
-      </w:r>
-      <w:r>
-        <w:t xml:space="preserve">than you need and one is unnecessary.</w:t>
-      </w:r>
-    </w:p>
-    <w:bookmarkEnd w:id="14"/>
-    <w:bookmarkStart w:id="16" w:name="how-to-adopt-this"/>
-    <w:p>
-      <w:pPr>
-        <w:pStyle w:val="Heading2"/>
-      </w:pPr>
-      <w:r>
-        <w:t xml:space="preserve">How to adopt this</w:t>
-      </w:r>
-    </w:p>
-    <w:p>
-      <w:pPr>
-        <w:pStyle w:val="FirstParagraph"/>
-      </w:pPr>
-      <w:r>
-        <w:t xml:space="preserve">The smallest first step, then the rest in order. Each one is useful alone.</w:t>
-      </w:r>
-    </w:p>
-    <w:p>
-      <w:pPr>
-        <w:pStyle w:val="Compact"/>
-        <w:numPr>
-          <w:ilvl w:val="0"/>
-          <w:numId w:val="1003"/>
-        </w:numPr>
-      </w:pPr>
-      <w:r>
-        <w:rPr>
-          <w:b/>
-          <w:bCs/>
-        </w:rPr>
         <w:t xml:space="preserve">Write the floor down and enforce the two halves of it that are mechanical.</w:t>
       </w:r>
       <w:r>
@@ -924,7 +640,7 @@
       <w:r>
         <w:t xml:space="preserve"> </w:t>
       </w:r>
-      <w:hyperlink r:id="rId15">
+      <w:hyperlink r:id="rId14">
         <w:r>
           <w:rPr>
             <w:rStyle w:val="Hyperlink"/>
@@ -950,7 +666,7 @@
         <w:pStyle w:val="Compact"/>
         <w:numPr>
           <w:ilvl w:val="0"/>
-          <w:numId w:val="1003"/>
+          <w:numId w:val="1002"/>
         </w:numPr>
       </w:pPr>
       <w:r>
@@ -978,7 +694,7 @@
         <w:pStyle w:val="Compact"/>
         <w:numPr>
           <w:ilvl w:val="0"/>
-          <w:numId w:val="1003"/>
+          <w:numId w:val="1002"/>
         </w:numPr>
       </w:pPr>
       <w:r>
@@ -1003,7 +719,7 @@
         <w:pStyle w:val="Compact"/>
         <w:numPr>
           <w:ilvl w:val="0"/>
-          <w:numId w:val="1003"/>
+          <w:numId w:val="1002"/>
         </w:numPr>
       </w:pPr>
       <w:r>
@@ -1022,7 +738,7 @@
         <w:pStyle w:val="Compact"/>
         <w:numPr>
           <w:ilvl w:val="0"/>
-          <w:numId w:val="1003"/>
+          <w:numId w:val="1002"/>
         </w:numPr>
       </w:pPr>
       <w:r>
@@ -1047,7 +763,7 @@
         <w:pStyle w:val="Compact"/>
         <w:numPr>
           <w:ilvl w:val="0"/>
-          <w:numId w:val="1003"/>
+          <w:numId w:val="1002"/>
         </w:numPr>
       </w:pPr>
       <w:r>
@@ -1075,7 +791,7 @@
         <w:pStyle w:val="Compact"/>
         <w:numPr>
           <w:ilvl w:val="0"/>
-          <w:numId w:val="1003"/>
+          <w:numId w:val="1002"/>
         </w:numPr>
       </w:pPr>
       <w:r>
@@ -1123,8 +839,8 @@
         </w:pict>
       </w:r>
     </w:p>
-    <w:bookmarkEnd w:id="16"/>
-    <w:bookmarkStart w:id="19" w:name="Xfbb5c02377cc814145962fe3d85fefd399e7128"/>
+    <w:bookmarkEnd w:id="15"/>
+    <w:bookmarkStart w:id="18" w:name="Xfbb5c02377cc814145962fe3d85fefd399e7128"/>
     <w:p>
       <w:pPr>
         <w:pStyle w:val="Heading2"/>
@@ -1494,7 +1210,7 @@
       <w:r>
         <w:t xml:space="preserve"> </w:t>
       </w:r>
-      <w:hyperlink r:id="rId17">
+      <w:hyperlink r:id="rId16">
         <w:r>
           <w:rPr>
             <w:rStyle w:val="Hyperlink"/>
@@ -1529,7 +1245,7 @@
       <w:r>
         <w:t xml:space="preserve"> </w:t>
       </w:r>
-      <w:hyperlink r:id="rId18">
+      <w:hyperlink r:id="rId17">
         <w:r>
           <w:rPr>
             <w:rStyle w:val="Hyperlink"/>
@@ -1557,14 +1273,108 @@
         </w:pict>
       </w:r>
     </w:p>
+    <w:bookmarkEnd w:id="18"/>
+    <w:bookmarkStart w:id="24" w:name="Xd83a63fe659f415ab44787fe54fd8f20e45636d"/>
+    <w:p>
+      <w:pPr>
+        <w:pStyle w:val="Heading2"/>
+      </w:pPr>
+      <w:r>
+        <w:t xml:space="preserve">2. The risk tier is the spine</w:t>
+      </w:r>
+    </w:p>
+    <w:p>
+      <w:pPr>
+        <w:pStyle w:val="FirstParagraph"/>
+      </w:pPr>
+      <w:r>
+        <w:t xml:space="preserve">Nothing here is always-on except a short floor. Everything else is a dial set by the tier.</w:t>
+      </w:r>
+    </w:p>
+    <w:bookmarkStart w:id="19" w:name="classify-in-one-question-first"/>
+    <w:p>
+      <w:pPr>
+        <w:pStyle w:val="Heading3"/>
+      </w:pPr>
+      <w:r>
+        <w:t xml:space="preserve">Classify in one question first</w:t>
+      </w:r>
+    </w:p>
+    <w:p>
+      <w:pPr>
+        <w:pStyle w:val="BlockText"/>
+      </w:pPr>
+      <w:r>
+        <w:rPr>
+          <w:b/>
+          <w:bCs/>
+        </w:rPr>
+        <w:t xml:space="preserve">Does any code path in this change touch -- or protect -- regulated or otherwise restricted data</w:t>
+      </w:r>
+      <w:r>
+        <w:rPr>
+          <w:b/>
+          <w:bCs/>
+        </w:rPr>
+        <w:t xml:space="preserve"> </w:t>
+      </w:r>
+      <w:r>
+        <w:rPr>
+          <w:b/>
+          <w:bCs/>
+        </w:rPr>
+        <w:t xml:space="preserve">in production, or can you not yet prove that it never will?</w:t>
+      </w:r>
+    </w:p>
+    <w:p>
+      <w:pPr>
+        <w:pStyle w:val="FirstParagraph"/>
+      </w:pPr>
+      <w:r>
+        <w:t xml:space="preserve">If yes, or if you cannot prove it, the change is</w:t>
+      </w:r>
+      <w:r>
+        <w:t xml:space="preserve"> </w:t>
+      </w:r>
+      <w:r>
+        <w:rPr>
+          <w:b/>
+          <w:bCs/>
+        </w:rPr>
+        <w:t xml:space="preserve">T3</w:t>
+      </w:r>
+      <w:r>
+        <w:t xml:space="preserve">. Only on a confident no does the reach axis</w:t>
+      </w:r>
+      <w:r>
+        <w:t xml:space="preserve"> </w:t>
+      </w:r>
+      <w:r>
+        <w:t xml:space="preserve">become the tiebreaker between the lower tiers.</w:t>
+      </w:r>
+    </w:p>
+    <w:p>
+      <w:pPr>
+        <w:pStyle w:val="BodyText"/>
+      </w:pPr>
+      <w:r>
+        <w:t xml:space="preserve">Most day-to-day work in a system that carries sensitive data resolves on this question alone. The</w:t>
+      </w:r>
+      <w:r>
+        <w:t xml:space="preserve"> </w:t>
+      </w:r>
+      <w:r>
+        <w:t xml:space="preserve">reach axis matters mainly for code-only and synthetic-only changes.</w:t>
+      </w:r>
+    </w:p>
     <w:bookmarkEnd w:id="19"/>
-    <w:bookmarkStart w:id="25" w:name="Xd83a63fe659f415ab44787fe54fd8f20e45636d"/>
-    <w:p>
-      <w:pPr>
-        <w:pStyle w:val="Heading2"/>
-      </w:pPr>
-      <w:r>
-        <w:t xml:space="preserve">2. The risk tier is the spine</w:t>
+    <w:bookmarkStart w:id="20" w:name="reach-is-blast-radius-not-headcount"/>
+    <w:p>
+      <w:pPr>
+        <w:pStyle w:val="Heading3"/>
+      </w:pPr>
+      <w:r>
+        <w:t xml:space="preserve">Reach is blast radius, not headcount</w:t>
       </w:r>
     </w:p>
     <w:p>
@@ -1572,42 +1382,214 @@
         <w:pStyle w:val="FirstParagraph"/>
       </w:pPr>
       <w:r>
-        <w:t xml:space="preserve">Nothing here is always-on except a short floor. Everything else is a dial set by the tier.</w:t>
-      </w:r>
-    </w:p>
-    <w:bookmarkStart w:id="20" w:name="classify-in-one-question-first"/>
+        <w:t xml:space="preserve">Four levels, set by how far a mistake in the change can travel.</w:t>
+      </w:r>
+    </w:p>
+    <w:p>
+      <w:pPr>
+        <w:pStyle w:val="Compact"/>
+        <w:numPr>
+          <w:ilvl w:val="0"/>
+          <w:numId w:val="1003"/>
+        </w:numPr>
+      </w:pPr>
+      <w:r>
+        <w:rPr>
+          <w:b/>
+          <w:bCs/>
+        </w:rPr>
+        <w:t xml:space="preserve">R0 Throwaway</w:t>
+      </w:r>
+      <w:r>
+        <w:t xml:space="preserve"> </w:t>
+      </w:r>
+      <w:r>
+        <w:t xml:space="preserve">-- a spike or one-off script; not on a shipping branch; no external consumer;</w:t>
+      </w:r>
+      <w:r>
+        <w:t xml:space="preserve"> </w:t>
+      </w:r>
+      <w:r>
+        <w:t xml:space="preserve">a short single-session trajectory.</w:t>
+      </w:r>
+    </w:p>
+    <w:p>
+      <w:pPr>
+        <w:pStyle w:val="Compact"/>
+        <w:numPr>
+          <w:ilvl w:val="0"/>
+          <w:numId w:val="1003"/>
+        </w:numPr>
+      </w:pPr>
+      <w:r>
+        <w:rPr>
+          <w:b/>
+          <w:bCs/>
+        </w:rPr>
+        <w:t xml:space="preserve">R1 Bounded module</w:t>
+      </w:r>
+      <w:r>
+        <w:t xml:space="preserve"> </w:t>
+      </w:r>
+      <w:r>
+        <w:t xml:space="preserve">-- one bounded module in a shipped repository, multi-session, decomposed,</w:t>
+      </w:r>
+      <w:r>
+        <w:t xml:space="preserve"> </w:t>
+      </w:r>
+      <w:r>
+        <w:t xml:space="preserve">branch and review request.</w:t>
+      </w:r>
+    </w:p>
+    <w:p>
+      <w:pPr>
+        <w:pStyle w:val="Compact"/>
+        <w:numPr>
+          <w:ilvl w:val="0"/>
+          <w:numId w:val="1003"/>
+        </w:numPr>
+      </w:pPr>
+      <w:r>
+        <w:rPr>
+          <w:b/>
+          <w:bCs/>
+        </w:rPr>
+        <w:t xml:space="preserve">R2 Cross-cutting or security seam</w:t>
+      </w:r>
+      <w:r>
+        <w:t xml:space="preserve"> </w:t>
+      </w:r>
+      <w:r>
+        <w:t xml:space="preserve">-- a change spanning several components, a schema or</w:t>
+      </w:r>
+      <w:r>
+        <w:t xml:space="preserve"> </w:t>
+      </w:r>
+      <w:r>
+        <w:t xml:space="preserve">migration, or a security-relevant seam such as authentication, cryptography, or a boundary guard.</w:t>
+      </w:r>
+      <w:r>
+        <w:t xml:space="preserve"> </w:t>
+      </w:r>
+      <w:r>
+        <w:t xml:space="preserve">Blast radius beyond one module. A team of a few people also reaches R2, but a solo maintainer</w:t>
+      </w:r>
+      <w:r>
+        <w:t xml:space="preserve"> </w:t>
+      </w:r>
+      <w:r>
+        <w:t xml:space="preserve">reaches it by change shape alone and does not need to invent a team.</w:t>
+      </w:r>
+    </w:p>
+    <w:p>
+      <w:pPr>
+        <w:pStyle w:val="Compact"/>
+        <w:numPr>
+          <w:ilvl w:val="0"/>
+          <w:numId w:val="1003"/>
+        </w:numPr>
+      </w:pPr>
+      <w:r>
+        <w:rPr>
+          <w:b/>
+          <w:bCs/>
+        </w:rPr>
+        <w:t xml:space="preserve">R3 Release others install</w:t>
+      </w:r>
+      <w:r>
+        <w:t xml:space="preserve"> </w:t>
+      </w:r>
+      <w:r>
+        <w:t xml:space="preserve">-- multiple teams, or a tagged release that adopters install onto</w:t>
+      </w:r>
+      <w:r>
+        <w:t xml:space="preserve"> </w:t>
+      </w:r>
+      <w:r>
+        <w:t xml:space="preserve">their own systems.</w:t>
+      </w:r>
+    </w:p>
+    <w:p>
+      <w:pPr>
+        <w:pStyle w:val="FirstParagraph"/>
+      </w:pPr>
+      <w:r>
+        <w:rPr>
+          <w:i/>
+          <w:iCs/>
+        </w:rPr>
+        <w:t xml:space="preserve">Revised.</w:t>
+      </w:r>
+      <w:r>
+        <w:t xml:space="preserve"> </w:t>
+      </w:r>
+      <w:r>
+        <w:t xml:space="preserve">The source material expressed this axis as</w:t>
+      </w:r>
+      <w:r>
+        <w:t xml:space="preserve"> </w:t>
+      </w:r>
+      <w:r>
+        <w:rPr>
+          <w:b/>
+          <w:bCs/>
+        </w:rPr>
+        <w:t xml:space="preserve">team size</w:t>
+      </w:r>
+      <w:r>
+        <w:t xml:space="preserve">, which leaves a solo maintainer</w:t>
+      </w:r>
+      <w:r>
+        <w:t xml:space="preserve"> </w:t>
+      </w:r>
+      <w:r>
+        <w:t xml:space="preserve">permanently in the lowest band no matter what the change touches. It is re-expressed here as blast</w:t>
+      </w:r>
+      <w:r>
+        <w:t xml:space="preserve"> </w:t>
+      </w:r>
+      <w:r>
+        <w:t xml:space="preserve">radius so that change shape, not headcount, sets the floor.</w:t>
+      </w:r>
+    </w:p>
+    <w:p>
+      <w:pPr>
+        <w:pStyle w:val="BodyText"/>
+      </w:pPr>
+      <w:r>
+        <w:rPr>
+          <w:b/>
+          <w:bCs/>
+        </w:rPr>
+        <w:t xml:space="preserve">Treat the matrix cells below as directional.</w:t>
+      </w:r>
+      <w:r>
+        <w:t xml:space="preserve"> </w:t>
+      </w:r>
+      <w:r>
+        <w:t xml:space="preserve">They were carried over from the team-size version</w:t>
+      </w:r>
+      <w:r>
+        <w:t xml:space="preserve"> </w:t>
+      </w:r>
+      <w:r>
+        <w:t xml:space="preserve">rather than re-derived against the new axis, so check them against your own work before adopting them</w:t>
+      </w:r>
+      <w:r>
+        <w:t xml:space="preserve"> </w:t>
+      </w:r>
+      <w:r>
+        <w:t xml:space="preserve">unchanged.</w:t>
+      </w:r>
+    </w:p>
+    <w:bookmarkEnd w:id="20"/>
+    <w:bookmarkStart w:id="21" w:name="sensitivity-is-the-dominant-ratchet"/>
     <w:p>
       <w:pPr>
         <w:pStyle w:val="Heading3"/>
       </w:pPr>
       <w:r>
-        <w:t xml:space="preserve">Classify in one question first</w:t>
-      </w:r>
-    </w:p>
-    <w:p>
-      <w:pPr>
-        <w:pStyle w:val="BlockText"/>
-      </w:pPr>
-      <w:r>
-        <w:rPr>
-          <w:b/>
-          <w:bCs/>
-        </w:rPr>
-        <w:t xml:space="preserve">Does any code path in this change touch -- or protect -- regulated or otherwise restricted data</w:t>
-      </w:r>
-      <w:r>
-        <w:rPr>
-          <w:b/>
-          <w:bCs/>
-        </w:rPr>
-        <w:t xml:space="preserve"> </w:t>
-      </w:r>
-      <w:r>
-        <w:rPr>
-          <w:b/>
-          <w:bCs/>
-        </w:rPr>
-        <w:t xml:space="preserve">in production, or can you not yet prove that it never will?</w:t>
+        <w:t xml:space="preserve">Sensitivity is the dominant ratchet</w:t>
       </w:r>
     </w:p>
     <w:p>
@@ -1615,58 +1597,29 @@
         <w:pStyle w:val="FirstParagraph"/>
       </w:pPr>
       <w:r>
-        <w:t xml:space="preserve">If yes, or if you cannot prove it, the change is</w:t>
-      </w:r>
-      <w:r>
-        <w:t xml:space="preserve"> </w:t>
-      </w:r>
-      <w:r>
-        <w:rPr>
-          <w:b/>
-          <w:bCs/>
-        </w:rPr>
-        <w:t xml:space="preserve">T3</w:t>
-      </w:r>
-      <w:r>
-        <w:t xml:space="preserve">. Only on a confident no does the reach axis</w:t>
-      </w:r>
-      <w:r>
-        <w:t xml:space="preserve"> </w:t>
-      </w:r>
-      <w:r>
-        <w:t xml:space="preserve">become the tiebreaker between the lower tiers.</w:t>
-      </w:r>
-    </w:p>
-    <w:p>
-      <w:pPr>
-        <w:pStyle w:val="BodyText"/>
-      </w:pPr>
-      <w:r>
-        <w:t xml:space="preserve">Most day-to-day work in a system that carries sensitive data resolves on this question alone. The</w:t>
-      </w:r>
-      <w:r>
-        <w:t xml:space="preserve"> </w:t>
-      </w:r>
-      <w:r>
-        <w:t xml:space="preserve">reach axis matters mainly for code-only and synthetic-only changes.</w:t>
-      </w:r>
-    </w:p>
-    <w:bookmarkEnd w:id="20"/>
-    <w:bookmarkStart w:id="21" w:name="reach-is-blast-radius-not-headcount"/>
-    <w:p>
-      <w:pPr>
-        <w:pStyle w:val="Heading3"/>
-      </w:pPr>
-      <w:r>
-        <w:t xml:space="preserve">Reach is blast radius, not headcount</w:t>
-      </w:r>
-    </w:p>
-    <w:p>
-      <w:pPr>
-        <w:pStyle w:val="FirstParagraph"/>
-      </w:pPr>
-      <w:r>
-        <w:t xml:space="preserve">Four levels, set by how far a mistake in the change can travel.</w:t>
+        <w:t xml:space="preserve">This axis measures development-process data exposure</w:t>
+      </w:r>
+      <w:r>
+        <w:t xml:space="preserve"> </w:t>
+      </w:r>
+      <w:r>
+        <w:rPr>
+          <w:i/>
+          <w:iCs/>
+        </w:rPr>
+        <w:t xml:space="preserve">and</w:t>
+      </w:r>
+      <w:r>
+        <w:t xml:space="preserve"> </w:t>
+      </w:r>
+      <w:r>
+        <w:t xml:space="preserve">production code-path sensitivity. Four</w:t>
+      </w:r>
+      <w:r>
+        <w:t xml:space="preserve"> </w:t>
+      </w:r>
+      <w:r>
+        <w:t xml:space="preserve">levels again.</w:t>
       </w:r>
     </w:p>
     <w:p>
@@ -1682,19 +1635,19 @@
           <w:b/>
           <w:bCs/>
         </w:rPr>
-        <w:t xml:space="preserve">R0 Throwaway</w:t>
-      </w:r>
-      <w:r>
-        <w:t xml:space="preserve"> </w:t>
-      </w:r>
-      <w:r>
-        <w:t xml:space="preserve">-- a spike or one-off script; not on a shipping branch; no external consumer;</w:t>
-      </w:r>
-      <w:r>
-        <w:t xml:space="preserve"> </w:t>
-      </w:r>
-      <w:r>
-        <w:t xml:space="preserve">a short single-session trajectory.</w:t>
+        <w:t xml:space="preserve">D0 None</w:t>
+      </w:r>
+      <w:r>
+        <w:t xml:space="preserve"> </w:t>
+      </w:r>
+      <w:r>
+        <w:t xml:space="preserve">-- no restricted data anywhere in scope; code-only context; not on the</w:t>
+      </w:r>
+      <w:r>
+        <w:t xml:space="preserve"> </w:t>
+      </w:r>
+      <w:r>
+        <w:t xml:space="preserve">sensitive production path.</w:t>
       </w:r>
     </w:p>
     <w:p>
@@ -1710,19 +1663,19 @@
           <w:b/>
           <w:bCs/>
         </w:rPr>
-        <w:t xml:space="preserve">R1 Bounded module</w:t>
-      </w:r>
-      <w:r>
-        <w:t xml:space="preserve"> </w:t>
-      </w:r>
-      <w:r>
-        <w:t xml:space="preserve">-- one bounded module in a shipped repository, multi-session, decomposed,</w:t>
-      </w:r>
-      <w:r>
-        <w:t xml:space="preserve"> </w:t>
-      </w:r>
-      <w:r>
-        <w:t xml:space="preserve">branch and review request.</w:t>
+        <w:t xml:space="preserve">D1 Synthetic in development, sensitive path in production</w:t>
+      </w:r>
+      <w:r>
+        <w:t xml:space="preserve"> </w:t>
+      </w:r>
+      <w:r>
+        <w:t xml:space="preserve">-- development and test use</w:t>
+      </w:r>
+      <w:r>
+        <w:t xml:space="preserve"> </w:t>
+      </w:r>
+      <w:r>
+        <w:t xml:space="preserve">synthetic data only, and the production code path carries restricted data.</w:t>
       </w:r>
     </w:p>
     <w:p>
@@ -1738,31 +1691,25 @@
           <w:b/>
           <w:bCs/>
         </w:rPr>
-        <w:t xml:space="preserve">R2 Cross-cutting or security seam</w:t>
-      </w:r>
-      <w:r>
-        <w:t xml:space="preserve"> </w:t>
-      </w:r>
-      <w:r>
-        <w:t xml:space="preserve">-- a change spanning several components, a schema or</w:t>
-      </w:r>
-      <w:r>
-        <w:t xml:space="preserve"> </w:t>
-      </w:r>
-      <w:r>
-        <w:t xml:space="preserve">migration, or a security-relevant seam such as authentication, cryptography, or a boundary guard.</w:t>
-      </w:r>
-      <w:r>
-        <w:t xml:space="preserve"> </w:t>
-      </w:r>
-      <w:r>
-        <w:t xml:space="preserve">Blast radius beyond one module. A team of a few people also reaches R2, but a solo maintainer</w:t>
-      </w:r>
-      <w:r>
-        <w:t xml:space="preserve"> </w:t>
-      </w:r>
-      <w:r>
-        <w:t xml:space="preserve">reaches it by change shape alone and does not need to invent a team.</w:t>
+        <w:t xml:space="preserve">D2 The code is itself a protective control</w:t>
+      </w:r>
+      <w:r>
+        <w:t xml:space="preserve"> </w:t>
+      </w:r>
+      <w:r>
+        <w:t xml:space="preserve">-- encryption at rest, authentication and</w:t>
+      </w:r>
+      <w:r>
+        <w:t xml:space="preserve"> </w:t>
+      </w:r>
+      <w:r>
+        <w:t xml:space="preserve">authorization, the audit log, a redaction routine, an exposure guard. A failure here is a direct</w:t>
+      </w:r>
+      <w:r>
+        <w:t xml:space="preserve"> </w:t>
+      </w:r>
+      <w:r>
+        <w:t xml:space="preserve">exposure.</w:t>
       </w:r>
     </w:p>
     <w:p>
@@ -1778,292 +1725,61 @@
           <w:b/>
           <w:bCs/>
         </w:rPr>
-        <w:t xml:space="preserve">R3 Release others install</w:t>
-      </w:r>
-      <w:r>
-        <w:t xml:space="preserve"> </w:t>
-      </w:r>
-      <w:r>
-        <w:t xml:space="preserve">-- multiple teams, or a tagged release that adopters install onto</w:t>
-      </w:r>
-      <w:r>
-        <w:t xml:space="preserve"> </w:t>
-      </w:r>
-      <w:r>
-        <w:t xml:space="preserve">their own systems.</w:t>
-      </w:r>
-    </w:p>
-    <w:p>
-      <w:pPr>
-        <w:pStyle w:val="FirstParagraph"/>
-      </w:pPr>
-      <w:r>
-        <w:rPr>
-          <w:i/>
-          <w:iCs/>
-        </w:rPr>
-        <w:t xml:space="preserve">Revised.</w:t>
-      </w:r>
-      <w:r>
-        <w:t xml:space="preserve"> </w:t>
-      </w:r>
-      <w:r>
-        <w:t xml:space="preserve">The source material expressed this axis as</w:t>
-      </w:r>
-      <w:r>
-        <w:t xml:space="preserve"> </w:t>
-      </w:r>
-      <w:r>
-        <w:rPr>
-          <w:b/>
-          <w:bCs/>
-        </w:rPr>
-        <w:t xml:space="preserve">team size</w:t>
-      </w:r>
-      <w:r>
-        <w:t xml:space="preserve">, which leaves a solo maintainer</w:t>
-      </w:r>
-      <w:r>
-        <w:t xml:space="preserve"> </w:t>
-      </w:r>
-      <w:r>
-        <w:t xml:space="preserve">permanently in the lowest band no matter what the change touches. It is re-expressed here as blast</w:t>
-      </w:r>
-      <w:r>
-        <w:t xml:space="preserve"> </w:t>
-      </w:r>
-      <w:r>
-        <w:t xml:space="preserve">radius so that change shape, not headcount, sets the floor.</w:t>
-      </w:r>
-    </w:p>
-    <w:p>
-      <w:pPr>
-        <w:pStyle w:val="BodyText"/>
-      </w:pPr>
-      <w:r>
-        <w:rPr>
-          <w:b/>
-          <w:bCs/>
-        </w:rPr>
-        <w:t xml:space="preserve">Treat the matrix cells below as directional.</w:t>
-      </w:r>
-      <w:r>
-        <w:t xml:space="preserve"> </w:t>
-      </w:r>
-      <w:r>
-        <w:t xml:space="preserve">They were carried over from the team-size version</w:t>
-      </w:r>
-      <w:r>
-        <w:t xml:space="preserve"> </w:t>
-      </w:r>
-      <w:r>
-        <w:t xml:space="preserve">rather than re-derived against the new axis, so check them against your own work before adopting them</w:t>
-      </w:r>
-      <w:r>
-        <w:t xml:space="preserve"> </w:t>
-      </w:r>
-      <w:r>
-        <w:t xml:space="preserve">unchanged.</w:t>
+        <w:t xml:space="preserve">D3 The deployed system carries restricted data</w:t>
+      </w:r>
+      <w:r>
+        <w:t xml:space="preserve"> </w:t>
+      </w:r>
+      <w:r>
+        <w:t xml:space="preserve">in production.</w:t>
+      </w:r>
+    </w:p>
+    <w:p>
+      <w:pPr>
+        <w:pStyle w:val="BlockText"/>
+      </w:pPr>
+      <w:r>
+        <w:rPr>
+          <w:b/>
+          <w:bCs/>
+        </w:rPr>
+        <w:t xml:space="preserve">The sensitivity axis is about the production code path, never about restricted data on a</w:t>
+      </w:r>
+      <w:r>
+        <w:rPr>
+          <w:b/>
+          <w:bCs/>
+        </w:rPr>
+        <w:t xml:space="preserve"> </w:t>
+      </w:r>
+      <w:r>
+        <w:rPr>
+          <w:b/>
+          <w:bCs/>
+        </w:rPr>
+        <w:t xml:space="preserve">development machine.</w:t>
+      </w:r>
+      <w:r>
+        <w:t xml:space="preserve"> </w:t>
+      </w:r>
+      <w:r>
+        <w:t xml:space="preserve">Development and test are synthetic, always, at every tier. A high</w:t>
+      </w:r>
+      <w:r>
+        <w:t xml:space="preserve"> </w:t>
+      </w:r>
+      <w:r>
+        <w:t xml:space="preserve">sensitivity rating never licenses real restricted data into a prompt, a fixture, a transcript or a</w:t>
+      </w:r>
+      <w:r>
+        <w:t xml:space="preserve"> </w:t>
+      </w:r>
+      <w:r>
+        <w:t xml:space="preserve">memory file.</w:t>
       </w:r>
     </w:p>
     <w:bookmarkEnd w:id="21"/>
-    <w:bookmarkStart w:id="22" w:name="sensitivity-is-the-dominant-ratchet"/>
-    <w:p>
-      <w:pPr>
-        <w:pStyle w:val="Heading3"/>
-      </w:pPr>
-      <w:r>
-        <w:t xml:space="preserve">Sensitivity is the dominant ratchet</w:t>
-      </w:r>
-    </w:p>
-    <w:p>
-      <w:pPr>
-        <w:pStyle w:val="FirstParagraph"/>
-      </w:pPr>
-      <w:r>
-        <w:t xml:space="preserve">This axis measures development-process data exposure</w:t>
-      </w:r>
-      <w:r>
-        <w:t xml:space="preserve"> </w:t>
-      </w:r>
-      <w:r>
-        <w:rPr>
-          <w:i/>
-          <w:iCs/>
-        </w:rPr>
-        <w:t xml:space="preserve">and</w:t>
-      </w:r>
-      <w:r>
-        <w:t xml:space="preserve"> </w:t>
-      </w:r>
-      <w:r>
-        <w:t xml:space="preserve">production code-path sensitivity. Four</w:t>
-      </w:r>
-      <w:r>
-        <w:t xml:space="preserve"> </w:t>
-      </w:r>
-      <w:r>
-        <w:t xml:space="preserve">levels again.</w:t>
-      </w:r>
-    </w:p>
-    <w:p>
-      <w:pPr>
-        <w:pStyle w:val="Compact"/>
-        <w:numPr>
-          <w:ilvl w:val="0"/>
-          <w:numId w:val="1005"/>
-        </w:numPr>
-      </w:pPr>
-      <w:r>
-        <w:rPr>
-          <w:b/>
-          <w:bCs/>
-        </w:rPr>
-        <w:t xml:space="preserve">D0 None</w:t>
-      </w:r>
-      <w:r>
-        <w:t xml:space="preserve"> </w:t>
-      </w:r>
-      <w:r>
-        <w:t xml:space="preserve">-- no restricted data anywhere in scope; code-only context; not on the</w:t>
-      </w:r>
-      <w:r>
-        <w:t xml:space="preserve"> </w:t>
-      </w:r>
-      <w:r>
-        <w:t xml:space="preserve">sensitive production path.</w:t>
-      </w:r>
-    </w:p>
-    <w:p>
-      <w:pPr>
-        <w:pStyle w:val="Compact"/>
-        <w:numPr>
-          <w:ilvl w:val="0"/>
-          <w:numId w:val="1005"/>
-        </w:numPr>
-      </w:pPr>
-      <w:r>
-        <w:rPr>
-          <w:b/>
-          <w:bCs/>
-        </w:rPr>
-        <w:t xml:space="preserve">D1 Synthetic in development, sensitive path in production</w:t>
-      </w:r>
-      <w:r>
-        <w:t xml:space="preserve"> </w:t>
-      </w:r>
-      <w:r>
-        <w:t xml:space="preserve">-- development and test use</w:t>
-      </w:r>
-      <w:r>
-        <w:t xml:space="preserve"> </w:t>
-      </w:r>
-      <w:r>
-        <w:t xml:space="preserve">synthetic data only, and the production code path carries restricted data.</w:t>
-      </w:r>
-    </w:p>
-    <w:p>
-      <w:pPr>
-        <w:pStyle w:val="Compact"/>
-        <w:numPr>
-          <w:ilvl w:val="0"/>
-          <w:numId w:val="1005"/>
-        </w:numPr>
-      </w:pPr>
-      <w:r>
-        <w:rPr>
-          <w:b/>
-          <w:bCs/>
-        </w:rPr>
-        <w:t xml:space="preserve">D2 The code is itself a protective control</w:t>
-      </w:r>
-      <w:r>
-        <w:t xml:space="preserve"> </w:t>
-      </w:r>
-      <w:r>
-        <w:t xml:space="preserve">-- encryption at rest, authentication and</w:t>
-      </w:r>
-      <w:r>
-        <w:t xml:space="preserve"> </w:t>
-      </w:r>
-      <w:r>
-        <w:t xml:space="preserve">authorization, the audit log, a redaction routine, an exposure guard. A failure here is a direct</w:t>
-      </w:r>
-      <w:r>
-        <w:t xml:space="preserve"> </w:t>
-      </w:r>
-      <w:r>
-        <w:t xml:space="preserve">exposure.</w:t>
-      </w:r>
-    </w:p>
-    <w:p>
-      <w:pPr>
-        <w:pStyle w:val="Compact"/>
-        <w:numPr>
-          <w:ilvl w:val="0"/>
-          <w:numId w:val="1005"/>
-        </w:numPr>
-      </w:pPr>
-      <w:r>
-        <w:rPr>
-          <w:b/>
-          <w:bCs/>
-        </w:rPr>
-        <w:t xml:space="preserve">D3 The deployed system carries restricted data</w:t>
-      </w:r>
-      <w:r>
-        <w:t xml:space="preserve"> </w:t>
-      </w:r>
-      <w:r>
-        <w:t xml:space="preserve">in production.</w:t>
-      </w:r>
-    </w:p>
-    <w:p>
-      <w:pPr>
-        <w:pStyle w:val="BlockText"/>
-      </w:pPr>
-      <w:r>
-        <w:rPr>
-          <w:b/>
-          <w:bCs/>
-        </w:rPr>
-        <w:t xml:space="preserve">The sensitivity axis is about the production code path, never about restricted data on a</w:t>
-      </w:r>
-      <w:r>
-        <w:rPr>
-          <w:b/>
-          <w:bCs/>
-        </w:rPr>
-        <w:t xml:space="preserve"> </w:t>
-      </w:r>
-      <w:r>
-        <w:rPr>
-          <w:b/>
-          <w:bCs/>
-        </w:rPr>
-        <w:t xml:space="preserve">development machine.</w:t>
-      </w:r>
-      <w:r>
-        <w:t xml:space="preserve"> </w:t>
-      </w:r>
-      <w:r>
-        <w:t xml:space="preserve">Development and test are synthetic, always, at every tier. A high</w:t>
-      </w:r>
-      <w:r>
-        <w:t xml:space="preserve"> </w:t>
-      </w:r>
-      <w:r>
-        <w:t xml:space="preserve">sensitivity rating never licenses real restricted data into a prompt, a fixture, a transcript or a</w:t>
-      </w:r>
-      <w:r>
-        <w:t xml:space="preserve"> </w:t>
-      </w:r>
-      <w:r>
-        <w:t xml:space="preserve">memory file.</w:t>
-      </w:r>
-    </w:p>
-    <w:bookmarkEnd w:id="22"/>
-    <w:bookmarkStart w:id="23" w:name="the-matrix"/>
+    <w:bookmarkStart w:id="22" w:name="the-matrix"/>
     <w:p>
       <w:pPr>
         <w:pStyle w:val="Heading3"/>
@@ -2520,8 +2236,8 @@
         <w:t xml:space="preserve">stricter, never laxer, so no cell can accidentally be more permissive than a cell it dominates.</w:t>
       </w:r>
     </w:p>
-    <w:bookmarkEnd w:id="23"/>
-    <w:bookmarkStart w:id="24" w:name="X224b75b947cf557dde0734fa4f1a96c11e2c503"/>
+    <w:bookmarkEnd w:id="22"/>
+    <w:bookmarkStart w:id="23" w:name="X224b75b947cf557dde0734fa4f1a96c11e2c503"/>
     <w:p>
       <w:pPr>
         <w:pStyle w:val="Heading3"/>
@@ -2543,7 +2259,7 @@
         <w:pStyle w:val="Compact"/>
         <w:numPr>
           <w:ilvl w:val="0"/>
-          <w:numId w:val="1006"/>
+          <w:numId w:val="1005"/>
         </w:numPr>
       </w:pPr>
       <w:r>
@@ -2571,7 +2287,7 @@
         <w:pStyle w:val="Compact"/>
         <w:numPr>
           <w:ilvl w:val="0"/>
-          <w:numId w:val="1006"/>
+          <w:numId w:val="1005"/>
         </w:numPr>
       </w:pPr>
       <w:r>
@@ -2593,7 +2309,7 @@
         <w:pStyle w:val="Compact"/>
         <w:numPr>
           <w:ilvl w:val="0"/>
-          <w:numId w:val="1006"/>
+          <w:numId w:val="1005"/>
         </w:numPr>
       </w:pPr>
       <w:r>
@@ -2946,9 +2662,9 @@
         </w:pict>
       </w:r>
     </w:p>
+    <w:bookmarkEnd w:id="23"/>
     <w:bookmarkEnd w:id="24"/>
-    <w:bookmarkEnd w:id="25"/>
-    <w:bookmarkStart w:id="31" w:name="X4dd2e1667c7028d8406bf2ecce881d8eea9b867"/>
+    <w:bookmarkStart w:id="30" w:name="X4dd2e1667c7028d8406bf2ecce881d8eea9b867"/>
     <w:p>
       <w:pPr>
         <w:pStyle w:val="Heading2"/>
@@ -3252,7 +2968,7 @@
       <w:r>
         <w:t xml:space="preserve"> </w:t>
       </w:r>
-      <w:hyperlink r:id="rId26">
+      <w:hyperlink r:id="rId25">
         <w:r>
           <w:rPr>
             <w:rStyle w:val="Hyperlink"/>
@@ -3268,7 +2984,7 @@
       <w:r>
         <w:t xml:space="preserve"> </w:t>
       </w:r>
-      <w:hyperlink r:id="rId27">
+      <w:hyperlink r:id="rId26">
         <w:r>
           <w:rPr>
             <w:rStyle w:val="Hyperlink"/>
@@ -3290,7 +3006,7 @@
       <w:r>
         <w:t xml:space="preserve"> </w:t>
       </w:r>
-      <w:hyperlink r:id="rId18">
+      <w:hyperlink r:id="rId17">
         <w:r>
           <w:rPr>
             <w:rStyle w:val="Hyperlink"/>
@@ -3339,7 +3055,7 @@
       <w:r>
         <w:t xml:space="preserve"> </w:t>
       </w:r>
-      <w:hyperlink r:id="rId15">
+      <w:hyperlink r:id="rId14">
         <w:r>
           <w:rPr>
             <w:rStyle w:val="Hyperlink"/>
@@ -3351,7 +3067,7 @@
         <w:t xml:space="preserve">.</w:t>
       </w:r>
     </w:p>
-    <w:bookmarkStart w:id="28" w:name="X16acdd4f9f28ede17f0030df158148a37c860cc"/>
+    <w:bookmarkStart w:id="27" w:name="X16acdd4f9f28ede17f0030df158148a37c860cc"/>
     <w:p>
       <w:pPr>
         <w:pStyle w:val="Heading3"/>
@@ -3398,7 +3114,7 @@
         <w:pStyle w:val="Compact"/>
         <w:numPr>
           <w:ilvl w:val="0"/>
-          <w:numId w:val="1007"/>
+          <w:numId w:val="1006"/>
         </w:numPr>
       </w:pPr>
       <w:r>
@@ -3448,7 +3164,7 @@
         <w:pStyle w:val="Compact"/>
         <w:numPr>
           <w:ilvl w:val="0"/>
-          <w:numId w:val="1007"/>
+          <w:numId w:val="1006"/>
         </w:numPr>
       </w:pPr>
       <w:r>
@@ -3470,7 +3186,7 @@
         <w:pStyle w:val="Compact"/>
         <w:numPr>
           <w:ilvl w:val="0"/>
-          <w:numId w:val="1007"/>
+          <w:numId w:val="1006"/>
         </w:numPr>
       </w:pPr>
       <w:r>
@@ -3489,7 +3205,7 @@
         <w:pStyle w:val="Compact"/>
         <w:numPr>
           <w:ilvl w:val="0"/>
-          <w:numId w:val="1007"/>
+          <w:numId w:val="1006"/>
         </w:numPr>
       </w:pPr>
       <w:r>
@@ -3514,7 +3230,7 @@
         <w:pStyle w:val="Compact"/>
         <w:numPr>
           <w:ilvl w:val="0"/>
-          <w:numId w:val="1007"/>
+          <w:numId w:val="1006"/>
         </w:numPr>
       </w:pPr>
       <w:r>
@@ -3533,7 +3249,7 @@
         <w:pStyle w:val="Compact"/>
         <w:numPr>
           <w:ilvl w:val="0"/>
-          <w:numId w:val="1007"/>
+          <w:numId w:val="1006"/>
         </w:numPr>
       </w:pPr>
       <w:r>
@@ -3588,140 +3304,140 @@
         <w:t xml:space="preserve">different postures, and a register that does not distinguish them reads as the permissive one.</w:t>
       </w:r>
     </w:p>
+    <w:bookmarkEnd w:id="27"/>
+    <w:bookmarkStart w:id="28" w:name="Xedbaed0280c2afd94f7164f5308866f0e252f18"/>
+    <w:p>
+      <w:pPr>
+        <w:pStyle w:val="Heading3"/>
+      </w:pPr>
+      <w:r>
+        <w:t xml:space="preserve">The build tooling is a supply-chain surface nobody scans</w:t>
+      </w:r>
+    </w:p>
+    <w:p>
+      <w:pPr>
+        <w:pStyle w:val="FirstParagraph"/>
+      </w:pPr>
+      <w:r>
+        <w:t xml:space="preserve">Static analysis and dependency audits inspect your product's dependencies. They do not inspect the</w:t>
+      </w:r>
+      <w:r>
+        <w:t xml:space="preserve"> </w:t>
+      </w:r>
+      <w:r>
+        <w:t xml:space="preserve">AI coding assistant, its skills, its installed editor extensions, the third-party tool servers it is</w:t>
+      </w:r>
+      <w:r>
+        <w:t xml:space="preserve"> </w:t>
+      </w:r>
+      <w:r>
+        <w:t xml:space="preserve">connected to, or an agent framework wrapping it. All of those run with the developer's privileges</w:t>
+      </w:r>
+      <w:r>
+        <w:t xml:space="preserve"> </w:t>
+      </w:r>
+      <w:r>
+        <w:t xml:space="preserve">and can read the repository.</w:t>
+      </w:r>
+    </w:p>
+    <w:p>
+      <w:pPr>
+        <w:pStyle w:val="BodyText"/>
+      </w:pPr>
+      <w:r>
+        <w:rPr>
+          <w:b/>
+          <w:bCs/>
+        </w:rPr>
+        <w:t xml:space="preserve">Rule.</w:t>
+      </w:r>
+      <w:r>
+        <w:t xml:space="preserve"> </w:t>
+      </w:r>
+      <w:r>
+        <w:t xml:space="preserve">Pin and verify the AI coding assistant version; vet every skill, tool-server connection,</w:t>
+      </w:r>
+      <w:r>
+        <w:t xml:space="preserve"> </w:t>
+      </w:r>
+      <w:r>
+        <w:t xml:space="preserve">extension and agent framework before first use; prefer official distribution sources; record what</w:t>
+      </w:r>
+      <w:r>
+        <w:t xml:space="preserve"> </w:t>
+      </w:r>
+      <w:r>
+        <w:t xml:space="preserve">is in use so the set is auditable. Treat a change to that set as a change to the build</w:t>
+      </w:r>
+      <w:r>
+        <w:t xml:space="preserve"> </w:t>
+      </w:r>
+      <w:r>
+        <w:t xml:space="preserve">environment, with the same scrutiny as a dependency bump.</w:t>
+      </w:r>
+    </w:p>
+    <w:p>
+      <w:pPr>
+        <w:pStyle w:val="BodyText"/>
+      </w:pPr>
+      <w:r>
+        <w:rPr>
+          <w:b/>
+          <w:bCs/>
+        </w:rPr>
+        <w:t xml:space="preserve">Two distinct risks get conflated here, and only one of them is scannable.</w:t>
+      </w:r>
+      <w:r>
+        <w:t xml:space="preserve"> </w:t>
+      </w:r>
+      <w:r>
+        <w:t xml:space="preserve">A third-party tool</w:t>
+      </w:r>
+      <w:r>
+        <w:t xml:space="preserve"> </w:t>
+      </w:r>
+      <w:r>
+        <w:t xml:space="preserve">server is an arbitrary process that can read repository content and receives whatever the agent sends</w:t>
+      </w:r>
+      <w:r>
+        <w:t xml:space="preserve"> </w:t>
+      </w:r>
+      <w:r>
+        <w:t xml:space="preserve">it. Default-deny it above the lowest tiers; where one is used, vet it, pin it, record it, send it</w:t>
+      </w:r>
+      <w:r>
+        <w:t xml:space="preserve"> </w:t>
+      </w:r>
+      <w:r>
+        <w:t xml:space="preserve">nothing restricted, and treat everything it returns as untrusted data.</w:t>
+      </w:r>
+    </w:p>
+    <w:p>
+      <w:pPr>
+        <w:pStyle w:val="BodyText"/>
+      </w:pPr>
+      <w:r>
+        <w:rPr>
+          <w:b/>
+          <w:bCs/>
+        </w:rPr>
+        <w:t xml:space="preserve">A live search or fetch is outbound egress in its own right.</w:t>
+      </w:r>
+      <w:r>
+        <w:t xml:space="preserve"> </w:t>
+      </w:r>
+      <w:r>
+        <w:t xml:space="preserve">No restricted value, credential or</w:t>
+      </w:r>
+      <w:r>
+        <w:t xml:space="preserve"> </w:t>
+      </w:r>
+      <w:r>
+        <w:t xml:space="preserve">identifying string belongs in a query or a tool argument.</w:t>
+      </w:r>
+    </w:p>
     <w:bookmarkEnd w:id="28"/>
-    <w:bookmarkStart w:id="29" w:name="Xedbaed0280c2afd94f7164f5308866f0e252f18"/>
-    <w:p>
-      <w:pPr>
-        <w:pStyle w:val="Heading3"/>
-      </w:pPr>
-      <w:r>
-        <w:t xml:space="preserve">The build tooling is a supply-chain surface nobody scans</w:t>
-      </w:r>
-    </w:p>
-    <w:p>
-      <w:pPr>
-        <w:pStyle w:val="FirstParagraph"/>
-      </w:pPr>
-      <w:r>
-        <w:t xml:space="preserve">Static analysis and dependency audits inspect your product's dependencies. They do not inspect the</w:t>
-      </w:r>
-      <w:r>
-        <w:t xml:space="preserve"> </w:t>
-      </w:r>
-      <w:r>
-        <w:t xml:space="preserve">AI coding assistant, its skills, its installed editor extensions, the third-party tool servers it is</w:t>
-      </w:r>
-      <w:r>
-        <w:t xml:space="preserve"> </w:t>
-      </w:r>
-      <w:r>
-        <w:t xml:space="preserve">connected to, or an agent framework wrapping it. All of those run with the developer's privileges</w:t>
-      </w:r>
-      <w:r>
-        <w:t xml:space="preserve"> </w:t>
-      </w:r>
-      <w:r>
-        <w:t xml:space="preserve">and can read the repository.</w:t>
-      </w:r>
-    </w:p>
-    <w:p>
-      <w:pPr>
-        <w:pStyle w:val="BodyText"/>
-      </w:pPr>
-      <w:r>
-        <w:rPr>
-          <w:b/>
-          <w:bCs/>
-        </w:rPr>
-        <w:t xml:space="preserve">Rule.</w:t>
-      </w:r>
-      <w:r>
-        <w:t xml:space="preserve"> </w:t>
-      </w:r>
-      <w:r>
-        <w:t xml:space="preserve">Pin and verify the AI coding assistant version; vet every skill, tool-server connection,</w:t>
-      </w:r>
-      <w:r>
-        <w:t xml:space="preserve"> </w:t>
-      </w:r>
-      <w:r>
-        <w:t xml:space="preserve">extension and agent framework before first use; prefer official distribution sources; record what</w:t>
-      </w:r>
-      <w:r>
-        <w:t xml:space="preserve"> </w:t>
-      </w:r>
-      <w:r>
-        <w:t xml:space="preserve">is in use so the set is auditable. Treat a change to that set as a change to the build</w:t>
-      </w:r>
-      <w:r>
-        <w:t xml:space="preserve"> </w:t>
-      </w:r>
-      <w:r>
-        <w:t xml:space="preserve">environment, with the same scrutiny as a dependency bump.</w:t>
-      </w:r>
-    </w:p>
-    <w:p>
-      <w:pPr>
-        <w:pStyle w:val="BodyText"/>
-      </w:pPr>
-      <w:r>
-        <w:rPr>
-          <w:b/>
-          <w:bCs/>
-        </w:rPr>
-        <w:t xml:space="preserve">Two distinct risks get conflated here, and only one of them is scannable.</w:t>
-      </w:r>
-      <w:r>
-        <w:t xml:space="preserve"> </w:t>
-      </w:r>
-      <w:r>
-        <w:t xml:space="preserve">A third-party tool</w:t>
-      </w:r>
-      <w:r>
-        <w:t xml:space="preserve"> </w:t>
-      </w:r>
-      <w:r>
-        <w:t xml:space="preserve">server is an arbitrary process that can read repository content and receives whatever the agent sends</w:t>
-      </w:r>
-      <w:r>
-        <w:t xml:space="preserve"> </w:t>
-      </w:r>
-      <w:r>
-        <w:t xml:space="preserve">it. Default-deny it above the lowest tiers; where one is used, vet it, pin it, record it, send it</w:t>
-      </w:r>
-      <w:r>
-        <w:t xml:space="preserve"> </w:t>
-      </w:r>
-      <w:r>
-        <w:t xml:space="preserve">nothing restricted, and treat everything it returns as untrusted data.</w:t>
-      </w:r>
-    </w:p>
-    <w:p>
-      <w:pPr>
-        <w:pStyle w:val="BodyText"/>
-      </w:pPr>
-      <w:r>
-        <w:rPr>
-          <w:b/>
-          <w:bCs/>
-        </w:rPr>
-        <w:t xml:space="preserve">A live search or fetch is outbound egress in its own right.</w:t>
-      </w:r>
-      <w:r>
-        <w:t xml:space="preserve"> </w:t>
-      </w:r>
-      <w:r>
-        <w:t xml:space="preserve">No restricted value, credential or</w:t>
-      </w:r>
-      <w:r>
-        <w:t xml:space="preserve"> </w:t>
-      </w:r>
-      <w:r>
-        <w:t xml:space="preserve">identifying string belongs in a query or a tool argument.</w:t>
-      </w:r>
-    </w:p>
-    <w:bookmarkEnd w:id="29"/>
-    <w:bookmarkStart w:id="30" w:name="X1578757e3c2884374fe3747e42c75573fa578b7"/>
+    <w:bookmarkStart w:id="29" w:name="X1578757e3c2884374fe3747e42c75573fa578b7"/>
     <w:p>
       <w:pPr>
         <w:pStyle w:val="Heading3"/>
@@ -3789,9 +3505,9 @@
         </w:pict>
       </w:r>
     </w:p>
+    <w:bookmarkEnd w:id="29"/>
     <w:bookmarkEnd w:id="30"/>
-    <w:bookmarkEnd w:id="31"/>
-    <w:bookmarkStart w:id="36" w:name="X334d283ad156978b422653d82c9c52dfa22a251"/>
+    <w:bookmarkStart w:id="35" w:name="X334d283ad156978b422653d82c9c52dfa22a251"/>
     <w:p>
       <w:pPr>
         <w:pStyle w:val="Heading2"/>
@@ -4460,7 +4176,7 @@
       <w:pPr>
         <w:pStyle w:val="FirstParagraph"/>
       </w:pPr>
-      <w:hyperlink r:id="rId18">
+      <w:hyperlink r:id="rId17">
         <w:r>
           <w:rPr>
             <w:rStyle w:val="Hyperlink"/>
@@ -4486,10 +4202,10 @@
         <w:pStyle w:val="Compact"/>
         <w:numPr>
           <w:ilvl w:val="0"/>
-          <w:numId w:val="1008"/>
+          <w:numId w:val="1007"/>
         </w:numPr>
       </w:pPr>
-      <w:hyperlink r:id="rId32">
+      <w:hyperlink r:id="rId31">
         <w:r>
           <w:rPr>
             <w:rStyle w:val="Hyperlink"/>
@@ -4505,10 +4221,10 @@
         <w:pStyle w:val="Compact"/>
         <w:numPr>
           <w:ilvl w:val="0"/>
-          <w:numId w:val="1008"/>
+          <w:numId w:val="1007"/>
         </w:numPr>
       </w:pPr>
-      <w:hyperlink r:id="rId33">
+      <w:hyperlink r:id="rId32">
         <w:r>
           <w:rPr>
             <w:rStyle w:val="Hyperlink"/>
@@ -4524,10 +4240,10 @@
         <w:pStyle w:val="Compact"/>
         <w:numPr>
           <w:ilvl w:val="0"/>
-          <w:numId w:val="1008"/>
+          <w:numId w:val="1007"/>
         </w:numPr>
       </w:pPr>
-      <w:hyperlink r:id="rId34">
+      <w:hyperlink r:id="rId33">
         <w:r>
           <w:rPr>
             <w:rStyle w:val="Hyperlink"/>
@@ -4543,10 +4259,10 @@
         <w:pStyle w:val="Compact"/>
         <w:numPr>
           <w:ilvl w:val="0"/>
-          <w:numId w:val="1008"/>
+          <w:numId w:val="1007"/>
         </w:numPr>
       </w:pPr>
-      <w:hyperlink r:id="rId35">
+      <w:hyperlink r:id="rId34">
         <w:r>
           <w:rPr>
             <w:rStyle w:val="Hyperlink"/>
@@ -4572,14 +4288,93 @@
         </w:pict>
       </w:r>
     </w:p>
+    <w:bookmarkEnd w:id="35"/>
+    <w:bookmarkStart w:id="47" w:name="X50bed90527a78ba00f11f55249ebefc0bdacbaa"/>
+    <w:p>
+      <w:pPr>
+        <w:pStyle w:val="Heading2"/>
+      </w:pPr>
+      <w:r>
+        <w:t xml:space="preserve">5. Instructions an agent actually follows</w:t>
+      </w:r>
+    </w:p>
+    <w:p>
+      <w:pPr>
+        <w:pStyle w:val="FirstParagraph"/>
+      </w:pPr>
+      <w:r>
+        <w:t xml:space="preserve">The AI coding assistant is only as good as the context it can read. Three of the four things that most</w:t>
+      </w:r>
+      <w:r>
+        <w:t xml:space="preserve"> </w:t>
+      </w:r>
+      <w:r>
+        <w:t xml:space="preserve">improve output are things you write, not things you prompt.</w:t>
+      </w:r>
+    </w:p>
+    <w:bookmarkStart w:id="36" w:name="X355054d05b6de063d130d97112c261b22a8ebac"/>
+    <w:p>
+      <w:pPr>
+        <w:pStyle w:val="Heading3"/>
+      </w:pPr>
+      <w:r>
+        <w:t xml:space="preserve">The project instruction file is a maintained artifact</w:t>
+      </w:r>
+    </w:p>
+    <w:p>
+      <w:pPr>
+        <w:pStyle w:val="FirstParagraph"/>
+      </w:pPr>
+      <w:r>
+        <w:t xml:space="preserve">The always-loaded instruction file is the anchor for every session. Treat it as an artifact under</w:t>
+      </w:r>
+      <w:r>
+        <w:t xml:space="preserve"> </w:t>
+      </w:r>
+      <w:r>
+        <w:t xml:space="preserve">maintenance rather than a scratchpad:</w:t>
+      </w:r>
+      <w:r>
+        <w:t xml:space="preserve"> </w:t>
+      </w:r>
+      <w:r>
+        <w:rPr>
+          <w:b/>
+          <w:bCs/>
+        </w:rPr>
+        <w:t xml:space="preserve">when the code stops matching it, the document is the thing</w:t>
+      </w:r>
+      <w:r>
+        <w:rPr>
+          <w:b/>
+          <w:bCs/>
+        </w:rPr>
+        <w:t xml:space="preserve"> </w:t>
+      </w:r>
+      <w:r>
+        <w:rPr>
+          <w:b/>
+          <w:bCs/>
+        </w:rPr>
+        <w:t xml:space="preserve">that is wrong.</w:t>
+      </w:r>
+    </w:p>
+    <w:p>
+      <w:pPr>
+        <w:pStyle w:val="BodyText"/>
+      </w:pPr>
+      <w:r>
+        <w:t xml:space="preserve">A stale anchor is worse than none, because it is confidently loaded into every session.</w:t>
+      </w:r>
+    </w:p>
     <w:bookmarkEnd w:id="36"/>
-    <w:bookmarkStart w:id="48" w:name="X50bed90527a78ba00f11f55249ebefc0bdacbaa"/>
-    <w:p>
-      <w:pPr>
-        <w:pStyle w:val="Heading2"/>
-      </w:pPr>
-      <w:r>
-        <w:t xml:space="preserve">5. Instructions an agent actually follows</w:t>
+    <w:bookmarkStart w:id="37" w:name="quote-the-invariant-do-not-gesture-at-it"/>
+    <w:p>
+      <w:pPr>
+        <w:pStyle w:val="Heading3"/>
+      </w:pPr>
+      <w:r>
+        <w:t xml:space="preserve">Quote the invariant, do not gesture at it</w:t>
       </w:r>
     </w:p>
     <w:p>
@@ -4587,22 +4382,39 @@
         <w:pStyle w:val="FirstParagraph"/>
       </w:pPr>
       <w:r>
-        <w:t xml:space="preserve">The AI coding assistant is only as good as the context it can read. Three of the four things that most</w:t>
-      </w:r>
-      <w:r>
-        <w:t xml:space="preserve"> </w:t>
-      </w:r>
-      <w:r>
-        <w:t xml:space="preserve">improve output are things you write, not things you prompt.</w:t>
-      </w:r>
-    </w:p>
-    <w:bookmarkStart w:id="37" w:name="X355054d05b6de063d130d97112c261b22a8ebac"/>
+        <w:rPr>
+          <w:b/>
+          <w:bCs/>
+        </w:rPr>
+        <w:t xml:space="preserve">Rule.</w:t>
+      </w:r>
+      <w:r>
+        <w:t xml:space="preserve"> </w:t>
+      </w:r>
+      <w:r>
+        <w:t xml:space="preserve">Quote the real invariant lines the change must not break directly into the prompt, rather</w:t>
+      </w:r>
+      <w:r>
+        <w:t xml:space="preserve"> </w:t>
+      </w:r>
+      <w:r>
+        <w:t xml:space="preserve">than referring to them. The durable source of truth is the text, and a paraphrase of an invariant is</w:t>
+      </w:r>
+      <w:r>
+        <w:t xml:space="preserve"> </w:t>
+      </w:r>
+      <w:r>
+        <w:t xml:space="preserve">where drift starts.</w:t>
+      </w:r>
+    </w:p>
+    <w:bookmarkEnd w:id="37"/>
+    <w:bookmarkStart w:id="39" w:name="write-a-testable-intent-before-prompting"/>
     <w:p>
       <w:pPr>
         <w:pStyle w:val="Heading3"/>
       </w:pPr>
       <w:r>
-        <w:t xml:space="preserve">The project instruction file is a maintained artifact</w:t>
+        <w:t xml:space="preserve">Write a testable intent before prompting</w:t>
       </w:r>
     </w:p>
     <w:p>
@@ -4610,37 +4422,32 @@
         <w:pStyle w:val="FirstParagraph"/>
       </w:pPr>
       <w:r>
-        <w:t xml:space="preserve">The always-loaded instruction file is the anchor for every session. Treat it as an artifact under</w:t>
-      </w:r>
-      <w:r>
-        <w:t xml:space="preserve"> </w:t>
-      </w:r>
-      <w:r>
-        <w:t xml:space="preserve">maintenance rather than a scratchpad:</w:t>
-      </w:r>
-      <w:r>
-        <w:t xml:space="preserve"> </w:t>
-      </w:r>
-      <w:r>
-        <w:rPr>
-          <w:b/>
-          <w:bCs/>
-        </w:rPr>
-        <w:t xml:space="preserve">when the code stops matching it, the document is the thing</w:t>
-      </w:r>
-      <w:r>
-        <w:rPr>
-          <w:b/>
-          <w:bCs/>
-        </w:rPr>
-        <w:t xml:space="preserve"> </w:t>
-      </w:r>
-      <w:r>
-        <w:rPr>
-          <w:b/>
-          <w:bCs/>
-        </w:rPr>
-        <w:t xml:space="preserve">that is wrong.</w:t>
+        <w:t xml:space="preserve">Name the files and seams to be touched, the test to be added, the invariants that must not break, and</w:t>
+      </w:r>
+      <w:r>
+        <w:t xml:space="preserve"> </w:t>
+      </w:r>
+      <w:r>
+        <w:t xml:space="preserve">the tier. Then review the returned diff</w:t>
+      </w:r>
+      <w:r>
+        <w:t xml:space="preserve"> </w:t>
+      </w:r>
+      <w:r>
+        <w:rPr>
+          <w:b/>
+          <w:bCs/>
+        </w:rPr>
+        <w:t xml:space="preserve">against that plan</w:t>
+      </w:r>
+      <w:r>
+        <w:t xml:space="preserve">; divergence is a review finding, not a</w:t>
+      </w:r>
+      <w:r>
+        <w:t xml:space="preserve"> </w:t>
+      </w:r>
+      <w:r>
+        <w:t xml:space="preserve">detail.</w:t>
       </w:r>
     </w:p>
     <w:p>
@@ -4648,103 +4455,12 @@
         <w:pStyle w:val="BodyText"/>
       </w:pPr>
       <w:r>
-        <w:t xml:space="preserve">A stale anchor is worse than none, because it is confidently loaded into every session.</w:t>
-      </w:r>
-    </w:p>
-    <w:bookmarkEnd w:id="37"/>
-    <w:bookmarkStart w:id="38" w:name="quote-the-invariant-do-not-gesture-at-it"/>
-    <w:p>
-      <w:pPr>
-        <w:pStyle w:val="Heading3"/>
-      </w:pPr>
-      <w:r>
-        <w:t xml:space="preserve">Quote the invariant, do not gesture at it</w:t>
-      </w:r>
-    </w:p>
-    <w:p>
-      <w:pPr>
-        <w:pStyle w:val="FirstParagraph"/>
-      </w:pPr>
-      <w:r>
-        <w:rPr>
-          <w:b/>
-          <w:bCs/>
-        </w:rPr>
-        <w:t xml:space="preserve">Rule.</w:t>
-      </w:r>
-      <w:r>
-        <w:t xml:space="preserve"> </w:t>
-      </w:r>
-      <w:r>
-        <w:t xml:space="preserve">Quote the real invariant lines the change must not break directly into the prompt, rather</w:t>
-      </w:r>
-      <w:r>
-        <w:t xml:space="preserve"> </w:t>
-      </w:r>
-      <w:r>
-        <w:t xml:space="preserve">than referring to them. The durable source of truth is the text, and a paraphrase of an invariant is</w:t>
-      </w:r>
-      <w:r>
-        <w:t xml:space="preserve"> </w:t>
-      </w:r>
-      <w:r>
-        <w:t xml:space="preserve">where drift starts.</w:t>
-      </w:r>
-    </w:p>
-    <w:bookmarkEnd w:id="38"/>
-    <w:bookmarkStart w:id="40" w:name="write-a-testable-intent-before-prompting"/>
-    <w:p>
-      <w:pPr>
-        <w:pStyle w:val="Heading3"/>
-      </w:pPr>
-      <w:r>
-        <w:t xml:space="preserve">Write a testable intent before prompting</w:t>
-      </w:r>
-    </w:p>
-    <w:p>
-      <w:pPr>
-        <w:pStyle w:val="FirstParagraph"/>
-      </w:pPr>
-      <w:r>
-        <w:t xml:space="preserve">Name the files and seams to be touched, the test to be added, the invariants that must not break, and</w:t>
-      </w:r>
-      <w:r>
-        <w:t xml:space="preserve"> </w:t>
-      </w:r>
-      <w:r>
-        <w:t xml:space="preserve">the tier. Then review the returned diff</w:t>
-      </w:r>
-      <w:r>
-        <w:t xml:space="preserve"> </w:t>
-      </w:r>
-      <w:r>
-        <w:rPr>
-          <w:b/>
-          <w:bCs/>
-        </w:rPr>
-        <w:t xml:space="preserve">against that plan</w:t>
-      </w:r>
-      <w:r>
-        <w:t xml:space="preserve">; divergence is a review finding, not a</w:t>
-      </w:r>
-      <w:r>
-        <w:t xml:space="preserve"> </w:t>
-      </w:r>
-      <w:r>
-        <w:t xml:space="preserve">detail.</w:t>
-      </w:r>
-    </w:p>
-    <w:p>
-      <w:pPr>
-        <w:pStyle w:val="BodyText"/>
-      </w:pPr>
-      <w:r>
         <w:t xml:space="preserve">The site owns the plan-then-diff rule in</w:t>
       </w:r>
       <w:r>
         <w:t xml:space="preserve"> </w:t>
       </w:r>
-      <w:hyperlink r:id="rId39">
+      <w:hyperlink r:id="rId38">
         <w:r>
           <w:rPr>
             <w:rStyle w:val="Hyperlink"/>
@@ -4780,8 +4496,8 @@
         <w:t xml:space="preserve">.</w:t>
       </w:r>
     </w:p>
-    <w:bookmarkEnd w:id="40"/>
-    <w:bookmarkStart w:id="42" w:name="memory-holds-facts-never-values"/>
+    <w:bookmarkEnd w:id="39"/>
+    <w:bookmarkStart w:id="41" w:name="memory-holds-facts-never-values"/>
     <w:p>
       <w:pPr>
         <w:pStyle w:val="Heading3"/>
@@ -4820,7 +4536,7 @@
       <w:r>
         <w:t xml:space="preserve"> </w:t>
       </w:r>
-      <w:hyperlink r:id="rId41">
+      <w:hyperlink r:id="rId40">
         <w:r>
           <w:rPr>
             <w:rStyle w:val="Hyperlink"/>
@@ -4841,51 +4557,51 @@
         <w:t xml:space="preserve">share it.</w:t>
       </w:r>
     </w:p>
+    <w:bookmarkEnd w:id="41"/>
+    <w:bookmarkStart w:id="42" w:name="X808258ab5799f581d8fc4f5186084780825a5c1"/>
+    <w:p>
+      <w:pPr>
+        <w:pStyle w:val="Heading3"/>
+      </w:pPr>
+      <w:r>
+        <w:t xml:space="preserve">Compaction is a choice about what to keep</w:t>
+      </w:r>
+    </w:p>
+    <w:p>
+      <w:pPr>
+        <w:pStyle w:val="FirstParagraph"/>
+      </w:pPr>
+      <w:r>
+        <w:t xml:space="preserve">When a long session is compacted, aim the summary at</w:t>
+      </w:r>
+      <w:r>
+        <w:t xml:space="preserve"> </w:t>
+      </w:r>
+      <w:r>
+        <w:rPr>
+          <w:b/>
+          <w:bCs/>
+        </w:rPr>
+        <w:t xml:space="preserve">interface shape and decisions</w:t>
+      </w:r>
+      <w:r>
+        <w:t xml:space="preserve">, not at</w:t>
+      </w:r>
+      <w:r>
+        <w:t xml:space="preserve"> </w:t>
+      </w:r>
+      <w:r>
+        <w:t xml:space="preserve">narrative. That is what the next stretch of work needs, and it is exactly what a generic summary</w:t>
+      </w:r>
+      <w:r>
+        <w:t xml:space="preserve"> </w:t>
+      </w:r>
+      <w:r>
+        <w:t xml:space="preserve">loses first.</w:t>
+      </w:r>
+    </w:p>
     <w:bookmarkEnd w:id="42"/>
-    <w:bookmarkStart w:id="43" w:name="X808258ab5799f581d8fc4f5186084780825a5c1"/>
-    <w:p>
-      <w:pPr>
-        <w:pStyle w:val="Heading3"/>
-      </w:pPr>
-      <w:r>
-        <w:t xml:space="preserve">Compaction is a choice about what to keep</w:t>
-      </w:r>
-    </w:p>
-    <w:p>
-      <w:pPr>
-        <w:pStyle w:val="FirstParagraph"/>
-      </w:pPr>
-      <w:r>
-        <w:t xml:space="preserve">When a long session is compacted, aim the summary at</w:t>
-      </w:r>
-      <w:r>
-        <w:t xml:space="preserve"> </w:t>
-      </w:r>
-      <w:r>
-        <w:rPr>
-          <w:b/>
-          <w:bCs/>
-        </w:rPr>
-        <w:t xml:space="preserve">interface shape and decisions</w:t>
-      </w:r>
-      <w:r>
-        <w:t xml:space="preserve">, not at</w:t>
-      </w:r>
-      <w:r>
-        <w:t xml:space="preserve"> </w:t>
-      </w:r>
-      <w:r>
-        <w:t xml:space="preserve">narrative. That is what the next stretch of work needs, and it is exactly what a generic summary</w:t>
-      </w:r>
-      <w:r>
-        <w:t xml:space="preserve"> </w:t>
-      </w:r>
-      <w:r>
-        <w:t xml:space="preserve">loses first.</w:t>
-      </w:r>
-    </w:p>
-    <w:bookmarkEnd w:id="43"/>
-    <w:bookmarkStart w:id="44" w:name="X2a029b72b9838ea7db9c40ac7734b4962d3fb59"/>
+    <w:bookmarkStart w:id="43" w:name="X2a029b72b9838ea7db9c40ac7734b4962d3fb59"/>
     <w:p>
       <w:pPr>
         <w:pStyle w:val="Heading3"/>
@@ -5107,7 +4823,7 @@
         <w:pStyle w:val="Compact"/>
         <w:numPr>
           <w:ilvl w:val="0"/>
-          <w:numId w:val="1009"/>
+          <w:numId w:val="1008"/>
         </w:numPr>
       </w:pPr>
       <w:r>
@@ -5119,7 +4835,7 @@
         <w:pStyle w:val="Compact"/>
         <w:numPr>
           <w:ilvl w:val="0"/>
-          <w:numId w:val="1009"/>
+          <w:numId w:val="1008"/>
         </w:numPr>
       </w:pPr>
       <w:r>
@@ -5131,7 +4847,7 @@
         <w:pStyle w:val="Compact"/>
         <w:numPr>
           <w:ilvl w:val="0"/>
-          <w:numId w:val="1009"/>
+          <w:numId w:val="1008"/>
         </w:numPr>
       </w:pPr>
       <w:r>
@@ -5143,7 +4859,7 @@
         <w:pStyle w:val="Compact"/>
         <w:numPr>
           <w:ilvl w:val="0"/>
-          <w:numId w:val="1009"/>
+          <w:numId w:val="1008"/>
         </w:numPr>
       </w:pPr>
       <w:r>
@@ -5171,7 +4887,7 @@
         <w:pStyle w:val="Compact"/>
         <w:numPr>
           <w:ilvl w:val="0"/>
-          <w:numId w:val="1009"/>
+          <w:numId w:val="1008"/>
         </w:numPr>
       </w:pPr>
       <w:r>
@@ -5214,8 +4930,8 @@
         <w:t xml:space="preserve">in the same language.</w:t>
       </w:r>
     </w:p>
-    <w:bookmarkEnd w:id="44"/>
-    <w:bookmarkStart w:id="47" w:name="recovering-from-context-degradation"/>
+    <w:bookmarkEnd w:id="43"/>
+    <w:bookmarkStart w:id="46" w:name="recovering-from-context-degradation"/>
     <w:p>
       <w:pPr>
         <w:pStyle w:val="Heading3"/>
@@ -5346,7 +5062,7 @@
       <w:pPr>
         <w:pStyle w:val="BodyText"/>
       </w:pPr>
-      <w:hyperlink r:id="rId45">
+      <w:hyperlink r:id="rId44">
         <w:r>
           <w:rPr>
             <w:rStyle w:val="Hyperlink"/>
@@ -5399,7 +5115,7 @@
       <w:r>
         <w:t xml:space="preserve"> </w:t>
       </w:r>
-      <w:hyperlink r:id="rId46">
+      <w:hyperlink r:id="rId45">
         <w:r>
           <w:rPr>
             <w:rStyle w:val="Hyperlink"/>
@@ -5421,9 +5137,9 @@
         </w:pict>
       </w:r>
     </w:p>
+    <w:bookmarkEnd w:id="46"/>
     <w:bookmarkEnd w:id="47"/>
-    <w:bookmarkEnd w:id="48"/>
-    <w:bookmarkStart w:id="60" w:name="X74a26f4f90fb3f04978edaba3bdc19e8998557f"/>
+    <w:bookmarkStart w:id="59" w:name="X74a26f4f90fb3f04978edaba3bdc19e8998557f"/>
     <w:p>
       <w:pPr>
         <w:pStyle w:val="Heading2"/>
@@ -5446,7 +5162,7 @@
         <w:t xml:space="preserve">that survive a reader who checks.</w:t>
       </w:r>
     </w:p>
-    <w:bookmarkStart w:id="50" w:name="X743dc492f09f983f5ae174a6864baf613548f19"/>
+    <w:bookmarkStart w:id="49" w:name="X743dc492f09f983f5ae174a6864baf613548f19"/>
     <w:p>
       <w:pPr>
         <w:pStyle w:val="Heading3"/>
@@ -5465,7 +5181,7 @@
       <w:r>
         <w:t xml:space="preserve"> </w:t>
       </w:r>
-      <w:hyperlink r:id="rId49">
+      <w:hyperlink r:id="rId48">
         <w:r>
           <w:rPr>
             <w:rStyle w:val="Hyperlink"/>
@@ -5523,8 +5239,8 @@
         <w:t xml:space="preserve">something derived afterwards to justify the review depth you happened to apply.</w:t>
       </w:r>
     </w:p>
-    <w:bookmarkEnd w:id="50"/>
-    <w:bookmarkStart w:id="52" w:name="control-parity-is-a-review-gate"/>
+    <w:bookmarkEnd w:id="49"/>
+    <w:bookmarkStart w:id="51" w:name="control-parity-is-a-review-gate"/>
     <w:p>
       <w:pPr>
         <w:pStyle w:val="Heading3"/>
@@ -5563,7 +5279,7 @@
       <w:r>
         <w:t xml:space="preserve"> </w:t>
       </w:r>
-      <w:hyperlink r:id="rId51">
+      <w:hyperlink r:id="rId50">
         <w:r>
           <w:rPr>
             <w:rStyle w:val="Hyperlink"/>
@@ -5597,8 +5313,8 @@
         <w:t xml:space="preserve">.</w:t>
       </w:r>
     </w:p>
-    <w:bookmarkEnd w:id="52"/>
-    <w:bookmarkStart w:id="54" w:name="X2cd0a7aadb34d892f945f0056518e838c6ce15f"/>
+    <w:bookmarkEnd w:id="51"/>
+    <w:bookmarkStart w:id="53" w:name="X2cd0a7aadb34d892f945f0056518e838c6ce15f"/>
     <w:p>
       <w:pPr>
         <w:pStyle w:val="Heading3"/>
@@ -5799,7 +5515,7 @@
       <w:r>
         <w:t xml:space="preserve"> </w:t>
       </w:r>
-      <w:hyperlink r:id="rId53">
+      <w:hyperlink r:id="rId52">
         <w:r>
           <w:rPr>
             <w:rStyle w:val="Hyperlink"/>
@@ -5887,8 +5603,8 @@
         <w:t xml:space="preserve">the line-level distinction, that is a separate, unbuilt thing, and saying so costs nothing.</w:t>
       </w:r>
     </w:p>
-    <w:bookmarkEnd w:id="54"/>
-    <w:bookmarkStart w:id="55" w:name="when-there-is-no-second-reviewer"/>
+    <w:bookmarkEnd w:id="53"/>
+    <w:bookmarkStart w:id="54" w:name="when-there-is-no-second-reviewer"/>
     <w:p>
       <w:pPr>
         <w:pStyle w:val="Heading3"/>
@@ -5916,7 +5632,7 @@
         <w:pStyle w:val="Compact"/>
         <w:numPr>
           <w:ilvl w:val="0"/>
-          <w:numId w:val="1010"/>
+          <w:numId w:val="1009"/>
         </w:numPr>
       </w:pPr>
       <w:r>
@@ -5938,7 +5654,7 @@
         <w:pStyle w:val="Compact"/>
         <w:numPr>
           <w:ilvl w:val="0"/>
-          <w:numId w:val="1010"/>
+          <w:numId w:val="1009"/>
         </w:numPr>
       </w:pPr>
       <w:r>
@@ -5972,7 +5688,7 @@
         <w:pStyle w:val="Compact"/>
         <w:numPr>
           <w:ilvl w:val="0"/>
-          <w:numId w:val="1010"/>
+          <w:numId w:val="1009"/>
         </w:numPr>
       </w:pPr>
       <w:r>
@@ -6013,7 +5729,7 @@
         <w:pStyle w:val="Compact"/>
         <w:numPr>
           <w:ilvl w:val="0"/>
-          <w:numId w:val="1010"/>
+          <w:numId w:val="1009"/>
         </w:numPr>
       </w:pPr>
       <w:r>
@@ -6240,8 +5956,8 @@
         <w:t xml:space="preserve">owns the decision to deploy.</w:t>
       </w:r>
     </w:p>
-    <w:bookmarkEnd w:id="55"/>
-    <w:bookmarkStart w:id="56" w:name="the-deviations-register"/>
+    <w:bookmarkEnd w:id="54"/>
+    <w:bookmarkStart w:id="55" w:name="the-deviations-register"/>
     <w:p>
       <w:pPr>
         <w:pStyle w:val="Heading3"/>
@@ -6478,8 +6194,8 @@
         <w:t xml:space="preserve">if the software is security-relevant. Keep the meta-rule public and the instance internal.</w:t>
       </w:r>
     </w:p>
-    <w:bookmarkEnd w:id="56"/>
-    <w:bookmarkStart w:id="58" w:name="claims-and-wording"/>
+    <w:bookmarkEnd w:id="55"/>
+    <w:bookmarkStart w:id="57" w:name="claims-and-wording"/>
     <w:p>
       <w:pPr>
         <w:pStyle w:val="Heading3"/>
@@ -6807,7 +6523,7 @@
       <w:r>
         <w:t xml:space="preserve"> </w:t>
       </w:r>
-      <w:hyperlink r:id="rId57">
+      <w:hyperlink r:id="rId56">
         <w:r>
           <w:rPr>
             <w:rStyle w:val="Hyperlink"/>
@@ -6843,8 +6559,8 @@
         <w:t xml:space="preserve">. Read that before publishing anything from this document.</w:t>
       </w:r>
     </w:p>
-    <w:bookmarkEnd w:id="58"/>
-    <w:bookmarkStart w:id="59" w:name="the-attestation-posture"/>
+    <w:bookmarkEnd w:id="57"/>
+    <w:bookmarkStart w:id="58" w:name="the-attestation-posture"/>
     <w:p>
       <w:pPr>
         <w:pStyle w:val="Heading3"/>
@@ -6988,9 +6704,9 @@
         </w:pict>
       </w:r>
     </w:p>
+    <w:bookmarkEnd w:id="58"/>
     <w:bookmarkEnd w:id="59"/>
-    <w:bookmarkEnd w:id="60"/>
-    <w:bookmarkStart w:id="75" w:name="Xcf55bd8b8e6be00202ba70d56a4beb5cb22b37f"/>
+    <w:bookmarkStart w:id="74" w:name="Xcf55bd8b8e6be00202ba70d56a4beb5cb22b37f"/>
     <w:p>
       <w:pPr>
         <w:pStyle w:val="Heading2"/>
@@ -7013,7 +6729,7 @@
         <w:t xml:space="preserve">thing being checked. This section covers how to keep it independent, and when it is worth its cost.</w:t>
       </w:r>
     </w:p>
-    <w:bookmarkStart w:id="64" w:name="Xe6dee8f8945d00d0c362a2870f3274fbede097b"/>
+    <w:bookmarkStart w:id="63" w:name="Xe6dee8f8945d00d0c362a2870f3274fbede097b"/>
     <w:p>
       <w:pPr>
         <w:pStyle w:val="Heading3"/>
@@ -7077,7 +6793,7 @@
         <w:pStyle w:val="Compact"/>
         <w:numPr>
           <w:ilvl w:val="0"/>
-          <w:numId w:val="1011"/>
+          <w:numId w:val="1010"/>
         </w:numPr>
       </w:pPr>
       <w:r>
@@ -7111,7 +6827,7 @@
         <w:pStyle w:val="Compact"/>
         <w:numPr>
           <w:ilvl w:val="0"/>
-          <w:numId w:val="1011"/>
+          <w:numId w:val="1010"/>
         </w:numPr>
       </w:pPr>
       <w:r>
@@ -7163,7 +6879,7 @@
       <w:r>
         <w:t xml:space="preserve"> </w:t>
       </w:r>
-      <w:hyperlink r:id="rId61">
+      <w:hyperlink r:id="rId60">
         <w:r>
           <w:rPr>
             <w:rStyle w:val="Hyperlink"/>
@@ -7182,7 +6898,7 @@
       <w:r>
         <w:t xml:space="preserve"> </w:t>
       </w:r>
-      <w:hyperlink r:id="rId62">
+      <w:hyperlink r:id="rId61">
         <w:r>
           <w:rPr>
             <w:rStyle w:val="Hyperlink"/>
@@ -7201,7 +6917,7 @@
       <w:r>
         <w:t xml:space="preserve"> </w:t>
       </w:r>
-      <w:hyperlink r:id="rId63">
+      <w:hyperlink r:id="rId62">
         <w:r>
           <w:rPr>
             <w:rStyle w:val="Hyperlink"/>
@@ -7213,14 +6929,186 @@
         <w:t xml:space="preserve">.</w:t>
       </w:r>
     </w:p>
+    <w:bookmarkEnd w:id="63"/>
+    <w:bookmarkStart w:id="64" w:name="the-shape-that-keeps-a-pass-independent"/>
+    <w:p>
+      <w:pPr>
+        <w:pStyle w:val="Heading3"/>
+      </w:pPr>
+      <w:r>
+        <w:t xml:space="preserve">The shape that keeps a pass independent</w:t>
+      </w:r>
+    </w:p>
+    <w:p>
+      <w:pPr>
+        <w:pStyle w:val="FirstParagraph"/>
+      </w:pPr>
+      <w:r>
+        <w:t xml:space="preserve">Independence degrades unless it is designed in. Four rules.</w:t>
+      </w:r>
+    </w:p>
+    <w:p>
+      <w:pPr>
+        <w:pStyle w:val="Compact"/>
+        <w:numPr>
+          <w:ilvl w:val="0"/>
+          <w:numId w:val="1011"/>
+        </w:numPr>
+      </w:pPr>
+      <w:r>
+        <w:rPr>
+          <w:b/>
+          <w:bCs/>
+        </w:rPr>
+        <w:t xml:space="preserve">Give the verifiers the artifact and the claim, not the author's framing.</w:t>
+      </w:r>
+      <w:r>
+        <w:t xml:space="preserve"> </w:t>
+      </w:r>
+      <w:r>
+        <w:t xml:space="preserve">No naming, no</w:t>
+      </w:r>
+      <w:r>
+        <w:t xml:space="preserve"> </w:t>
+      </w:r>
+      <w:r>
+        <w:t xml:space="preserve">rationale, no summary of why it is right. The implementer's vocabulary contaminates the critic's</w:t>
+      </w:r>
+      <w:r>
+        <w:t xml:space="preserve"> </w:t>
+      </w:r>
+      <w:r>
+        <w:t xml:space="preserve">judgment.</w:t>
+      </w:r>
+    </w:p>
+    <w:p>
+      <w:pPr>
+        <w:pStyle w:val="Compact"/>
+        <w:numPr>
+          <w:ilvl w:val="0"/>
+          <w:numId w:val="1011"/>
+        </w:numPr>
+      </w:pPr>
+      <w:r>
+        <w:rPr>
+          <w:b/>
+          <w:bCs/>
+        </w:rPr>
+        <w:t xml:space="preserve">Give each verifier a distinct lens</w:t>
+      </w:r>
+      <w:r>
+        <w:t xml:space="preserve">, not the same brief repeated, so their failures are</w:t>
+      </w:r>
+      <w:r>
+        <w:t xml:space="preserve"> </w:t>
+      </w:r>
+      <w:r>
+        <w:t xml:space="preserve">uncorrelated. For a code change: one hunts the correctness property most likely to be violated, one</w:t>
+      </w:r>
+      <w:r>
+        <w:t xml:space="preserve"> </w:t>
+      </w:r>
+      <w:r>
+        <w:t xml:space="preserve">attacks structure and coupling, one attacks completeness and migration.</w:t>
+      </w:r>
+    </w:p>
+    <w:p>
+      <w:pPr>
+        <w:pStyle w:val="Compact"/>
+        <w:numPr>
+          <w:ilvl w:val="0"/>
+          <w:numId w:val="1011"/>
+        </w:numPr>
+      </w:pPr>
+      <w:r>
+        <w:rPr>
+          <w:b/>
+          <w:bCs/>
+        </w:rPr>
+        <w:t xml:space="preserve">Fix an output contract before the run.</w:t>
+      </w:r>
+      <w:r>
+        <w:t xml:space="preserve"> </w:t>
+      </w:r>
+      <w:r>
+        <w:t xml:space="preserve">The strongest counterexample found,</w:t>
+      </w:r>
+      <w:r>
+        <w:t xml:space="preserve"> </w:t>
+      </w:r>
+      <w:r>
+        <w:rPr>
+          <w:b/>
+          <w:bCs/>
+        </w:rPr>
+        <w:t xml:space="preserve">the commands</w:t>
+      </w:r>
+      <w:r>
+        <w:rPr>
+          <w:b/>
+          <w:bCs/>
+        </w:rPr>
+        <w:t xml:space="preserve"> </w:t>
+      </w:r>
+      <w:r>
+        <w:rPr>
+          <w:b/>
+          <w:bCs/>
+        </w:rPr>
+        <w:t xml:space="preserve">actually run</w:t>
+      </w:r>
+      <w:r>
+        <w:t xml:space="preserve">, and a proceed-or-hold verdict. A verdict without a counterexample and a command log</w:t>
+      </w:r>
+      <w:r>
+        <w:t xml:space="preserve"> </w:t>
+      </w:r>
+      <w:r>
+        <w:t xml:space="preserve">is an opinion wearing a verdict's clothes.</w:t>
+      </w:r>
+    </w:p>
+    <w:p>
+      <w:pPr>
+        <w:pStyle w:val="Compact"/>
+        <w:numPr>
+          <w:ilvl w:val="0"/>
+          <w:numId w:val="1011"/>
+        </w:numPr>
+      </w:pPr>
+      <w:r>
+        <w:rPr>
+          <w:b/>
+          <w:bCs/>
+        </w:rPr>
+        <w:t xml:space="preserve">Put a human gate after it.</w:t>
+      </w:r>
+      <w:r>
+        <w:t xml:space="preserve"> </w:t>
+      </w:r>
+      <w:r>
+        <w:t xml:space="preserve">The change does not advance on the panel's say-so. Scope every</w:t>
+      </w:r>
+      <w:r>
+        <w:t xml:space="preserve"> </w:t>
+      </w:r>
+      <w:r>
+        <w:t xml:space="preserve">prompt explicitly -- name the files, forbid access to credentials and production data, require</w:t>
+      </w:r>
+      <w:r>
+        <w:t xml:space="preserve"> </w:t>
+      </w:r>
+      <w:r>
+        <w:t xml:space="preserve">evidence before anything proceeds.</w:t>
+      </w:r>
+    </w:p>
     <w:bookmarkEnd w:id="64"/>
-    <w:bookmarkStart w:id="65" w:name="the-shape-that-keeps-a-pass-independent"/>
+    <w:bookmarkStart w:id="65" w:name="propose-judge-synthesise-critique"/>
     <w:p>
       <w:pPr>
         <w:pStyle w:val="Heading3"/>
       </w:pPr>
       <w:r>
-        <w:t xml:space="preserve">The shape that keeps a pass independent</w:t>
+        <w:t xml:space="preserve">Propose, judge, synthesise, critique</w:t>
       </w:r>
     </w:p>
     <w:p>
@@ -7228,7 +7116,7 @@
         <w:pStyle w:val="FirstParagraph"/>
       </w:pPr>
       <w:r>
-        <w:t xml:space="preserve">Independence degrades unless it is designed in. Four rules.</w:t>
+        <w:t xml:space="preserve">For a design decision rather than a patch, the two-lane pattern generalizes to a panel:</w:t>
       </w:r>
     </w:p>
     <w:p>
@@ -7240,29 +7128,7 @@
         </w:numPr>
       </w:pPr>
       <w:r>
-        <w:rPr>
-          <w:b/>
-          <w:bCs/>
-        </w:rPr>
-        <w:t xml:space="preserve">Give the verifiers the artifact and the claim, not the author's framing.</w:t>
-      </w:r>
-      <w:r>
-        <w:t xml:space="preserve"> </w:t>
-      </w:r>
-      <w:r>
-        <w:t xml:space="preserve">No naming, no</w:t>
-      </w:r>
-      <w:r>
-        <w:t xml:space="preserve"> </w:t>
-      </w:r>
-      <w:r>
-        <w:t xml:space="preserve">rationale, no summary of why it is right. The implementer's vocabulary contaminates the critic's</w:t>
-      </w:r>
-      <w:r>
-        <w:t xml:space="preserve"> </w:t>
-      </w:r>
-      <w:r>
-        <w:t xml:space="preserve">judgment.</w:t>
+        <w:t xml:space="preserve">several independent proposals, each written from a declared lens</w:t>
       </w:r>
     </w:p>
     <w:p>
@@ -7274,26 +7140,7 @@
         </w:numPr>
       </w:pPr>
       <w:r>
-        <w:rPr>
-          <w:b/>
-          <w:bCs/>
-        </w:rPr>
-        <w:t xml:space="preserve">Give each verifier a distinct lens</w:t>
-      </w:r>
-      <w:r>
-        <w:t xml:space="preserve">, not the same brief repeated, so their failures are</w:t>
-      </w:r>
-      <w:r>
-        <w:t xml:space="preserve"> </w:t>
-      </w:r>
-      <w:r>
-        <w:t xml:space="preserve">uncorrelated. For a code change: one hunts the correctness property most likely to be violated, one</w:t>
-      </w:r>
-      <w:r>
-        <w:t xml:space="preserve"> </w:t>
-      </w:r>
-      <w:r>
-        <w:t xml:space="preserve">attacks structure and coupling, one attacks completeness and migration.</w:t>
+        <w:t xml:space="preserve">each proposal scored by several adversarial judges, each with its own lens</w:t>
       </w:r>
     </w:p>
     <w:p>
@@ -7305,50 +7152,7 @@
         </w:numPr>
       </w:pPr>
       <w:r>
-        <w:rPr>
-          <w:b/>
-          <w:bCs/>
-        </w:rPr>
-        <w:t xml:space="preserve">Fix an output contract before the run.</w:t>
-      </w:r>
-      <w:r>
-        <w:t xml:space="preserve"> </w:t>
-      </w:r>
-      <w:r>
-        <w:t xml:space="preserve">The strongest counterexample found,</w:t>
-      </w:r>
-      <w:r>
-        <w:t xml:space="preserve"> </w:t>
-      </w:r>
-      <w:r>
-        <w:rPr>
-          <w:b/>
-          <w:bCs/>
-        </w:rPr>
-        <w:t xml:space="preserve">the commands</w:t>
-      </w:r>
-      <w:r>
-        <w:rPr>
-          <w:b/>
-          <w:bCs/>
-        </w:rPr>
-        <w:t xml:space="preserve"> </w:t>
-      </w:r>
-      <w:r>
-        <w:rPr>
-          <w:b/>
-          <w:bCs/>
-        </w:rPr>
-        <w:t xml:space="preserve">actually run</w:t>
-      </w:r>
-      <w:r>
-        <w:t xml:space="preserve">, and a proceed-or-hold verdict. A verdict without a counterexample and a command log</w:t>
-      </w:r>
-      <w:r>
-        <w:t xml:space="preserve"> </w:t>
-      </w:r>
-      <w:r>
-        <w:t xml:space="preserve">is an opinion wearing a verdict's clothes.</w:t>
+        <w:t xml:space="preserve">a synthesis pass</w:t>
       </w:r>
     </w:p>
     <w:p>
@@ -7360,39 +7164,141 @@
         </w:numPr>
       </w:pPr>
       <w:r>
-        <w:rPr>
-          <w:b/>
-          <w:bCs/>
-        </w:rPr>
-        <w:t xml:space="preserve">Put a human gate after it.</w:t>
-      </w:r>
-      <w:r>
-        <w:t xml:space="preserve"> </w:t>
-      </w:r>
-      <w:r>
-        <w:t xml:space="preserve">The change does not advance on the panel's say-so. Scope every</w:t>
-      </w:r>
-      <w:r>
-        <w:t xml:space="preserve"> </w:t>
-      </w:r>
-      <w:r>
-        <w:t xml:space="preserve">prompt explicitly -- name the files, forbid access to credentials and production data, require</w:t>
-      </w:r>
-      <w:r>
-        <w:t xml:space="preserve"> </w:t>
-      </w:r>
-      <w:r>
-        <w:t xml:space="preserve">evidence before anything proceeds.</w:t>
+        <w:t xml:space="preserve">then a</w:t>
+      </w:r>
+      <w:r>
+        <w:t xml:space="preserve"> </w:t>
+      </w:r>
+      <w:r>
+        <w:rPr>
+          <w:b/>
+          <w:bCs/>
+        </w:rPr>
+        <w:t xml:space="preserve">fresh</w:t>
+      </w:r>
+      <w:r>
+        <w:t xml:space="preserve"> </w:t>
+      </w:r>
+      <w:r>
+        <w:t xml:space="preserve">adversarial critique of the synthesis</w:t>
+      </w:r>
+    </w:p>
+    <w:p>
+      <w:pPr>
+        <w:pStyle w:val="FirstParagraph"/>
+      </w:pPr>
+      <w:r>
+        <w:t xml:space="preserve">Two rules make the cost worth paying.</w:t>
+      </w:r>
+    </w:p>
+    <w:p>
+      <w:pPr>
+        <w:pStyle w:val="BodyText"/>
+      </w:pPr>
+      <w:r>
+        <w:rPr>
+          <w:b/>
+          <w:bCs/>
+        </w:rPr>
+        <w:t xml:space="preserve">Score two separate things.</w:t>
+      </w:r>
+      <w:r>
+        <w:t xml:space="preserve"> </w:t>
+      </w:r>
+      <w:r>
+        <w:t xml:space="preserve">A quality score, and a</w:t>
+      </w:r>
+      <w:r>
+        <w:t xml:space="preserve"> </w:t>
+      </w:r>
+      <w:r>
+        <w:rPr>
+          <w:b/>
+          <w:bCs/>
+        </w:rPr>
+        <w:t xml:space="preserve">binary fatal-flaw verdict</w:t>
+      </w:r>
+      <w:r>
+        <w:t xml:space="preserve">. A fatal flaw</w:t>
+      </w:r>
+      <w:r>
+        <w:t xml:space="preserve"> </w:t>
+      </w:r>
+      <w:r>
+        <w:t xml:space="preserve">vetoes regardless of score, because an averaged score hides a disqualifying defect -- which is the</w:t>
+      </w:r>
+      <w:r>
+        <w:t xml:space="preserve"> </w:t>
+      </w:r>
+      <w:r>
+        <w:t xml:space="preserve">first failure mode of panel review.</w:t>
+      </w:r>
+    </w:p>
+    <w:p>
+      <w:pPr>
+        <w:pStyle w:val="BodyText"/>
+      </w:pPr>
+      <w:r>
+        <w:rPr>
+          <w:b/>
+          <w:bCs/>
+        </w:rPr>
+        <w:t xml:space="preserve">Do not treat the winner as the answer.</w:t>
+      </w:r>
+      <w:r>
+        <w:t xml:space="preserve"> </w:t>
+      </w:r>
+      <w:r>
+        <w:t xml:space="preserve">In the run this was drawn from, only one proposal was free</w:t>
+      </w:r>
+      <w:r>
+        <w:t xml:space="preserve"> </w:t>
+      </w:r>
+      <w:r>
+        <w:t xml:space="preserve">of fatal flaws. The final design was that proposal's spine with specific ideas</w:t>
+      </w:r>
+      <w:r>
+        <w:t xml:space="preserve"> </w:t>
+      </w:r>
+      <w:r>
+        <w:rPr>
+          <w:b/>
+          <w:bCs/>
+        </w:rPr>
+        <w:t xml:space="preserve">grafted from</w:t>
+      </w:r>
+      <w:r>
+        <w:rPr>
+          <w:b/>
+          <w:bCs/>
+        </w:rPr>
+        <w:t xml:space="preserve"> </w:t>
+      </w:r>
+      <w:r>
+        <w:rPr>
+          <w:b/>
+          <w:bCs/>
+        </w:rPr>
+        <w:t xml:space="preserve">proposals that had lost</w:t>
+      </w:r>
+      <w:r>
+        <w:t xml:space="preserve">, and every fatal flaw was explicitly resolved rather than averaged away.</w:t>
+      </w:r>
+      <w:r>
+        <w:t xml:space="preserve"> </w:t>
+      </w:r>
+      <w:r>
+        <w:t xml:space="preserve">Discarding the losers' good ideas is the second failure mode of panel review.</w:t>
       </w:r>
     </w:p>
     <w:bookmarkEnd w:id="65"/>
-    <w:bookmarkStart w:id="66" w:name="propose-judge-synthesise-critique"/>
+    <w:bookmarkStart w:id="66" w:name="reading-a-split-verdict"/>
     <w:p>
       <w:pPr>
         <w:pStyle w:val="Heading3"/>
       </w:pPr>
       <w:r>
-        <w:t xml:space="preserve">Propose, judge, synthesise, critique</w:t>
+        <w:t xml:space="preserve">Reading a split verdict</w:t>
       </w:r>
     </w:p>
     <w:p>
@@ -7400,71 +7306,56 @@
         <w:pStyle w:val="FirstParagraph"/>
       </w:pPr>
       <w:r>
-        <w:t xml:space="preserve">For a design decision rather than a patch, the two-lane pattern generalizes to a panel:</w:t>
-      </w:r>
-    </w:p>
-    <w:p>
-      <w:pPr>
-        <w:pStyle w:val="Compact"/>
-        <w:numPr>
-          <w:ilvl w:val="0"/>
-          <w:numId w:val="1013"/>
-        </w:numPr>
-      </w:pPr>
-      <w:r>
-        <w:t xml:space="preserve">several independent proposals, each written from a declared lens</w:t>
-      </w:r>
-    </w:p>
-    <w:p>
-      <w:pPr>
-        <w:pStyle w:val="Compact"/>
-        <w:numPr>
-          <w:ilvl w:val="0"/>
-          <w:numId w:val="1013"/>
-        </w:numPr>
-      </w:pPr>
-      <w:r>
-        <w:t xml:space="preserve">each proposal scored by several adversarial judges, each with its own lens</w:t>
-      </w:r>
-    </w:p>
-    <w:p>
-      <w:pPr>
-        <w:pStyle w:val="Compact"/>
-        <w:numPr>
-          <w:ilvl w:val="0"/>
-          <w:numId w:val="1013"/>
-        </w:numPr>
-      </w:pPr>
-      <w:r>
-        <w:t xml:space="preserve">a synthesis pass</w:t>
-      </w:r>
-    </w:p>
-    <w:p>
-      <w:pPr>
-        <w:pStyle w:val="Compact"/>
-        <w:numPr>
-          <w:ilvl w:val="0"/>
-          <w:numId w:val="1013"/>
-        </w:numPr>
-      </w:pPr>
-      <w:r>
-        <w:t xml:space="preserve">then a</w:t>
-      </w:r>
-      <w:r>
-        <w:t xml:space="preserve"> </w:t>
-      </w:r>
-      <w:r>
-        <w:rPr>
-          <w:b/>
-          <w:bCs/>
-        </w:rPr>
-        <w:t xml:space="preserve">fresh</w:t>
-      </w:r>
-      <w:r>
-        <w:t xml:space="preserve"> </w:t>
-      </w:r>
-      <w:r>
-        <w:t xml:space="preserve">adversarial critique of the synthesis</w:t>
+        <w:t xml:space="preserve">On a split, the useful output is</w:t>
+      </w:r>
+      <w:r>
+        <w:t xml:space="preserve"> </w:t>
+      </w:r>
+      <w:r>
+        <w:rPr>
+          <w:b/>
+          <w:bCs/>
+        </w:rPr>
+        <w:t xml:space="preserve">not a tally</w:t>
+      </w:r>
+      <w:r>
+        <w:t xml:space="preserve">. It is the strongest surviving objection: carry it</w:t>
+      </w:r>
+      <w:r>
+        <w:t xml:space="preserve"> </w:t>
+      </w:r>
+      <w:r>
+        <w:t xml:space="preserve">forward and resolve it by name.</w:t>
+      </w:r>
+    </w:p>
+    <w:p>
+      <w:pPr>
+        <w:pStyle w:val="BodyText"/>
+      </w:pPr>
+      <w:r>
+        <w:t xml:space="preserve">Where a residual risk cannot be closed, document it honestly -- for instance as no worse than the</w:t>
+      </w:r>
+      <w:r>
+        <w:t xml:space="preserve"> </w:t>
+      </w:r>
+      <w:r>
+        <w:t xml:space="preserve">behavior that already ships -- and make it visible rather than claiming it closed. A residual risk</w:t>
+      </w:r>
+      <w:r>
+        <w:t xml:space="preserve"> </w:t>
+      </w:r>
+      <w:r>
+        <w:t xml:space="preserve">that is named survives review; one that is quietly absorbed resurfaces as an incident.</w:t>
+      </w:r>
+    </w:p>
+    <w:bookmarkEnd w:id="66"/>
+    <w:bookmarkStart w:id="67" w:name="Xe80e84b8ec542a724a79a3d12007e191a1375c8"/>
+    <w:p>
+      <w:pPr>
+        <w:pStyle w:val="Heading3"/>
+      </w:pPr>
+      <w:r>
+        <w:t xml:space="preserve">Findings from a sweep are candidates, not findings</w:t>
       </w:r>
     </w:p>
     <w:p>
@@ -7472,7 +7363,13 @@
         <w:pStyle w:val="FirstParagraph"/>
       </w:pPr>
       <w:r>
-        <w:t xml:space="preserve">Two rules make the cost worth paying.</w:t>
+        <w:t xml:space="preserve">Anything an agent sweep surfaces is a candidate. Run each through independent confirmation before it</w:t>
+      </w:r>
+      <w:r>
+        <w:t xml:space="preserve"> </w:t>
+      </w:r>
+      <w:r>
+        <w:t xml:space="preserve">enters a register, a report or a fix queue, and expect a substantial fraction not to survive.</w:t>
       </w:r>
     </w:p>
     <w:p>
@@ -7484,38 +7381,57 @@
           <w:b/>
           <w:bCs/>
         </w:rPr>
-        <w:t xml:space="preserve">Score two separate things.</w:t>
-      </w:r>
-      <w:r>
-        <w:t xml:space="preserve"> </w:t>
-      </w:r>
-      <w:r>
-        <w:t xml:space="preserve">A quality score, and a</w:t>
-      </w:r>
-      <w:r>
-        <w:t xml:space="preserve"> </w:t>
-      </w:r>
-      <w:r>
-        <w:rPr>
-          <w:b/>
-          <w:bCs/>
-        </w:rPr>
-        <w:t xml:space="preserve">binary fatal-flaw verdict</w:t>
-      </w:r>
-      <w:r>
-        <w:t xml:space="preserve">. A fatal flaw</w:t>
-      </w:r>
-      <w:r>
-        <w:t xml:space="preserve"> </w:t>
-      </w:r>
-      <w:r>
-        <w:t xml:space="preserve">vetoes regardless of score, because an averaged score hides a disqualifying defect -- which is the</w:t>
-      </w:r>
-      <w:r>
-        <w:t xml:space="preserve"> </w:t>
-      </w:r>
-      <w:r>
-        <w:t xml:space="preserve">first failure mode of panel review.</w:t>
+        <w:t xml:space="preserve">Rule.</w:t>
+      </w:r>
+      <w:r>
+        <w:t xml:space="preserve"> </w:t>
+      </w:r>
+      <w:r>
+        <w:t xml:space="preserve">Report</w:t>
+      </w:r>
+      <w:r>
+        <w:t xml:space="preserve"> </w:t>
+      </w:r>
+      <w:r>
+        <w:rPr>
+          <w:b/>
+          <w:bCs/>
+        </w:rPr>
+        <w:t xml:space="preserve">candidate</w:t>
+      </w:r>
+      <w:r>
+        <w:t xml:space="preserve"> </w:t>
+      </w:r>
+      <w:r>
+        <w:t xml:space="preserve">and</w:t>
+      </w:r>
+      <w:r>
+        <w:t xml:space="preserve"> </w:t>
+      </w:r>
+      <w:r>
+        <w:rPr>
+          <w:b/>
+          <w:bCs/>
+        </w:rPr>
+        <w:t xml:space="preserve">confirmed</w:t>
+      </w:r>
+      <w:r>
+        <w:t xml:space="preserve"> </w:t>
+      </w:r>
+      <w:r>
+        <w:t xml:space="preserve">as separate numbers so the sweep's yield is visible,</w:t>
+      </w:r>
+      <w:r>
+        <w:t xml:space="preserve"> </w:t>
+      </w:r>
+      <w:r>
+        <w:t xml:space="preserve">and make the confirmation step adversarial in the same sense as the verification pass -- a confirmer</w:t>
+      </w:r>
+      <w:r>
+        <w:t xml:space="preserve"> </w:t>
+      </w:r>
+      <w:r>
+        <w:t xml:space="preserve">asked to agree will agree.</w:t>
       </w:r>
     </w:p>
     <w:p>
@@ -7523,223 +7439,23 @@
         <w:pStyle w:val="BodyText"/>
       </w:pPr>
       <w:r>
-        <w:rPr>
-          <w:b/>
-          <w:bCs/>
-        </w:rPr>
-        <w:t xml:space="preserve">Do not treat the winner as the answer.</w:t>
-      </w:r>
-      <w:r>
-        <w:t xml:space="preserve"> </w:t>
-      </w:r>
-      <w:r>
-        <w:t xml:space="preserve">In the run this was drawn from, only one proposal was free</w:t>
-      </w:r>
-      <w:r>
-        <w:t xml:space="preserve"> </w:t>
-      </w:r>
-      <w:r>
-        <w:t xml:space="preserve">of fatal flaws. The final design was that proposal's spine with specific ideas</w:t>
-      </w:r>
-      <w:r>
-        <w:t xml:space="preserve"> </w:t>
-      </w:r>
-      <w:r>
-        <w:rPr>
-          <w:b/>
-          <w:bCs/>
-        </w:rPr>
-        <w:t xml:space="preserve">grafted from</w:t>
-      </w:r>
-      <w:r>
-        <w:rPr>
-          <w:b/>
-          <w:bCs/>
-        </w:rPr>
-        <w:t xml:space="preserve"> </w:t>
-      </w:r>
-      <w:r>
-        <w:rPr>
-          <w:b/>
-          <w:bCs/>
-        </w:rPr>
-        <w:t xml:space="preserve">proposals that had lost</w:t>
-      </w:r>
-      <w:r>
-        <w:t xml:space="preserve">, and every fatal flaw was explicitly resolved rather than averaged away.</w:t>
-      </w:r>
-      <w:r>
-        <w:t xml:space="preserve"> </w:t>
-      </w:r>
-      <w:r>
-        <w:t xml:space="preserve">Discarding the losers' good ideas is the second failure mode of panel review.</w:t>
-      </w:r>
-    </w:p>
-    <w:bookmarkEnd w:id="66"/>
-    <w:bookmarkStart w:id="67" w:name="reading-a-split-verdict"/>
-    <w:p>
-      <w:pPr>
-        <w:pStyle w:val="Heading3"/>
-      </w:pPr>
-      <w:r>
-        <w:t xml:space="preserve">Reading a split verdict</w:t>
-      </w:r>
-    </w:p>
-    <w:p>
-      <w:pPr>
-        <w:pStyle w:val="FirstParagraph"/>
-      </w:pPr>
-      <w:r>
-        <w:t xml:space="preserve">On a split, the useful output is</w:t>
-      </w:r>
-      <w:r>
-        <w:t xml:space="preserve"> </w:t>
-      </w:r>
-      <w:r>
-        <w:rPr>
-          <w:b/>
-          <w:bCs/>
-        </w:rPr>
-        <w:t xml:space="preserve">not a tally</w:t>
-      </w:r>
-      <w:r>
-        <w:t xml:space="preserve">. It is the strongest surviving objection: carry it</w:t>
-      </w:r>
-      <w:r>
-        <w:t xml:space="preserve"> </w:t>
-      </w:r>
-      <w:r>
-        <w:t xml:space="preserve">forward and resolve it by name.</w:t>
-      </w:r>
-    </w:p>
-    <w:p>
-      <w:pPr>
-        <w:pStyle w:val="BodyText"/>
-      </w:pPr>
-      <w:r>
-        <w:t xml:space="preserve">Where a residual risk cannot be closed, document it honestly -- for instance as no worse than the</w:t>
-      </w:r>
-      <w:r>
-        <w:t xml:space="preserve"> </w:t>
-      </w:r>
-      <w:r>
-        <w:t xml:space="preserve">behavior that already ships -- and make it visible rather than claiming it closed. A residual risk</w:t>
-      </w:r>
-      <w:r>
-        <w:t xml:space="preserve"> </w:t>
-      </w:r>
-      <w:r>
-        <w:t xml:space="preserve">that is named survives review; one that is quietly absorbed resurfaces as an incident.</w:t>
+        <w:t xml:space="preserve">The residual risk after confirmation is usually not a wrong finding. It is a control implemented</w:t>
+      </w:r>
+      <w:r>
+        <w:t xml:space="preserve"> </w:t>
+      </w:r>
+      <w:r>
+        <w:t xml:space="preserve">exactly where it was prompted and missing at its siblings, which is why control parity is a review</w:t>
+      </w:r>
+      <w:r>
+        <w:t xml:space="preserve"> </w:t>
+      </w:r>
+      <w:r>
+        <w:t xml:space="preserve">gate and not an afterthought.</w:t>
       </w:r>
     </w:p>
     <w:bookmarkEnd w:id="67"/>
-    <w:bookmarkStart w:id="68" w:name="Xe80e84b8ec542a724a79a3d12007e191a1375c8"/>
-    <w:p>
-      <w:pPr>
-        <w:pStyle w:val="Heading3"/>
-      </w:pPr>
-      <w:r>
-        <w:t xml:space="preserve">Findings from a sweep are candidates, not findings</w:t>
-      </w:r>
-    </w:p>
-    <w:p>
-      <w:pPr>
-        <w:pStyle w:val="FirstParagraph"/>
-      </w:pPr>
-      <w:r>
-        <w:t xml:space="preserve">Anything an agent sweep surfaces is a candidate. Run each through independent confirmation before it</w:t>
-      </w:r>
-      <w:r>
-        <w:t xml:space="preserve"> </w:t>
-      </w:r>
-      <w:r>
-        <w:t xml:space="preserve">enters a register, a report or a fix queue, and expect a substantial fraction not to survive.</w:t>
-      </w:r>
-    </w:p>
-    <w:p>
-      <w:pPr>
-        <w:pStyle w:val="BodyText"/>
-      </w:pPr>
-      <w:r>
-        <w:rPr>
-          <w:b/>
-          <w:bCs/>
-        </w:rPr>
-        <w:t xml:space="preserve">Rule.</w:t>
-      </w:r>
-      <w:r>
-        <w:t xml:space="preserve"> </w:t>
-      </w:r>
-      <w:r>
-        <w:t xml:space="preserve">Report</w:t>
-      </w:r>
-      <w:r>
-        <w:t xml:space="preserve"> </w:t>
-      </w:r>
-      <w:r>
-        <w:rPr>
-          <w:b/>
-          <w:bCs/>
-        </w:rPr>
-        <w:t xml:space="preserve">candidate</w:t>
-      </w:r>
-      <w:r>
-        <w:t xml:space="preserve"> </w:t>
-      </w:r>
-      <w:r>
-        <w:t xml:space="preserve">and</w:t>
-      </w:r>
-      <w:r>
-        <w:t xml:space="preserve"> </w:t>
-      </w:r>
-      <w:r>
-        <w:rPr>
-          <w:b/>
-          <w:bCs/>
-        </w:rPr>
-        <w:t xml:space="preserve">confirmed</w:t>
-      </w:r>
-      <w:r>
-        <w:t xml:space="preserve"> </w:t>
-      </w:r>
-      <w:r>
-        <w:t xml:space="preserve">as separate numbers so the sweep's yield is visible,</w:t>
-      </w:r>
-      <w:r>
-        <w:t xml:space="preserve"> </w:t>
-      </w:r>
-      <w:r>
-        <w:t xml:space="preserve">and make the confirmation step adversarial in the same sense as the verification pass -- a confirmer</w:t>
-      </w:r>
-      <w:r>
-        <w:t xml:space="preserve"> </w:t>
-      </w:r>
-      <w:r>
-        <w:t xml:space="preserve">asked to agree will agree.</w:t>
-      </w:r>
-    </w:p>
-    <w:p>
-      <w:pPr>
-        <w:pStyle w:val="BodyText"/>
-      </w:pPr>
-      <w:r>
-        <w:t xml:space="preserve">The residual risk after confirmation is usually not a wrong finding. It is a control implemented</w:t>
-      </w:r>
-      <w:r>
-        <w:t xml:space="preserve"> </w:t>
-      </w:r>
-      <w:r>
-        <w:t xml:space="preserve">exactly where it was prompted and missing at its siblings, which is why control parity is a review</w:t>
-      </w:r>
-      <w:r>
-        <w:t xml:space="preserve"> </w:t>
-      </w:r>
-      <w:r>
-        <w:t xml:space="preserve">gate and not an afterthought.</w:t>
-      </w:r>
-    </w:p>
-    <w:bookmarkEnd w:id="68"/>
-    <w:bookmarkStart w:id="69" w:name="X8a341e323e6b6469a3c837823c1876a7ff56671"/>
+    <w:bookmarkStart w:id="68" w:name="X8a341e323e6b6469a3c837823c1876a7ff56671"/>
     <w:p>
       <w:pPr>
         <w:pStyle w:val="Heading3"/>
@@ -7962,8 +7678,8 @@
         <w:t xml:space="preserve">than leaving a session-wide maximum-effort setting on.</w:t>
       </w:r>
     </w:p>
-    <w:bookmarkEnd w:id="69"/>
-    <w:bookmarkStart w:id="71" w:name="cost-posture-and-the-stop-rule"/>
+    <w:bookmarkEnd w:id="68"/>
+    <w:bookmarkStart w:id="70" w:name="cost-posture-and-the-stop-rule"/>
     <w:p>
       <w:pPr>
         <w:pStyle w:val="Heading3"/>
@@ -7998,7 +7714,7 @@
         <w:pStyle w:val="Compact"/>
         <w:numPr>
           <w:ilvl w:val="0"/>
-          <w:numId w:val="1014"/>
+          <w:numId w:val="1013"/>
         </w:numPr>
       </w:pPr>
       <w:r>
@@ -8032,7 +7748,7 @@
         <w:pStyle w:val="Compact"/>
         <w:numPr>
           <w:ilvl w:val="0"/>
-          <w:numId w:val="1014"/>
+          <w:numId w:val="1013"/>
         </w:numPr>
       </w:pPr>
       <w:r>
@@ -8051,7 +7767,7 @@
         <w:pStyle w:val="Compact"/>
         <w:numPr>
           <w:ilvl w:val="0"/>
-          <w:numId w:val="1014"/>
+          <w:numId w:val="1013"/>
         </w:numPr>
       </w:pPr>
       <w:r>
@@ -8085,7 +7801,7 @@
         <w:pStyle w:val="Compact"/>
         <w:numPr>
           <w:ilvl w:val="0"/>
-          <w:numId w:val="1014"/>
+          <w:numId w:val="1013"/>
         </w:numPr>
       </w:pPr>
       <w:r>
@@ -8112,7 +7828,7 @@
       <w:r>
         <w:t xml:space="preserve"> </w:t>
       </w:r>
-      <w:hyperlink r:id="rId70">
+      <w:hyperlink r:id="rId69">
         <w:r>
           <w:rPr>
             <w:rStyle w:val="Hyperlink"/>
@@ -8124,8 +7840,8 @@
         <w:t xml:space="preserve">.</w:t>
       </w:r>
     </w:p>
-    <w:bookmarkEnd w:id="71"/>
-    <w:bookmarkStart w:id="74" w:name="X8c83f0d7bf446daca8250c58437d12927e9cd05"/>
+    <w:bookmarkEnd w:id="70"/>
+    <w:bookmarkStart w:id="73" w:name="X8c83f0d7bf446daca8250c58437d12927e9cd05"/>
     <w:p>
       <w:pPr>
         <w:pStyle w:val="Heading3"/>
@@ -8206,7 +7922,7 @@
       <w:r>
         <w:t xml:space="preserve"> </w:t>
       </w:r>
-      <w:hyperlink r:id="rId72">
+      <w:hyperlink r:id="rId71">
         <w:r>
           <w:rPr>
             <w:rStyle w:val="Hyperlink"/>
@@ -8223,7 +7939,7 @@
       <w:r>
         <w:t xml:space="preserve"> </w:t>
       </w:r>
-      <w:hyperlink r:id="rId41">
+      <w:hyperlink r:id="rId40">
         <w:r>
           <w:rPr>
             <w:rStyle w:val="Hyperlink"/>
@@ -8243,7 +7959,7 @@
       <w:r>
         <w:t xml:space="preserve"> </w:t>
       </w:r>
-      <w:hyperlink r:id="rId73">
+      <w:hyperlink r:id="rId72">
         <w:r>
           <w:rPr>
             <w:rStyle w:val="Hyperlink"/>
@@ -8262,9 +7978,9 @@
         </w:pict>
       </w:r>
     </w:p>
+    <w:bookmarkEnd w:id="73"/>
     <w:bookmarkEnd w:id="74"/>
-    <w:bookmarkEnd w:id="75"/>
-    <w:bookmarkStart w:id="76" w:name="X2552572225595e8bea6a5efd7db793b9dcc1f94"/>
+    <w:bookmarkStart w:id="75" w:name="X2552572225595e8bea6a5efd7db793b9dcc1f94"/>
     <w:p>
       <w:pPr>
         <w:pStyle w:val="Heading2"/>
@@ -8990,8 +8706,8 @@
         </w:pict>
       </w:r>
     </w:p>
-    <w:bookmarkEnd w:id="76"/>
-    <w:bookmarkStart w:id="77" w:name="adapting-this-to-your-project"/>
+    <w:bookmarkEnd w:id="75"/>
+    <w:bookmarkStart w:id="76" w:name="adapting-this-to-your-project"/>
     <w:p>
       <w:pPr>
         <w:pStyle w:val="Heading2"/>
@@ -9010,6 +8726,152 @@
           <w:bCs/>
         </w:rPr>
         <w:t xml:space="preserve">What you must change.</w:t>
+      </w:r>
+    </w:p>
+    <w:p>
+      <w:pPr>
+        <w:pStyle w:val="Compact"/>
+        <w:numPr>
+          <w:ilvl w:val="0"/>
+          <w:numId w:val="1014"/>
+        </w:numPr>
+      </w:pPr>
+      <w:r>
+        <w:rPr>
+          <w:b/>
+          <w:bCs/>
+        </w:rPr>
+        <w:t xml:space="preserve">The two axis definitions.</w:t>
+      </w:r>
+      <w:r>
+        <w:t xml:space="preserve"> </w:t>
+      </w:r>
+      <w:r>
+        <w:t xml:space="preserve">Reach and sensitivity are named generically here on purpose. Write</w:t>
+      </w:r>
+      <w:r>
+        <w:t xml:space="preserve"> </w:t>
+      </w:r>
+      <w:r>
+        <w:t xml:space="preserve">the levels in your own domain's vocabulary, and make the sensitivity axis mean the thing your</w:t>
+      </w:r>
+      <w:r>
+        <w:t xml:space="preserve"> </w:t>
+      </w:r>
+      <w:r>
+        <w:t xml:space="preserve">regulator, your customers or your risk register actually cares about.</w:t>
+      </w:r>
+    </w:p>
+    <w:p>
+      <w:pPr>
+        <w:pStyle w:val="Compact"/>
+        <w:numPr>
+          <w:ilvl w:val="0"/>
+          <w:numId w:val="1014"/>
+        </w:numPr>
+      </w:pPr>
+      <w:r>
+        <w:rPr>
+          <w:b/>
+          <w:bCs/>
+        </w:rPr>
+        <w:t xml:space="preserve">The tier names, if they mislead.</w:t>
+      </w:r>
+      <w:r>
+        <w:t xml:space="preserve"> </w:t>
+      </w:r>
+      <w:r>
+        <w:t xml:space="preserve">Four tiers is enough; the labels are not load-bearing.</w:t>
+      </w:r>
+    </w:p>
+    <w:p>
+      <w:pPr>
+        <w:pStyle w:val="Compact"/>
+        <w:numPr>
+          <w:ilvl w:val="0"/>
+          <w:numId w:val="1014"/>
+        </w:numPr>
+      </w:pPr>
+      <w:r>
+        <w:rPr>
+          <w:b/>
+          <w:bCs/>
+        </w:rPr>
+        <w:t xml:space="preserve">The contents of the verification-gate row.</w:t>
+      </w:r>
+      <w:r>
+        <w:t xml:space="preserve"> </w:t>
+      </w:r>
+      <w:r>
+        <w:t xml:space="preserve">Which analyzers, which audits, which command -- those</w:t>
+      </w:r>
+      <w:r>
+        <w:t xml:space="preserve"> </w:t>
+      </w:r>
+      <w:r>
+        <w:t xml:space="preserve">are yours. What is not yours to change is that they are deterministic and blocking.</w:t>
+      </w:r>
+    </w:p>
+    <w:p>
+      <w:pPr>
+        <w:pStyle w:val="Compact"/>
+        <w:numPr>
+          <w:ilvl w:val="0"/>
+          <w:numId w:val="1014"/>
+        </w:numPr>
+      </w:pPr>
+      <w:r>
+        <w:rPr>
+          <w:b/>
+          <w:bCs/>
+        </w:rPr>
+        <w:t xml:space="preserve">The floor's first row.</w:t>
+      </w:r>
+      <w:r>
+        <w:t xml:space="preserve"> </w:t>
+      </w:r>
+      <w:r>
+        <w:t xml:space="preserve">"Restricted data" has to be defined for your context, concretely enough</w:t>
+      </w:r>
+      <w:r>
+        <w:t xml:space="preserve"> </w:t>
+      </w:r>
+      <w:r>
+        <w:t xml:space="preserve">that someone can decide in seconds whether a payload qualifies.</w:t>
+      </w:r>
+    </w:p>
+    <w:p>
+      <w:pPr>
+        <w:pStyle w:val="Compact"/>
+        <w:numPr>
+          <w:ilvl w:val="0"/>
+          <w:numId w:val="1014"/>
+        </w:numPr>
+      </w:pPr>
+      <w:r>
+        <w:rPr>
+          <w:b/>
+          <w:bCs/>
+        </w:rPr>
+        <w:t xml:space="preserve">The deviations register's contents.</w:t>
+      </w:r>
+      <w:r>
+        <w:t xml:space="preserve"> </w:t>
+      </w:r>
+      <w:r>
+        <w:t xml:space="preserve">Yours will differ. Keep the four fields.</w:t>
+      </w:r>
+    </w:p>
+    <w:p>
+      <w:pPr>
+        <w:pStyle w:val="FirstParagraph"/>
+      </w:pPr>
+      <w:r>
+        <w:rPr>
+          <w:b/>
+          <w:bCs/>
+        </w:rPr>
+        <w:t xml:space="preserve">What you must not weaken.</w:t>
       </w:r>
     </w:p>
     <w:p>
@@ -9025,25 +8887,19 @@
           <w:b/>
           <w:bCs/>
         </w:rPr>
-        <w:t xml:space="preserve">The two axis definitions.</w:t>
-      </w:r>
-      <w:r>
-        <w:t xml:space="preserve"> </w:t>
-      </w:r>
-      <w:r>
-        <w:t xml:space="preserve">Reach and sensitivity are named generically here on purpose. Write</w:t>
-      </w:r>
-      <w:r>
-        <w:t xml:space="preserve"> </w:t>
-      </w:r>
-      <w:r>
-        <w:t xml:space="preserve">the levels in your own domain's vocabulary, and make the sensitivity axis mean the thing your</w:t>
-      </w:r>
-      <w:r>
-        <w:t xml:space="preserve"> </w:t>
-      </w:r>
-      <w:r>
-        <w:t xml:space="preserve">regulator, your customers or your risk register actually cares about.</w:t>
+        <w:t xml:space="preserve">The gate definition.</w:t>
+      </w:r>
+      <w:r>
+        <w:t xml:space="preserve"> </w:t>
+      </w:r>
+      <w:r>
+        <w:t xml:space="preserve">The moment an AI-run review counts as a gate, the whole structure is</w:t>
+      </w:r>
+      <w:r>
+        <w:t xml:space="preserve"> </w:t>
+      </w:r>
+      <w:r>
+        <w:t xml:space="preserve">decorative. Advisory input a human arbitrates is the strongest form it may take.</w:t>
       </w:r>
     </w:p>
     <w:p>
@@ -9059,13 +8915,19 @@
           <w:b/>
           <w:bCs/>
         </w:rPr>
-        <w:t xml:space="preserve">The tier names, if they mislead.</w:t>
-      </w:r>
-      <w:r>
-        <w:t xml:space="preserve"> </w:t>
-      </w:r>
-      <w:r>
-        <w:t xml:space="preserve">Four tiers is enough; the labels are not load-bearing.</w:t>
+        <w:t xml:space="preserve">The fail-closed resolver.</w:t>
+      </w:r>
+      <w:r>
+        <w:t xml:space="preserve"> </w:t>
+      </w:r>
+      <w:r>
+        <w:t xml:space="preserve">A resolver that resolves ambiguity downward is not a classifier, it is</w:t>
+      </w:r>
+      <w:r>
+        <w:t xml:space="preserve"> </w:t>
+      </w:r>
+      <w:r>
+        <w:t xml:space="preserve">a permission slip.</w:t>
       </w:r>
     </w:p>
     <w:p>
@@ -9081,19 +8943,19 @@
           <w:b/>
           <w:bCs/>
         </w:rPr>
-        <w:t xml:space="preserve">The contents of the verification-gate row.</w:t>
-      </w:r>
-      <w:r>
-        <w:t xml:space="preserve"> </w:t>
-      </w:r>
-      <w:r>
-        <w:t xml:space="preserve">Which analyzers, which audits, which command -- those</w:t>
-      </w:r>
-      <w:r>
-        <w:t xml:space="preserve"> </w:t>
-      </w:r>
-      <w:r>
-        <w:t xml:space="preserve">are yours. What is not yours to change is that they are deterministic and blocking.</w:t>
+        <w:t xml:space="preserve">The floor's independence from tier.</w:t>
+      </w:r>
+      <w:r>
+        <w:t xml:space="preserve"> </w:t>
+      </w:r>
+      <w:r>
+        <w:t xml:space="preserve">The reason each floor item exists is unrelated to blast</w:t>
+      </w:r>
+      <w:r>
+        <w:t xml:space="preserve"> </w:t>
+      </w:r>
+      <w:r>
+        <w:t xml:space="preserve">radius, which is precisely why "it is only a prototype" is when they get broken.</w:t>
       </w:r>
     </w:p>
     <w:p>
@@ -9109,19 +8971,19 @@
           <w:b/>
           <w:bCs/>
         </w:rPr>
-        <w:t xml:space="preserve">The floor's first row.</w:t>
-      </w:r>
-      <w:r>
-        <w:t xml:space="preserve"> </w:t>
-      </w:r>
-      <w:r>
-        <w:t xml:space="preserve">"Restricted data" has to be defined for your context, concretely enough</w:t>
-      </w:r>
-      <w:r>
-        <w:t xml:space="preserve"> </w:t>
-      </w:r>
-      <w:r>
-        <w:t xml:space="preserve">that someone can decide in seconds whether a payload qualifies.</w:t>
+        <w:t xml:space="preserve">The recorded reason.</w:t>
+      </w:r>
+      <w:r>
+        <w:t xml:space="preserve"> </w:t>
+      </w:r>
+      <w:r>
+        <w:t xml:space="preserve">A tier with no recorded reason is unreviewable, and an unreviewable</w:t>
+      </w:r>
+      <w:r>
+        <w:t xml:space="preserve"> </w:t>
+      </w:r>
+      <w:r>
+        <w:t xml:space="preserve">classification is indistinguishable from no classification at all.</w:t>
       </w:r>
     </w:p>
     <w:p>
@@ -9137,13 +8999,53 @@
           <w:b/>
           <w:bCs/>
         </w:rPr>
-        <w:t xml:space="preserve">The deviations register's contents.</w:t>
-      </w:r>
-      <w:r>
-        <w:t xml:space="preserve"> </w:t>
-      </w:r>
-      <w:r>
-        <w:t xml:space="preserve">Yours will differ. Keep the four fields.</w:t>
+        <w:t xml:space="preserve">The wording table.</w:t>
+      </w:r>
+      <w:r>
+        <w:t xml:space="preserve"> </w:t>
+      </w:r>
+      <w:r>
+        <w:t xml:space="preserve">Softening one row of it is how a compensating control becomes an audit in</w:t>
+      </w:r>
+      <w:r>
+        <w:t xml:space="preserve"> </w:t>
+      </w:r>
+      <w:r>
+        <w:t xml:space="preserve">the reader's mind, and nobody involved will notice the day it happens.</w:t>
+      </w:r>
+    </w:p>
+    <w:p>
+      <w:pPr>
+        <w:pStyle w:val="Compact"/>
+        <w:numPr>
+          <w:ilvl w:val="0"/>
+          <w:numId w:val="1015"/>
+        </w:numPr>
+      </w:pPr>
+      <w:r>
+        <w:rPr>
+          <w:b/>
+          <w:bCs/>
+        </w:rPr>
+        <w:t xml:space="preserve">Independence in the verification pass.</w:t>
+      </w:r>
+      <w:r>
+        <w:t xml:space="preserve"> </w:t>
+      </w:r>
+      <w:r>
+        <w:t xml:space="preserve">A "second opinion" from the same context is the thing</w:t>
+      </w:r>
+      <w:r>
+        <w:t xml:space="preserve"> </w:t>
+      </w:r>
+      <w:r>
+        <w:t xml:space="preserve">the pass exists to replace. If you cannot afford independence, run no pass and say so, rather than</w:t>
+      </w:r>
+      <w:r>
+        <w:t xml:space="preserve"> </w:t>
+      </w:r>
+      <w:r>
+        <w:t xml:space="preserve">running a pass that cannot find anything.</w:t>
       </w:r>
     </w:p>
     <w:p>
@@ -9155,7 +9057,72 @@
           <w:b/>
           <w:bCs/>
         </w:rPr>
-        <w:t xml:space="preserve">What you must not weaken.</w:t>
+        <w:t xml:space="preserve">One structural note.</w:t>
+      </w:r>
+      <w:r>
+        <w:t xml:space="preserve"> </w:t>
+      </w:r>
+      <w:r>
+        <w:t xml:space="preserve">Where a control is already owned by another document,</w:t>
+      </w:r>
+      <w:r>
+        <w:t xml:space="preserve"> </w:t>
+      </w:r>
+      <w:r>
+        <w:rPr>
+          <w:b/>
+          <w:bCs/>
+        </w:rPr>
+        <w:t xml:space="preserve">point at the owner</w:t>
+      </w:r>
+      <w:r>
+        <w:rPr>
+          <w:b/>
+          <w:bCs/>
+        </w:rPr>
+        <w:t xml:space="preserve"> </w:t>
+      </w:r>
+      <w:r>
+        <w:rPr>
+          <w:b/>
+          <w:bCs/>
+        </w:rPr>
+        <w:t xml:space="preserve">and check only that it is present</w:t>
+      </w:r>
+      <w:r>
+        <w:t xml:space="preserve"> </w:t>
+      </w:r>
+      <w:r>
+        <w:t xml:space="preserve">-- do not restate the control. That is why several sections above</w:t>
+      </w:r>
+      <w:r>
+        <w:t xml:space="preserve"> </w:t>
+      </w:r>
+      <w:r>
+        <w:t xml:space="preserve">are three lines and a link. A standard that restates its neighbours grows two copies of every rule,</w:t>
+      </w:r>
+      <w:r>
+        <w:t xml:space="preserve"> </w:t>
+      </w:r>
+      <w:r>
+        <w:t xml:space="preserve">and the copy that drifts is always the one nobody is testing.</w:t>
+      </w:r>
+    </w:p>
+    <w:p>
+      <w:r>
+        <w:pict>
+          <v:rect style="width:0;height:1.5pt" o:hralign="center" o:hrstd="t" o:hr="t"/>
+        </w:pict>
+      </w:r>
+    </w:p>
+    <w:bookmarkEnd w:id="76"/>
+    <w:bookmarkStart w:id="77" w:name="related"/>
+    <w:p>
+      <w:pPr>
+        <w:pStyle w:val="Heading2"/>
+      </w:pPr>
+      <w:r>
+        <w:t xml:space="preserve">Related</w:t>
       </w:r>
     </w:p>
     <w:p>
@@ -9166,258 +9133,7 @@
           <w:numId w:val="1016"/>
         </w:numPr>
       </w:pPr>
-      <w:r>
-        <w:rPr>
-          <w:b/>
-          <w:bCs/>
-        </w:rPr>
-        <w:t xml:space="preserve">The gate definition.</w:t>
-      </w:r>
-      <w:r>
-        <w:t xml:space="preserve"> </w:t>
-      </w:r>
-      <w:r>
-        <w:t xml:space="preserve">The moment an AI-run review counts as a gate, the whole structure is</w:t>
-      </w:r>
-      <w:r>
-        <w:t xml:space="preserve"> </w:t>
-      </w:r>
-      <w:r>
-        <w:t xml:space="preserve">decorative. Advisory input a human arbitrates is the strongest form it may take.</w:t>
-      </w:r>
-    </w:p>
-    <w:p>
-      <w:pPr>
-        <w:pStyle w:val="Compact"/>
-        <w:numPr>
-          <w:ilvl w:val="0"/>
-          <w:numId w:val="1016"/>
-        </w:numPr>
-      </w:pPr>
-      <w:r>
-        <w:rPr>
-          <w:b/>
-          <w:bCs/>
-        </w:rPr>
-        <w:t xml:space="preserve">The fail-closed resolver.</w:t>
-      </w:r>
-      <w:r>
-        <w:t xml:space="preserve"> </w:t>
-      </w:r>
-      <w:r>
-        <w:t xml:space="preserve">A resolver that resolves ambiguity downward is not a classifier, it is</w:t>
-      </w:r>
-      <w:r>
-        <w:t xml:space="preserve"> </w:t>
-      </w:r>
-      <w:r>
-        <w:t xml:space="preserve">a permission slip.</w:t>
-      </w:r>
-    </w:p>
-    <w:p>
-      <w:pPr>
-        <w:pStyle w:val="Compact"/>
-        <w:numPr>
-          <w:ilvl w:val="0"/>
-          <w:numId w:val="1016"/>
-        </w:numPr>
-      </w:pPr>
-      <w:r>
-        <w:rPr>
-          <w:b/>
-          <w:bCs/>
-        </w:rPr>
-        <w:t xml:space="preserve">The floor's independence from tier.</w:t>
-      </w:r>
-      <w:r>
-        <w:t xml:space="preserve"> </w:t>
-      </w:r>
-      <w:r>
-        <w:t xml:space="preserve">The reason each floor item exists is unrelated to blast</w:t>
-      </w:r>
-      <w:r>
-        <w:t xml:space="preserve"> </w:t>
-      </w:r>
-      <w:r>
-        <w:t xml:space="preserve">radius, which is precisely why "it is only a prototype" is when they get broken.</w:t>
-      </w:r>
-    </w:p>
-    <w:p>
-      <w:pPr>
-        <w:pStyle w:val="Compact"/>
-        <w:numPr>
-          <w:ilvl w:val="0"/>
-          <w:numId w:val="1016"/>
-        </w:numPr>
-      </w:pPr>
-      <w:r>
-        <w:rPr>
-          <w:b/>
-          <w:bCs/>
-        </w:rPr>
-        <w:t xml:space="preserve">The recorded reason.</w:t>
-      </w:r>
-      <w:r>
-        <w:t xml:space="preserve"> </w:t>
-      </w:r>
-      <w:r>
-        <w:t xml:space="preserve">A tier with no recorded reason is unreviewable, and an unreviewable</w:t>
-      </w:r>
-      <w:r>
-        <w:t xml:space="preserve"> </w:t>
-      </w:r>
-      <w:r>
-        <w:t xml:space="preserve">classification is indistinguishable from no classification at all.</w:t>
-      </w:r>
-    </w:p>
-    <w:p>
-      <w:pPr>
-        <w:pStyle w:val="Compact"/>
-        <w:numPr>
-          <w:ilvl w:val="0"/>
-          <w:numId w:val="1016"/>
-        </w:numPr>
-      </w:pPr>
-      <w:r>
-        <w:rPr>
-          <w:b/>
-          <w:bCs/>
-        </w:rPr>
-        <w:t xml:space="preserve">The wording table.</w:t>
-      </w:r>
-      <w:r>
-        <w:t xml:space="preserve"> </w:t>
-      </w:r>
-      <w:r>
-        <w:t xml:space="preserve">Softening one row of it is how a compensating control becomes an audit in</w:t>
-      </w:r>
-      <w:r>
-        <w:t xml:space="preserve"> </w:t>
-      </w:r>
-      <w:r>
-        <w:t xml:space="preserve">the reader's mind, and nobody involved will notice the day it happens.</w:t>
-      </w:r>
-    </w:p>
-    <w:p>
-      <w:pPr>
-        <w:pStyle w:val="Compact"/>
-        <w:numPr>
-          <w:ilvl w:val="0"/>
-          <w:numId w:val="1016"/>
-        </w:numPr>
-      </w:pPr>
-      <w:r>
-        <w:rPr>
-          <w:b/>
-          <w:bCs/>
-        </w:rPr>
-        <w:t xml:space="preserve">Independence in the verification pass.</w:t>
-      </w:r>
-      <w:r>
-        <w:t xml:space="preserve"> </w:t>
-      </w:r>
-      <w:r>
-        <w:t xml:space="preserve">A "second opinion" from the same context is the thing</w:t>
-      </w:r>
-      <w:r>
-        <w:t xml:space="preserve"> </w:t>
-      </w:r>
-      <w:r>
-        <w:t xml:space="preserve">the pass exists to replace. If you cannot afford independence, run no pass and say so, rather than</w:t>
-      </w:r>
-      <w:r>
-        <w:t xml:space="preserve"> </w:t>
-      </w:r>
-      <w:r>
-        <w:t xml:space="preserve">running a pass that cannot find anything.</w:t>
-      </w:r>
-    </w:p>
-    <w:p>
-      <w:pPr>
-        <w:pStyle w:val="FirstParagraph"/>
-      </w:pPr>
-      <w:r>
-        <w:rPr>
-          <w:b/>
-          <w:bCs/>
-        </w:rPr>
-        <w:t xml:space="preserve">One structural note.</w:t>
-      </w:r>
-      <w:r>
-        <w:t xml:space="preserve"> </w:t>
-      </w:r>
-      <w:r>
-        <w:t xml:space="preserve">Where a control is already owned by another document,</w:t>
-      </w:r>
-      <w:r>
-        <w:t xml:space="preserve"> </w:t>
-      </w:r>
-      <w:r>
-        <w:rPr>
-          <w:b/>
-          <w:bCs/>
-        </w:rPr>
-        <w:t xml:space="preserve">point at the owner</w:t>
-      </w:r>
-      <w:r>
-        <w:rPr>
-          <w:b/>
-          <w:bCs/>
-        </w:rPr>
-        <w:t xml:space="preserve"> </w:t>
-      </w:r>
-      <w:r>
-        <w:rPr>
-          <w:b/>
-          <w:bCs/>
-        </w:rPr>
-        <w:t xml:space="preserve">and check only that it is present</w:t>
-      </w:r>
-      <w:r>
-        <w:t xml:space="preserve"> </w:t>
-      </w:r>
-      <w:r>
-        <w:t xml:space="preserve">-- do not restate the control. That is why several sections above</w:t>
-      </w:r>
-      <w:r>
-        <w:t xml:space="preserve"> </w:t>
-      </w:r>
-      <w:r>
-        <w:t xml:space="preserve">are three lines and a link. A standard that restates its neighbours grows two copies of every rule,</w:t>
-      </w:r>
-      <w:r>
-        <w:t xml:space="preserve"> </w:t>
-      </w:r>
-      <w:r>
-        <w:t xml:space="preserve">and the copy that drifts is always the one nobody is testing.</w:t>
-      </w:r>
-    </w:p>
-    <w:p>
-      <w:r>
-        <w:pict>
-          <v:rect style="width:0;height:1.5pt" o:hralign="center" o:hrstd="t" o:hr="t"/>
-        </w:pict>
-      </w:r>
-    </w:p>
-    <w:bookmarkEnd w:id="77"/>
-    <w:bookmarkStart w:id="78" w:name="related"/>
-    <w:p>
-      <w:pPr>
-        <w:pStyle w:val="Heading2"/>
-      </w:pPr>
-      <w:r>
-        <w:t xml:space="preserve">Related</w:t>
-      </w:r>
-    </w:p>
-    <w:p>
-      <w:pPr>
-        <w:pStyle w:val="Compact"/>
-        <w:numPr>
-          <w:ilvl w:val="0"/>
-          <w:numId w:val="1017"/>
-        </w:numPr>
-      </w:pPr>
-      <w:hyperlink r:id="rId18">
+      <w:hyperlink r:id="rId17">
         <w:r>
           <w:rPr>
             <w:rStyle w:val="Hyperlink"/>
@@ -9443,10 +9159,10 @@
         <w:pStyle w:val="Compact"/>
         <w:numPr>
           <w:ilvl w:val="0"/>
-          <w:numId w:val="1017"/>
+          <w:numId w:val="1016"/>
         </w:numPr>
       </w:pPr>
-      <w:hyperlink r:id="rId15">
+      <w:hyperlink r:id="rId14">
         <w:r>
           <w:rPr>
             <w:rStyle w:val="Hyperlink"/>
@@ -9472,10 +9188,10 @@
         <w:pStyle w:val="Compact"/>
         <w:numPr>
           <w:ilvl w:val="0"/>
-          <w:numId w:val="1017"/>
+          <w:numId w:val="1016"/>
         </w:numPr>
       </w:pPr>
-      <w:hyperlink r:id="rId63">
+      <w:hyperlink r:id="rId62">
         <w:r>
           <w:rPr>
             <w:rStyle w:val="Hyperlink"/>
@@ -9501,10 +9217,10 @@
         <w:pStyle w:val="Compact"/>
         <w:numPr>
           <w:ilvl w:val="0"/>
-          <w:numId w:val="1017"/>
+          <w:numId w:val="1016"/>
         </w:numPr>
       </w:pPr>
-      <w:hyperlink r:id="rId46">
+      <w:hyperlink r:id="rId45">
         <w:r>
           <w:rPr>
             <w:rStyle w:val="Hyperlink"/>
@@ -9530,10 +9246,10 @@
         <w:pStyle w:val="Compact"/>
         <w:numPr>
           <w:ilvl w:val="0"/>
-          <w:numId w:val="1017"/>
+          <w:numId w:val="1016"/>
         </w:numPr>
       </w:pPr>
-      <w:hyperlink r:id="rId41">
+      <w:hyperlink r:id="rId40">
         <w:r>
           <w:rPr>
             <w:rStyle w:val="Hyperlink"/>
@@ -9550,7 +9266,7 @@
       <w:r>
         <w:t xml:space="preserve"> </w:t>
       </w:r>
-      <w:hyperlink r:id="rId72">
+      <w:hyperlink r:id="rId71">
         <w:r>
           <w:rPr>
             <w:rStyle w:val="Hyperlink"/>
@@ -9576,10 +9292,10 @@
         <w:pStyle w:val="Compact"/>
         <w:numPr>
           <w:ilvl w:val="0"/>
-          <w:numId w:val="1017"/>
+          <w:numId w:val="1016"/>
         </w:numPr>
       </w:pPr>
-      <w:hyperlink r:id="rId70">
+      <w:hyperlink r:id="rId69">
         <w:r>
           <w:rPr>
             <w:rStyle w:val="Hyperlink"/>
@@ -9594,8 +9310,8 @@
         <w:t xml:space="preserve">-- deciding whether you can afford a run, honestly</w:t>
       </w:r>
     </w:p>
+    <w:bookmarkEnd w:id="77"/>
     <w:bookmarkEnd w:id="78"/>
-    <w:bookmarkEnd w:id="79"/>
     <w:sectPr>
       <w:footnotePr>
         <w:numRestart w:val="eachSect"/>
@@ -9901,9 +9617,6 @@
     <w:abstractNumId w:val="991"/>
   </w:num>
   <w:num w:numId="1002">
-    <w:abstractNumId w:val="991"/>
-  </w:num>
-  <w:num w:numId="1003">
     <w:abstractNumId w:val="99411"/>
     <w:lvlOverride w:ilvl="0">
       <w:startOverride w:val="1"/>
@@ -9933,13 +9646,13 @@
       <w:startOverride w:val="1"/>
     </w:lvlOverride>
   </w:num>
+  <w:num w:numId="1003">
+    <w:abstractNumId w:val="991"/>
+  </w:num>
   <w:num w:numId="1004">
     <w:abstractNumId w:val="991"/>
   </w:num>
   <w:num w:numId="1005">
-    <w:abstractNumId w:val="991"/>
-  </w:num>
-  <w:num w:numId="1006">
     <w:abstractNumId w:val="99411"/>
     <w:lvlOverride w:ilvl="0">
       <w:startOverride w:val="1"/>
@@ -9969,6 +9682,9 @@
       <w:startOverride w:val="1"/>
     </w:lvlOverride>
   </w:num>
+  <w:num w:numId="1006">
+    <w:abstractNumId w:val="991"/>
+  </w:num>
   <w:num w:numId="1007">
     <w:abstractNumId w:val="991"/>
   </w:num>
@@ -9979,9 +9695,6 @@
     <w:abstractNumId w:val="991"/>
   </w:num>
   <w:num w:numId="1010">
-    <w:abstractNumId w:val="991"/>
-  </w:num>
-  <w:num w:numId="1011">
     <w:abstractNumId w:val="99411"/>
     <w:lvlOverride w:ilvl="0">
       <w:startOverride w:val="1"/>
@@ -10011,6 +9724,9 @@
       <w:startOverride w:val="1"/>
     </w:lvlOverride>
   </w:num>
+  <w:num w:numId="1011">
+    <w:abstractNumId w:val="991"/>
+  </w:num>
   <w:num w:numId="1012">
     <w:abstractNumId w:val="991"/>
   </w:num>
@@ -10024,9 +9740,6 @@
     <w:abstractNumId w:val="991"/>
   </w:num>
   <w:num w:numId="1016">
-    <w:abstractNumId w:val="991"/>
-  </w:num>
-  <w:num w:numId="1017">
     <w:abstractNumId w:val="991"/>
   </w:num>
 </w:numbering>

--- a/docs/standards/word/AI-ASSISTED-DEVELOPMENT.docx
+++ b/docs/standards/word/AI-ASSISTED-DEVELOPMENT.docx
@@ -1501,23 +1501,7 @@
             <w:i/>
             <w:iCs/>
           </w:rPr>
-          <w:t xml:space="preserve">"Do not claim a speed or</w:t>
-        </w:r>
-        <w:r>
-          <w:rPr>
-            <w:rStyle w:val="Hyperlink"/>
-            <w:i/>
-            <w:iCs/>
-          </w:rPr>
-          <w:t xml:space="preserve"> </w:t>
-        </w:r>
-        <w:r>
-          <w:rPr>
-            <w:rStyle w:val="Hyperlink"/>
-            <w:i/>
-            <w:iCs/>
-          </w:rPr>
-          <w:t xml:space="preserve">quality gain you have not measured here"</w:t>
+          <w:t xml:space="preserve">"Do not claim a speed or quality gain you have not measured here"</w:t>
         </w:r>
       </w:hyperlink>
       <w:r>
@@ -1541,13 +1525,13 @@
         <w:t xml:space="preserve"> </w:t>
       </w:r>
       <w:r>
-        <w:t xml:space="preserve">applies to</w:t>
-      </w:r>
-      <w:r>
-        <w:t xml:space="preserve"> </w:t>
-      </w:r>
-      <w:r>
-        <w:t xml:space="preserve">your impressions of the loop, not only to published figures.</w:t>
+        <w:t xml:space="preserve">applies to your impressions of the loop, not only to</w:t>
+      </w:r>
+      <w:r>
+        <w:t xml:space="preserve"> </w:t>
+      </w:r>
+      <w:r>
+        <w:t xml:space="preserve">published figures.</w:t>
       </w:r>
     </w:p>
     <w:p>
@@ -5568,19 +5552,7 @@
           <w:rPr>
             <w:rStyle w:val="Hyperlink"/>
           </w:rPr>
-          <w:t xml:space="preserve">CI and</w:t>
-        </w:r>
-        <w:r>
-          <w:rPr>
-            <w:rStyle w:val="Hyperlink"/>
-          </w:rPr>
-          <w:t xml:space="preserve"> </w:t>
-        </w:r>
-        <w:r>
-          <w:rPr>
-            <w:rStyle w:val="Hyperlink"/>
-          </w:rPr>
-          <w:t xml:space="preserve">standards</w:t>
+          <w:t xml:space="preserve">CI and standards</w:t>
         </w:r>
       </w:hyperlink>
       <w:r>
@@ -5804,19 +5776,7 @@
           <w:rPr>
             <w:rStyle w:val="Hyperlink"/>
           </w:rPr>
-          <w:t xml:space="preserve">CI and</w:t>
-        </w:r>
-        <w:r>
-          <w:rPr>
-            <w:rStyle w:val="Hyperlink"/>
-          </w:rPr>
-          <w:t xml:space="preserve"> </w:t>
-        </w:r>
-        <w:r>
-          <w:rPr>
-            <w:rStyle w:val="Hyperlink"/>
-          </w:rPr>
-          <w:t xml:space="preserve">standards</w:t>
+          <w:t xml:space="preserve">CI and standards</w:t>
         </w:r>
       </w:hyperlink>
       <w:r>
@@ -5827,24 +5787,16 @@
           <w:i/>
           <w:iCs/>
         </w:rPr>
-        <w:t xml:space="preserve">"Measure the adoption of a convention before citing it as</w:t>
-      </w:r>
-      <w:r>
-        <w:rPr>
-          <w:i/>
-          <w:iCs/>
-        </w:rPr>
-        <w:t xml:space="preserve"> </w:t>
-      </w:r>
-      <w:r>
-        <w:rPr>
-          <w:i/>
-          <w:iCs/>
-        </w:rPr>
-        <w:t xml:space="preserve">evidence"</w:t>
-      </w:r>
-      <w:r>
-        <w:t xml:space="preserve">. The two deltas above are the parts specific to a provenance trailer.</w:t>
+        <w:t xml:space="preserve">"Measure the adoption of a convention before citing it as evidence"</w:t>
+      </w:r>
+      <w:r>
+        <w:t xml:space="preserve">. The two deltas above are the</w:t>
+      </w:r>
+      <w:r>
+        <w:t xml:space="preserve"> </w:t>
+      </w:r>
+      <w:r>
+        <w:t xml:space="preserve">parts specific to a provenance trailer.</w:t>
       </w:r>
     </w:p>
     <w:p>

--- a/docs/standards/word/AI-ASSISTED-DEVELOPMENT.docx
+++ b/docs/standards/word/AI-ASSISTED-DEVELOPMENT.docx
@@ -1217,23 +1217,7 @@
             <w:i/>
             <w:iCs/>
           </w:rPr>
-          <w:t xml:space="preserve">"Do not claim a speed or</w:t>
-        </w:r>
-        <w:r>
-          <w:rPr>
-            <w:rStyle w:val="Hyperlink"/>
-            <w:i/>
-            <w:iCs/>
-          </w:rPr>
-          <w:t xml:space="preserve"> </w:t>
-        </w:r>
-        <w:r>
-          <w:rPr>
-            <w:rStyle w:val="Hyperlink"/>
-            <w:i/>
-            <w:iCs/>
-          </w:rPr>
-          <w:t xml:space="preserve">quality gain you have not measured here"</w:t>
+          <w:t xml:space="preserve">"Do not claim a speed or quality gain you have not measured here"</w:t>
         </w:r>
       </w:hyperlink>
       <w:r>
@@ -1257,13 +1241,13 @@
         <w:t xml:space="preserve"> </w:t>
       </w:r>
       <w:r>
-        <w:t xml:space="preserve">applies to</w:t>
-      </w:r>
-      <w:r>
-        <w:t xml:space="preserve"> </w:t>
-      </w:r>
-      <w:r>
-        <w:t xml:space="preserve">your impressions of the loop, not only to published figures.</w:t>
+        <w:t xml:space="preserve">applies to your impressions of the loop, not only to</w:t>
+      </w:r>
+      <w:r>
+        <w:t xml:space="preserve"> </w:t>
+      </w:r>
+      <w:r>
+        <w:t xml:space="preserve">published figures.</w:t>
       </w:r>
     </w:p>
     <w:p>
@@ -5284,19 +5268,7 @@
           <w:rPr>
             <w:rStyle w:val="Hyperlink"/>
           </w:rPr>
-          <w:t xml:space="preserve">CI and</w:t>
-        </w:r>
-        <w:r>
-          <w:rPr>
-            <w:rStyle w:val="Hyperlink"/>
-          </w:rPr>
-          <w:t xml:space="preserve"> </w:t>
-        </w:r>
-        <w:r>
-          <w:rPr>
-            <w:rStyle w:val="Hyperlink"/>
-          </w:rPr>
-          <w:t xml:space="preserve">standards</w:t>
+          <w:t xml:space="preserve">CI and standards</w:t>
         </w:r>
       </w:hyperlink>
       <w:r>
@@ -5520,19 +5492,7 @@
           <w:rPr>
             <w:rStyle w:val="Hyperlink"/>
           </w:rPr>
-          <w:t xml:space="preserve">CI and</w:t>
-        </w:r>
-        <w:r>
-          <w:rPr>
-            <w:rStyle w:val="Hyperlink"/>
-          </w:rPr>
-          <w:t xml:space="preserve"> </w:t>
-        </w:r>
-        <w:r>
-          <w:rPr>
-            <w:rStyle w:val="Hyperlink"/>
-          </w:rPr>
-          <w:t xml:space="preserve">standards</w:t>
+          <w:t xml:space="preserve">CI and standards</w:t>
         </w:r>
       </w:hyperlink>
       <w:r>
@@ -5543,24 +5503,16 @@
           <w:i/>
           <w:iCs/>
         </w:rPr>
-        <w:t xml:space="preserve">"Measure the adoption of a convention before citing it as</w:t>
-      </w:r>
-      <w:r>
-        <w:rPr>
-          <w:i/>
-          <w:iCs/>
-        </w:rPr>
-        <w:t xml:space="preserve"> </w:t>
-      </w:r>
-      <w:r>
-        <w:rPr>
-          <w:i/>
-          <w:iCs/>
-        </w:rPr>
-        <w:t xml:space="preserve">evidence"</w:t>
-      </w:r>
-      <w:r>
-        <w:t xml:space="preserve">. The two deltas above are the parts specific to a provenance trailer.</w:t>
+        <w:t xml:space="preserve">"Measure the adoption of a convention before citing it as evidence"</w:t>
+      </w:r>
+      <w:r>
+        <w:t xml:space="preserve">. The two deltas above are the</w:t>
+      </w:r>
+      <w:r>
+        <w:t xml:space="preserve"> </w:t>
+      </w:r>
+      <w:r>
+        <w:t xml:space="preserve">parts specific to a provenance trailer.</w:t>
       </w:r>
     </w:p>
     <w:p>
